--- a/docs/SIMF-HLD-004-MoD-HLD-External-v1.4.docx
+++ b/docs/SIMF-HLD-004-MoD-HLD-External-v1.4.docx
@@ -3231,7 +3231,7 @@
                 <w:b/>
                 <w:sz w:val="24"/>
               </w:rPr>
-              <w:t>HSA zone. Everything that holds or processes SIMF data sits here, and none of it can reach the internet: the API (SIMF.Api, four stateless nodes behind an internal load balancer), the GPT OSS 120B inference endpoint on the on-site LLM server, the on-site SMTP relay, MinIO object storage and the databases. SQL Server 2022 Enterprise runs in an AlwaysOn Availability Group, a read-write primary and up to two readable secondaries reached through a listener that sends writes to the primary and read-only queries to a secondary; both databases run in the group with synchronous commit and automatic failover. The API is the only caller of the databases, the LLM server, the mail relay and MinIO.</w:t>
+              <w:t>HSA zone. Everything that holds or processes SIMF data sits here, and none of it can reach the internet: the API (SIMF.Api, four stateless nodes behind an internal load balancer), the GPT OSS 120B inference endpoint on the on-site LLM server, the on-site SMTP relay, MinIO object storage and the databases. SQL Server 2022 Enterprise runs in an AlwaysOn Availability Group, a read-write primary and one readable secondary reached through a listener that sends writes to the primary and read-only queries to a secondary; both databases run in the group with synchronous commit and automatic failover. The API is the only caller of the databases, the LLM server, the mail relay and MinIO.</w:t>
             </w:r>
           </w:p>
           <w:p>
@@ -4048,8 +4048,7 @@
               <w:rPr>
                 <w:sz w:val="24"/>
               </w:rPr>
-              <w:lastRenderedPageBreak/>
-              <w:t>•  The workload is read-heavy and cacheable. Reads are served by the readable secondary replicas and a per-node in-memory cache; the primary handles writes and cache misses.</w:t>
+              <w:t>•  The workload is read-heavy and cacheable. Reads are served by the readable secondary and a per-node in-memory cache; the primary handles writes and cache misses.</w:t>
             </w:r>
           </w:p>
           <w:p>
@@ -5153,7 +5152,7 @@
               <w:rPr>
                 <w:sz w:val="24"/>
               </w:rPr>
-              <w:t>Figure 2, component and interaction view, shows every component (four clients, the four internal layers of the SIMF.Api process, the shared libraries, the log collector, the two databases and the file store) and labels every call with its protocol and port. The LLM server and the SMTP relay are on-site infrastructure rather than components designed as part of this solution, so they appear in the data flow of Figure 3 and in the Communication Requirements Matrix in section 2.8, and deliberately not in the component view.</w:t>
+              <w:t>Figure 2, component and interaction view, shows every component (four clients, the four internal layers of the SIMF.Api process, the shared libraries, the log collector, the two databases and MinIO) and labels every call with its protocol and port. The LLM server and the SMTP relay are on-site infrastructure rather than components designed as part of this solution, so they appear in the data flow of Figure 3 and in the Communication Requirements Matrix in section 2.8, and deliberately not in the component view.</w:t>
             </w:r>
           </w:p>
           <w:p>
@@ -7748,12 +7747,7 @@
                 <w:b/>
                 <w:sz w:val="24"/>
               </w:rPr>
-              <w:t>SIMF response. Both are internal and both are hosted in the SSA zone. They are internal services rather than deployed application tiers, so each is listed in the communication requirements matrix with its protocol and port rather than drawn as its own hosting server.</w:t>
-            </w:r>
-            <w:r>
-              <w:rPr>
-                <w:sz w:val="24"/>
-              </w:rPr>
+              <w:t>SIMF response. They differ, and Figure 1 shows the difference. The mail relay is an on-site server in the HSA zone and is drawn as its own box: SIMF.Api reaches it over SMTP with STARTTLS on TCP 587, and nothing else calls it. The log collector is an integration rather than a SIMF server, so it is not drawn; the application hosts ship syslog over TLS on TCP 6514 to the ministry collector. Both carry their protocol and port in the communication requirements matrix in section 2.8.</w:t>
             </w:r>
           </w:p>
           <w:p>
@@ -7779,7 +7773,7 @@
               <w:rPr>
                 <w:sz w:val="24"/>
               </w:rPr>
-              <w:t>Log collector and SIEM: hosted in the SSA zone and receiving syslog over TLS on TCP 6514 from the application hosts. Fifteen Sigma 2.x detection rules are supplied with the system. One point of precision: the application writes structured events to rolling log files, and forwarding those files to the collector is performed by a host log shipper configured at deployment, not by an application sink. It is therefore an operational deployment step, and it is listed as such.</w:t>
+              <w:t>Log collector and SIEM: the application hosts ship syslog over TLS on TCP 6514 to the ministry collector. It is an integration rather than a SIMF server, so Figure 1 does not draw it. Fifteen hosts. Fifteen Sigma 2.x detection rules are supplied with the system. One point of precision: the application writes structured events to rolling log files, and forwarding those files to the collector is performed by a host log shipper configured at deployment, not by an application sink. It is therefore an operational deployment step, and it is listed as such.</w:t>
             </w:r>
           </w:p>
           <w:p>
@@ -8133,7 +8127,7 @@
               <w:rPr>
                 <w:sz w:val="24"/>
               </w:rPr>
-              <w:t>•  Database: Microsoft SQL Server 2022. Production runs the Enterprise edition in an AlwaysOn Availability Group: a read-write primary and up to two readable secondaries behind a listener, giving both automatic failover and read scale-out. Development and test use a single Standard-edition instance.</w:t>
+              <w:t>•  Database: Microsoft SQL Server 2022. Production runs the Enterprise edition in an AlwaysOn Availability Group: a read-write primary and one readable secondary behind a listener, giving both automatic failover and read scale-out. Development and test use a single Standard-edition instance.</w:t>
             </w:r>
           </w:p>
           <w:p>
@@ -10905,7 +10899,7 @@
               <w:rPr>
                 <w:sz w:val="24"/>
               </w:rPr>
-              <w:t>•  A read-write primary and up to two readable secondaries run with synchronous commit and automatic failover. Both databases run in the group; the listener routes writes to the primary and read-only queries to a secondary. A file-share witness holds the cluster quorum. Development and test use a single Standard-edition node.</w:t>
+              <w:t>•  A read-write primary and one readable secondary run with synchronous commit and automatic failover. Both databases run in the group; the listener routes writes to the primary and read-only queries to a secondary. The cluster quorum uses a witness configured with the site. Development and test use a single Standard-edition node.</w:t>
             </w:r>
           </w:p>
           <w:p>
@@ -11252,7 +11246,7 @@
               <w:rPr>
                 <w:sz w:val="24"/>
               </w:rPr>
-              <w:t>•  Database tier: the Enterprise Availability Group scales the read-heavy load on its readable secondaries as well as vertically (more CPU, RAM and faster storage). Development and test use a single Standard node.</w:t>
+              <w:t>•  Database tier: the Enterprise Availability Group scales the read-heavy load on its readable secondary as well as vertically (more CPU, RAM and faster storage). Development and test use a single Standard node.</w:t>
             </w:r>
           </w:p>
           <w:p>

--- a/docs/SIMF-HLD-004-MoD-HLD-External-v1.4.docx
+++ b/docs/SIMF-HLD-004-MoD-HLD-External-v1.4.docx
@@ -3424,7 +3424,7 @@
                     <w:rPr>
                       <w:sz w:val="16"/>
                     </w:rPr>
-                    <w:t>SSA edge</w:t>
+                    <w:t>SSA perimeter</w:t>
                   </w:r>
                 </w:p>
               </w:tc>
@@ -3442,7 +3442,7 @@
                     <w:rPr>
                       <w:sz w:val="16"/>
                     </w:rPr>
-                    <w:t>2 (active/standby)</w:t>
+                    <w:t>1</w:t>
                   </w:r>
                 </w:p>
               </w:tc>
@@ -3460,7 +3460,7 @@
                     <w:rPr>
                       <w:sz w:val="16"/>
                     </w:rPr>
-                    <w:t>appliance or VM pair</w:t>
+                    <w:t>appliance or VM</w:t>
                   </w:r>
                 </w:p>
               </w:tc>
@@ -3478,7 +3478,375 @@
                     <w:rPr>
                       <w:sz w:val="16"/>
                     </w:rPr>
-                    <w:t>TLS termination, OWASP web-application-firewall, layer-7 load balancing, WebSocket-aware, health probes; tuned for tens of thousands of long-lived connections.</w:t>
+                    <w:t>TLS termination, OWASP filtering, distribution to the presentation tier</w:t>
+                  </w:r>
+                </w:p>
+              </w:tc>
+            </w:tr>
+            <w:tr>
+              <w:tc>
+                <w:tcPr>
+                  <w:tcW w:w="2160" w:type="dxa"/>
+                </w:tcPr>
+                <w:p>
+                  <w:pPr>
+                    <w:framePr w:hSpace="180" w:wrap="around" w:vAnchor="page" w:hAnchor="margin" w:xAlign="center" w:y="3301"/>
+                    <w:bidi w:val="0"/>
+                    <w:jc w:val="left"/>
+                  </w:pPr>
+                  <w:r>
+                    <w:rPr>
+                      <w:sz w:val="16"/>
+                    </w:rPr>
+                    <w:t>Mobile edge, SIMF.MobileEdge</w:t>
+                  </w:r>
+                </w:p>
+              </w:tc>
+              <w:tc>
+                <w:tcPr>
+                  <w:tcW w:w="1008" w:type="dxa"/>
+                </w:tcPr>
+                <w:p>
+                  <w:pPr>
+                    <w:framePr w:hSpace="180" w:wrap="around" w:vAnchor="page" w:hAnchor="margin" w:xAlign="center" w:y="3301"/>
+                    <w:bidi w:val="0"/>
+                    <w:jc w:val="left"/>
+                  </w:pPr>
+                  <w:r>
+                    <w:rPr>
+                      <w:sz w:val="16"/>
+                    </w:rPr>
+                    <w:t>SSA presentation</w:t>
+                  </w:r>
+                </w:p>
+              </w:tc>
+              <w:tc>
+                <w:tcPr>
+                  <w:tcW w:w="1368" w:type="dxa"/>
+                </w:tcPr>
+                <w:p>
+                  <w:pPr>
+                    <w:framePr w:hSpace="180" w:wrap="around" w:vAnchor="page" w:hAnchor="margin" w:xAlign="center" w:y="3301"/>
+                    <w:bidi w:val="0"/>
+                    <w:jc w:val="left"/>
+                  </w:pPr>
+                  <w:r>
+                    <w:rPr>
+                      <w:sz w:val="16"/>
+                    </w:rPr>
+                    <w:t>to be confirmed with the site</w:t>
+                  </w:r>
+                </w:p>
+              </w:tc>
+              <w:tc>
+                <w:tcPr>
+                  <w:tcW w:w="1944" w:type="dxa"/>
+                </w:tcPr>
+                <w:p>
+                  <w:pPr>
+                    <w:framePr w:hSpace="180" w:wrap="around" w:vAnchor="page" w:hAnchor="margin" w:xAlign="center" w:y="3301"/>
+                    <w:bidi w:val="0"/>
+                    <w:jc w:val="left"/>
+                  </w:pPr>
+                  <w:r>
+                    <w:rPr>
+                      <w:sz w:val="16"/>
+                    </w:rPr>
+                    <w:t>to be confirmed with the site</w:t>
+                  </w:r>
+                </w:p>
+              </w:tc>
+              <w:tc>
+                <w:tcPr>
+                  <w:tcW w:w="2664" w:type="dxa"/>
+                </w:tcPr>
+                <w:p>
+                  <w:pPr>
+                    <w:framePr w:hSpace="180" w:wrap="around" w:vAnchor="page" w:hAnchor="margin" w:xAlign="center" w:y="3301"/>
+                    <w:bidi w:val="0"/>
+                    <w:jc w:val="left"/>
+                  </w:pPr>
+                  <w:r>
+                    <w:rPr>
+                      <w:sz w:val="16"/>
+                    </w:rPr>
+                    <w:t>Mobile presentation tier; the app never calls the API directly</w:t>
+                  </w:r>
+                </w:p>
+              </w:tc>
+            </w:tr>
+            <w:tr>
+              <w:tc>
+                <w:tcPr>
+                  <w:tcW w:w="2160" w:type="dxa"/>
+                </w:tcPr>
+                <w:p>
+                  <w:pPr>
+                    <w:framePr w:hSpace="180" w:wrap="around" w:vAnchor="page" w:hAnchor="margin" w:xAlign="center" w:y="3301"/>
+                    <w:bidi w:val="0"/>
+                    <w:jc w:val="left"/>
+                  </w:pPr>
+                  <w:r>
+                    <w:rPr>
+                      <w:sz w:val="16"/>
+                    </w:rPr>
+                    <w:t>Website tier, SIMF.Web</w:t>
+                  </w:r>
+                </w:p>
+              </w:tc>
+              <w:tc>
+                <w:tcPr>
+                  <w:tcW w:w="1008" w:type="dxa"/>
+                </w:tcPr>
+                <w:p>
+                  <w:pPr>
+                    <w:framePr w:hSpace="180" w:wrap="around" w:vAnchor="page" w:hAnchor="margin" w:xAlign="center" w:y="3301"/>
+                    <w:bidi w:val="0"/>
+                    <w:jc w:val="left"/>
+                  </w:pPr>
+                  <w:r>
+                    <w:rPr>
+                      <w:sz w:val="16"/>
+                    </w:rPr>
+                    <w:t>SSA presentation</w:t>
+                  </w:r>
+                </w:p>
+              </w:tc>
+              <w:tc>
+                <w:tcPr>
+                  <w:tcW w:w="1368" w:type="dxa"/>
+                </w:tcPr>
+                <w:p>
+                  <w:pPr>
+                    <w:framePr w:hSpace="180" w:wrap="around" w:vAnchor="page" w:hAnchor="margin" w:xAlign="center" w:y="3301"/>
+                    <w:bidi w:val="0"/>
+                    <w:jc w:val="left"/>
+                  </w:pPr>
+                  <w:r>
+                    <w:rPr>
+                      <w:sz w:val="16"/>
+                    </w:rPr>
+                    <w:t>2</w:t>
+                  </w:r>
+                </w:p>
+              </w:tc>
+              <w:tc>
+                <w:tcPr>
+                  <w:tcW w:w="1944" w:type="dxa"/>
+                </w:tcPr>
+                <w:p>
+                  <w:pPr>
+                    <w:framePr w:hSpace="180" w:wrap="around" w:vAnchor="page" w:hAnchor="margin" w:xAlign="center" w:y="3301"/>
+                    <w:bidi w:val="0"/>
+                    <w:jc w:val="left"/>
+                  </w:pPr>
+                  <w:r>
+                    <w:rPr>
+                      <w:sz w:val="16"/>
+                    </w:rPr>
+                    <w:t>16 vCPU / 32 GB / 300 GB, Windows Server 2022</w:t>
+                  </w:r>
+                </w:p>
+              </w:tc>
+              <w:tc>
+                <w:tcPr>
+                  <w:tcW w:w="2664" w:type="dxa"/>
+                </w:tcPr>
+                <w:p>
+                  <w:pPr>
+                    <w:framePr w:hSpace="180" w:wrap="around" w:vAnchor="page" w:hAnchor="margin" w:xAlign="center" w:y="3301"/>
+                    <w:bidi w:val="0"/>
+                    <w:jc w:val="left"/>
+                  </w:pPr>
+                  <w:r>
+                    <w:rPr>
+                      <w:sz w:val="16"/>
+                    </w:rPr>
+                    <w:t>Blazor SSR, public and read-heavy</w:t>
+                  </w:r>
+                </w:p>
+              </w:tc>
+            </w:tr>
+            <w:tr>
+              <w:tc>
+                <w:tcPr>
+                  <w:tcW w:w="2160" w:type="dxa"/>
+                </w:tcPr>
+                <w:p>
+                  <w:pPr>
+                    <w:framePr w:hSpace="180" w:wrap="around" w:vAnchor="page" w:hAnchor="margin" w:xAlign="center" w:y="3301"/>
+                    <w:bidi w:val="0"/>
+                    <w:jc w:val="left"/>
+                  </w:pPr>
+                  <w:r>
+                    <w:rPr>
+                      <w:sz w:val="16"/>
+                    </w:rPr>
+                    <w:t>Admin tier, SIMF.ControlPanel</w:t>
+                  </w:r>
+                </w:p>
+              </w:tc>
+              <w:tc>
+                <w:tcPr>
+                  <w:tcW w:w="1008" w:type="dxa"/>
+                </w:tcPr>
+                <w:p>
+                  <w:pPr>
+                    <w:framePr w:hSpace="180" w:wrap="around" w:vAnchor="page" w:hAnchor="margin" w:xAlign="center" w:y="3301"/>
+                    <w:bidi w:val="0"/>
+                    <w:jc w:val="left"/>
+                  </w:pPr>
+                  <w:r>
+                    <w:rPr>
+                      <w:sz w:val="16"/>
+                    </w:rPr>
+                    <w:t>SSA presentation</w:t>
+                  </w:r>
+                </w:p>
+              </w:tc>
+              <w:tc>
+                <w:tcPr>
+                  <w:tcW w:w="1368" w:type="dxa"/>
+                </w:tcPr>
+                <w:p>
+                  <w:pPr>
+                    <w:framePr w:hSpace="180" w:wrap="around" w:vAnchor="page" w:hAnchor="margin" w:xAlign="center" w:y="3301"/>
+                    <w:bidi w:val="0"/>
+                    <w:jc w:val="left"/>
+                  </w:pPr>
+                  <w:r>
+                    <w:rPr>
+                      <w:sz w:val="16"/>
+                    </w:rPr>
+                    <w:t>2</w:t>
+                  </w:r>
+                </w:p>
+              </w:tc>
+              <w:tc>
+                <w:tcPr>
+                  <w:tcW w:w="1944" w:type="dxa"/>
+                </w:tcPr>
+                <w:p>
+                  <w:pPr>
+                    <w:framePr w:hSpace="180" w:wrap="around" w:vAnchor="page" w:hAnchor="margin" w:xAlign="center" w:y="3301"/>
+                    <w:bidi w:val="0"/>
+                    <w:jc w:val="left"/>
+                  </w:pPr>
+                  <w:r>
+                    <w:rPr>
+                      <w:sz w:val="16"/>
+                    </w:rPr>
+                    <w:t>16 vCPU / 32 GB / 300 GB, Windows Server 2022</w:t>
+                  </w:r>
+                </w:p>
+              </w:tc>
+              <w:tc>
+                <w:tcPr>
+                  <w:tcW w:w="2664" w:type="dxa"/>
+                </w:tcPr>
+                <w:p>
+                  <w:pPr>
+                    <w:framePr w:hSpace="180" w:wrap="around" w:vAnchor="page" w:hAnchor="margin" w:xAlign="center" w:y="3301"/>
+                    <w:bidi w:val="0"/>
+                    <w:jc w:val="left"/>
+                  </w:pPr>
+                  <w:r>
+                    <w:rPr>
+                      <w:sz w:val="16"/>
+                    </w:rPr>
+                    <w:t>Blazor Server with session affinity; makes the YouTube caption call</w:t>
+                  </w:r>
+                </w:p>
+              </w:tc>
+            </w:tr>
+            <w:tr>
+              <w:tc>
+                <w:tcPr>
+                  <w:tcW w:w="2160" w:type="dxa"/>
+                </w:tcPr>
+                <w:p>
+                  <w:pPr>
+                    <w:framePr w:hSpace="180" w:wrap="around" w:vAnchor="page" w:hAnchor="margin" w:xAlign="center" w:y="3301"/>
+                    <w:bidi w:val="0"/>
+                    <w:jc w:val="left"/>
+                  </w:pPr>
+                  <w:r>
+                    <w:rPr>
+                      <w:sz w:val="16"/>
+                    </w:rPr>
+                    <w:t>API load balancer</w:t>
+                  </w:r>
+                </w:p>
+              </w:tc>
+              <w:tc>
+                <w:tcPr>
+                  <w:tcW w:w="1008" w:type="dxa"/>
+                </w:tcPr>
+                <w:p>
+                  <w:pPr>
+                    <w:framePr w:hSpace="180" w:wrap="around" w:vAnchor="page" w:hAnchor="margin" w:xAlign="center" w:y="3301"/>
+                    <w:bidi w:val="0"/>
+                    <w:jc w:val="left"/>
+                  </w:pPr>
+                  <w:r>
+                    <w:rPr>
+                      <w:sz w:val="16"/>
+                    </w:rPr>
+                    <w:t>HSA application</w:t>
+                  </w:r>
+                </w:p>
+              </w:tc>
+              <w:tc>
+                <w:tcPr>
+                  <w:tcW w:w="1368" w:type="dxa"/>
+                </w:tcPr>
+                <w:p>
+                  <w:pPr>
+                    <w:framePr w:hSpace="180" w:wrap="around" w:vAnchor="page" w:hAnchor="margin" w:xAlign="center" w:y="3301"/>
+                    <w:bidi w:val="0"/>
+                    <w:jc w:val="left"/>
+                  </w:pPr>
+                  <w:r>
+                    <w:rPr>
+                      <w:sz w:val="16"/>
+                    </w:rPr>
+                    <w:t>1</w:t>
+                  </w:r>
+                </w:p>
+              </w:tc>
+              <w:tc>
+                <w:tcPr>
+                  <w:tcW w:w="1944" w:type="dxa"/>
+                </w:tcPr>
+                <w:p>
+                  <w:pPr>
+                    <w:framePr w:hSpace="180" w:wrap="around" w:vAnchor="page" w:hAnchor="margin" w:xAlign="center" w:y="3301"/>
+                    <w:bidi w:val="0"/>
+                    <w:jc w:val="left"/>
+                  </w:pPr>
+                  <w:r>
+                    <w:rPr>
+                      <w:sz w:val="16"/>
+                    </w:rPr>
+                    <w:t>appliance or VM</w:t>
+                  </w:r>
+                </w:p>
+              </w:tc>
+              <w:tc>
+                <w:tcPr>
+                  <w:tcW w:w="2664" w:type="dxa"/>
+                </w:tcPr>
+                <w:p>
+                  <w:pPr>
+                    <w:framePr w:hSpace="180" w:wrap="around" w:vAnchor="page" w:hAnchor="margin" w:xAlign="center" w:y="3301"/>
+                    <w:bidi w:val="0"/>
+                    <w:jc w:val="left"/>
+                  </w:pPr>
+                  <w:r>
+                    <w:rPr>
+                      <w:sz w:val="16"/>
+                    </w:rPr>
+                    <w:t>Distributes across the four API nodes</w:t>
                   </w:r>
                 </w:p>
               </w:tc>
@@ -3516,7 +3884,7 @@
                     <w:rPr>
                       <w:sz w:val="16"/>
                     </w:rPr>
-                    <w:t>SSA</w:t>
+                    <w:t>HSA application</w:t>
                   </w:r>
                 </w:p>
               </w:tc>
@@ -3534,7 +3902,7 @@
                     <w:rPr>
                       <w:sz w:val="16"/>
                     </w:rPr>
-                    <w:t>4 (N+1)</w:t>
+                    <w:t>4</w:t>
                   </w:r>
                 </w:p>
               </w:tc>
@@ -3552,7 +3920,7 @@
                     <w:rPr>
                       <w:sz w:val="16"/>
                     </w:rPr>
-                    <w:t>8 vCPU / 32 GB, Windows Server 2022</w:t>
+                    <w:t>16 vCPU / 32 GB / 300 GB, Windows Server 2022</w:t>
                   </w:r>
                 </w:p>
               </w:tc>
@@ -3570,7 +3938,7 @@
                     <w:rPr>
                       <w:sz w:val="16"/>
                     </w:rPr>
-                    <w:t>Stateless REST + SignalR. about 10,000 WebSocket connections/node, about a 40k ceiling; PBKDF2 auth is CPU-bound; per-node in-memory cache (section A.1).</w:t>
+                    <w:t>Stateless REST; runs the scheduled jobs in-process. No separate worker</w:t>
                   </w:r>
                 </w:p>
               </w:tc>
@@ -3590,7 +3958,7 @@
                     <w:rPr>
                       <w:sz w:val="16"/>
                     </w:rPr>
-                    <w:t>Website tier, SIMF.Web</w:t>
+                    <w:t>LLM server</w:t>
                   </w:r>
                 </w:p>
               </w:tc>
@@ -3608,7 +3976,7 @@
                     <w:rPr>
                       <w:sz w:val="16"/>
                     </w:rPr>
-                    <w:t>SSA</w:t>
+                    <w:t>HSA application</w:t>
                   </w:r>
                 </w:p>
               </w:tc>
@@ -3626,7 +3994,7 @@
                     <w:rPr>
                       <w:sz w:val="16"/>
                     </w:rPr>
-                    <w:t>2 (N+1)</w:t>
+                    <w:t>to be confirmed with the site</w:t>
                   </w:r>
                 </w:p>
               </w:tc>
@@ -3644,7 +4012,7 @@
                     <w:rPr>
                       <w:sz w:val="16"/>
                     </w:rPr>
-                    <w:t>4 vCPU / 16 GB</w:t>
+                    <w:t>to be confirmed with the site</w:t>
                   </w:r>
                 </w:p>
               </w:tc>
@@ -3662,7 +4030,7 @@
                     <w:rPr>
                       <w:sz w:val="16"/>
                     </w:rPr>
-                    <w:t>Blazor SSR, public and read-heavy; served from cache; session affinity at the LB.</w:t>
+                    <w:t>GPT OSS 120B behind an OpenAI-compatible API</w:t>
                   </w:r>
                 </w:p>
               </w:tc>
@@ -3682,7 +4050,7 @@
                     <w:rPr>
                       <w:sz w:val="16"/>
                     </w:rPr>
-                    <w:t>Admin tier, SIMF.ControlPanel</w:t>
+                    <w:t>Mail server</w:t>
                   </w:r>
                 </w:p>
               </w:tc>
@@ -3700,7 +4068,7 @@
                     <w:rPr>
                       <w:sz w:val="16"/>
                     </w:rPr>
-                    <w:t>SSA</w:t>
+                    <w:t>HSA application</w:t>
                   </w:r>
                 </w:p>
               </w:tc>
@@ -3718,7 +4086,7 @@
                     <w:rPr>
                       <w:sz w:val="16"/>
                     </w:rPr>
-                    <w:t>2 (N+1)</w:t>
+                    <w:t>to be confirmed with the site</w:t>
                   </w:r>
                 </w:p>
               </w:tc>
@@ -3736,7 +4104,7 @@
                     <w:rPr>
                       <w:sz w:val="16"/>
                     </w:rPr>
-                    <w:t>4 vCPU / 16 GB</w:t>
+                    <w:t>to be confirmed with the site</w:t>
                   </w:r>
                 </w:p>
               </w:tc>
@@ -3754,99 +4122,7 @@
                     <w:rPr>
                       <w:sz w:val="16"/>
                     </w:rPr>
-                    <w:t>Blazor Server, operator-scale; sticky SignalR circuits; HA for availability, not for load.</w:t>
-                  </w:r>
-                </w:p>
-              </w:tc>
-            </w:tr>
-            <w:tr>
-              <w:tc>
-                <w:tcPr>
-                  <w:tcW w:w="2160" w:type="dxa"/>
-                </w:tcPr>
-                <w:p>
-                  <w:pPr>
-                    <w:framePr w:hSpace="180" w:wrap="around" w:vAnchor="page" w:hAnchor="margin" w:xAlign="center" w:y="3301"/>
-                    <w:bidi w:val="0"/>
-                    <w:jc w:val="left"/>
-                  </w:pPr>
-                  <w:r>
-                    <w:rPr>
-                      <w:sz w:val="16"/>
-                    </w:rPr>
-                    <w:t>Background worker (scheduled jobs)</w:t>
-                  </w:r>
-                </w:p>
-              </w:tc>
-              <w:tc>
-                <w:tcPr>
-                  <w:tcW w:w="1008" w:type="dxa"/>
-                </w:tcPr>
-                <w:p>
-                  <w:pPr>
-                    <w:framePr w:hSpace="180" w:wrap="around" w:vAnchor="page" w:hAnchor="margin" w:xAlign="center" w:y="3301"/>
-                    <w:bidi w:val="0"/>
-                    <w:jc w:val="left"/>
-                  </w:pPr>
-                  <w:r>
-                    <w:rPr>
-                      <w:sz w:val="16"/>
-                    </w:rPr>
-                    <w:t>SSA</w:t>
-                  </w:r>
-                </w:p>
-              </w:tc>
-              <w:tc>
-                <w:tcPr>
-                  <w:tcW w:w="1368" w:type="dxa"/>
-                </w:tcPr>
-                <w:p>
-                  <w:pPr>
-                    <w:framePr w:hSpace="180" w:wrap="around" w:vAnchor="page" w:hAnchor="margin" w:xAlign="center" w:y="3301"/>
-                    <w:bidi w:val="0"/>
-                    <w:jc w:val="left"/>
-                  </w:pPr>
-                  <w:r>
-                    <w:rPr>
-                      <w:sz w:val="16"/>
-                    </w:rPr>
-                    <w:t>1 pinned + 1 standby</w:t>
-                  </w:r>
-                </w:p>
-              </w:tc>
-              <w:tc>
-                <w:tcPr>
-                  <w:tcW w:w="1944" w:type="dxa"/>
-                </w:tcPr>
-                <w:p>
-                  <w:pPr>
-                    <w:framePr w:hSpace="180" w:wrap="around" w:vAnchor="page" w:hAnchor="margin" w:xAlign="center" w:y="3301"/>
-                    <w:bidi w:val="0"/>
-                    <w:jc w:val="left"/>
-                  </w:pPr>
-                  <w:r>
-                    <w:rPr>
-                      <w:sz w:val="16"/>
-                    </w:rPr>
-                    <w:t>2 vCPU / 8 GB</w:t>
-                  </w:r>
-                </w:p>
-              </w:tc>
-              <w:tc>
-                <w:tcPr>
-                  <w:tcW w:w="2664" w:type="dxa"/>
-                </w:tcPr>
-                <w:p>
-                  <w:pPr>
-                    <w:framePr w:hSpace="180" w:wrap="around" w:vAnchor="page" w:hAnchor="margin" w:xAlign="center" w:y="3301"/>
-                    <w:bidi w:val="0"/>
-                    <w:jc w:val="left"/>
-                  </w:pPr>
-                  <w:r>
-                    <w:rPr>
-                      <w:sz w:val="16"/>
-                    </w:rPr>
-                    <w:t>One pinned instance runs the timer jobs (reminders, seat-hold expiry, rating prompts, daily NCA sweeps) and the e-mail queue drain (section A.2); today in-process in the API host, planned as a dedicated Windows Service. Live health is on the Control Panel and the /health check.</w:t>
+                    <w:t>On-site SMTP relay, STARTTLS on 587</w:t>
                   </w:r>
                 </w:p>
               </w:tc>
@@ -3884,7 +4160,7 @@
                     <w:rPr>
                       <w:sz w:val="16"/>
                     </w:rPr>
-                    <w:t>HSA</w:t>
+                    <w:t>HSA data</w:t>
                   </w:r>
                 </w:p>
               </w:tc>
@@ -3902,7 +4178,7 @@
                     <w:rPr>
                       <w:sz w:val="16"/>
                     </w:rPr>
-                    <w:t>2-3 (AlwaysOn AG)</w:t>
+                    <w:t>2 (AlwaysOn AG)</w:t>
                   </w:r>
                 </w:p>
               </w:tc>
@@ -3920,7 +4196,7 @@
                     <w:rPr>
                       <w:sz w:val="16"/>
                     </w:rPr>
-                    <w:t>16 vCPU / 128 GB, NVMe (data/log/tempdb split)</w:t>
+                    <w:t>8 vCPU / 64 GB / 2 TB, Windows Server 2022</w:t>
                   </w:r>
                 </w:p>
               </w:tc>
@@ -3938,7 +4214,7 @@
                     <w:rPr>
                       <w:sz w:val="16"/>
                     </w:rPr>
-                    <w:t>AlwaysOn AG: primary (read-write) + one or two readable secondaries (read-scale); synchronous commit + automatic failover; SignalR SQL backplane; WSFC + file-share witness.</w:t>
+                    <w:t>Primary plus one readable secondary; synchronous commit and automatic failover</w:t>
                   </w:r>
                 </w:p>
               </w:tc>
@@ -3958,7 +4234,7 @@
                     <w:rPr>
                       <w:sz w:val="16"/>
                     </w:rPr>
-                    <w:t>Shared encrypted file store</w:t>
+                    <w:t>MinIO object store</w:t>
                   </w:r>
                 </w:p>
               </w:tc>
@@ -3976,7 +4252,7 @@
                     <w:rPr>
                       <w:sz w:val="16"/>
                     </w:rPr>
-                    <w:t>HSA</w:t>
+                    <w:t>HSA data</w:t>
                   </w:r>
                 </w:p>
               </w:tc>
@@ -3994,7 +4270,7 @@
                     <w:rPr>
                       <w:sz w:val="16"/>
                     </w:rPr>
-                    <w:t>clustered / SMB share</w:t>
+                    <w:t>to be confirmed with the site</w:t>
                   </w:r>
                 </w:p>
               </w:tc>
@@ -4012,7 +4288,7 @@
                     <w:rPr>
                       <w:sz w:val="16"/>
                     </w:rPr>
-                    <w:t>shared storage</w:t>
+                    <w:t>to be confirmed with the site</w:t>
                   </w:r>
                 </w:p>
               </w:tc>
@@ -4030,7 +4306,7 @@
                     <w:rPr>
                       <w:sz w:val="16"/>
                     </w:rPr>
-                    <w:t>StoredFile bytes incl. PII identity documents; AES-256 envelope encryption at rest (per-file DEK, KEK from environment).</w:t>
+                    <w:t>Stored files over the S3 API, including encrypted identity documents</w:t>
                   </w:r>
                 </w:p>
               </w:tc>
@@ -6152,7 +6428,7 @@
                       <w:b/>
                       <w:sz w:val="18"/>
                     </w:rPr>
-                    <w:t>Fields sent once a provider is enabled</w:t>
+                    <w:t>Fields sent to the on-site model</w:t>
                   </w:r>
                 </w:p>
               </w:tc>
@@ -6274,7 +6550,7 @@
                       <w:b w:val="0"/>
                       <w:sz w:val="18"/>
                     </w:rPr>
-                    <w:t>Configured AI endpoint</w:t>
+                    <w:t>On-site LLM server (GPT OSS 120B)</w:t>
                   </w:r>
                 </w:p>
               </w:tc>
@@ -6316,7 +6592,7 @@
                       <w:b w:val="0"/>
                       <w:sz w:val="18"/>
                     </w:rPr>
-                    <w:t>the visitor question and the published FAQ entries</w:t>
+                    <w:t>the visitor question and the published FAQ entry</w:t>
                   </w:r>
                 </w:p>
               </w:tc>
@@ -6356,7 +6632,7 @@
                       <w:b w:val="0"/>
                       <w:sz w:val="18"/>
                     </w:rPr>
-                    <w:t>Configured AI endpoint</w:t>
+                    <w:t>On-site LLM server (GPT OSS 120B)</w:t>
                   </w:r>
                 </w:p>
               </w:tc>
@@ -6398,7 +6674,7 @@
                       <w:b w:val="0"/>
                       <w:sz w:val="18"/>
                     </w:rPr>
-                    <w:t>the visitor question and the public programme context</w:t>
+                    <w:t>the visitor question and the public programme content</w:t>
                   </w:r>
                 </w:p>
               </w:tc>
@@ -6438,7 +6714,7 @@
                       <w:b w:val="0"/>
                       <w:sz w:val="18"/>
                     </w:rPr>
-                    <w:t>Configured AI endpoint</w:t>
+                    <w:t>On-site LLM server (GPT OSS 120B)</w:t>
                   </w:r>
                 </w:p>
               </w:tc>
@@ -6460,7 +6736,7 @@
                       <w:b w:val="0"/>
                       <w:sz w:val="18"/>
                     </w:rPr>
-                    <w:t>Translation</w:t>
+                    <w:t>Subtitle translation</w:t>
                   </w:r>
                 </w:p>
               </w:tc>
@@ -6480,7 +6756,7 @@
                       <w:b w:val="0"/>
                       <w:sz w:val="18"/>
                     </w:rPr>
-                    <w:t>the source text and the target language</w:t>
+                    <w:t>the imported subtitle text and the target language</w:t>
                   </w:r>
                 </w:p>
               </w:tc>
@@ -6520,171 +6796,7 @@
                       <w:b w:val="0"/>
                       <w:sz w:val="18"/>
                     </w:rPr>
-                    <w:t>Configured AI endpoint</w:t>
-                  </w:r>
-                </w:p>
-              </w:tc>
-            </w:tr>
-            <w:tr>
-              <w:tc>
-                <w:tcPr>
-                  <w:tcW w:type="dxa" w:w="1656"/>
-                </w:tcPr>
-                <w:p>
-                  <w:pPr>
-                    <w:bidi w:val="0"/>
-                    <w:spacing w:before="20" w:after="20"/>
-                    <w:jc w:val="left"/>
-                  </w:pPr>
-                  <w:r>
-                    <w:rPr>
-                      <w:rFonts w:ascii="Sakkal Majalla" w:hAnsi="Sakkal Majalla" w:cs="Sakkal Majalla"/>
-                      <w:b w:val="0"/>
-                      <w:sz w:val="18"/>
-                    </w:rPr>
-                    <w:t>Live translation</w:t>
-                  </w:r>
-                </w:p>
-              </w:tc>
-              <w:tc>
-                <w:tcPr>
-                  <w:tcW w:type="dxa" w:w="3600"/>
-                </w:tcPr>
-                <w:p>
-                  <w:pPr>
-                    <w:bidi w:val="0"/>
-                    <w:spacing w:before="20" w:after="20"/>
-                    <w:jc w:val="left"/>
-                  </w:pPr>
-                  <w:r>
-                    <w:rPr>
-                      <w:rFonts w:ascii="Sakkal Majalla" w:hAnsi="Sakkal Majalla" w:cs="Sakkal Majalla"/>
-                      <w:b w:val="0"/>
-                      <w:sz w:val="18"/>
-                    </w:rPr>
-                    <w:t>the live caption line and the target language</w:t>
-                  </w:r>
-                </w:p>
-              </w:tc>
-              <w:tc>
-                <w:tcPr>
-                  <w:tcW w:type="dxa" w:w="1584"/>
-                </w:tcPr>
-                <w:p>
-                  <w:pPr>
-                    <w:bidi w:val="0"/>
-                    <w:spacing w:before="20" w:after="20"/>
-                    <w:jc w:val="left"/>
-                  </w:pPr>
-                  <w:r>
-                    <w:rPr>
-                      <w:rFonts w:ascii="Sakkal Majalla" w:hAnsi="Sakkal Majalla" w:cs="Sakkal Majalla"/>
-                      <w:b w:val="0"/>
-                      <w:sz w:val="18"/>
-                    </w:rPr>
-                    <w:t>No</w:t>
-                  </w:r>
-                </w:p>
-              </w:tc>
-              <w:tc>
-                <w:tcPr>
-                  <w:tcW w:type="dxa" w:w="1944"/>
-                </w:tcPr>
-                <w:p>
-                  <w:pPr>
-                    <w:bidi w:val="0"/>
-                    <w:spacing w:before="20" w:after="20"/>
-                    <w:jc w:val="left"/>
-                  </w:pPr>
-                  <w:r>
-                    <w:rPr>
-                      <w:rFonts w:ascii="Sakkal Majalla" w:hAnsi="Sakkal Majalla" w:cs="Sakkal Majalla"/>
-                      <w:b w:val="0"/>
-                      <w:sz w:val="18"/>
-                    </w:rPr>
-                    <w:t>Configured AI endpoint</w:t>
-                  </w:r>
-                </w:p>
-              </w:tc>
-            </w:tr>
-            <w:tr>
-              <w:tc>
-                <w:tcPr>
-                  <w:tcW w:type="dxa" w:w="1656"/>
-                </w:tcPr>
-                <w:p>
-                  <w:pPr>
-                    <w:bidi w:val="0"/>
-                    <w:spacing w:before="20" w:after="20"/>
-                    <w:jc w:val="left"/>
-                  </w:pPr>
-                  <w:r>
-                    <w:rPr>
-                      <w:rFonts w:ascii="Sakkal Majalla" w:hAnsi="Sakkal Majalla" w:cs="Sakkal Majalla"/>
-                      <w:b w:val="0"/>
-                      <w:sz w:val="18"/>
-                    </w:rPr>
-                    <w:t>Live sign language</w:t>
-                  </w:r>
-                </w:p>
-              </w:tc>
-              <w:tc>
-                <w:tcPr>
-                  <w:tcW w:type="dxa" w:w="3600"/>
-                </w:tcPr>
-                <w:p>
-                  <w:pPr>
-                    <w:bidi w:val="0"/>
-                    <w:spacing w:before="20" w:after="20"/>
-                    <w:jc w:val="left"/>
-                  </w:pPr>
-                  <w:r>
-                    <w:rPr>
-                      <w:rFonts w:ascii="Sakkal Majalla" w:hAnsi="Sakkal Majalla" w:cs="Sakkal Majalla"/>
-                      <w:b w:val="0"/>
-                      <w:sz w:val="18"/>
-                    </w:rPr>
-                    <w:t>the live caption line</w:t>
-                  </w:r>
-                </w:p>
-              </w:tc>
-              <w:tc>
-                <w:tcPr>
-                  <w:tcW w:type="dxa" w:w="1584"/>
-                </w:tcPr>
-                <w:p>
-                  <w:pPr>
-                    <w:bidi w:val="0"/>
-                    <w:spacing w:before="20" w:after="20"/>
-                    <w:jc w:val="left"/>
-                  </w:pPr>
-                  <w:r>
-                    <w:rPr>
-                      <w:rFonts w:ascii="Sakkal Majalla" w:hAnsi="Sakkal Majalla" w:cs="Sakkal Majalla"/>
-                      <w:b w:val="0"/>
-                      <w:sz w:val="18"/>
-                    </w:rPr>
-                    <w:t>No</w:t>
-                  </w:r>
-                </w:p>
-              </w:tc>
-              <w:tc>
-                <w:tcPr>
-                  <w:tcW w:type="dxa" w:w="1944"/>
-                </w:tcPr>
-                <w:p>
-                  <w:pPr>
-                    <w:bidi w:val="0"/>
-                    <w:spacing w:before="20" w:after="20"/>
-                    <w:jc w:val="left"/>
-                  </w:pPr>
-                  <w:r>
-                    <w:rPr>
-                      <w:rFonts w:ascii="Sakkal Majalla" w:hAnsi="Sakkal Majalla" w:cs="Sakkal Majalla"/>
-                      <w:b w:val="0"/>
-                      <w:sz w:val="18"/>
-                    </w:rPr>
-                    <w:t>Configured AI endpoint</w:t>
+                    <w:t>On-site LLM server (GPT OSS 120B)</w:t>
                   </w:r>
                 </w:p>
               </w:tc>
@@ -6726,7 +6838,7 @@
                       <w:b w:val="0"/>
                       <w:sz w:val="18"/>
                     </w:rPr>
-                    <w:t>session title, speaker display names, abstract, and the subtitle transcript in English and Arabic</w:t>
+                    <w:t>session title, speaker display names, abstract and subtitle</w:t>
                   </w:r>
                 </w:p>
               </w:tc>
@@ -6766,7 +6878,7 @@
                       <w:b w:val="0"/>
                       <w:sz w:val="18"/>
                     </w:rPr>
-                    <w:t>Configured AI endpoint</w:t>
+                    <w:t>On-site LLM server (GPT OSS 120B)</w:t>
                   </w:r>
                 </w:p>
               </w:tc>
@@ -6808,7 +6920,7 @@
                       <w:b w:val="0"/>
                       <w:sz w:val="18"/>
                     </w:rPr>
-                    <w:t>the administrator question and the Control Panel context</w:t>
+                    <w:t>the administrator question and the Control Panel content</w:t>
                   </w:r>
                 </w:p>
               </w:tc>
@@ -6848,7 +6960,7 @@
                       <w:b w:val="0"/>
                       <w:sz w:val="18"/>
                     </w:rPr>
-                    <w:t>Configured AI endpoint</w:t>
+                    <w:t>On-site LLM server (GPT OSS 120B)</w:t>
                   </w:r>
                 </w:p>
               </w:tc>
@@ -8361,23 +8473,7 @@
                 <w:b/>
                 <w:sz w:val="24"/>
               </w:rPr>
-              <w:lastRenderedPageBreak/>
-              <w:t>Communication Requirements Matrix</w:t>
-            </w:r>
-          </w:p>
-          <w:p>
-            <w:pPr>
-              <w:bidi w:val="0"/>
-              <w:spacing w:after="80"/>
-              <w:jc w:val="left"/>
-            </w:pPr>
-            <w:r>
-              <w:rPr>
-                <w:i/>
-                <w:color w:val="444444"/>
-                <w:sz w:val="22"/>
-              </w:rPr>
-              <w:t>The ports and protocols are the standard values for each flow. IP ranges and VLANs are assigned by the site network team.</w:t>
+              <w:t>Communication Requirements Matrix. Every flow on Figure 1, with its protocol and port. IP addresses, ranges and VLANs are assigned by the site network team.</w:t>
             </w:r>
           </w:p>
           <w:tbl>
@@ -8615,7 +8711,7 @@
                     <w:rPr>
                       <w:sz w:val="16"/>
                     </w:rPr>
-                    <w:t>App API traffic</w:t>
+                    <w:t>App traffic</w:t>
                   </w:r>
                 </w:p>
               </w:tc>
@@ -8873,6 +8969,116 @@
                     <w:rPr>
                       <w:sz w:val="16"/>
                     </w:rPr>
+                    <w:t>SIMF.MobileEdge</w:t>
+                  </w:r>
+                </w:p>
+              </w:tc>
+              <w:tc>
+                <w:tcPr>
+                  <w:tcW w:w="1224" w:type="dxa"/>
+                </w:tcPr>
+                <w:p>
+                  <w:pPr>
+                    <w:framePr w:hSpace="180" w:wrap="around" w:vAnchor="page" w:hAnchor="margin" w:xAlign="center" w:y="3301"/>
+                    <w:bidi w:val="0"/>
+                    <w:jc w:val="left"/>
+                  </w:pPr>
+                  <w:r>
+                    <w:rPr>
+                      <w:sz w:val="16"/>
+                    </w:rPr>
+                    <w:t>HTTPS</w:t>
+                  </w:r>
+                </w:p>
+              </w:tc>
+              <w:tc>
+                <w:tcPr>
+                  <w:tcW w:w="648" w:type="dxa"/>
+                </w:tcPr>
+                <w:p>
+                  <w:pPr>
+                    <w:framePr w:hSpace="180" w:wrap="around" w:vAnchor="page" w:hAnchor="margin" w:xAlign="center" w:y="3301"/>
+                    <w:bidi w:val="0"/>
+                    <w:jc w:val="left"/>
+                  </w:pPr>
+                  <w:r>
+                    <w:rPr>
+                      <w:sz w:val="16"/>
+                    </w:rPr>
+                    <w:t>443</w:t>
+                  </w:r>
+                </w:p>
+              </w:tc>
+              <w:tc>
+                <w:tcPr>
+                  <w:tcW w:w="1224" w:type="dxa"/>
+                </w:tcPr>
+                <w:p>
+                  <w:pPr>
+                    <w:framePr w:hSpace="180" w:wrap="around" w:vAnchor="page" w:hAnchor="margin" w:xAlign="center" w:y="3301"/>
+                    <w:bidi w:val="0"/>
+                    <w:jc w:val="left"/>
+                  </w:pPr>
+                  <w:r>
+                    <w:rPr>
+                      <w:sz w:val="16"/>
+                    </w:rPr>
+                    <w:t>Internal, SSA</w:t>
+                  </w:r>
+                </w:p>
+              </w:tc>
+              <w:tc>
+                <w:tcPr>
+                  <w:tcW w:w="2232" w:type="dxa"/>
+                </w:tcPr>
+                <w:p>
+                  <w:pPr>
+                    <w:framePr w:hSpace="180" w:wrap="around" w:vAnchor="page" w:hAnchor="margin" w:xAlign="center" w:y="3301"/>
+                    <w:bidi w:val="0"/>
+                    <w:jc w:val="left"/>
+                  </w:pPr>
+                  <w:r>
+                    <w:rPr>
+                      <w:sz w:val="16"/>
+                    </w:rPr>
+                    <w:t>Mobile edge</w:t>
+                  </w:r>
+                </w:p>
+              </w:tc>
+            </w:tr>
+            <w:tr>
+              <w:tc>
+                <w:tcPr>
+                  <w:tcW w:w="1656" w:type="dxa"/>
+                </w:tcPr>
+                <w:p>
+                  <w:pPr>
+                    <w:framePr w:hSpace="180" w:wrap="around" w:vAnchor="page" w:hAnchor="margin" w:xAlign="center" w:y="3301"/>
+                    <w:bidi w:val="0"/>
+                    <w:jc w:val="left"/>
+                  </w:pPr>
+                  <w:r>
+                    <w:rPr>
+                      <w:sz w:val="16"/>
+                    </w:rPr>
+                    <w:t>WAF + Load Balancer</w:t>
+                  </w:r>
+                </w:p>
+              </w:tc>
+              <w:tc>
+                <w:tcPr>
+                  <w:tcW w:w="1944" w:type="dxa"/>
+                </w:tcPr>
+                <w:p>
+                  <w:pPr>
+                    <w:framePr w:hSpace="180" w:wrap="around" w:vAnchor="page" w:hAnchor="margin" w:xAlign="center" w:y="3301"/>
+                    <w:bidi w:val="0"/>
+                    <w:jc w:val="left"/>
+                  </w:pPr>
+                  <w:r>
+                    <w:rPr>
+                      <w:sz w:val="16"/>
+                    </w:rPr>
                     <w:t>SIMF.Web</w:t>
                   </w:r>
                 </w:p>
@@ -8927,7 +9133,7 @@
                     <w:rPr>
                       <w:sz w:val="16"/>
                     </w:rPr>
-                    <w:t>Internal</w:t>
+                    <w:t>Internal, SSA</w:t>
                   </w:r>
                 </w:p>
               </w:tc>
@@ -8945,7 +9151,7 @@
                     <w:rPr>
                       <w:sz w:val="16"/>
                     </w:rPr>
-                    <w:t>Public website rendering (session affinity)</w:t>
+                    <w:t>Public website rendering</w:t>
                   </w:r>
                 </w:p>
               </w:tc>
@@ -8966,6 +9172,226 @@
                       <w:sz w:val="16"/>
                     </w:rPr>
                     <w:t>WAF + Load Balancer</w:t>
+                  </w:r>
+                </w:p>
+              </w:tc>
+              <w:tc>
+                <w:tcPr>
+                  <w:tcW w:w="1944" w:type="dxa"/>
+                </w:tcPr>
+                <w:p>
+                  <w:pPr>
+                    <w:framePr w:hSpace="180" w:wrap="around" w:vAnchor="page" w:hAnchor="margin" w:xAlign="center" w:y="3301"/>
+                    <w:bidi w:val="0"/>
+                    <w:jc w:val="left"/>
+                  </w:pPr>
+                  <w:r>
+                    <w:rPr>
+                      <w:sz w:val="16"/>
+                    </w:rPr>
+                    <w:t>SIMF.ControlPanel</w:t>
+                  </w:r>
+                </w:p>
+              </w:tc>
+              <w:tc>
+                <w:tcPr>
+                  <w:tcW w:w="1224" w:type="dxa"/>
+                </w:tcPr>
+                <w:p>
+                  <w:pPr>
+                    <w:framePr w:hSpace="180" w:wrap="around" w:vAnchor="page" w:hAnchor="margin" w:xAlign="center" w:y="3301"/>
+                    <w:bidi w:val="0"/>
+                    <w:jc w:val="left"/>
+                  </w:pPr>
+                  <w:r>
+                    <w:rPr>
+                      <w:sz w:val="16"/>
+                    </w:rPr>
+                    <w:t>HTTPS</w:t>
+                  </w:r>
+                </w:p>
+              </w:tc>
+              <w:tc>
+                <w:tcPr>
+                  <w:tcW w:w="648" w:type="dxa"/>
+                </w:tcPr>
+                <w:p>
+                  <w:pPr>
+                    <w:framePr w:hSpace="180" w:wrap="around" w:vAnchor="page" w:hAnchor="margin" w:xAlign="center" w:y="3301"/>
+                    <w:bidi w:val="0"/>
+                    <w:jc w:val="left"/>
+                  </w:pPr>
+                  <w:r>
+                    <w:rPr>
+                      <w:sz w:val="16"/>
+                    </w:rPr>
+                    <w:t>443</w:t>
+                  </w:r>
+                </w:p>
+              </w:tc>
+              <w:tc>
+                <w:tcPr>
+                  <w:tcW w:w="1224" w:type="dxa"/>
+                </w:tcPr>
+                <w:p>
+                  <w:pPr>
+                    <w:framePr w:hSpace="180" w:wrap="around" w:vAnchor="page" w:hAnchor="margin" w:xAlign="center" w:y="3301"/>
+                    <w:bidi w:val="0"/>
+                    <w:jc w:val="left"/>
+                  </w:pPr>
+                  <w:r>
+                    <w:rPr>
+                      <w:sz w:val="16"/>
+                    </w:rPr>
+                    <w:t>Internal, SSA</w:t>
+                  </w:r>
+                </w:p>
+              </w:tc>
+              <w:tc>
+                <w:tcPr>
+                  <w:tcW w:w="2232" w:type="dxa"/>
+                </w:tcPr>
+                <w:p>
+                  <w:pPr>
+                    <w:framePr w:hSpace="180" w:wrap="around" w:vAnchor="page" w:hAnchor="margin" w:xAlign="center" w:y="3301"/>
+                    <w:bidi w:val="0"/>
+                    <w:jc w:val="left"/>
+                  </w:pPr>
+                  <w:r>
+                    <w:rPr>
+                      <w:sz w:val="16"/>
+                    </w:rPr>
+                    <w:t>Administration (session affinity)</w:t>
+                  </w:r>
+                </w:p>
+              </w:tc>
+            </w:tr>
+            <w:tr>
+              <w:tc>
+                <w:tcPr>
+                  <w:tcW w:w="1656" w:type="dxa"/>
+                </w:tcPr>
+                <w:p>
+                  <w:pPr>
+                    <w:framePr w:hSpace="180" w:wrap="around" w:vAnchor="page" w:hAnchor="margin" w:xAlign="center" w:y="3301"/>
+                    <w:bidi w:val="0"/>
+                    <w:jc w:val="left"/>
+                  </w:pPr>
+                  <w:r>
+                    <w:rPr>
+                      <w:sz w:val="16"/>
+                    </w:rPr>
+                    <w:t>SIMF.MobileEdge / SIMF.Web / SIMF.ControlPanel</w:t>
+                  </w:r>
+                </w:p>
+              </w:tc>
+              <w:tc>
+                <w:tcPr>
+                  <w:tcW w:w="1944" w:type="dxa"/>
+                </w:tcPr>
+                <w:p>
+                  <w:pPr>
+                    <w:framePr w:hSpace="180" w:wrap="around" w:vAnchor="page" w:hAnchor="margin" w:xAlign="center" w:y="3301"/>
+                    <w:bidi w:val="0"/>
+                    <w:jc w:val="left"/>
+                  </w:pPr>
+                  <w:r>
+                    <w:rPr>
+                      <w:sz w:val="16"/>
+                    </w:rPr>
+                    <w:t>API load balancer</w:t>
+                  </w:r>
+                </w:p>
+              </w:tc>
+              <w:tc>
+                <w:tcPr>
+                  <w:tcW w:w="1224" w:type="dxa"/>
+                </w:tcPr>
+                <w:p>
+                  <w:pPr>
+                    <w:framePr w:hSpace="180" w:wrap="around" w:vAnchor="page" w:hAnchor="margin" w:xAlign="center" w:y="3301"/>
+                    <w:bidi w:val="0"/>
+                    <w:jc w:val="left"/>
+                  </w:pPr>
+                  <w:r>
+                    <w:rPr>
+                      <w:sz w:val="16"/>
+                    </w:rPr>
+                    <w:t>HTTPS</w:t>
+                  </w:r>
+                </w:p>
+              </w:tc>
+              <w:tc>
+                <w:tcPr>
+                  <w:tcW w:w="648" w:type="dxa"/>
+                </w:tcPr>
+                <w:p>
+                  <w:pPr>
+                    <w:framePr w:hSpace="180" w:wrap="around" w:vAnchor="page" w:hAnchor="margin" w:xAlign="center" w:y="3301"/>
+                    <w:bidi w:val="0"/>
+                    <w:jc w:val="left"/>
+                  </w:pPr>
+                  <w:r>
+                    <w:rPr>
+                      <w:sz w:val="16"/>
+                    </w:rPr>
+                    <w:t>443</w:t>
+                  </w:r>
+                </w:p>
+              </w:tc>
+              <w:tc>
+                <w:tcPr>
+                  <w:tcW w:w="1224" w:type="dxa"/>
+                </w:tcPr>
+                <w:p>
+                  <w:pPr>
+                    <w:framePr w:hSpace="180" w:wrap="around" w:vAnchor="page" w:hAnchor="margin" w:xAlign="center" w:y="3301"/>
+                    <w:bidi w:val="0"/>
+                    <w:jc w:val="left"/>
+                  </w:pPr>
+                  <w:r>
+                    <w:rPr>
+                      <w:sz w:val="16"/>
+                    </w:rPr>
+                    <w:t>SSA to HSA</w:t>
+                  </w:r>
+                </w:p>
+              </w:tc>
+              <w:tc>
+                <w:tcPr>
+                  <w:tcW w:w="2232" w:type="dxa"/>
+                </w:tcPr>
+                <w:p>
+                  <w:pPr>
+                    <w:framePr w:hSpace="180" w:wrap="around" w:vAnchor="page" w:hAnchor="margin" w:xAlign="center" w:y="3301"/>
+                    <w:bidi w:val="0"/>
+                    <w:jc w:val="left"/>
+                  </w:pPr>
+                  <w:r>
+                    <w:rPr>
+                      <w:sz w:val="16"/>
+                    </w:rPr>
+                    <w:t>Server-to-server typed API client</w:t>
+                  </w:r>
+                </w:p>
+              </w:tc>
+            </w:tr>
+            <w:tr>
+              <w:tc>
+                <w:tcPr>
+                  <w:tcW w:w="1656" w:type="dxa"/>
+                </w:tcPr>
+                <w:p>
+                  <w:pPr>
+                    <w:framePr w:hSpace="180" w:wrap="around" w:vAnchor="page" w:hAnchor="margin" w:xAlign="center" w:y="3301"/>
+                    <w:bidi w:val="0"/>
+                    <w:jc w:val="left"/>
+                  </w:pPr>
+                  <w:r>
+                    <w:rPr>
+                      <w:sz w:val="16"/>
+                    </w:rPr>
+                    <w:t>API load balancer</w:t>
                   </w:r>
                 </w:p>
               </w:tc>
@@ -9037,7 +9463,7 @@
                     <w:rPr>
                       <w:sz w:val="16"/>
                     </w:rPr>
-                    <w:t>Internal</w:t>
+                    <w:t>Internal, HSA</w:t>
                   </w:r>
                 </w:p>
               </w:tc>
@@ -9055,7 +9481,7 @@
                     <w:rPr>
                       <w:sz w:val="16"/>
                     </w:rPr>
-                    <w:t>API to the mobile app (stateless, round-robin)</w:t>
+                    <w:t>Distribution across the four API nodes</w:t>
                   </w:r>
                 </w:p>
               </w:tc>
@@ -9075,7 +9501,7 @@
                     <w:rPr>
                       <w:sz w:val="16"/>
                     </w:rPr>
-                    <w:t>SIMF.Web / SIMF.ControlPanel</w:t>
+                    <w:t>SIMF.Api</w:t>
                   </w:r>
                 </w:p>
               </w:tc>
@@ -9093,7 +9519,7 @@
                     <w:rPr>
                       <w:sz w:val="16"/>
                     </w:rPr>
-                    <w:t>SIMF.Api</w:t>
+                    <w:t>LLM server (GPT OSS 120B)</w:t>
                   </w:r>
                 </w:p>
               </w:tc>
@@ -9147,7 +9573,7 @@
                     <w:rPr>
                       <w:sz w:val="16"/>
                     </w:rPr>
-                    <w:t>Internal</w:t>
+                    <w:t>Internal, HSA</w:t>
                   </w:r>
                 </w:p>
               </w:tc>
@@ -9165,7 +9591,7 @@
                     <w:rPr>
                       <w:sz w:val="16"/>
                     </w:rPr>
-                    <w:t>Server-to-server typed API client</w:t>
+                    <w:t>Inference over an OpenAI-compatible API</w:t>
                   </w:r>
                 </w:p>
               </w:tc>
@@ -9185,7 +9611,117 @@
                     <w:rPr>
                       <w:sz w:val="16"/>
                     </w:rPr>
-                    <w:t>SIMF.Api / worker host</w:t>
+                    <w:t>SIMF.Api</w:t>
+                  </w:r>
+                </w:p>
+              </w:tc>
+              <w:tc>
+                <w:tcPr>
+                  <w:tcW w:w="1944" w:type="dxa"/>
+                </w:tcPr>
+                <w:p>
+                  <w:pPr>
+                    <w:framePr w:hSpace="180" w:wrap="around" w:vAnchor="page" w:hAnchor="margin" w:xAlign="center" w:y="3301"/>
+                    <w:bidi w:val="0"/>
+                    <w:jc w:val="left"/>
+                  </w:pPr>
+                  <w:r>
+                    <w:rPr>
+                      <w:sz w:val="16"/>
+                    </w:rPr>
+                    <w:t>Mail server</w:t>
+                  </w:r>
+                </w:p>
+              </w:tc>
+              <w:tc>
+                <w:tcPr>
+                  <w:tcW w:w="1224" w:type="dxa"/>
+                </w:tcPr>
+                <w:p>
+                  <w:pPr>
+                    <w:framePr w:hSpace="180" w:wrap="around" w:vAnchor="page" w:hAnchor="margin" w:xAlign="center" w:y="3301"/>
+                    <w:bidi w:val="0"/>
+                    <w:jc w:val="left"/>
+                  </w:pPr>
+                  <w:r>
+                    <w:rPr>
+                      <w:sz w:val="16"/>
+                    </w:rPr>
+                    <w:t>SMTP / STARTTLS</w:t>
+                  </w:r>
+                </w:p>
+              </w:tc>
+              <w:tc>
+                <w:tcPr>
+                  <w:tcW w:w="648" w:type="dxa"/>
+                </w:tcPr>
+                <w:p>
+                  <w:pPr>
+                    <w:framePr w:hSpace="180" w:wrap="around" w:vAnchor="page" w:hAnchor="margin" w:xAlign="center" w:y="3301"/>
+                    <w:bidi w:val="0"/>
+                    <w:jc w:val="left"/>
+                  </w:pPr>
+                  <w:r>
+                    <w:rPr>
+                      <w:sz w:val="16"/>
+                    </w:rPr>
+                    <w:t>587</w:t>
+                  </w:r>
+                </w:p>
+              </w:tc>
+              <w:tc>
+                <w:tcPr>
+                  <w:tcW w:w="1224" w:type="dxa"/>
+                </w:tcPr>
+                <w:p>
+                  <w:pPr>
+                    <w:framePr w:hSpace="180" w:wrap="around" w:vAnchor="page" w:hAnchor="margin" w:xAlign="center" w:y="3301"/>
+                    <w:bidi w:val="0"/>
+                    <w:jc w:val="left"/>
+                  </w:pPr>
+                  <w:r>
+                    <w:rPr>
+                      <w:sz w:val="16"/>
+                    </w:rPr>
+                    <w:t>Internal, HSA</w:t>
+                  </w:r>
+                </w:p>
+              </w:tc>
+              <w:tc>
+                <w:tcPr>
+                  <w:tcW w:w="2232" w:type="dxa"/>
+                </w:tcPr>
+                <w:p>
+                  <w:pPr>
+                    <w:framePr w:hSpace="180" w:wrap="around" w:vAnchor="page" w:hAnchor="margin" w:xAlign="center" w:y="3301"/>
+                    <w:bidi w:val="0"/>
+                    <w:jc w:val="left"/>
+                  </w:pPr>
+                  <w:r>
+                    <w:rPr>
+                      <w:sz w:val="16"/>
+                    </w:rPr>
+                    <w:t>Transactional e-mail dispatch</w:t>
+                  </w:r>
+                </w:p>
+              </w:tc>
+            </w:tr>
+            <w:tr>
+              <w:tc>
+                <w:tcPr>
+                  <w:tcW w:w="1656" w:type="dxa"/>
+                </w:tcPr>
+                <w:p>
+                  <w:pPr>
+                    <w:framePr w:hSpace="180" w:wrap="around" w:vAnchor="page" w:hAnchor="margin" w:xAlign="center" w:y="3301"/>
+                    <w:bidi w:val="0"/>
+                    <w:jc w:val="left"/>
+                  </w:pPr>
+                  <w:r>
+                    <w:rPr>
+                      <w:sz w:val="16"/>
+                    </w:rPr>
+                    <w:t>SIMF.Api</w:t>
                   </w:r>
                 </w:p>
               </w:tc>
@@ -9257,7 +9793,7 @@
                     <w:rPr>
                       <w:sz w:val="16"/>
                     </w:rPr>
-                    <w:t>Internal</w:t>
+                    <w:t>HSA application to data</w:t>
                   </w:r>
                 </w:p>
               </w:tc>
@@ -9275,7 +9811,117 @@
                     <w:rPr>
                       <w:sz w:val="16"/>
                     </w:rPr>
-                    <w:t>Data access (SIMF.Identity + SIMF.App)</w:t>
+                    <w:t>Data access (SIMF_Identity + SIMF_App)</w:t>
+                  </w:r>
+                </w:p>
+              </w:tc>
+            </w:tr>
+            <w:tr>
+              <w:tc>
+                <w:tcPr>
+                  <w:tcW w:w="1656" w:type="dxa"/>
+                </w:tcPr>
+                <w:p>
+                  <w:pPr>
+                    <w:framePr w:hSpace="180" w:wrap="around" w:vAnchor="page" w:hAnchor="margin" w:xAlign="center" w:y="3301"/>
+                    <w:bidi w:val="0"/>
+                    <w:jc w:val="left"/>
+                  </w:pPr>
+                  <w:r>
+                    <w:rPr>
+                      <w:sz w:val="16"/>
+                    </w:rPr>
+                    <w:t>SIMF.Api</w:t>
+                  </w:r>
+                </w:p>
+              </w:tc>
+              <w:tc>
+                <w:tcPr>
+                  <w:tcW w:w="1944" w:type="dxa"/>
+                </w:tcPr>
+                <w:p>
+                  <w:pPr>
+                    <w:framePr w:hSpace="180" w:wrap="around" w:vAnchor="page" w:hAnchor="margin" w:xAlign="center" w:y="3301"/>
+                    <w:bidi w:val="0"/>
+                    <w:jc w:val="left"/>
+                  </w:pPr>
+                  <w:r>
+                    <w:rPr>
+                      <w:sz w:val="16"/>
+                    </w:rPr>
+                    <w:t>MinIO</w:t>
+                  </w:r>
+                </w:p>
+              </w:tc>
+              <w:tc>
+                <w:tcPr>
+                  <w:tcW w:w="1224" w:type="dxa"/>
+                </w:tcPr>
+                <w:p>
+                  <w:pPr>
+                    <w:framePr w:hSpace="180" w:wrap="around" w:vAnchor="page" w:hAnchor="margin" w:xAlign="center" w:y="3301"/>
+                    <w:bidi w:val="0"/>
+                    <w:jc w:val="left"/>
+                  </w:pPr>
+                  <w:r>
+                    <w:rPr>
+                      <w:sz w:val="16"/>
+                    </w:rPr>
+                    <w:t>HTTPS / S3 API</w:t>
+                  </w:r>
+                </w:p>
+              </w:tc>
+              <w:tc>
+                <w:tcPr>
+                  <w:tcW w:w="648" w:type="dxa"/>
+                </w:tcPr>
+                <w:p>
+                  <w:pPr>
+                    <w:framePr w:hSpace="180" w:wrap="around" w:vAnchor="page" w:hAnchor="margin" w:xAlign="center" w:y="3301"/>
+                    <w:bidi w:val="0"/>
+                    <w:jc w:val="left"/>
+                  </w:pPr>
+                  <w:r>
+                    <w:rPr>
+                      <w:sz w:val="16"/>
+                    </w:rPr>
+                    <w:t>443</w:t>
+                  </w:r>
+                </w:p>
+              </w:tc>
+              <w:tc>
+                <w:tcPr>
+                  <w:tcW w:w="1224" w:type="dxa"/>
+                </w:tcPr>
+                <w:p>
+                  <w:pPr>
+                    <w:framePr w:hSpace="180" w:wrap="around" w:vAnchor="page" w:hAnchor="margin" w:xAlign="center" w:y="3301"/>
+                    <w:bidi w:val="0"/>
+                    <w:jc w:val="left"/>
+                  </w:pPr>
+                  <w:r>
+                    <w:rPr>
+                      <w:sz w:val="16"/>
+                    </w:rPr>
+                    <w:t>HSA application to data</w:t>
+                  </w:r>
+                </w:p>
+              </w:tc>
+              <w:tc>
+                <w:tcPr>
+                  <w:tcW w:w="2232" w:type="dxa"/>
+                </w:tcPr>
+                <w:p>
+                  <w:pPr>
+                    <w:framePr w:hSpace="180" w:wrap="around" w:vAnchor="page" w:hAnchor="margin" w:xAlign="center" w:y="3301"/>
+                    <w:bidi w:val="0"/>
+                    <w:jc w:val="left"/>
+                  </w:pPr>
+                  <w:r>
+                    <w:rPr>
+                      <w:sz w:val="16"/>
+                    </w:rPr>
+                    <w:t>Stored files</w:t>
                   </w:r>
                 </w:p>
               </w:tc>
@@ -9367,7 +10013,7 @@
                     <w:rPr>
                       <w:sz w:val="16"/>
                     </w:rPr>
-                    <w:t>Internal</w:t>
+                    <w:t>Internal, HSA</w:t>
                   </w:r>
                 </w:p>
               </w:tc>
@@ -9405,557 +10051,7 @@
                     <w:rPr>
                       <w:sz w:val="16"/>
                     </w:rPr>
-                    <w:t>SIMF.Api / worker host</w:t>
-                  </w:r>
-                </w:p>
-              </w:tc>
-              <w:tc>
-                <w:tcPr>
-                  <w:tcW w:w="1944" w:type="dxa"/>
-                </w:tcPr>
-                <w:p>
-                  <w:pPr>
-                    <w:framePr w:hSpace="180" w:wrap="around" w:vAnchor="page" w:hAnchor="margin" w:xAlign="center" w:y="3301"/>
-                    <w:bidi w:val="0"/>
-                    <w:jc w:val="left"/>
-                  </w:pPr>
-                  <w:r>
-                    <w:rPr>
-                      <w:sz w:val="16"/>
-                    </w:rPr>
-                    <w:t>SMTP relay</w:t>
-                  </w:r>
-                </w:p>
-              </w:tc>
-              <w:tc>
-                <w:tcPr>
-                  <w:tcW w:w="1224" w:type="dxa"/>
-                </w:tcPr>
-                <w:p>
-                  <w:pPr>
-                    <w:framePr w:hSpace="180" w:wrap="around" w:vAnchor="page" w:hAnchor="margin" w:xAlign="center" w:y="3301"/>
-                    <w:bidi w:val="0"/>
-                    <w:jc w:val="left"/>
-                  </w:pPr>
-                  <w:r>
-                    <w:rPr>
-                      <w:sz w:val="16"/>
-                    </w:rPr>
-                    <w:t>SMTP / TLS</w:t>
-                  </w:r>
-                </w:p>
-              </w:tc>
-              <w:tc>
-                <w:tcPr>
-                  <w:tcW w:w="648" w:type="dxa"/>
-                </w:tcPr>
-                <w:p>
-                  <w:pPr>
-                    <w:framePr w:hSpace="180" w:wrap="around" w:vAnchor="page" w:hAnchor="margin" w:xAlign="center" w:y="3301"/>
-                    <w:bidi w:val="0"/>
-                    <w:jc w:val="left"/>
-                  </w:pPr>
-                  <w:r>
-                    <w:rPr>
-                      <w:sz w:val="16"/>
-                    </w:rPr>
-                    <w:t>587</w:t>
-                  </w:r>
-                </w:p>
-              </w:tc>
-              <w:tc>
-                <w:tcPr>
-                  <w:tcW w:w="1224" w:type="dxa"/>
-                </w:tcPr>
-                <w:p>
-                  <w:pPr>
-                    <w:framePr w:hSpace="180" w:wrap="around" w:vAnchor="page" w:hAnchor="margin" w:xAlign="center" w:y="3301"/>
-                    <w:bidi w:val="0"/>
-                    <w:jc w:val="left"/>
-                  </w:pPr>
-                  <w:r>
-                    <w:rPr>
-                      <w:sz w:val="16"/>
-                    </w:rPr>
-                    <w:t>Internal</w:t>
-                  </w:r>
-                </w:p>
-              </w:tc>
-              <w:tc>
-                <w:tcPr>
-                  <w:tcW w:w="2232" w:type="dxa"/>
-                </w:tcPr>
-                <w:p>
-                  <w:pPr>
-                    <w:framePr w:hSpace="180" w:wrap="around" w:vAnchor="page" w:hAnchor="margin" w:xAlign="center" w:y="3301"/>
-                    <w:bidi w:val="0"/>
-                    <w:jc w:val="left"/>
-                  </w:pPr>
-                  <w:r>
-                    <w:rPr>
-                      <w:sz w:val="16"/>
-                    </w:rPr>
-                    <w:t>Transactional e-mail dispatch, internal relay, no Internet gateway</w:t>
-                  </w:r>
-                </w:p>
-              </w:tc>
-            </w:tr>
-            <w:tr>
-              <w:tc>
-                <w:tcPr>
-                  <w:tcW w:w="1656" w:type="dxa"/>
-                </w:tcPr>
-                <w:p>
-                  <w:pPr>
-                    <w:framePr w:hSpace="180" w:wrap="around" w:vAnchor="page" w:hAnchor="margin" w:xAlign="center" w:y="3301"/>
-                    <w:bidi w:val="0"/>
-                    <w:jc w:val="left"/>
-                  </w:pPr>
-                  <w:r>
-                    <w:rPr>
-                      <w:sz w:val="16"/>
-                    </w:rPr>
-                    <w:t>All application hosts</w:t>
-                  </w:r>
-                </w:p>
-              </w:tc>
-              <w:tc>
-                <w:tcPr>
-                  <w:tcW w:w="1944" w:type="dxa"/>
-                </w:tcPr>
-                <w:p>
-                  <w:pPr>
-                    <w:framePr w:hSpace="180" w:wrap="around" w:vAnchor="page" w:hAnchor="margin" w:xAlign="center" w:y="3301"/>
-                    <w:bidi w:val="0"/>
-                    <w:jc w:val="left"/>
-                  </w:pPr>
-                  <w:r>
-                    <w:rPr>
-                      <w:sz w:val="16"/>
-                    </w:rPr>
-                    <w:t>Log collector / SIEM</w:t>
-                  </w:r>
-                </w:p>
-              </w:tc>
-              <w:tc>
-                <w:tcPr>
-                  <w:tcW w:w="1224" w:type="dxa"/>
-                </w:tcPr>
-                <w:p>
-                  <w:pPr>
-                    <w:framePr w:hSpace="180" w:wrap="around" w:vAnchor="page" w:hAnchor="margin" w:xAlign="center" w:y="3301"/>
-                    <w:bidi w:val="0"/>
-                    <w:jc w:val="left"/>
-                  </w:pPr>
-                  <w:r>
-                    <w:rPr>
-                      <w:sz w:val="16"/>
-                    </w:rPr>
-                    <w:t>Syslog / TLS</w:t>
-                  </w:r>
-                </w:p>
-              </w:tc>
-              <w:tc>
-                <w:tcPr>
-                  <w:tcW w:w="648" w:type="dxa"/>
-                </w:tcPr>
-                <w:p>
-                  <w:pPr>
-                    <w:framePr w:hSpace="180" w:wrap="around" w:vAnchor="page" w:hAnchor="margin" w:xAlign="center" w:y="3301"/>
-                    <w:bidi w:val="0"/>
-                    <w:jc w:val="left"/>
-                  </w:pPr>
-                  <w:r>
-                    <w:rPr>
-                      <w:sz w:val="16"/>
-                    </w:rPr>
-                    <w:t>6514</w:t>
-                  </w:r>
-                </w:p>
-              </w:tc>
-              <w:tc>
-                <w:tcPr>
-                  <w:tcW w:w="1224" w:type="dxa"/>
-                </w:tcPr>
-                <w:p>
-                  <w:pPr>
-                    <w:framePr w:hSpace="180" w:wrap="around" w:vAnchor="page" w:hAnchor="margin" w:xAlign="center" w:y="3301"/>
-                    <w:bidi w:val="0"/>
-                    <w:jc w:val="left"/>
-                  </w:pPr>
-                  <w:r>
-                    <w:rPr>
-                      <w:sz w:val="16"/>
-                    </w:rPr>
-                    <w:t>Internal</w:t>
-                  </w:r>
-                </w:p>
-              </w:tc>
-              <w:tc>
-                <w:tcPr>
-                  <w:tcW w:w="2232" w:type="dxa"/>
-                </w:tcPr>
-                <w:p>
-                  <w:pPr>
-                    <w:framePr w:hSpace="180" w:wrap="around" w:vAnchor="page" w:hAnchor="margin" w:xAlign="center" w:y="3301"/>
-                    <w:bidi w:val="0"/>
-                    <w:jc w:val="left"/>
-                  </w:pPr>
-                  <w:r>
-                    <w:rPr>
-                      <w:sz w:val="16"/>
-                    </w:rPr>
-                    <w:t>Centralised structured logging, forwarded by a host log shipper</w:t>
-                  </w:r>
-                </w:p>
-              </w:tc>
-            </w:tr>
-            <w:tr>
-              <w:tc>
-                <w:tcPr>
-                  <w:tcW w:w="1656" w:type="dxa"/>
-                </w:tcPr>
-                <w:p>
-                  <w:pPr>
-                    <w:framePr w:hSpace="180" w:wrap="around" w:vAnchor="page" w:hAnchor="margin" w:xAlign="center" w:y="3301"/>
-                    <w:bidi w:val="0"/>
-                    <w:jc w:val="left"/>
-                  </w:pPr>
-                  <w:r>
-                    <w:rPr>
-                      <w:sz w:val="16"/>
-                    </w:rPr>
-                    <w:t>SIMF.Api</w:t>
-                  </w:r>
-                </w:p>
-              </w:tc>
-              <w:tc>
-                <w:tcPr>
-                  <w:tcW w:w="1944" w:type="dxa"/>
-                </w:tcPr>
-                <w:p>
-                  <w:pPr>
-                    <w:framePr w:hSpace="180" w:wrap="around" w:vAnchor="page" w:hAnchor="margin" w:xAlign="center" w:y="3301"/>
-                    <w:bidi w:val="0"/>
-                    <w:jc w:val="left"/>
-                  </w:pPr>
-                  <w:r>
-                    <w:rPr>
-                      <w:sz w:val="16"/>
-                    </w:rPr>
-                    <w:t>Shared file store</w:t>
-                  </w:r>
-                </w:p>
-              </w:tc>
-              <w:tc>
-                <w:tcPr>
-                  <w:tcW w:w="1224" w:type="dxa"/>
-                </w:tcPr>
-                <w:p>
-                  <w:pPr>
-                    <w:framePr w:hSpace="180" w:wrap="around" w:vAnchor="page" w:hAnchor="margin" w:xAlign="center" w:y="3301"/>
-                    <w:bidi w:val="0"/>
-                    <w:jc w:val="left"/>
-                  </w:pPr>
-                  <w:r>
-                    <w:rPr>
-                      <w:sz w:val="16"/>
-                    </w:rPr>
-                    <w:t>SMB</w:t>
-                  </w:r>
-                </w:p>
-              </w:tc>
-              <w:tc>
-                <w:tcPr>
-                  <w:tcW w:w="648" w:type="dxa"/>
-                </w:tcPr>
-                <w:p>
-                  <w:pPr>
-                    <w:framePr w:hSpace="180" w:wrap="around" w:vAnchor="page" w:hAnchor="margin" w:xAlign="center" w:y="3301"/>
-                    <w:bidi w:val="0"/>
-                    <w:jc w:val="left"/>
-                  </w:pPr>
-                  <w:r>
-                    <w:rPr>
-                      <w:sz w:val="16"/>
-                    </w:rPr>
-                    <w:t>445</w:t>
-                  </w:r>
-                </w:p>
-              </w:tc>
-              <w:tc>
-                <w:tcPr>
-                  <w:tcW w:w="1224" w:type="dxa"/>
-                </w:tcPr>
-                <w:p>
-                  <w:pPr>
-                    <w:framePr w:hSpace="180" w:wrap="around" w:vAnchor="page" w:hAnchor="margin" w:xAlign="center" w:y="3301"/>
-                    <w:bidi w:val="0"/>
-                    <w:jc w:val="left"/>
-                  </w:pPr>
-                  <w:r>
-                    <w:rPr>
-                      <w:sz w:val="16"/>
-                    </w:rPr>
-                    <w:t>Internal</w:t>
-                  </w:r>
-                </w:p>
-              </w:tc>
-              <w:tc>
-                <w:tcPr>
-                  <w:tcW w:w="2232" w:type="dxa"/>
-                </w:tcPr>
-                <w:p>
-                  <w:pPr>
-                    <w:framePr w:hSpace="180" w:wrap="around" w:vAnchor="page" w:hAnchor="margin" w:xAlign="center" w:y="3301"/>
-                    <w:bidi w:val="0"/>
-                    <w:jc w:val="left"/>
-                  </w:pPr>
-                  <w:r>
-                    <w:rPr>
-                      <w:sz w:val="16"/>
-                    </w:rPr>
-                    <w:t>File store access</w:t>
-                  </w:r>
-                </w:p>
-              </w:tc>
-            </w:tr>
-            <w:tr>
-              <w:tc>
-                <w:tcPr>
-                  <w:tcW w:w="1656" w:type="dxa"/>
-                </w:tcPr>
-                <w:p>
-                  <w:pPr>
-                    <w:framePr w:hSpace="180" w:wrap="around" w:vAnchor="page" w:hAnchor="margin" w:xAlign="center" w:y="3301"/>
-                    <w:bidi w:val="0"/>
-                    <w:jc w:val="left"/>
-                  </w:pPr>
-                  <w:r>
-                    <w:rPr>
-                      <w:sz w:val="16"/>
-                    </w:rPr>
-                    <w:t>SIMF.Api</w:t>
-                  </w:r>
-                </w:p>
-              </w:tc>
-              <w:tc>
-                <w:tcPr>
-                  <w:tcW w:w="1944" w:type="dxa"/>
-                </w:tcPr>
-                <w:p>
-                  <w:pPr>
-                    <w:framePr w:hSpace="180" w:wrap="around" w:vAnchor="page" w:hAnchor="margin" w:xAlign="center" w:y="3301"/>
-                    <w:bidi w:val="0"/>
-                    <w:jc w:val="left"/>
-                  </w:pPr>
-                  <w:r>
-                    <w:rPr>
-                      <w:sz w:val="16"/>
-                    </w:rPr>
-                    <w:t>Controlled egress point</w:t>
-                  </w:r>
-                </w:p>
-              </w:tc>
-              <w:tc>
-                <w:tcPr>
-                  <w:tcW w:w="1224" w:type="dxa"/>
-                </w:tcPr>
-                <w:p>
-                  <w:pPr>
-                    <w:framePr w:hSpace="180" w:wrap="around" w:vAnchor="page" w:hAnchor="margin" w:xAlign="center" w:y="3301"/>
-                    <w:bidi w:val="0"/>
-                    <w:jc w:val="left"/>
-                  </w:pPr>
-                  <w:r>
-                    <w:rPr>
-                      <w:sz w:val="16"/>
-                    </w:rPr>
-                    <w:t>HTTPS</w:t>
-                  </w:r>
-                </w:p>
-              </w:tc>
-              <w:tc>
-                <w:tcPr>
-                  <w:tcW w:w="648" w:type="dxa"/>
-                </w:tcPr>
-                <w:p>
-                  <w:pPr>
-                    <w:framePr w:hSpace="180" w:wrap="around" w:vAnchor="page" w:hAnchor="margin" w:xAlign="center" w:y="3301"/>
-                    <w:bidi w:val="0"/>
-                    <w:jc w:val="left"/>
-                  </w:pPr>
-                  <w:r>
-                    <w:rPr>
-                      <w:sz w:val="16"/>
-                    </w:rPr>
-                    <w:t>443</w:t>
-                  </w:r>
-                </w:p>
-              </w:tc>
-              <w:tc>
-                <w:tcPr>
-                  <w:tcW w:w="1224" w:type="dxa"/>
-                </w:tcPr>
-                <w:p>
-                  <w:pPr>
-                    <w:framePr w:hSpace="180" w:wrap="around" w:vAnchor="page" w:hAnchor="margin" w:xAlign="center" w:y="3301"/>
-                    <w:bidi w:val="0"/>
-                    <w:jc w:val="left"/>
-                  </w:pPr>
-                  <w:r>
-                    <w:rPr>
-                      <w:sz w:val="16"/>
-                    </w:rPr>
-                    <w:t>Outbound</w:t>
-                  </w:r>
-                </w:p>
-              </w:tc>
-              <w:tc>
-                <w:tcPr>
-                  <w:tcW w:w="2232" w:type="dxa"/>
-                </w:tcPr>
-                <w:p>
-                  <w:pPr>
-                    <w:framePr w:hSpace="180" w:wrap="around" w:vAnchor="page" w:hAnchor="margin" w:xAlign="center" w:y="3301"/>
-                    <w:bidi w:val="0"/>
-                    <w:jc w:val="left"/>
-                  </w:pPr>
-                  <w:r>
-                    <w:rPr>
-                      <w:sz w:val="16"/>
-                    </w:rPr>
-                    <w:t>Outbound caption import, the only outbound flow</w:t>
-                  </w:r>
-                </w:p>
-              </w:tc>
-            </w:tr>
-            <w:tr>
-              <w:tc>
-                <w:tcPr>
-                  <w:tcW w:w="1656" w:type="dxa"/>
-                </w:tcPr>
-                <w:p>
-                  <w:pPr>
-                    <w:framePr w:hSpace="180" w:wrap="around" w:vAnchor="page" w:hAnchor="margin" w:xAlign="center" w:y="3301"/>
-                    <w:bidi w:val="0"/>
-                    <w:jc w:val="left"/>
-                  </w:pPr>
-                  <w:r>
-                    <w:rPr>
-                      <w:sz w:val="16"/>
-                    </w:rPr>
-                    <w:t>SIMF.Api</w:t>
-                  </w:r>
-                </w:p>
-              </w:tc>
-              <w:tc>
-                <w:tcPr>
-                  <w:tcW w:w="1944" w:type="dxa"/>
-                </w:tcPr>
-                <w:p>
-                  <w:pPr>
-                    <w:framePr w:hSpace="180" w:wrap="around" w:vAnchor="page" w:hAnchor="margin" w:xAlign="center" w:y="3301"/>
-                    <w:bidi w:val="0"/>
-                    <w:jc w:val="left"/>
-                  </w:pPr>
-                  <w:r>
-                    <w:rPr>
-                      <w:sz w:val="16"/>
-                    </w:rPr>
-                    <w:t>AI endpoint (configured)</w:t>
-                  </w:r>
-                </w:p>
-              </w:tc>
-              <w:tc>
-                <w:tcPr>
-                  <w:tcW w:w="1224" w:type="dxa"/>
-                </w:tcPr>
-                <w:p>
-                  <w:pPr>
-                    <w:framePr w:hSpace="180" w:wrap="around" w:vAnchor="page" w:hAnchor="margin" w:xAlign="center" w:y="3301"/>
-                    <w:bidi w:val="0"/>
-                    <w:jc w:val="left"/>
-                  </w:pPr>
-                  <w:r>
-                    <w:rPr>
-                      <w:sz w:val="16"/>
-                    </w:rPr>
-                    <w:t>HTTPS</w:t>
-                  </w:r>
-                </w:p>
-              </w:tc>
-              <w:tc>
-                <w:tcPr>
-                  <w:tcW w:w="648" w:type="dxa"/>
-                </w:tcPr>
-                <w:p>
-                  <w:pPr>
-                    <w:framePr w:hSpace="180" w:wrap="around" w:vAnchor="page" w:hAnchor="margin" w:xAlign="center" w:y="3301"/>
-                    <w:bidi w:val="0"/>
-                    <w:jc w:val="left"/>
-                  </w:pPr>
-                  <w:r>
-                    <w:rPr>
-                      <w:sz w:val="16"/>
-                    </w:rPr>
-                    <w:t>443</w:t>
-                  </w:r>
-                </w:p>
-              </w:tc>
-              <w:tc>
-                <w:tcPr>
-                  <w:tcW w:w="1224" w:type="dxa"/>
-                </w:tcPr>
-                <w:p>
-                  <w:pPr>
-                    <w:framePr w:hSpace="180" w:wrap="around" w:vAnchor="page" w:hAnchor="margin" w:xAlign="center" w:y="3301"/>
-                    <w:bidi w:val="0"/>
-                    <w:jc w:val="left"/>
-                  </w:pPr>
-                  <w:r>
-                    <w:rPr>
-                      <w:sz w:val="16"/>
-                    </w:rPr>
-                    <w:t>Internal</w:t>
-                  </w:r>
-                </w:p>
-              </w:tc>
-              <w:tc>
-                <w:tcPr>
-                  <w:tcW w:w="2232" w:type="dxa"/>
-                </w:tcPr>
-                <w:p>
-                  <w:pPr>
-                    <w:framePr w:hSpace="180" w:wrap="around" w:vAnchor="page" w:hAnchor="margin" w:xAlign="center" w:y="3301"/>
-                    <w:bidi w:val="0"/>
-                    <w:jc w:val="left"/>
-                  </w:pPr>
-                  <w:r>
-                    <w:rPr>
-                      <w:sz w:val="16"/>
-                    </w:rPr>
-                    <w:t>AI inference. No provider enabled in this delivery</w:t>
-                  </w:r>
-                </w:p>
-              </w:tc>
-            </w:tr>
-            <w:tr>
-              <w:tc>
-                <w:tcPr>
-                  <w:tcW w:w="1656" w:type="dxa"/>
-                </w:tcPr>
-                <w:p>
-                  <w:pPr>
-                    <w:framePr w:hSpace="180" w:wrap="around" w:vAnchor="page" w:hAnchor="margin" w:xAlign="center" w:y="3301"/>
-                    <w:bidi w:val="0"/>
-                    <w:jc w:val="left"/>
-                  </w:pPr>
-                  <w:r>
-                    <w:rPr>
-                      <w:sz w:val="16"/>
-                    </w:rPr>
-                    <w:t>Controlled egress point</w:t>
+                    <w:t>SIMF.ControlPanel</w:t>
                   </w:r>
                 </w:p>
               </w:tc>
@@ -10045,7 +10141,117 @@
                     <w:rPr>
                       <w:sz w:val="16"/>
                     </w:rPr>
-                    <w:t>Caption import</w:t>
+                    <w:t>Caption import, public video id only. The only outbound flow.</w:t>
+                  </w:r>
+                </w:p>
+              </w:tc>
+            </w:tr>
+            <w:tr>
+              <w:tc>
+                <w:tcPr>
+                  <w:tcW w:w="1656" w:type="dxa"/>
+                </w:tcPr>
+                <w:p>
+                  <w:pPr>
+                    <w:framePr w:hSpace="180" w:wrap="around" w:vAnchor="page" w:hAnchor="margin" w:xAlign="center" w:y="3301"/>
+                    <w:bidi w:val="0"/>
+                    <w:jc w:val="left"/>
+                  </w:pPr>
+                  <w:r>
+                    <w:rPr>
+                      <w:sz w:val="16"/>
+                    </w:rPr>
+                    <w:t>All application hosts</w:t>
+                  </w:r>
+                </w:p>
+              </w:tc>
+              <w:tc>
+                <w:tcPr>
+                  <w:tcW w:w="1944" w:type="dxa"/>
+                </w:tcPr>
+                <w:p>
+                  <w:pPr>
+                    <w:framePr w:hSpace="180" w:wrap="around" w:vAnchor="page" w:hAnchor="margin" w:xAlign="center" w:y="3301"/>
+                    <w:bidi w:val="0"/>
+                    <w:jc w:val="left"/>
+                  </w:pPr>
+                  <w:r>
+                    <w:rPr>
+                      <w:sz w:val="16"/>
+                    </w:rPr>
+                    <w:t>Ministry log collector</w:t>
+                  </w:r>
+                </w:p>
+              </w:tc>
+              <w:tc>
+                <w:tcPr>
+                  <w:tcW w:w="1224" w:type="dxa"/>
+                </w:tcPr>
+                <w:p>
+                  <w:pPr>
+                    <w:framePr w:hSpace="180" w:wrap="around" w:vAnchor="page" w:hAnchor="margin" w:xAlign="center" w:y="3301"/>
+                    <w:bidi w:val="0"/>
+                    <w:jc w:val="left"/>
+                  </w:pPr>
+                  <w:r>
+                    <w:rPr>
+                      <w:sz w:val="16"/>
+                    </w:rPr>
+                    <w:t>Syslog / TLS</w:t>
+                  </w:r>
+                </w:p>
+              </w:tc>
+              <w:tc>
+                <w:tcPr>
+                  <w:tcW w:w="648" w:type="dxa"/>
+                </w:tcPr>
+                <w:p>
+                  <w:pPr>
+                    <w:framePr w:hSpace="180" w:wrap="around" w:vAnchor="page" w:hAnchor="margin" w:xAlign="center" w:y="3301"/>
+                    <w:bidi w:val="0"/>
+                    <w:jc w:val="left"/>
+                  </w:pPr>
+                  <w:r>
+                    <w:rPr>
+                      <w:sz w:val="16"/>
+                    </w:rPr>
+                    <w:t>6514</w:t>
+                  </w:r>
+                </w:p>
+              </w:tc>
+              <w:tc>
+                <w:tcPr>
+                  <w:tcW w:w="1224" w:type="dxa"/>
+                </w:tcPr>
+                <w:p>
+                  <w:pPr>
+                    <w:framePr w:hSpace="180" w:wrap="around" w:vAnchor="page" w:hAnchor="margin" w:xAlign="center" w:y="3301"/>
+                    <w:bidi w:val="0"/>
+                    <w:jc w:val="left"/>
+                  </w:pPr>
+                  <w:r>
+                    <w:rPr>
+                      <w:sz w:val="16"/>
+                    </w:rPr>
+                    <w:t>Outbound</w:t>
+                  </w:r>
+                </w:p>
+              </w:tc>
+              <w:tc>
+                <w:tcPr>
+                  <w:tcW w:w="2232" w:type="dxa"/>
+                </w:tcPr>
+                <w:p>
+                  <w:pPr>
+                    <w:framePr w:hSpace="180" w:wrap="around" w:vAnchor="page" w:hAnchor="margin" w:xAlign="center" w:y="3301"/>
+                    <w:bidi w:val="0"/>
+                    <w:jc w:val="left"/>
+                  </w:pPr>
+                  <w:r>
+                    <w:rPr>
+                      <w:sz w:val="16"/>
+                    </w:rPr>
+                    <w:t>Centralised structured logging</w:t>
                   </w:r>
                 </w:p>
               </w:tc>
@@ -10162,20 +10368,6 @@
             </w:tr>
           </w:tbl>
           <w:p/>
-          <w:p>
-            <w:pPr>
-              <w:bidi w:val="0"/>
-              <w:jc w:val="left"/>
-            </w:pPr>
-            <w:r>
-              <w:rPr>
-                <w:i/>
-                <w:color w:val="444444"/>
-                <w:sz w:val="22"/>
-              </w:rPr>
-              <w:t>IP addresses and ranges are assigned by the site network team.</w:t>
-            </w:r>
-          </w:p>
         </w:tc>
       </w:tr>
     </w:tbl>

--- a/docs/SIMF-HLD-004-MoD-HLD-External-v1.4.docx
+++ b/docs/SIMF-HLD-004-MoD-HLD-External-v1.4.docx
@@ -1768,7 +1768,7 @@
                 <w:b/>
                 <w:sz w:val="24"/>
               </w:rPr>
-              <w:t>Internal systems, all on site in the HSA zone: an SMTP mail relay, a Syslog and SIEM collector, MinIO object storage, the GPT OSS 120B inference endpoint, and SQL Server 2022 (Standard in Development and Test, Enterprise in an AlwaysOn Availability Group in production). None is reached across the internet.</w:t>
+              <w:t>Internal systems, all on site in the HSA zone: an SMTP mail relay, MinIO object storage, the GPT OSS 120B inference endpoint, and SQL Server 2022 (Standard in Development and Test, Enterprise in an AlwaysOn Availability Group in production). None is reached across the internet.</w:t>
             </w:r>
           </w:p>
           <w:p>
@@ -2853,7 +2853,7 @@
               <w:rPr>
                 <w:sz w:val="24"/>
               </w:rPr>
-              <w:t>•  Attendees / visitors / VIP delegates, drawn from the general public and from international participants, use the mobile app (Android + iOS) and the public website to register, receive a digital badge, browse the programme, reserve seats, watch live sessions, ask questions, network and rate the event.</w:t>
+              <w:t>•  Attendees / visitors / VIP delegates, drawn from the general public and from international participants, use the mobile app (Android + iOS) to register, receive a digital badge, reserve seats, watch live sessions, ask questions, network and rate the event, and the public website to read the programme and visit information. Registration and every authenticated journey are in the app; the website carries nevent.</w:t>
             </w:r>
           </w:p>
           <w:p>
@@ -5256,13 +5256,7 @@
                 <w:b/>
                 <w:sz w:val="24"/>
               </w:rPr>
-              <w:t xml:space="preserve">Visitor registration and approval: </w:t>
-            </w:r>
-            <w:r>
-              <w:rPr>
-                <w:sz w:val="24"/>
-              </w:rPr>
-              <w:t>the visitor signs up on the website or mobile app , then  verifies their e-mail with a one-time code, then completes their profile, then an administrator reviews and approves or rejects in the Control Panel, then on approval the visitor receives a digital QR badge and a notification.</w:t>
+              <w:t>Visitor registration and approval: the visitor signs up in the mobile app, then verifies their e-mail with a one-time code, then completes their profile, then an administrator reviews and approves or rejects in the Control Panel, then on approval the visitor receives a digital QR badge and a notification.</w:t>
             </w:r>
           </w:p>
           <w:p>
@@ -6018,12 +6012,7 @@
                 <w:b/>
                 <w:sz w:val="24"/>
               </w:rPr>
-              <w:t>Video storage and the video library: SIMF stores video links only and holds no video files; images are the only media uploaded into the file store. The public video library is published on the forum’s YouTube channel and surfaced in SIMF as links, so it needs no additional storage, encoding or bandwidth on ministry servers and does not change the hardware specification. It depends on the same approved firewall exception.</w:t>
-            </w:r>
-            <w:r>
-              <w:rPr>
-                <w:sz w:val="24"/>
-              </w:rPr>
+              <w:t>Video storage and the video library: SIMF stores video links for the public library and holds no library video files. Session recordings uploaded by the team are held in MinIO, and are listed among the file-store categories in section 2.8. The public video library is published on the forum’s YouTube channel and surfaced in SIMF as links, so it needs no additional storage, encoding or bandwidth on ministry servers and does not change the hardware specification. It depends on the same approved firewall exception.</w:t>
             </w:r>
           </w:p>
           <w:p>
@@ -6371,7 +6360,7 @@
               <w:rPr>
                 <w:sz w:val="24"/>
               </w:rPr>
-              <w:t>Data sent to the AI endpoint once a provider is enabled, by feature.</w:t>
+              <w:t>Data sent to the on-site AI endpoint, by feature.</w:t>
             </w:r>
           </w:p>
           <w:tbl>
@@ -7015,7 +7004,7 @@
               <w:rPr>
                 <w:sz w:val="24"/>
               </w:rPr>
-              <w:t>No provider is enabled in the delivered configuration, so none of these fields is sent anywhere today. The table states what each feature would send once the ministry enables a provider.</w:t>
+              <w:t>The delivered configuration points at the on-site GPT OSS 120B endpoint in HSA. The table above lists what each feature sends to it. None of it leaves the ministry network.</w:t>
             </w:r>
           </w:p>
         </w:tc>
@@ -7959,7 +7948,7 @@
               <w:rPr>
                 <w:sz w:val="24"/>
               </w:rPr>
-              <w:t>One point of precision, so the control is not over-stated: this restriction is enforced at the network layer, by the egress host and the firewall rules. No forward-proxy client is configured in the application code, which means the control is a deployment and network control rather than an application feature. The application requires no change for it to take effect.</w:t>
+              <w:t>One point of precision, so the control is not over-stated: this restriction is enforced at the network layer, by the firewall rules. No forward-proxy client is configured in the application code, which means the control is a deployment and network control rather than an application feature. The application requires no change for it to take effect.</w:t>
             </w:r>
           </w:p>
         </w:tc>
@@ -8253,7 +8242,7 @@
               <w:rPr>
                 <w:sz w:val="24"/>
               </w:rPr>
-              <w:t>•  File storage: a shared file store for avatars, identity documents, photos, recordings, presentations and media, encrypted at rest. Database rows hold references, not blobs.</w:t>
+              <w:t>•  File storage: MinIO object storage for avatars, identity documents, photos, recordings, presentations and media. Four of the eighteen categories are encrypted at rest with application-level AES-GCM: avatars, identity documents, VIP photos and speaker presentations; the rest are protected by access control. Database rows hold object keys, not blobs.</w:t>
             </w:r>
           </w:p>
           <w:p>
@@ -10811,12 +10800,7 @@
                 <w:b/>
                 <w:sz w:val="24"/>
               </w:rPr>
-              <w:t>Data classification: the system holds no classified or militarily sensitive information. The data is unclassified but includes personal data of visitors, speakers and exhibitors, which is processed under the PDPL and the National Cybersecurity Authority controls. No personal or operational data is sent to any cloud artificial-intelligence service; what may be sent is session content to summarise and question text to filter, carrying no attendee identity.</w:t>
-            </w:r>
-            <w:r>
-              <w:rPr>
-                <w:sz w:val="24"/>
-              </w:rPr>
+              <w:t>Data classification: the system holds no classified or militarily sensitive information. The data is unclassified but includes personal data of visitors, speakers and exhibitors, which is processed under the PDPL and the National Cybersecurity Authority controls. No data of any kind is sent to a cloud artificial-intelligence service; what may be sent is session content to summarise and question text to filter, carrying no attendee identity.</w:t>
             </w:r>
           </w:p>
           <w:p>
@@ -10831,7 +10815,7 @@
                 <w:color w:val="444444"/>
                 <w:sz w:val="22"/>
               </w:rPr>
-              <w:t>Owner and operations actions still open: rotate the secrets present in development configuration history; issue a CA-signed certificate and remove the mobile development TLS bypass; enable the identity-lifecycle controls (password expiry / history, dormant-account disable); deploy the WAF; and commission an independent penetration test.</w:t>
+              <w:t>Owner and operations actions still open: rotate the secrets present in development configuration history; issue a CA-signed certificate and remove the mobile development TLS bypass; enable the identity-lifecycle controls (password expiry / history, dormant-account disable); and commission an independent penetration test.</w:t>
             </w:r>
           </w:p>
           <w:p>
@@ -11900,13 +11884,7 @@
                 <w:b/>
                 <w:sz w:val="24"/>
               </w:rPr>
-              <w:t xml:space="preserve">Potential Impact: </w:t>
-            </w:r>
-            <w:r>
-              <w:rPr>
-                <w:sz w:val="24"/>
-              </w:rPr>
-              <w:t>the caption import depends on outbound internet access. If egress is not approved, subtitle import does not operate and the administrator pastes or uploads the transcript instead. The AI features are not affected, because inference is performed A misconfigured egress rule could widen the attack surface, and enabling an external AI provider would add a second outbound destination that needs a data-residency decision first.</w:t>
+              <w:t>Potential Impact: the caption import depends on outbound internet access. If egress is not approved, subtitle import does not operate and the administrator pastes or uploads the transcript instead. The AI features are not affected, because inference runs on the on-site model inside HSA and needs no egress at all. A misconfigured egress rule would widen the attack surface, which is why the only permitted outbound destination is the YouTube caption host and the only permitted source is the Control Panel.</w:t>
             </w:r>
           </w:p>
           <w:p>
@@ -13071,7 +13049,7 @@
                 <w:b w:val="0"/>
                 <w:sz w:val="18"/>
               </w:rPr>
-              <w:t>Both internal to the SSA zone. SMTP on 587, SIEM on 6514. The matrix is updated.</w:t>
+              <w:t>The SMTP relay is an on-site server in HSA, on 587. The log collector is an operational service rather than a SIMF hosting server, reached on 6514. The matrix is updated.</w:t>
             </w:r>
           </w:p>
         </w:tc>

--- a/docs/SIMF-HLD-004-MoD-HLD-External-v1.4.docx
+++ b/docs/SIMF-HLD-004-MoD-HLD-External-v1.4.docx
@@ -1660,7 +1660,7 @@
               <w:rPr>
                 <w:sz w:val="24"/>
               </w:rPr>
-              <w:t>The functional design specifications, one per module, and the product backlog. A per-page end-to-end test-case catalogue (Gherkin, 166 authored files) provides the executable acceptance criteria.</w:t>
+              <w:t>The functional design specifications, one per module, and the product backlog. A per-page end-to-end test-case catalogue (Gherkin, one authored file per page) provides the executable acceptance criteria.</w:t>
             </w:r>
           </w:p>
           <w:p>
@@ -2043,7 +2043,7 @@
               <w:rPr>
                 <w:sz w:val="24"/>
               </w:rPr>
-              <w:t>On premises on Windows Server 2022, on the SITE Private Cloud, over SQL Server 2022. Two security areas, SSA and HSA, hold five network zones with a firewall at each boundary. The layout is in section 2.1.</w:t>
+              <w:t>On premises on Windows Server 2022, on the SITE Private Cloud, over SQL Server 2022. Two security areas, SSA and HSA, hold five network zones. The layout is in section 2.1.</w:t>
             </w:r>
           </w:p>
         </w:tc>
@@ -2090,7 +2090,7 @@
               <w:rPr>
                 <w:sz w:val="24"/>
               </w:rPr>
-              <w:t>Modular monolith with Domain-Driven Design layering (Domain, Application, Infrastructure, API). The network follows defence in depth: two security areas, SSA and HSA, holding five zones, with a firewall at each boundary, a stateless application tier and a high-availability database.</w:t>
+              <w:t>Modular monolith with Domain-Driven Design layering (Domain, Application, Infrastructure, API). The network follows defence in depth: two security areas, SSA and HSA, holding five zones with three firewalls at the zone boundaries, a stateless application tier and a high-availability database.</w:t>
             </w:r>
           </w:p>
         </w:tc>
@@ -2268,7 +2268,7 @@
               <w:rPr>
                 <w:sz w:val="24"/>
               </w:rPr>
-              <w:t>.NET 10, FastEndpoints, FluentValidation, EF Core (code-first), Blazor Server + Blazor SSR, MudBlazor, Flutter (Dart) for iOS and Android, SQL Server 2022, IIS, Serilog, MailKit.</w:t>
+              <w:t>.NET 10, FastEndpoints, FluentValidation, EF Core (code-first), Blazor Server + Blazor SSR with the SIMF.Components shared component library, Flutter (Dart) for iOS and Android, SQL Server 2022, IIS, Serilog, MailKit.</w:t>
             </w:r>
           </w:p>
         </w:tc>
@@ -2853,7 +2853,7 @@
               <w:rPr>
                 <w:sz w:val="24"/>
               </w:rPr>
-              <w:t>•  Attendees / visitors / VIP delegates, drawn from the general public and from international participants, use the mobile app (Android + iOS) to register, receive a digital badge, reserve seats, watch live sessions, ask questions, network and rate the event, and the public website to read the programme and visit information. Registration and every authenticated journey are in the app; the website carries nevent.</w:t>
+              <w:t>•  Attendees / visitors / VIP delegates, drawn from the general public and from international participants, use the mobile app (Android + iOS) to register, receive a digital badge, reserve seats, watch live sessions, ask questions, network and rate the event, and the public website to read the programme and visit information. Registration and every authenticated journey are in the app; the website carries no sign-in, no registration and no personal data.</w:t>
             </w:r>
           </w:p>
           <w:p>
@@ -3174,7 +3174,7 @@
               <w:rPr>
                 <w:sz w:val="24"/>
               </w:rPr>
-              <w:t>The architecture is built for the event-day load. Two security areas hold five network zones, with a firewall at each boundary. SSA holds the access, perimeter and presentation zones and is the only area with internet access. HSA holds the application and data zones and carries internal traffic only. Figure 1 shows the layout.</w:t>
+              <w:t>The architecture is built for the event-day load. Two security areas hold five network zones. Three firewalls sit at the zone boundaries: the perimeter firewall, an internal firewall between the presentation and application zones, and an internal firewall between the application and data zones. SSA holds the access, perimeter and presentation zones and is the only area with internet access. HSA holds the application and data zones and carries internal traffic only. Figure 1 shows the layout.</w:t>
             </w:r>
           </w:p>
           <w:p>
@@ -4596,7 +4596,7 @@
               <w:rPr>
                 <w:sz w:val="24"/>
               </w:rPr>
-              <w:t>Figure 1 states this on the drawing itself. The single AI path is specified in section 2.4 under "API to the AI endpoint": SIMF.Api is the only caller and the load balancer carries no AI traffic.</w:t>
+              <w:t>Figure 1 states this on the drawing itself, and section 2.4 specifies the path under "API to the LLM server".</w:t>
             </w:r>
           </w:p>
           <w:p>
@@ -4650,46 +4650,46 @@
               <w:rPr>
                 <w:sz w:val="24"/>
               </w:rPr>
-              <w:t>Internet zone: attendee mobile device, public website browser, administrator browser, and YouTube. No SIMF server is hosted here.</w:t>
-            </w:r>
-          </w:p>
-          <w:p>
-            <w:pPr>
-              <w:bidi w:val="0"/>
-              <w:spacing w:after="80"/>
-              <w:jc w:val="left"/>
-            </w:pPr>
-            <w:r>
-              <w:rPr>
-                <w:sz w:val="24"/>
-              </w:rPr>
-              <w:t>SSA zone: the WAF and load balancer, the mobile edge, two web hosts and two Control Panel hosts.</w:t>
-            </w:r>
-          </w:p>
-          <w:p>
-            <w:pPr>
-              <w:bidi w:val="0"/>
-              <w:spacing w:after="80"/>
-              <w:jc w:val="left"/>
-            </w:pPr>
-            <w:r>
-              <w:rPr>
-                <w:sz w:val="24"/>
-              </w:rPr>
-              <w:t>HSA zone: the API load balancer, four API hosts, the on-site LLM server running GPT OSS 120B, the on-site mail relay, two database hosts and the MinIO object store.</w:t>
-            </w:r>
-          </w:p>
-          <w:p>
-            <w:pPr>
-              <w:bidi w:val="0"/>
-              <w:spacing w:after="80"/>
-              <w:jc w:val="left"/>
-            </w:pPr>
-            <w:r>
-              <w:rPr>
-                <w:sz w:val="24"/>
-              </w:rPr>
-              <w:t>The Communication Requirements Matrix in section 2.8 matches Figure 1 row for row.</w:t>
+              <w:t>Internet zone: YouTube. No SIMF server is hosted here.</w:t>
+            </w:r>
+          </w:p>
+          <w:p>
+            <w:pPr>
+              <w:bidi w:val="0"/>
+              <w:spacing w:after="80"/>
+              <w:jc w:val="left"/>
+            </w:pPr>
+            <w:r>
+              <w:rPr>
+                <w:sz w:val="24"/>
+              </w:rPr>
+              <w:t>SSA zone, in three network zones: the attendee mobile device, the public website browser and the administrator browser in the access zone; the WAF and load balancer in the perimeter zone; the mobile edge, two web hosts and two Control Panel hosts in the presentation zone.</w:t>
+            </w:r>
+          </w:p>
+          <w:p>
+            <w:pPr>
+              <w:bidi w:val="0"/>
+              <w:spacing w:after="80"/>
+              <w:jc w:val="left"/>
+            </w:pPr>
+            <w:r>
+              <w:rPr>
+                <w:sz w:val="24"/>
+              </w:rPr>
+              <w:t>HSA zone, in two network zones: the API load balancer, four API hosts, the on-site LLM server running GPT OSS 120B and the on-site mail relay in the application zone; two database hosts and the MinIO object store in the data zone.</w:t>
+            </w:r>
+          </w:p>
+          <w:p>
+            <w:pPr>
+              <w:bidi w:val="0"/>
+              <w:spacing w:after="80"/>
+              <w:jc w:val="left"/>
+            </w:pPr>
+            <w:r>
+              <w:rPr>
+                <w:sz w:val="24"/>
+              </w:rPr>
+              <w:t>The Communication Requirements Matrix is in section 2.8.</w:t>
             </w:r>
           </w:p>
         </w:tc>
@@ -4829,7 +4829,7 @@
               <w:rPr>
                 <w:sz w:val="24"/>
               </w:rPr>
-              <w:t>•  Control Panel (Blazor Server + MudBlazor), the administration application.</w:t>
+              <w:t>•  Control Panel (Blazor Server + SIMF.Components), the administration application.</w:t>
             </w:r>
           </w:p>
           <w:p>
@@ -5325,7 +5325,7 @@
                 <w:b/>
                 <w:sz w:val="24"/>
               </w:rPr>
-              <w:t>Live session and Q&amp;A: the attendee opens a live session and plays the configured stream (YouTube, with an HLS or MP4 fallback). A question can be sent before the session (a pre-question) or during it (gated on a hall-arrival record once the session is live); both run the same three stages: an advisory AI filter tags the question, the Scientific Committee approves, hides or escalates it, and the per-session moderator presents the approved questions on stage (order, hide, push to the speaker). Comments follow a separate path: an AI filter, then administrator approval, then the feed.</w:t>
+              <w:t>Live session and Q&amp;A: the attendee opens a live session and plays the configured stream (YouTube, with an HLS or MP4 fallback). A question can be sent at any time before the session and until it ends. Once the session is live, a hall that carries a geofence also requires a hall-arrival record; the geofence is a deferred enhancement (open item G-OI-2). Every question runs the same three stages: an advisory AI filter tags the question, the Scientific Committee approves, hides or escalates it, and the per-session moderator presents the approved questions on stage (order, hide, push to the speaker). Comments follow a separate path: an AI filter, then administrator approval, then the feed.</w:t>
             </w:r>
           </w:p>
           <w:p>
@@ -6094,7 +6094,7 @@
               <w:rPr>
                 <w:sz w:val="24"/>
               </w:rPr>
-              <w:t>Consequences, which are deliberate: no video, audio or segment traffic traverses any SIMF server; the platform carries no streaming bandwidth; and SIMF holds no media content.</w:t>
+              <w:t>Consequences, which are deliberate: no video, audio or segment traffic traverses any SIMF server; the platform carries no streaming bandwidth; and SIMF stores no live video.</w:t>
             </w:r>
           </w:p>
           <w:p>
@@ -6267,7 +6267,7 @@
               <w:rPr>
                 <w:sz w:val="24"/>
               </w:rPr>
-              <w:t>Path: the Control Panel in SSA to the YouTube caption API, out through the edge firewall under an FQDN allow-list, with every request logged. The returned caption host is re-validated before the second request, and the HTTP client does not follow redirects.</w:t>
+              <w:t>Path: the Control Panel in SSA to the YouTube caption API, out through the perimeter firewall under an FQDN allow-list, with every request logged. The returned caption host is re-validated before the second request, and the HTTP client does not follow redirects.</w:t>
             </w:r>
           </w:p>
           <w:p>
@@ -7392,7 +7392,7 @@
               <w:rPr>
                 <w:sz w:val="24"/>
               </w:rPr>
-              <w:t>•  Mobile application (Flutter, iOS + Android), a persistent five-tab shell (Home, Sessions, Badge, Map, Profile) over roughly 34 feature areas: onboarding and splash; sign-in / sign-up / OTP / biometric; profile and registration; programme and session detail; seat picker; digital badge and QR; venue map; live broadcast; AI summary; news; media gallery; archive; booths; sponsors; media partners; comments and questions; networking; contacts (vCard share / scan); my meetings; gate scan (staff); session moderation (moderator); notifications; accessibility; feedback and rating.</w:t>
+              <w:t>•  Mobile application (Flutter, iOS + Android), a persistent five-tab shell (Home, Sessions, Badge, Map, Profile) over roughly 34 feature areas: onboarding and splash; sign-in / sign-up / OTP / biometric; profile and registration; programme and session detail; seat picker; digital badge and QR; venue map; live broadcast; AI summary; news; media gallery; archive; booths; sponsors; media partners; questions; networking; contacts (vCard share / scan); my meetings; gate scan (staff); session moderation (moderator); notifications; accessibility; feedback and rating.</w:t>
             </w:r>
           </w:p>
           <w:p>
@@ -7406,7 +7406,7 @@
               <w:rPr>
                 <w:sz w:val="24"/>
               </w:rPr>
-              <w:t>•  Control Panel (Blazor Server + MudBlazor), roughly 12 navigation groups: Overview, People, Access Control, Programme, Scientific Committee, Exhibition, Engagement, Knowledge, Content, Public Relations, Gates and Reference Data. Every list page uses one standard data-grid component (filter, select-all, row checkbox, quiet per-row icon actions) with a shared CRUD framework, so all administration pages behave identically.</w:t>
+              <w:t>•  Control Panel (Blazor Server + SIMF.Components), roughly 12 navigation groups: Overview, People, Access Control, Programme, Scientific Committee, Exhibition, Engagement, Knowledge, Content, Public Relations, Gates and Reference Data. Every list page uses one standard data-grid component (filter, select-all, row checkbox, quiet per-row icon actions) with a shared CRUD framework, so all administration pages behave identically.</w:t>
             </w:r>
           </w:p>
           <w:p>
@@ -7659,7 +7659,7 @@
               <w:rPr>
                 <w:sz w:val="24"/>
               </w:rPr>
-              <w:t>•  Internet, attendees, administrators, and the single outbound external service (the YouTube caption API). No SIMF server runs here.</w:t>
+              <w:t>•  Internet, the single outbound external service (the YouTube caption API). No SIMF server and no client device runs here.</w:t>
             </w:r>
           </w:p>
           <w:p>
@@ -7673,7 +7673,7 @@
               <w:rPr>
                 <w:sz w:val="24"/>
               </w:rPr>
-              <w:t>•  SSA Zone, the WAF and load balancer, the website and Control Panel tiers, and the mobile edge.</w:t>
+              <w:t>•  SSA Zone, the attendee mobile device, the public website browser and the administrator browser, the WAF and load balancer, the website and Control Panel tiers, and the mobile edge.</w:t>
             </w:r>
           </w:p>
           <w:p>
@@ -7687,7 +7687,7 @@
               <w:rPr>
                 <w:sz w:val="24"/>
               </w:rPr>
-              <w:t>•  HSA Zone, the database Availability Group, the shared file store, and the backups, reached only from the application servers.</w:t>
+              <w:t>•  HSA Zone, the API load balancer and four API hosts, the on-site LLM server, the on-site mail relay, two database hosts and MinIO object storage. The databases and the object store are reached only from the API hosts.</w:t>
             </w:r>
           </w:p>
           <w:p>
@@ -7701,7 +7701,7 @@
               <w:rPr>
                 <w:sz w:val="24"/>
               </w:rPr>
-              <w:t>•  A firewall sits at each zone boundary.</w:t>
+              <w:t>•  Three firewalls sit at the zone boundaries, as set out in section 2.1.</w:t>
             </w:r>
           </w:p>
           <w:p>
@@ -7861,33 +7861,33 @@
               <w:rPr>
                 <w:sz w:val="24"/>
               </w:rPr>
-              <w:t>SMTP relay: an on-site relay in the HSA zone, reached from SIMF.Api over SMTP with STARTTLS on TCP 587. It is the only e-mail path, it is internal, and it does not use the edge gateway; mail is queued and dispatched asynchronously.</w:t>
-            </w:r>
-          </w:p>
-          <w:p>
-            <w:pPr>
-              <w:bidi w:val="0"/>
-              <w:spacing w:after="80"/>
-              <w:jc w:val="left"/>
-            </w:pPr>
-            <w:r>
-              <w:rPr>
-                <w:sz w:val="24"/>
-              </w:rPr>
-              <w:t>Log collector and SIEM: the application hosts ship syslog over TLS on TCP 6514 to the ministry collector. It is an integration rather than a SIMF server, so Figure 1 does not draw it. Fifteen hosts. Fifteen Sigma 2.x detection rules are supplied with the system. One point of precision: the application writes structured events to rolling log files, and forwarding those files to the collector is performed by a host log shipper configured at deployment, not by an application sink. It is therefore an operational deployment step, and it is listed as such.</w:t>
-            </w:r>
-          </w:p>
-          <w:p>
-            <w:pPr>
-              <w:bidi w:val="0"/>
-              <w:spacing w:after="80"/>
-              <w:jc w:val="left"/>
-            </w:pPr>
-            <w:r>
-              <w:rPr>
-                <w:sz w:val="24"/>
-              </w:rPr>
-              <w:t>Neither component traverses the edge firewall or any Internet gateway. The Communication Requirements Matrix in section 2.8 has been updated for both.</w:t>
+              <w:t>SMTP relay: an on-site relay in the HSA zone, reached from SIMF.Api over SMTP with STARTTLS on TCP 587. It is the only e-mail path, it is internal, and it does not use the perimeter firewall; mail is queued and dispatched asynchronously.</w:t>
+            </w:r>
+          </w:p>
+          <w:p>
+            <w:pPr>
+              <w:bidi w:val="0"/>
+              <w:spacing w:after="80"/>
+              <w:jc w:val="left"/>
+            </w:pPr>
+            <w:r>
+              <w:rPr>
+                <w:sz w:val="24"/>
+              </w:rPr>
+              <w:t>Log collector and SIEM: the application hosts ship syslog over TLS on TCP 6514 to the ministry collector. It is an integration rather than a SIMF server, so Figure 1 does not draw it. Fifteen Sigma 2.x detection rules are supplied with the system. One point of precision: the application writes structured events to rolling log files, and forwarding those files to the collector is performed by a host log shipper configured at deployment, not by an application sink. It is therefore an operational deployment step, and it is listed as such.</w:t>
+            </w:r>
+          </w:p>
+          <w:p>
+            <w:pPr>
+              <w:bidi w:val="0"/>
+              <w:spacing w:after="80"/>
+              <w:jc w:val="left"/>
+            </w:pPr>
+            <w:r>
+              <w:rPr>
+                <w:sz w:val="24"/>
+              </w:rPr>
+              <w:t>Neither component traverses the perimeter firewall. The Communication Requirements Matrix in section 2.8 has been updated for both.</w:t>
             </w:r>
           </w:p>
           <w:p>
@@ -7935,7 +7935,7 @@
               <w:rPr>
                 <w:sz w:val="24"/>
               </w:rPr>
-              <w:t>The only outbound flow in the system is the YouTube caption import, and its full path is: the Control Panel in SSA, under an FQDN allow-list that logs every request, then through the edge firewall and perimeter gateway to the Internet. No host in HSA holds an outbound route.</w:t>
+              <w:t>The only outbound flow in the system is the YouTube caption import, and its full path is: the Control Panel in SSA, under an FQDN allow-list that logs every request, then through the perimeter firewall to the Internet. No host in HSA holds an outbound route.</w:t>
             </w:r>
           </w:p>
           <w:p>
@@ -8200,7 +8200,7 @@
                 <w:b/>
                 <w:sz w:val="24"/>
               </w:rPr>
-              <w:t>Data Flow: Attendees and administrators reach SIMF over HTTPS. TLS terminates at the load balancer, which routes public pages to SIMF.Web and app and API traffic to SIMF.Api. SIMF.Api authenticates and authorises the caller, runs the use case, and reads or writes the database over TCP 1433. Files are read and written through MinIO over the S3 API, e-mail is queued to the SMTP relay, AI inference is performed by the configured AI endpoint when one is enabled, and and the Control Panel makes the one outbound caption call. Every request carries a correlation ID written to the logs and both audit trails.</w:t>
+              <w:t>Data Flow: Attendees and administrators reach SIMF over HTTPS. TLS terminates at the WAF and load balancer, which routes public pages to SIMF.Web, administrator traffic to SIMF.ControlPanel and mobile traffic to SIMF.MobileEdge. Those three call SIMF.Api over HTTPS 443 across the internal firewall, through the API load balancer. SIMF.Api authenticates and authorises the caller, runs the use case, and reads or writes the database over TCP 1433. Files are read and written through MinIO over the S3 API, e-mail is queued to the on-site SMTP relay, AI inference is performed by the on-site GPT OSS 120B endpoint, and the Control Panel makes the one outbound caption call. Every request carries a correlation ID written to the logs and both audit trails.</w:t>
             </w:r>
           </w:p>
           <w:p>
@@ -8242,7 +8242,7 @@
               <w:rPr>
                 <w:sz w:val="24"/>
               </w:rPr>
-              <w:t>•  File storage: MinIO object storage for avatars, identity documents, photos, recordings, presentations and media. Four of the eighteen categories are encrypted at rest with application-level AES-GCM: avatars, identity documents, VIP photos and speaker presentations; the rest are protected by access control. Database rows hold object keys, not blobs.</w:t>
+              <w:t>•  File storage: MinIO object storage for avatars, identity documents, photos, recordings, presentations and media. Four categories are encrypted at rest with application-level AES-GCM: avatars, identity documents, VIP photos and speaker presentations; the rest are protected by access control. Database rows hold object keys, not blobs.</w:t>
             </w:r>
           </w:p>
           <w:p>
@@ -8410,7 +8410,7 @@
               <w:rPr>
                 <w:sz w:val="24"/>
               </w:rPr>
-              <w:t>Content is classified into 18 service categories across 4 sensitivity tiers. The categories are: avatar, identity document, VIP photo, speaker photo, speaker presentation, session recording, news image, media-gallery image, media-partner logo, sponsor logo, exhibitor logo, booth logo, company logo, organisation logo, organisation hero video, programme-day image, banner and archive cover.</w:t>
+              <w:t>Content is classified into 25 service categories across 4 sensitivity tiers. Nineteen hold uploaded bytes: avatar, identity document, VIP photo, speaker photo, speaker presentation, session recording, organisation hero video, news image, media-gallery image, media-partner logo, sponsor logo, exhibitor logo, booth logo, organisation logo, programme-day image, banner, archive cover, archive past-speaker photo and archive gallery image. Six hold a validated external URL rather than bytes: the session live stream, the session summary video, the media-gallery video, the organisation live feed, the archive gallery video and the withdrawn sign-language feed.</w:t>
             </w:r>
           </w:p>
           <w:p>
@@ -11231,13 +11231,7 @@
                 <w:b/>
                 <w:sz w:val="24"/>
               </w:rPr>
-              <w:t xml:space="preserve">Syslog / SIEM integration: </w:t>
-            </w:r>
-            <w:r>
-              <w:rPr>
-                <w:sz w:val="24"/>
-              </w:rPr>
-              <w:t>a centralised structured logging system (Serilog) collects events from all components, the API, the Control Panel, the website and the database tier. It captures authentication events, authorisation denials, access logs, business actions, rate-limit rejections and system errors. Every event carries a correlation ID for end-to-end tracing, and the system integrates with alerting to notify administrators of critical issues.</w:t>
+              <w:t>Syslog / SIEM integration: the API, the Control Panel and the website write structured Serilog events to rolling files on each host. The events cover authentication events, authorisation denials, access logs, business actions, rate-limit rejections and system errors. Every event carries a correlation ID for end-to-end tracing. Section 2.7 records how the files reach the ministry log collector.</w:t>
             </w:r>
           </w:p>
           <w:p>
@@ -11961,13 +11955,7 @@
                 <w:b/>
                 <w:sz w:val="24"/>
               </w:rPr>
-              <w:t xml:space="preserve">Mitigation Strategies: </w:t>
-            </w:r>
-            <w:r>
-              <w:rPr>
-                <w:sz w:val="24"/>
-              </w:rPr>
-              <w:t>four-stage promotion (Development, then Test, then Staging , then  Production) with no skipping, where a failing gate stops promotion. Trunk-based development with pull-request review, a zero-warnings Release build, and unit, integration and end-to-end test gates in the pipeline. A per-page end-to-end test-case catalogue is maintained as executable regression proof. Dependency vulnerability scanning and SBOM generation run in the pipeline.</w:t>
+              <w:t>Mitigation Strategies: four-stage promotion (Development, then Test, then Staging, then Production) with no skipping, where a failing gate stops promotion. Trunk-based development with pull-request review, a zero-warnings Release build, and unit, integration and end-to-end test gates in the pipeline. A per-page end-to-end test-case catalogue is maintained as executable regression proof. Dependency vulnerability scanning and SBOM generation run in the pipeline.</w:t>
             </w:r>
           </w:p>
           <w:p>
@@ -12721,7 +12709,7 @@
                 <w:b w:val="0"/>
                 <w:sz w:val="18"/>
               </w:rPr>
-              <w:t>Binary content the database must not hold. 18 categories, 4 tiers, 4 encrypted at rest.</w:t>
+              <w:t>Binary content the database must not hold. 25 categories, 4 tiers, 4 encrypted at rest.</w:t>
             </w:r>
           </w:p>
         </w:tc>
@@ -12967,7 +12955,7 @@
                 <w:b w:val="0"/>
                 <w:sz w:val="18"/>
               </w:rPr>
-              <w:t>Only YouTube, and only a public video id. Nothing is sent to an AI provider today.</w:t>
+              <w:t>Only YouTube, and only a public video id. Nothing is sent to an external AI provider.</w:t>
             </w:r>
           </w:p>
         </w:tc>
@@ -13213,7 +13201,7 @@
                 <w:b w:val="0"/>
                 <w:sz w:val="18"/>
               </w:rPr>
-              <w:t>Agreed. No AI egress exists today. Any egress is via the egress point and edge firewall.</w:t>
+              <w:t>Agreed, and no AI egress is possible. The on-site AI endpoint in HSA holds no outbound route. The one outbound call is the caption import, made by the Control Panel in SSA through the perimeter firewall.</w:t>
             </w:r>
           </w:p>
         </w:tc>

--- a/docs/SIMF-HLD-004-MoD-HLD-External-v1.4.docx
+++ b/docs/SIMF-HLD-004-MoD-HLD-External-v1.4.docx
@@ -5552,7 +5552,7 @@
           <w:color w:val="1F3864"/>
           <w:sz w:val="20"/>
         </w:rPr>
-        <w:t>Figure 2. SIMF component and interaction view. Every component, and how each one communicates with the others. Answers technical review points 1 and 7.</w:t>
+        <w:t>Figure 2. SIMF phase one components and their interaction. Every component, and how each one communicates with the others. Answers technical review points 1 and 7.</w:t>
       </w:r>
     </w:p>
     <w:p>
@@ -5610,7 +5610,7 @@
           <w:color w:val="1F3864"/>
           <w:sz w:val="20"/>
         </w:rPr>
-        <w:t>Figure 3. SIMF system and data flow. A data flow diagram in Gane and Sarson notation: a level 0 context view and a level 1 decomposition that balances with it. Answers technical review point 7.</w:t>
+        <w:t>Figure 3. SIMF phase one system and data flow. A data flow diagram in Gane and Sarson notation: a level 0 context view and a level 1 decomposition that balances with it. Answers technical review point 7.</w:t>
       </w:r>
     </w:p>
     <w:p>

--- a/docs/SIMF-HLD-004-MoD-HLD-External-v1.4.docx
+++ b/docs/SIMF-HLD-004-MoD-HLD-External-v1.4.docx
@@ -2525,7 +2525,7 @@
               <w:rPr>
                 <w:sz w:val="24"/>
               </w:rPr>
-              <w:t>SIMF is a single-tenant event platform for the Saudi International Maritime Forum. The forum is open to the general public and international in attendance: it is not restricted to Ministry of Defense personnel and not restricted to Saudi nationals, and any member of the public may register subject to administrator approval. It is reached through three access channels, the mobile app, the public website and the Control Panel, which share one backend API and two databases. It has two kinds of user: application users, grouped dynamically, and administrators, governed by role-based access control. It is designed to:</w:t>
+              <w:t>SIMF is a single-tenant event platform for the Saudi International Maritime Forum. The forum is open to the general public and international in attendance: it is not restricted to Ministry of Defense personnel and not restricted to Saudi nationals, and any member of the public may register subject to administrator approval. It is reached through four client applications, the mobile app, the public website, the Control Panel and the on-site badge desk, which share one backend API and two databases. It has two kinds of user: application users, whose access level is the profile type assigned at approval, and administrators, whose permissions come from a named role. It is designed to:</w:t>
             </w:r>
           </w:p>
           <w:p>
@@ -2895,7 +2895,7 @@
               <w:rPr>
                 <w:sz w:val="24"/>
               </w:rPr>
-              <w:t>•  Gate operators and session moderators, use the mobile app staff / moderator screens and the Control Panel.</w:t>
+              <w:t>•  Gate operators and session moderators, use the mobile app staff / moderator screens and the Control Panel. Badge desk staff use the on-site badge desk application (SIMF.BadgeDesk) to print and issue badges at the venue.</w:t>
             </w:r>
           </w:p>
           <w:p>
@@ -4583,7 +4583,7 @@
               <w:rPr>
                 <w:sz w:val="24"/>
               </w:rPr>
-              <w:t>The load balancer carries no AI traffic of any kind. Its role is limited to terminating client TLS, filtering against the OWASP rule set and distributing client requests across the application tiers.</w:t>
+              <w:t>The WAF and load balancer carries no AI traffic of any kind. It terminates client TLS, filters against the OWASP rule set and distributes client requests across the presentation tier. It has no path to the API or to the LLM server.</w:t>
             </w:r>
           </w:p>
           <w:p>
@@ -4857,7 +4857,7 @@
               <w:rPr>
                 <w:sz w:val="24"/>
               </w:rPr>
-              <w:t>•  Badge desk (SIMF.BadgeDesk, WinForms), an on-site desk tool used by staff to print and issue badges at the venue. It is drawn in Figure 2 alongside the three main clients.</w:t>
+              <w:t>•  Badge desk (SIMF.BadgeDesk, WinForms), a Windows desk application that staff run at the venue to print and issue badges. It works offline and holds no database connection. It posts each shift to the API over HTTPS, to POST /api/v1/admin/offline/batch, authenticated with a bearer token that the operator pastes from a Control Panel session. It is drawn in Figure 2 alongside the three main clients.</w:t>
             </w:r>
           </w:p>
           <w:p>
@@ -5110,7 +5110,7 @@
               <w:rPr>
                 <w:sz w:val="24"/>
               </w:rPr>
-              <w:t>•  Scheduled jobs, run in-process by the API host: dormant-account sweep, registration-gate auto-close, session reminders, e-mail dispatch. There is no separate worker server.</w:t>
+              <w:t>•  Scheduled jobs, run in-process by the API host: among them the dormant-account sweep, the registration-gate auto-close, session and meeting reminders, the pre-start seat release, the rating prompts and e-mail dispatch. One API node is elected to run the database-driven jobs, so a reminder is sent once and not once per node; if that node stops, another takes over within one poll interval. E-mail dispatch runs on every node, each draining its own in-process queue. There is no separate worker server.</w:t>
             </w:r>
           </w:p>
           <w:p>
@@ -5552,7 +5552,7 @@
           <w:color w:val="1F3864"/>
           <w:sz w:val="20"/>
         </w:rPr>
-        <w:t>Figure 2. SIMF phase one components and their interaction. Every component, and how each one communicates with the others. Answers technical review points 1 and 7.</w:t>
+        <w:t>Figure 2. SIMF phase one components and their interaction. Every component, and how each one communicates with the others. Answers technical review point 1.</w:t>
       </w:r>
     </w:p>
     <w:p>
@@ -5610,7 +5610,7 @@
           <w:color w:val="1F3864"/>
           <w:sz w:val="20"/>
         </w:rPr>
-        <w:t>Figure 3. SIMF phase one system and data flow. A data flow diagram in Gane and Sarson notation: a level 0 context view and a level 1 decomposition that balances with it. Answers technical review point 7.</w:t>
+        <w:t>Figure 3. SIMF phase one system and data flow. A data flow diagram in Gane and Sarson notation: a level 0 context view and a level 1 decomposition that balances with it.</w:t>
       </w:r>
     </w:p>
     <w:p>
@@ -7004,7 +7004,7 @@
               <w:rPr>
                 <w:sz w:val="24"/>
               </w:rPr>
-              <w:t>The delivered configuration points at the on-site GPT OSS 120B endpoint in HSA. The table above lists what each feature sends to it. None of it leaves the ministry network.</w:t>
+              <w:t>AI inference runs on the on-site GPT OSS 120B endpoint in HSA, reached through the OpenAI-compatible provider. The endpoint address is a deployment configuration value, so pointing the platform at the on-site server is a configuration step and not a code change. The source default is the deterministic offline provider, which performs no inference, and no cloud provider is configured with a credential. The table above lists what each feature sends to the endpoint. None of it leaves the ministry network.</w:t>
             </w:r>
           </w:p>
         </w:tc>
@@ -7785,7 +7785,7 @@
               <w:rPr>
                 <w:sz w:val="24"/>
               </w:rPr>
-              <w:t>•  The three application sites (API, Control Panel, website) run as IIS sites and application pools. One operations script (deploy/ops.ps1) installs, removes, starts, stops and restarts each site, and reports its status.</w:t>
+              <w:t>•  Four sites run as IIS sites and application pools: the API, the Control Panel, the website and the mobile edge. The deployment pipeline stops each site, copies the new files over it and starts it again, one site at a time, in that order.</w:t>
             </w:r>
           </w:p>
           <w:p>
@@ -7799,7 +7799,7 @@
               <w:rPr>
                 <w:sz w:val="24"/>
               </w:rPr>
-              <w:t>•  The API runs its scheduled jobs in-process, so restarting them restarts the API application pool; the operations script exposes this as a Jobs target. There is no separate worker server.</w:t>
+              <w:t>•  The API runs its scheduled jobs in-process. There is no separate worker server. Restarting the jobs means restarting the API application pool. One exclusive SQL Server application lock elects a single API node to run them, so the four-node tier runs each scheduled job once. The e-mail dispatcher is the exception: its queue is in-process, so every node drains its own.</w:t>
             </w:r>
           </w:p>
           <w:p>
@@ -7848,7 +7848,7 @@
                 <w:b/>
                 <w:sz w:val="24"/>
               </w:rPr>
-              <w:t>SIMF response. They differ, and Figure 1 shows the difference. The mail relay is an on-site server in the HSA zone and is drawn as its own box: SIMF.Api reaches it over SMTP with STARTTLS on TCP 587, and nothing else calls it. The log collector is an integration rather than a SIMF server, so it is not drawn; the application hosts ship syslog over TLS on TCP 6514 to the ministry collector. Both carry their protocol and port in the communication requirements matrix in section 2.8.</w:t>
+              <w:t>SIMF response. They differ, and Figure 1 shows the difference. The mail relay is an on-site server in the HSA zone and is drawn as its own box. The log collector is an integration rather than a SIMF server, so it is not drawn. The two entries below give each one its protocol and port, and the communication requirements matrix in section 2.8 carries both.</w:t>
             </w:r>
           </w:p>
           <w:p>
@@ -7935,7 +7935,7 @@
               <w:rPr>
                 <w:sz w:val="24"/>
               </w:rPr>
-              <w:t>The only outbound flow in the system is the YouTube caption import, and its full path is: the Control Panel in SSA, under an FQDN allow-list that logs every request, then through the perimeter firewall to the Internet. No host in HSA holds an outbound route.</w:t>
+              <w:t>The only outbound flow to the internet is the YouTube caption import, and its full path is: the Control Panel in SSA, under an FQDN allow-list that logs every request, then through the perimeter firewall to the Internet. No host in HSA holds an outbound route.</w:t>
             </w:r>
           </w:p>
           <w:p>
@@ -10130,7 +10130,7 @@
                     <w:rPr>
                       <w:sz w:val="16"/>
                     </w:rPr>
-                    <w:t>Caption import, public video id only. The only outbound flow.</w:t>
+                    <w:t>Caption import, public video id only.</w:t>
                   </w:r>
                 </w:p>
               </w:tc>
@@ -10895,7 +10895,7 @@
               <w:rPr>
                 <w:sz w:val="24"/>
               </w:rPr>
-              <w:t>Administrator accounts created by invitation receive a single-use invitation link valid for exactly seven days. The invitee sets their own password when they use it, and the link is then consumed, so no shared or temporary password is ever transmitted.</w:t>
+              <w:t>Administrator accounts created by invitation receive a single-use six-digit code, valid for seven days. The code is stored hashed and is consumed on first use. The invitee opens the Control Panel, enters the code and sets their own password, so no shared or temporary password is ever transmitted.</w:t>
             </w:r>
           </w:p>
           <w:p>
@@ -11103,13 +11103,7 @@
                 <w:b/>
                 <w:sz w:val="24"/>
               </w:rPr>
-              <w:t xml:space="preserve">Application tier. </w:t>
-            </w:r>
-            <w:r>
-              <w:rPr>
-                <w:sz w:val="24"/>
-              </w:rPr>
-              <w:t>The API is stateless and load-balanced round-robin. The website and Control Panel are server-interactive and run with session affinity. Adding nodes adds capacity with no redesign.</w:t>
+              <w:t>Application tier. Adding API nodes adds capacity with no redesign, because the API holds no session state.</w:t>
             </w:r>
           </w:p>
           <w:p>
@@ -11185,13 +11179,7 @@
                 <w:b/>
                 <w:sz w:val="24"/>
               </w:rPr>
-              <w:t xml:space="preserve">Operational availability: </w:t>
-            </w:r>
-            <w:r>
-              <w:rPr>
-                <w:sz w:val="24"/>
-              </w:rPr>
-              <w:t>/health is a real readiness probe (database reachable, migrations applied) used by the load balancer and monitors to pull unhealthy instances out of rotation. Rollback restores the last known-good binaries, re-checks health and re-runs the smoke test. The three forum days are the critical availability window, and an outage during them cannot be rescheduled.</w:t>
+              <w:t>Operational availability: /health is a readiness probe used by the load balancer and monitors to pull unhealthy instances out of rotation. It reports the in-process scheduled jobs from their heartbeat registry: healthy when every job is up, degraded when one has missed its schedule, unhealthy when one has faulted. Rollback restores the last known-good binaries, re-checks health and re-runs the smoke test. The three forum days are the critical availability window, and an outage during them cannot be rescheduled.</w:t>
             </w:r>
           </w:p>
         </w:tc>
@@ -11878,7 +11866,7 @@
                 <w:b/>
                 <w:sz w:val="24"/>
               </w:rPr>
-              <w:t>Potential Impact: the caption import depends on outbound internet access. If egress is not approved, subtitle import does not operate and the administrator pastes or uploads the transcript instead. The AI features are not affected, because inference runs on the on-site model inside HSA and needs no egress at all. A misconfigured egress rule would widen the attack surface, which is why the only permitted outbound destination is the YouTube caption host and the only permitted source is the Control Panel.</w:t>
+              <w:t>Potential Impact: the caption import depends on outbound internet access. If egress is not approved, subtitle import does not operate and the administrator pastes or uploads the transcript instead. The AI features are not affected, because inference runs on the on-site model inside HSA and needs no egress at all. A misconfigured egress rule would widen the attack surface, which is why the only internet destination permitted is the YouTube caption host and the only source permitted to reach it is the Control Panel. The application hosts hold one further outbound route, syslog over TLS on TCP 6514 to the ministry log collector.</w:t>
             </w:r>
           </w:p>
           <w:p>
@@ -11955,7 +11943,7 @@
                 <w:b/>
                 <w:sz w:val="24"/>
               </w:rPr>
-              <w:t>Mitigation Strategies: four-stage promotion (Development, then Test, then Staging, then Production) with no skipping, where a failing gate stops promotion. Trunk-based development with pull-request review, a zero-warnings Release build, and unit, integration and end-to-end test gates in the pipeline. A per-page end-to-end test-case catalogue is maintained as executable regression proof. Dependency vulnerability scanning and SBOM generation run in the pipeline.</w:t>
+              <w:t>Mitigation Strategies: four-stage promotion (Development, then Test, then Staging, then Production) with no skipping. Trunk-based development with pull-request review and a zero-warnings Release build. A build warning or a vulnerable dependency fails the pipeline and stops promotion. The unit, integration and end-to-end suites sit in the pipeline behind a switch that is off by owner decision, so they are run on the developer's machine before a push and a failing test does not stop the build. A per-page end-to-end test-case catalogue is maintained as the regression record. Dependency vulnerability scanning and SBOM generation run in the pipeline.</w:t>
             </w:r>
           </w:p>
           <w:p>
@@ -12791,7 +12779,7 @@
                 <w:b w:val="0"/>
                 <w:sz w:val="18"/>
               </w:rPr>
-              <w:t>Provided. Figure 2 for components and interaction, Figure 3 for the system and data flow.</w:t>
+              <w:t>Figure 2 shows the components and their interactions. Figure 3 shows the system and data flow.</w:t>
             </w:r>
           </w:p>
         </w:tc>

--- a/docs/SIMF-HLD-004-MoD-HLD-External-v1.4.docx
+++ b/docs/SIMF-HLD-004-MoD-HLD-External-v1.4.docx
@@ -1768,7 +1768,7 @@
                 <w:b/>
                 <w:sz w:val="24"/>
               </w:rPr>
-              <w:t>Internal systems, all on site in the HSA zone: an SMTP mail relay, MinIO object storage, the GPT OSS 120B inference endpoint, and SQL Server 2022 (Standard in Development and Test, Enterprise in an AlwaysOn Availability Group in production). None is reached across the internet.</w:t>
+              <w:t>Internal systems on site in the HSA zone: an SMTP mail relay, MinIO object storage, the GPT OSS 120B inference endpoint, and SQL Server 2022 (Standard in Development and Test, Enterprise in an AlwaysOn Availability Group in production). None is reached across the internet.</w:t>
             </w:r>
           </w:p>
           <w:p>
@@ -1911,13 +1911,7 @@
                 <w:b/>
                 <w:sz w:val="24"/>
               </w:rPr>
-              <w:t xml:space="preserve">Encryption: </w:t>
-            </w:r>
-            <w:r>
-              <w:rPr>
-                <w:sz w:val="24"/>
-              </w:rPr>
-              <w:t>TLS 1.2+ in transit; PII (national ID / Iqama / passport, mobile numbers) and identity-document images encrypted at rest with application-level AES-GCM (a 32-byte operator-supplied key via Storage:UserIdDocumentEncryptionKey; IPiiEncryptor). There is no dependency on database-native TDE.</w:t>
+              <w:t>Encryption: TLS 1.2+ in transit; PII columns (national ID / Iqama / passport, mobile numbers) are encrypted at rest with application-level AES-256-GCM under a 32-byte operator-supplied key, Storage:UserIdDocumentEncryptionKey. Identity-document images and the other confidential stored files are encrypted at rest with AES-GCM envelope encryption under a second operator-supplied key, FileStorage:EncryptionKey, carrying a key version for rotation. There is no dependency on database-native TDE.</w:t>
             </w:r>
           </w:p>
           <w:p>
@@ -2137,7 +2131,7 @@
               <w:rPr>
                 <w:sz w:val="24"/>
               </w:rPr>
-              <w:t>Frontend (public website + Control Panel), Backend API, Database.</w:t>
+              <w:t>Frontend: the mobile app, the public website, the Control Panel and the on-site badge desk. Backend: one API. Data: two SQL Server databases and MinIO object storage.</w:t>
             </w:r>
           </w:p>
           <w:p>
@@ -2179,7 +2173,7 @@
               <w:rPr>
                 <w:sz w:val="24"/>
               </w:rPr>
-              <w:t>•  On-premises hosting; SQL Server 2022, Standard edition in Development / Test (decision O-3), Enterprise edition in an AlwaysOn Availability Group for the production event topology (owner decision).</w:t>
+              <w:t>•  On-premises hosting; SQL Server 2022, Standard edition in Development / Test, Enterprise edition in an AlwaysOn Availability Group for the production event topology (owner decision).</w:t>
             </w:r>
           </w:p>
           <w:p>
@@ -2221,7 +2215,7 @@
               <w:rPr>
                 <w:sz w:val="24"/>
               </w:rPr>
-              <w:t>•  The one external integration, the YouTube caption import made from the Control Panel, depends on an approved outbound firewall exception. Until it is granted an administrator pastes or uploads the transcript. The AI runs on site and needs no external access.</w:t>
+              <w:t>•  The one external integration, the YouTube caption import, depends on an approved outbound HTTPS 443 exception.</w:t>
             </w:r>
           </w:p>
         </w:tc>
@@ -2867,7 +2861,7 @@
               <w:rPr>
                 <w:sz w:val="24"/>
               </w:rPr>
-              <w:t>•  Anonymous public, use the website to read public content (home, programme, visit information). The website carries no registration; visitors register in the mobile app.</w:t>
+              <w:t>•  Anonymous public, use the website to read public content (home, programme, visit information).</w:t>
             </w:r>
           </w:p>
           <w:p>
@@ -2881,7 +2875,7 @@
               <w:rPr>
                 <w:sz w:val="24"/>
               </w:rPr>
-              <w:t>•  Administrators / organisers / scientific committee / public relations, staffed by Royal Saudi Naval Forces personnel and by the organising company, use the Control Panel, reached on a separate hostname (the administrator is the "Backend user" in the SITE reference topology of section 2.1). Each administrator holds a named role whose permissions are restricted per page and per action.</w:t>
+              <w:t>•  Administrators / organisers / scientific committee / public relations, staffed by Royal Saudi Naval Forces personnel and by the organising company, use the Control Panel, reached on a separate hostname. Each administrator holds a named role whose permissions are restricted per page and per action.</w:t>
             </w:r>
           </w:p>
           <w:p>
@@ -2923,7 +2917,7 @@
               <w:rPr>
                 <w:sz w:val="24"/>
               </w:rPr>
-              <w:t>•  YouTube. The Control Panel imports the caption track of a published session video, sending the public video id and nothing else. This is the only outbound call SIMF makes. Without the firewall exception an administrator pastes or uploads the transcript instead.</w:t>
+              <w:t>•  YouTube. The Control Panel imports the caption track of a published session video, sending the public video id and nothing else. It is the only call SIMF makes to the internet. Without the firewall exception an administrator pastes or uploads the transcript instead.</w:t>
             </w:r>
           </w:p>
           <w:p>
@@ -3008,7 +3002,7 @@
               <w:rPr>
                 <w:sz w:val="24"/>
               </w:rPr>
-              <w:t>•  LLM server, on site in HSA, running the SITE-hosted GPT OSS 120B model behind an OpenAI-compatible API. It serves session minutes, question filtering and the assistants. SIMF.Api is its only caller and no inference leaves the ministry network.</w:t>
+              <w:t>•  LLM server, on site in HSA, running the SITE-hosted GPT OSS 120B model behind an OpenAI-compatible API. It serves subtitle translation, session minutes, question filtering and the assistants. SIMF.Api is its only caller and no inference leaves the ministry network.</w:t>
             </w:r>
           </w:p>
           <w:p>
@@ -3217,41 +3211,35 @@
                 <w:b/>
                 <w:sz w:val="24"/>
               </w:rPr>
-              <w:t>SSA zone. A web application firewall and load balancer terminates TLS, filters traffic against the OWASP rule set and balances requests across healthy nodes. The presentation tier sits here and nothing else: the website (SIMF.Web, two nodes), the Control Panel (SIMF.ControlPanel, two nodes with session affinity) and the mobile edge (SIMF.MobileEdge). All three reach data only through the API, over HTTPS 443 across the internal firewall. The Control Panel makes the single outbound call to YouTube.</w:t>
-            </w:r>
-          </w:p>
-          <w:p>
-            <w:pPr>
-              <w:bidi w:val="0"/>
-              <w:spacing w:after="80"/>
-              <w:jc w:val="left"/>
-            </w:pPr>
-            <w:r>
-              <w:rPr>
-                <w:b/>
-                <w:sz w:val="24"/>
-              </w:rPr>
-              <w:t>HSA zone. Everything that holds or processes SIMF data sits here, and none of it can reach the internet: the API (SIMF.Api, four stateless nodes behind an internal load balancer), the GPT OSS 120B inference endpoint on the on-site LLM server, the on-site SMTP relay, MinIO object storage and the databases. SQL Server 2022 Enterprise runs in an AlwaysOn Availability Group, a read-write primary and one readable secondary reached through a listener that sends writes to the primary and read-only queries to a secondary; both databases run in the group with synchronous commit and automatic failover. The API is the only caller of the databases, the LLM server, the mail relay and MinIO.</w:t>
-            </w:r>
-          </w:p>
-          <w:p>
-            <w:pPr>
-              <w:bidi w:val="0"/>
-              <w:spacing w:after="80"/>
-              <w:jc w:val="left"/>
-            </w:pPr>
-            <w:r>
-              <w:rPr>
-                <w:b/>
-                <w:sz w:val="24"/>
-              </w:rPr>
-              <w:t xml:space="preserve">Transport. </w:t>
-            </w:r>
-            <w:r>
-              <w:rPr>
-                <w:sz w:val="24"/>
-              </w:rPr>
-              <w:t>Every connection uses HTTPS with TLS 1.2 or higher. TLS terminates at the load balancer and is re-encrypted to the backend.</w:t>
+              <w:t>SSA zone. A web application firewall and load balancer in the perimeter zone terminates TLS, filters traffic against the OWASP rule set and balances requests across healthy nodes. The presentation zone holds the presentation tier and nothing else: the website (SIMF.Web, two nodes), the Control Panel (SIMF.ControlPanel, two nodes with session affinity) and the mobile edge (SIMF.MobileEdge). All three reach data only through the API, over HTTPS 443 across the internal firewall.</w:t>
+            </w:r>
+          </w:p>
+          <w:p>
+            <w:pPr>
+              <w:bidi w:val="0"/>
+              <w:spacing w:after="80"/>
+              <w:jc w:val="left"/>
+            </w:pPr>
+            <w:r>
+              <w:rPr>
+                <w:b/>
+                <w:sz w:val="24"/>
+              </w:rPr>
+              <w:t>HSA zone. Everything that holds or processes SIMF data sits here, and none of it can reach the internet: the API (SIMF.Api, four stateless nodes behind an internal load balancer), the GPT OSS 120B inference endpoint on the on-site LLM server, the on-site SMTP relay, MinIO object storage and the databases. SQL Server 2022 Enterprise runs in an AlwaysOn Availability Group, a read-write primary and one secondary reached through a listener; both databases run in the group with synchronous commit and automatic failover. The API is the only caller of the databases, the LLM server, the mail relay and MinIO.</w:t>
+            </w:r>
+          </w:p>
+          <w:p>
+            <w:pPr>
+              <w:bidi w:val="0"/>
+              <w:spacing w:after="80"/>
+              <w:jc w:val="left"/>
+            </w:pPr>
+            <w:r>
+              <w:rPr>
+                <w:b/>
+                <w:sz w:val="24"/>
+              </w:rPr>
+              <w:t>Transport. Every HTTP connection, client to server and server to server, uses TLS 1.2 or higher. TLS terminates at the load balancer and is re-encrypted to the backend. The mail and database paths run on their own protocols and ports, listed in the Communication Requirements Matrix in section 2.8.</w:t>
             </w:r>
           </w:p>
           <w:p>
@@ -4324,7 +4312,7 @@
               <w:rPr>
                 <w:sz w:val="24"/>
               </w:rPr>
-              <w:t>•  The workload is read-heavy and cacheable. Reads are served by the readable secondary and a per-node in-memory cache; the primary handles writes and cache misses.</w:t>
+              <w:t>•  The workload is read-heavy and cacheable. A per-node in-memory cache absorbs repeated reads; the database serves the rest.</w:t>
             </w:r>
           </w:p>
           <w:p>
@@ -4352,7 +4340,21 @@
               <w:rPr>
                 <w:sz w:val="24"/>
               </w:rPr>
-              <w:t>•  Under overload the system degrades gracefully: rate limits and per-dependency circuit breakers return a clean 429 or 503 rather than failing.</w:t>
+              <w:t>•  Under overload the system degrades gracefully: rate limits return a clean 429 rather than failing.</w:t>
+            </w:r>
+          </w:p>
+          <w:p>
+            <w:pPr>
+              <w:bidi w:val="0"/>
+              <w:spacing w:before="120" w:after="80"/>
+              <w:jc w:val="left"/>
+            </w:pPr>
+            <w:r>
+              <w:rPr>
+                <w:b/>
+                <w:sz w:val="24"/>
+              </w:rPr>
+              <w:t>Key architectural principles</w:t>
             </w:r>
           </w:p>
           <w:p>
@@ -4366,21 +4368,7 @@
               <w:rPr>
                 <w:sz w:val="24"/>
               </w:rPr>
-              <w:t>•  Development and test environments run a single SQL Server Standard node; the Enterprise Availability Group is the production topology.</w:t>
-            </w:r>
-          </w:p>
-          <w:p>
-            <w:pPr>
-              <w:bidi w:val="0"/>
-              <w:spacing w:before="120" w:after="80"/>
-              <w:jc w:val="left"/>
-            </w:pPr>
-            <w:r>
-              <w:rPr>
-                <w:b/>
-                <w:sz w:val="24"/>
-              </w:rPr>
-              <w:t>Key architectural principles</w:t>
+              <w:t>•  One API, one response envelope and one permission model for every client.</w:t>
             </w:r>
           </w:p>
           <w:p>
@@ -4394,35 +4382,7 @@
               <w:rPr>
                 <w:sz w:val="24"/>
               </w:rPr>
-              <w:t>•  One API, one response envelope and one permission model for every client.</w:t>
-            </w:r>
-          </w:p>
-          <w:p>
-            <w:pPr>
-              <w:bidi w:val="0"/>
-              <w:spacing w:after="80"/>
-              <w:ind w:left="360"/>
-              <w:jc w:val="left"/>
-            </w:pPr>
-            <w:r>
-              <w:rPr>
-                <w:sz w:val="24"/>
-              </w:rPr>
               <w:t>•  Two separate databases for identity and business data, with no cross-database foreign keys (see section 2.8).</w:t>
-            </w:r>
-          </w:p>
-          <w:p>
-            <w:pPr>
-              <w:bidi w:val="0"/>
-              <w:spacing w:after="80"/>
-              <w:ind w:left="360"/>
-              <w:jc w:val="left"/>
-            </w:pPr>
-            <w:r>
-              <w:rPr>
-                <w:sz w:val="24"/>
-              </w:rPr>
-              <w:t>•  A stateless API tier, so the platform scales out by adding nodes.</w:t>
             </w:r>
           </w:p>
           <w:p>
@@ -4843,7 +4803,7 @@
               <w:rPr>
                 <w:sz w:val="24"/>
               </w:rPr>
-              <w:t>•  Public Website (Blazor SSR), static informational content about the forum and its programme. It has no sign-in, registration or account page and stores no personal data; registration and all visitor data live in the mobile app and the Control Panel. Two deliberate exceptions: the website assistant passes the visitor’s question text to the AI service without storing identity, and the meeting-confirmation page opens from a private per-speaker link.</w:t>
+              <w:t>•  Public Website (Blazor SSR), informational content about the forum and its programme. It has no sign-in, registration or account page and stores no personal data; registration and all visitor data live in the mobile app and the Control Panel. Two deliberate exceptions: the website assistant passes the visitor’s question text to the AI service without storing identity, and the meeting-confirmation page opens from a private per-speaker link.</w:t>
             </w:r>
           </w:p>
           <w:p>
@@ -5325,21 +5285,21 @@
                 <w:b/>
                 <w:sz w:val="24"/>
               </w:rPr>
-              <w:t>Live session and Q&amp;A: the attendee opens a live session and plays the configured stream (YouTube, with an HLS or MP4 fallback). A question can be sent at any time before the session and until it ends. Once the session is live, a hall that carries a geofence also requires a hall-arrival record; the geofence is a deferred enhancement (open item G-OI-2). Every question runs the same three stages: an advisory AI filter tags the question, the Scientific Committee approves, hides or escalates it, and the per-session moderator presents the approved questions on stage (order, hide, push to the speaker). Comments follow a separate path: an AI filter, then administrator approval, then the feed.</w:t>
-            </w:r>
-          </w:p>
-          <w:p>
-            <w:pPr>
-              <w:bidi w:val="0"/>
-              <w:spacing w:after="80"/>
-              <w:jc w:val="left"/>
-            </w:pPr>
-            <w:r>
-              <w:rPr>
-                <w:b/>
-                <w:sz w:val="24"/>
-              </w:rPr>
-              <w:t>AI session summary: the session subtitle is imported server-to-server from YouTube (or pasted or uploaded when egress is unavailable) and saved after the team reviews it; the API then calls the configured AI endpoint to draft the summary from that subtitle; the Scientific Committee views the text, edits and approves the draft; an administrator publishes it after the session has started, and attendees read it in the app.</w:t>
+              <w:t>Live session and Q&amp;A: the attendee opens a live session and plays the configured stream (YouTube, with an HLS or MP4 fallback). A question can be sent at any time before the session and until it ends. Once the session is live, a hall that carries a geofence also requires a hall-arrival record; the QR scan at the hall door writes that record. A hall with no geofence accepts the question, because presence cannot be verified. Automatic arrival by GPS geofence is a deferred enhancement (open item G-OI-2). Every question runs the same three stages: an advisory AI filter tags the question, the Scientific Committee approves, hides or escalates it, and the per-session moderator presents the approved questions on stage (order, hide, push to the speaker). Comments follow a separate path: an AI filter, then administrator approval, then the feed.</w:t>
+            </w:r>
+          </w:p>
+          <w:p>
+            <w:pPr>
+              <w:bidi w:val="0"/>
+              <w:spacing w:after="80"/>
+              <w:jc w:val="left"/>
+            </w:pPr>
+            <w:r>
+              <w:rPr>
+                <w:b/>
+                <w:sz w:val="24"/>
+              </w:rPr>
+              <w:t>AI session summary: the session subtitle is imported server-to-server from YouTube (or pasted or uploaded when egress is unavailable) and saved after the team reviews it; the API then calls the configured AI endpoint to draft the summary from that subtitle; the Scientific Committee views the text, edits and approves the draft, then publishes it once the session has started, and attendees read it in the app.</w:t>
             </w:r>
           </w:p>
           <w:p>
@@ -5354,21 +5314,6 @@
                 <w:sz w:val="24"/>
               </w:rPr>
               <w:t>Rating and feedback: rating forms are configurable data; an administrator defines rating types, question groups and questions in the Control Panel without a release. Five types are seeded: App, Session, the overall Forum and the overall Exhibition (each rated once per user) and Day (once per user per programme day). The API prompts attendees by attendance, from its in-process scheduled jobs: a per-session prompt when a session ends, an end-of-day prompt to those who checked in that day, and an end-of-programme prompt for the Forum, Exhibition and App.</w:t>
-            </w:r>
-          </w:p>
-          <w:p>
-            <w:pPr>
-              <w:bidi w:val="0"/>
-              <w:spacing w:after="80"/>
-              <w:jc w:val="left"/>
-            </w:pPr>
-            <w:r>
-              <w:rPr>
-                <w:i/>
-                <w:color w:val="444444"/>
-                <w:sz w:val="22"/>
-              </w:rPr>
-              <w:t>These are the primary system workflows.</w:t>
             </w:r>
           </w:p>
           <w:p>
@@ -5912,7 +5857,7 @@
                 <w:b/>
                 <w:sz w:val="24"/>
               </w:rPr>
-              <w:t>API to the LLM server: SIMF.Api is the only caller, and the load balancer carries no AI traffic. It calls the SITE-hosted GPT OSS 120B model over an OpenAI-compatible API on HTTPS 443, inside HSA, so no inference leaves the ministry network. Every invocation is logged and rate-limited per administrator.</w:t>
+              <w:t>API to the LLM server: SIMF.Api is the only caller, and the load balancer carries no AI traffic. It calls the SITE-hosted GPT OSS 120B model over an OpenAI-compatible API on HTTPS 443, inside HSA, so no inference leaves the ministry network. Every invocation is logged. The Control Panel prompt test and the Control Panel assistant are rate-limited per administrator. Every other AI call is rate-limited per source IP address.</w:t>
             </w:r>
           </w:p>
           <w:p>
@@ -6012,22 +5957,7 @@
                 <w:b/>
                 <w:sz w:val="24"/>
               </w:rPr>
-              <w:t>Video storage and the video library: SIMF stores video links for the public library and holds no library video files. Session recordings uploaded by the team are held in MinIO, and are listed among the file-store categories in section 2.8. The public video library is published on the forum’s YouTube channel and surfaced in SIMF as links, so it needs no additional storage, encoding or bandwidth on ministry servers and does not change the hardware specification. It depends on the same approved firewall exception.</w:t>
-            </w:r>
-          </w:p>
-          <w:p>
-            <w:pPr>
-              <w:bidi w:val="0"/>
-              <w:spacing w:after="80"/>
-              <w:jc w:val="left"/>
-            </w:pPr>
-            <w:r>
-              <w:rPr>
-                <w:i/>
-                <w:color w:val="444444"/>
-                <w:sz w:val="22"/>
-              </w:rPr>
-              <w:t>No inbound interface is exposed to any external entity.</w:t>
+              <w:t>Video storage and the video library: SIMF stores video links for the public library and holds no library video files. Session recordings uploaded by the team are held in MinIO, and are listed among the file-store categories in section 2.8. The public video library is published on the forum’s YouTube channel and surfaced in SIMF as links, so it needs no additional storage, encoding or bandwidth on ministry servers and does not change the hardware specification.</w:t>
             </w:r>
           </w:p>
           <w:p>
@@ -7372,13 +7302,7 @@
                 <w:b/>
                 <w:sz w:val="24"/>
               </w:rPr>
-              <w:t xml:space="preserve">UI Overview: </w:t>
-            </w:r>
-            <w:r>
-              <w:rPr>
-                <w:sz w:val="24"/>
-              </w:rPr>
-              <w:t>three front-ends share one design system and are fully bilingual (Arabic primary / RTL, English secondary / LTR).</w:t>
+              <w:t>UI Overview: three front-ends share one design system and are fully bilingual (Arabic primary / RTL, English secondary / LTR). The badge desk of section 2.2 is a fourth client with its own WinForms interface.</w:t>
             </w:r>
           </w:p>
           <w:p>
@@ -7392,7 +7316,7 @@
               <w:rPr>
                 <w:sz w:val="24"/>
               </w:rPr>
-              <w:t>•  Mobile application (Flutter, iOS + Android), a persistent five-tab shell (Home, Sessions, Badge, Map, Profile) over roughly 34 feature areas: onboarding and splash; sign-in / sign-up / OTP / biometric; profile and registration; programme and session detail; seat picker; digital badge and QR; venue map; live broadcast; AI summary; news; media gallery; archive; booths; sponsors; media partners; questions; networking; contacts (vCard share / scan); my meetings; gate scan (staff); session moderation (moderator); notifications; accessibility; feedback and rating.</w:t>
+              <w:t>•  Mobile application (Flutter, iOS + Android), a persistent five-tab shell (Home, Sessions, Badge, Map, Profile) over the main feature areas: onboarding and splash; sign-in / sign-up / OTP / biometric; profile and registration; programme and session detail; seat picker; digital badge and QR; venue map; live broadcast; AI summary; news; media gallery; archive; booths; sponsors; media partners; questions; networking; contacts (vCard share / scan); my meetings; gate scan (staff); session moderation (moderator); notifications; accessibility; feedback and rating.</w:t>
             </w:r>
           </w:p>
           <w:p>
@@ -7406,7 +7330,7 @@
               <w:rPr>
                 <w:sz w:val="24"/>
               </w:rPr>
-              <w:t>•  Control Panel (Blazor Server + SIMF.Components), roughly 12 navigation groups: Overview, People, Access Control, Programme, Scientific Committee, Exhibition, Engagement, Knowledge, Content, Public Relations, Gates and Reference Data. Every list page uses one standard data-grid component (filter, select-all, row checkbox, quiet per-row icon actions) with a shared CRUD framework, so all administration pages behave identically.</w:t>
+              <w:t>•  Control Panel (Blazor Server + SIMF.Components), 14 navigation groups: Overview, People, Access Control, Programme, Scientific Committee, Exhibition, Engagement, Knowledge, Content, Public Relations, Gates, Reference Data, System and Reports. Every list page uses one standard data-grid component (filter, select-all, row checkbox, quiet per-row icon actions) with a shared CRUD framework, so all administration pages behave identically.</w:t>
             </w:r>
           </w:p>
           <w:p>
@@ -7420,7 +7344,7 @@
               <w:rPr>
                 <w:sz w:val="24"/>
               </w:rPr>
-              <w:t>•  Public Website (Blazor SSR), statically rendered public content (home, programme, visit information) for speed. It has no sign-in, registration or account page and stores no personal data. The only interactive elements are the visitor assistant and the meeting-confirmation page, which opens from a private per-speaker link.</w:t>
+              <w:t>•  Public Website (Blazor SSR), statically rendered public content (home, programme, visit information) for speed. The only interactive elements are the visitor assistant and the meeting-confirmation page, which opens from a private per-speaker link.</w:t>
             </w:r>
           </w:p>
           <w:p>
@@ -7591,13 +7515,7 @@
                 <w:b/>
                 <w:sz w:val="24"/>
               </w:rPr>
-              <w:t xml:space="preserve">Development and Test. </w:t>
-            </w:r>
-            <w:r>
-              <w:rPr>
-                <w:sz w:val="24"/>
-              </w:rPr>
-              <w:t>A single node runs the three application sites and one SQL Server Standard instance, with OpenAPI enabled. This is the right footprint for these environments.</w:t>
+              <w:t>Development and Test. A single node runs the application sites and one SQL Server Standard instance, with OpenAPI enabled.</w:t>
             </w:r>
           </w:p>
           <w:p>
@@ -7757,7 +7675,7 @@
               <w:rPr>
                 <w:sz w:val="24"/>
               </w:rPr>
-              <w:t>•  Provision the shared file store and enable session affinity for the website and Control Panel tiers.</w:t>
+              <w:t>•  Provision MinIO object storage in the HSA data zone. Provision one shared data-protection key ring folder that both website nodes and both Control Panel nodes can read and write. Enable session affinity for the website and Control Panel tiers. Neither tier starts in production without the key ring.</w:t>
             </w:r>
           </w:p>
           <w:p>
@@ -7813,7 +7731,7 @@
               <w:rPr>
                 <w:sz w:val="24"/>
               </w:rPr>
-              <w:t>•  Production configuration and every secret are applied as machine-scope, SIMF-prefixed environment variables by per-service scripts (deploy/set-env-api, set-env-cp, set-env-web); the committed templates carry empty values, and the real values are set on the server and never committed. The hosts, protocols and ports are the Communication Requirements Matrix in section 2.8.</w:t>
+              <w:t>•  Production configuration and every secret are applied as machine-scope, SIMF-prefixed environment variables by per-site scripts (deploy/set-env-api.ps1, set-env-cp.ps1, set-env-web.ps1 and set-env-edge.ps1); the committed scripts carry the non-secret values, every secret entry is empty, and an operator fills the secret values on the server. The hosts, protocols and ports are the Communication Requirements Matrix in section 2.8.</w:t>
             </w:r>
           </w:p>
           <w:p>
@@ -8228,7 +8146,7 @@
               <w:rPr>
                 <w:sz w:val="24"/>
               </w:rPr>
-              <w:t>•  Database: Microsoft SQL Server 2022. Production runs the Enterprise edition in an AlwaysOn Availability Group: a read-write primary and one readable secondary behind a listener, giving both automatic failover and read scale-out. Development and test use a single Standard-edition instance.</w:t>
+              <w:t>•  Database: Microsoft SQL Server 2022. Production runs the Enterprise edition in an AlwaysOn Availability Group: a read-write primary and one secondary behind a listener, giving automatic failover. Development and test use a single Standard-edition instance.</w:t>
             </w:r>
           </w:p>
           <w:p>
@@ -8312,7 +8230,7 @@
               <w:rPr>
                 <w:sz w:val="24"/>
               </w:rPr>
-              <w:t>•  Audit trails: every insert, update and delete is captured in RowAudit with before / after images, an actor snapshot and a correlation ID; security-relevant business events are captured in OperationLog. Both are append-only.</w:t>
+              <w:t>•  Audit trails: the RowAudit and OperationLog trails described in section 2.5.</w:t>
             </w:r>
           </w:p>
           <w:p>
@@ -8369,7 +8287,7 @@
                 <w:color w:val="444444"/>
                 <w:sz w:val="22"/>
               </w:rPr>
-              <w:t>The exact concurrent-session and throughput figures are confirmed during staging load testing and recorded in the deployment prerequisites. See also section 2.9 Sizing and Performance View.</w:t>
+              <w:t>See also section 2.9 Sizing and Performance View.</w:t>
             </w:r>
           </w:p>
           <w:p>
@@ -8397,7 +8315,7 @@
                 <w:b/>
                 <w:sz w:val="24"/>
               </w:rPr>
-              <w:t>SIMF response. Purpose: to hold binary content that must not be stored in the database and that must be readable by every application node. It is MinIO object storage in the HSA zone, reached over the S3 API, so any API node reads back what another node wrote. Database rows hold object keys, never blobs.</w:t>
+              <w:t>SIMF response. Purpose: to hold binary content that must not be stored in the database and that must be readable by every application node. It is MinIO object storage in the HSA zone, reached over the S3 API, so any API node reads back what another node wrote.</w:t>
             </w:r>
           </w:p>
           <w:p>
@@ -8436,7 +8354,7 @@
               <w:rPr>
                 <w:sz w:val="24"/>
               </w:rPr>
-              <w:t>Access is only ever through the API, which enforces the per-category policy on every read and write. The share is not reachable from any client, from the website or from the Control Panel.</w:t>
+              <w:t>Access is only ever through the API, which enforces the per-category policy on every read and write. MinIO is not reachable from any client, from the website or from the Control Panel.</w:t>
             </w:r>
           </w:p>
         </w:tc>
@@ -10621,13 +10539,7 @@
                 <w:b/>
                 <w:sz w:val="24"/>
               </w:rPr>
-              <w:t xml:space="preserve">Authorization: </w:t>
-            </w:r>
-            <w:r>
-              <w:rPr>
-                <w:sz w:val="24"/>
-              </w:rPr>
-              <w:t>role-based access control with per-page / per-action permissions. Permission codes live in a single catalogue, are seeded idempotently, are baked into the JWT and are enforced on both the API and the Control Panel; Administrator holds a wildcard. Build-time tests fail the build if any Control Panel page or admin endpoint is missing its permission gate, an ungated admin surface is treated as a security defect, not a bug.</w:t>
+              <w:t>Authorization: role-based access control with per-page / per-action permissions. Permission codes live in a single catalogue, are seeded idempotently, are baked into the JWT and are enforced on both the API and the Control Panel; Administrator holds a wildcard. Tests, run before each push, fail when any Control Panel page or admin endpoint is missing its permission gate, an ungated admin surface is treated as a security defect, not a bug.</w:t>
             </w:r>
           </w:p>
           <w:p>
@@ -10701,13 +10613,7 @@
                 <w:b/>
                 <w:sz w:val="24"/>
               </w:rPr>
-              <w:t xml:space="preserve">Encryption at rest. </w:t>
-            </w:r>
-            <w:r>
-              <w:rPr>
-                <w:sz w:val="24"/>
-              </w:rPr>
-              <w:t>Personal data (national ID, Iqama, passport and mobile numbers) and identity-document images are encrypted with application-level AES-GCM envelope encryption, the key supplied through an environment variable.</w:t>
+              <w:t>Encryption at rest. Identity-document images and the other encrypted file categories use AES-256-GCM envelope encryption: a fresh data key for each file, sealed under a key-encryption key. Personal-data columns (national ID, Iqama, passport and mobile numbers) are encrypted with AES-256-GCM under their own key. Both keys are supplied through environment variables.</w:t>
             </w:r>
           </w:p>
           <w:p>
@@ -10761,13 +10667,7 @@
                 <w:b/>
                 <w:sz w:val="24"/>
               </w:rPr>
-              <w:t xml:space="preserve">Audit: </w:t>
-            </w:r>
-            <w:r>
-              <w:rPr>
-                <w:sz w:val="24"/>
-              </w:rPr>
-              <w:t>two append-only trails, OperationLog for security-relevant business events and RowAudit for row-level before / after images, each carrying an actor snapshot, source IP, user agent and correlation ID.</w:t>
+              <w:t>Audit: two append-only trails. OperationLog records security-relevant business events with an actor snapshot, source IP, user agent and correlation ID. RowAudit records row-level before / after images with an actor snapshot and correlation ID.</w:t>
             </w:r>
           </w:p>
           <w:p>
@@ -10800,7 +10700,7 @@
                 <w:b/>
                 <w:sz w:val="24"/>
               </w:rPr>
-              <w:t>Data classification: the system holds no classified or militarily sensitive information. The data is unclassified but includes personal data of visitors, speakers and exhibitors, which is processed under the PDPL and the National Cybersecurity Authority controls. No data of any kind is sent to a cloud artificial-intelligence service; what may be sent is session content to summarise and question text to filter, carrying no attendee identity.</w:t>
+              <w:t>Data classification: the system holds no classified or militarily sensitive information. The data is unclassified but includes personal data of visitors, speakers and exhibitors, which is processed under the PDPL and the National Cybersecurity Authority controls. No data is sent to a cloud artificial-intelligence service. The on-site model receives session content to summarise and question text to filter. The call carries no account identifier.</w:t>
             </w:r>
           </w:p>
           <w:p>
@@ -10908,7 +10808,7 @@
               <w:rPr>
                 <w:sz w:val="24"/>
               </w:rPr>
-              <w:t>Forced change is implemented and enforced. When an account carries the PasswordChangeRequired flag, which is set when an administrator rotates a credential or when a password reaches its maximum age, every token-issuing path is blocked (initial password step, second-factor verify, recovery-code verify, one-time-code verify and refresh) until the user sets a new password through the reset flow.</w:t>
+              <w:t>Forced change is implemented and enforced. When an account carries the PasswordChangeRequired flag, which is set when a password passes the configured maximum password age, every token-issuing path is blocked (initial password step, second-factor verify, recovery-code verify, one-time-code verify and refresh) until the user sets a new password through the reset flow.</w:t>
             </w:r>
           </w:p>
           <w:p>
@@ -11055,13 +10955,7 @@
                 <w:b/>
                 <w:sz w:val="24"/>
               </w:rPr>
-              <w:t xml:space="preserve">Database tier. </w:t>
-            </w:r>
-            <w:r>
-              <w:rPr>
-                <w:sz w:val="24"/>
-              </w:rPr>
-              <w:t>High availability and read scale-out come from the SQL Server 2022 Enterprise AlwaysOn Availability Group.</w:t>
+              <w:t>Database tier. High availability comes from the SQL Server 2022 Enterprise AlwaysOn Availability Group.</w:t>
             </w:r>
           </w:p>
           <w:p>
@@ -11075,7 +10969,7 @@
               <w:rPr>
                 <w:sz w:val="24"/>
               </w:rPr>
-              <w:t>•  A read-write primary and one readable secondary run with synchronous commit and automatic failover. Both databases run in the group; the listener routes writes to the primary and read-only queries to a secondary. The cluster quorum uses a witness configured with the site. Development and test use a single Standard-edition node.</w:t>
+              <w:t>•  A read-write primary and one readable secondary run with synchronous commit and automatic failover. Both databases run in the group; the listener routes writes to the primary and read-only queries to a secondary. The cluster quorum uses a witness configured with the site.</w:t>
             </w:r>
           </w:p>
           <w:p>
@@ -11104,68 +10998,6 @@
                 <w:sz w:val="24"/>
               </w:rPr>
               <w:t>Application tier. Adding API nodes adds capacity with no redesign, because the API holds no session state.</w:t>
-            </w:r>
-          </w:p>
-          <w:p>
-            <w:pPr>
-              <w:bidi w:val="0"/>
-              <w:spacing w:after="80"/>
-              <w:jc w:val="left"/>
-            </w:pPr>
-            <w:r>
-              <w:rPr>
-                <w:b/>
-                <w:sz w:val="24"/>
-              </w:rPr>
-              <w:t xml:space="preserve">Load Balancer. </w:t>
-            </w:r>
-            <w:r>
-              <w:rPr>
-                <w:sz w:val="24"/>
-              </w:rPr>
-              <w:t>Distributes traffic across the nodes to prevent overload and keep service continuous.</w:t>
-            </w:r>
-          </w:p>
-          <w:p>
-            <w:pPr>
-              <w:bidi w:val="0"/>
-              <w:spacing w:after="80"/>
-              <w:ind w:left="360"/>
-              <w:jc w:val="left"/>
-            </w:pPr>
-            <w:r>
-              <w:rPr>
-                <w:sz w:val="24"/>
-              </w:rPr>
-              <w:t>•  Health checks continuously monitor node health and route traffic only to operational nodes.</w:t>
-            </w:r>
-          </w:p>
-          <w:p>
-            <w:pPr>
-              <w:bidi w:val="0"/>
-              <w:spacing w:after="80"/>
-              <w:ind w:left="360"/>
-              <w:jc w:val="left"/>
-            </w:pPr>
-            <w:r>
-              <w:rPr>
-                <w:sz w:val="24"/>
-              </w:rPr>
-              <w:t>•  Failover support automatically reroutes traffic when a node becomes unavailable, maintaining uninterrupted access.</w:t>
-            </w:r>
-          </w:p>
-          <w:p>
-            <w:pPr>
-              <w:bidi w:val="0"/>
-              <w:spacing w:after="80"/>
-              <w:ind w:left="360"/>
-              <w:jc w:val="left"/>
-            </w:pPr>
-            <w:r>
-              <w:rPr>
-                <w:sz w:val="24"/>
-              </w:rPr>
-              <w:t>•  Scalability: additional nodes can be added without affecting existing operations.</w:t>
             </w:r>
           </w:p>
           <w:p>
@@ -11254,13 +11086,7 @@
                 <w:b/>
                 <w:sz w:val="24"/>
               </w:rPr>
-              <w:t xml:space="preserve">Health and performance monitoring: </w:t>
-            </w:r>
-            <w:r>
-              <w:rPr>
-                <w:sz w:val="24"/>
-              </w:rPr>
-              <w:t>the /health endpoint reports readiness. System health metrics (CPU, memory, response time, throughput) and database query performance are monitored to support proactive capacity planning, performance tuning and threshold-based alerting that detects degradation early.</w:t>
+              <w:t>Health and performance monitoring: the /health endpoint reports readiness. The monitoring toolchain collects system health metrics (CPU, memory, response time, throughput) and database query performance, and alerts on thresholds so degradation is detected early.</w:t>
             </w:r>
           </w:p>
           <w:p>
@@ -11294,13 +11120,7 @@
                 <w:b/>
                 <w:sz w:val="24"/>
               </w:rPr>
-              <w:t xml:space="preserve">Background-services monitor: </w:t>
-            </w:r>
-            <w:r>
-              <w:rPr>
-                <w:sz w:val="24"/>
-              </w:rPr>
-              <w:t>the scheduled background jobs report a heartbeat to an in-process registry. The Control Panel "Background services" page lists every worker with its state (up, starting, stale or faulted), last run, run and failure counts and last error, refreshing on a short interval; the same registry feeds a "workers" check on /health, so a stalled or faulted job pulls the readiness probe to degraded. Worker logs are written to their own folder, separate from the API request logs, and are viewable through the Control Panel log viewer.</w:t>
+              <w:t>Background-services monitor: the scheduled background jobs report a heartbeat to an in-process registry. The Control Panel "Background services" page reads the registry of the API node that answers the request and lists that node's workers with their state (up, starting, stale or faulted), last run, run and failure counts and last error, refreshing on a short interval; the same registry feeds a "workers" check on /health, so a stalled or faulted job pulls the readiness probe to degraded. Worker logs are written to their own folder, separate from the API request logs, and are viewable through the Control Panel log viewer.</w:t>
             </w:r>
           </w:p>
           <w:p>
@@ -11404,7 +11224,7 @@
               <w:rPr>
                 <w:sz w:val="24"/>
               </w:rPr>
-              <w:t>•  Database tier: the Enterprise Availability Group scales the read-heavy load on its readable secondary as well as vertically (more CPU, RAM and faster storage). Development and test use a single Standard node.</w:t>
+              <w:t>•  Database tier: the database nodes scale vertically (more CPU, RAM and faster storage). Development and test use a single Standard node.</w:t>
             </w:r>
           </w:p>
           <w:p>
@@ -11438,7 +11258,7 @@
               <w:rPr>
                 <w:sz w:val="24"/>
               </w:rPr>
-              <w:t>•  Queries are indexed and projected; list endpoints page at source (default page size 20, grid cap 200) rather than filtering in memory.</w:t>
+              <w:t>•  Queries are indexed and projected; list endpoints page at source rather than filtering in memory. Each list resource declares its own default page size and its own maximum, and a request for more rows than the maximum is clamped to it.</w:t>
             </w:r>
           </w:p>
           <w:p>
@@ -11514,14 +11334,7 @@
                 <w:b/>
                 <w:sz w:val="24"/>
               </w:rPr>
-              <w:lastRenderedPageBreak/>
-              <w:t xml:space="preserve">Monitoring and auto-scaling: </w:t>
-            </w:r>
-            <w:r>
-              <w:rPr>
-                <w:sz w:val="24"/>
-              </w:rPr>
-              <w:t>peak-shaped load tests are planned for staging, covering registration surge, live-session concurrency, scan bursts, notification fan-out and mixed steady state. Performance dashboards track system metrics so thresholds can trigger scaling action during peak usage.</w:t>
+              <w:t>Load testing and scaling: peak-shaped load tests run in staging before the event, covering registration surge, live-session concurrency, scan bursts, notification fan-out and mixed steady state. No tier scales itself. Capacity is added by deploying another node.</w:t>
             </w:r>
           </w:p>
           <w:p>
@@ -11710,13 +11523,7 @@
                 <w:b/>
                 <w:sz w:val="24"/>
               </w:rPr>
-              <w:t xml:space="preserve">Mitigation Strategies: </w:t>
-            </w:r>
-            <w:r>
-              <w:rPr>
-                <w:sz w:val="24"/>
-              </w:rPr>
-              <w:t>per-page / per-action permission gating enforced on both the API and the Control Panel, with build-time tests that fail the build if a surface is ungated. PII and identity documents encrypted at rest; TLS 1.2+ in transit. A WAF at the SSA-zone edge. Multi-dimensional rate limiting with audited rejections. Secrets supplied only through environment variables with production boot guards. Append-only audit trails. Alignment to the NCA Secure Application Development Standard, with an independent penetration test before handover.</w:t>
+              <w:t>Mitigation Strategies: per-page / per-action permission gating enforced on both the API and the Control Panel, with tests, run before each push, that fail when a surface is ungated. PII and identity documents encrypted at rest; TLS 1.2+ in transit. A WAF at the SSA-zone edge. Multi-dimensional rate limiting with audited rejections. Secrets supplied only through environment variables with production boot guards. Append-only audit trails. Alignment to the NCA Secure Application Development Standard, with an independent penetration test before handover.</w:t>
             </w:r>
           </w:p>
           <w:p>
@@ -11731,7 +11538,7 @@
                 <w:color w:val="444444"/>
                 <w:sz w:val="22"/>
               </w:rPr>
-              <w:t>Outstanding: the secrets present in development configuration history must be rotated, a CA-signed certificate must replace the self-signed certificate, and the mobile development TLS bypass must be removed. These are owner / operations actions and remain open.</w:t>
+              <w:t>Outstanding: the owner and operations actions listed in section 2.9 remain open.</w:t>
             </w:r>
           </w:p>
           <w:p>
@@ -11779,13 +11586,7 @@
                 <w:b/>
                 <w:sz w:val="24"/>
               </w:rPr>
-              <w:t xml:space="preserve">Mitigation Strategies: </w:t>
-            </w:r>
-            <w:r>
-              <w:rPr>
-                <w:sz w:val="24"/>
-              </w:rPr>
-              <w:t>the event-day architecture, a WAF and load balancer, a stateless multi-node API tier, and the Enterprise AlwaysOn Availability Group for high availability and read scale-out. A readiness probe at /health pulls unhealthy nodes from rotation. Last known-good binaries are retained for rollback, and peak-shaped load testing runs in staging before the event.</w:t>
+              <w:t>Mitigation Strategies: the event-day architecture, a WAF and load balancer, a stateless multi-node API tier, and the Enterprise AlwaysOn Availability Group for high availability. A readiness probe at /health pulls unhealthy nodes from rotation. Last known-good binaries are retained for rollback, and peak-shaped load testing runs in staging before the event.</w:t>
             </w:r>
           </w:p>
           <w:p>
@@ -11833,12 +11634,7 @@
                 <w:b/>
                 <w:sz w:val="24"/>
               </w:rPr>
-              <w:t>Mitigation Strategies: a stateless API tier for horizontal scale-out; client polling on a bounded interval for live data, with no server-push transport in this build; indexed, projected and server-paged queries; asynchronous e-mail dispatch; and application-layer caching. Load-test to peak shapes in staging and monitor via dashboards, scaling on usage thresholds.</w:t>
-            </w:r>
-            <w:r>
-              <w:rPr>
-                <w:sz w:val="24"/>
-              </w:rPr>
+              <w:t>Mitigation Strategies: the scaling, query, e-mail and caching measures set out in the Solution Sizing and Performance View above, and the staging load test that runs before the event.</w:t>
             </w:r>
           </w:p>
           <w:p>
@@ -11880,7 +11676,7 @@
                 <w:b/>
                 <w:sz w:val="24"/>
               </w:rPr>
-              <w:t>Mitigation Strategies: the AI runs on the SITE-hosted GPT OSS 120B model on an on-site LLM server inside HSA, so there is no external AI provider, no provider credential in use, no provider outage exposure and no inference egress. The provider sits behind one abstraction, so the endpoint is a configuration value. The only outbound route in the estate belongs to the Control Panel, for the YouTube caption import.</w:t>
+              <w:t>Mitigation Strategies: the AI runs on the SITE-hosted GPT OSS 120B model on an on-site LLM server inside HSA, so there is no external AI provider, no provider credential in use, no provider outage exposure and no inference egress. The provider sits behind one abstraction, so the endpoint is a configuration value.</w:t>
             </w:r>
           </w:p>
           <w:p>
@@ -11991,13 +11787,7 @@
                 <w:b/>
                 <w:sz w:val="24"/>
               </w:rPr>
-              <w:t xml:space="preserve">Mitigation Strategies: </w:t>
-            </w:r>
-            <w:r>
-              <w:rPr>
-                <w:sz w:val="24"/>
-              </w:rPr>
-              <w:t>the identity and business databases are physically separated with no cross-database foreign keys, transactions or duplicated live data, which isolates and freezes the identity surface. Atomic single-database units of work. Database-enforced keys and filtered unique indexes (for example, one active reservation per seat per session). Soft delete preserves history. Every row change is captured in RowAudit with before / after images, and security-relevant events in OperationLog; both trails are append-only and carry actor, source IP and correlation ID. The persistence and enum contract surface is under a change freeze with controlled additive lifts.</w:t>
+              <w:t>Mitigation Strategies: the identity and business databases are physically separated with no cross-database foreign keys, transactions or duplicated live data, which isolates and freezes the identity surface. Atomic single-database units of work. Database-enforced keys and filtered unique indexes (for example, one active reservation per seat per session). Soft delete preserves history. Every row change is captured in RowAudit with before / after images, and security-relevant events in OperationLog; both trails are append-only and carry actor and correlation ID. The persistence and enum contract surface is under a change freeze with controlled additive lifts.</w:t>
             </w:r>
           </w:p>
         </w:tc>

--- a/docs/SIMF-HLD-004-MoD-HLD-External-v1.4.docx
+++ b/docs/SIMF-HLD-004-MoD-HLD-External-v1.4.docx
@@ -1720,7 +1720,7 @@
               <w:rPr>
                 <w:sz w:val="24"/>
               </w:rPr>
-              <w:t>Single-tenant event platform for the Saudi International Maritime Forum (RSNF). The forum is open to the general public and international in attendance: registration is not restricted to Ministry of Defense personnel and not restricted to Saudi nationals. Scope: visitor registration and administrator approval; digital QR badge and gate access control; forum programme, sessions and seat booking; live session streaming, moderated Q&amp;A and comments; exhibition, booths, sponsors and media partners; news, media gallery and past-edition archive; networking, contact sharing and speaker, delegation and business meetings; notifications; ratings and statistics; and a Control Panel for full event administration without a code release.</w:t>
+              <w:t>Single-tenant event platform for the Saudi International Maritime Forum (RSNF). The forum is open to the general public and international in attendance: registration is not restricted to Ministry of Defense personnel and not restricted to Saudi nationals. Scope: visitor registration and administrator approval; digital QR badge and gate access control; forum programme, sessions and seat booking; live session streaming and moderated Q&amp;A; exhibition, booths, sponsors and media partners; news, media gallery and past-edition archive; networking, contact sharing and speaker, delegation and business meetings; notifications; ratings and statistics; and a Control Panel for full event administration without a code release.</w:t>
             </w:r>
           </w:p>
         </w:tc>
@@ -2390,8 +2390,7 @@
                 <w:sz w:val="24"/>
                 <w:szCs w:val="24"/>
               </w:rPr>
-              <w:lastRenderedPageBreak/>
-              <w:t>Purpose</w:t>
+              <w:t>1.1 Purpose</w:t>
             </w:r>
           </w:p>
         </w:tc>
@@ -2575,7 +2574,7 @@
               <w:rPr>
                 <w:sz w:val="24"/>
               </w:rPr>
-              <w:t>•  Stream live sessions and let attendees submit moderated questions and comments.</w:t>
+              <w:t>•  Stream live sessions and let attendees submit moderated questions.</w:t>
             </w:r>
           </w:p>
           <w:p>
@@ -5285,7 +5284,7 @@
                 <w:b/>
                 <w:sz w:val="24"/>
               </w:rPr>
-              <w:t>Live session and Q&amp;A: the attendee opens a live session and plays the configured stream (YouTube, with an HLS or MP4 fallback). A question can be sent at any time before the session and until it ends. Once the session is live, a hall that carries a geofence also requires a hall-arrival record; the QR scan at the hall door writes that record. A hall with no geofence accepts the question, because presence cannot be verified. Automatic arrival by GPS geofence is a deferred enhancement (open item G-OI-2). Every question runs the same three stages: an advisory AI filter tags the question, the Scientific Committee approves, hides or escalates it, and the per-session moderator presents the approved questions on stage (order, hide, push to the speaker). Comments follow a separate path: an AI filter, then administrator approval, then the feed.</w:t>
+              <w:t>Live session and Q&amp;A: the attendee opens a live session and plays the configured stream (YouTube, with an HLS or MP4 fallback). A question can be sent at any time before the session and until it ends. Once the session is live, a hall that carries a geofence also requires a hall-arrival record; the QR scan at the hall door writes that record. A hall with no geofence accepts the question, because presence cannot be verified. Automatic arrival by GPS geofence is a deferred enhancement (open item G-OI-2). Every question runs the same three stages: an advisory AI filter tags the question, the Scientific Committee approves, hides or escalates it, and the per-session moderator presents the approved questions on stage (order, hide, push to the speaker).</w:t>
             </w:r>
           </w:p>
           <w:p>

--- a/docs/SIMF-HLD-004-MoD-HLD-External-v1.4.docx
+++ b/docs/SIMF-HLD-004-MoD-HLD-External-v1.4.docx
@@ -1720,7 +1720,7 @@
               <w:rPr>
                 <w:sz w:val="24"/>
               </w:rPr>
-              <w:t>Single-tenant event platform for the Saudi International Maritime Forum (RSNF). The forum is open to the general public and international in attendance: registration is not restricted to Ministry of Defense personnel and not restricted to Saudi nationals. Scope: visitor registration and administrator approval; digital QR badge and gate access control; forum programme, sessions and seat booking; live session streaming and moderated Q&amp;A; exhibition, booths, sponsors and media partners; news, media gallery and past-edition archive; networking, contact sharing and speaker, delegation and business meetings; notifications; ratings and statistics; and a Control Panel for full event administration without a code release.</w:t>
+              <w:t>Single-tenant event platform for the Saudi International Maritime Forum. The forum is open to the general public and international in attendance: registration is not restricted to Ministry of Defense personnel and not restricted to Saudi nationals. Scope: visitor registration and administrator approval; digital QR badge and gate access control; forum programme, sessions and seat booking; live session streaming and moderated Q&amp;A; exhibition, booths, sponsors and media partners; news, media gallery and past-edition archive; networking, contact sharing and speaker, delegation and business meetings; notifications; ratings and statistics; and a Control Panel for full event administration without a code release.</w:t>
             </w:r>
           </w:p>
         </w:tc>
@@ -2846,7 +2846,7 @@
               <w:rPr>
                 <w:sz w:val="24"/>
               </w:rPr>
-              <w:t>•  Attendees / visitors / VIP delegates, drawn from the general public and from international participants, use the mobile app (Android + iOS) to register, receive a digital badge, reserve seats, watch live sessions, ask questions, network and rate the event, and the public website to read the programme and visit information. Registration and every authenticated journey are in the app; the website carries no sign-in, no registration and no personal data.</w:t>
+              <w:t>•  Attendees / visitors / VIP delegates, drawn from the general public and from international participants, use the mobile app (Android + iOS) to register, receive a digital badge, reserve seats, watch live sessions, ask questions, network and rate the event, and the public website to read the programme and visit information. Registration and every authenticated journey are in the app; the website has no sign-in, no registration and no account page, and stores no personal data. The two deliberate exceptions are described in section 2.2.</w:t>
             </w:r>
           </w:p>
           <w:p>
@@ -3029,7 +3029,7 @@
               <w:rPr>
                 <w:sz w:val="24"/>
               </w:rPr>
-              <w:t>•  SQL Server 2022, hosts the SIMF_Identity and SIMF_App databases. Standard edition, single node, in Development / Test (O-3); Enterprise edition in an AlwaysOn Availability Group for the production event topology (owner decision, see section 2.1).</w:t>
+              <w:t>•  SQL Server 2022, hosts the SIMF_Identity and SIMF_App databases. Standard edition, single node, in Development / Test; Enterprise edition in an AlwaysOn Availability Group for the production event topology (owner decision, see section 2.1).</w:t>
             </w:r>
           </w:p>
           <w:p>
@@ -3265,7 +3265,7 @@
               <w:rPr>
                 <w:sz w:val="24"/>
               </w:rPr>
-              <w:t>SIMF runs a time-boxed event, so the design point is the event-day peak, not an average load. The platform is sized for about 30,000 concurrent attendees at peak, roughly 50,000 registered at a 0.6 peak factor, with headroom to about 40,000. Target response times at that load are 400 ms for sign-in, 250 ms for a gate scan and 300 ms for a read, at under 75% CPU. Live-session video streams directly from YouTube to the attendee device and never passes through SIMF, so the servers carry the real-time channel and the REST traffic, not video. The per-tier sizing is below.</w:t>
+              <w:t>SIMF runs a time-boxed event, so the design point is the event-day peak, not an average load. The platform is sized for about 30,000 concurrent attendees at peak, roughly 50,000 registered at a 0.6 peak factor, with headroom to about 40,000. Target response times at that load are 400 ms for sign-in, 250 ms for a gate scan and 300 ms for a read, at under 75% CPU. Live-session video streams directly from YouTube to the attendee device and never passes through SIMF, so the servers carry the REST traffic, including the bounded polling that backs live notifications and Q&amp;A, not video. The per-tier sizing is below.</w:t>
             </w:r>
           </w:p>
           <w:tbl>
@@ -4462,7 +4462,7 @@
               <w:rPr>
                 <w:sz w:val="24"/>
               </w:rPr>
-              <w:t>The separation is structural, not only physical. Neither presentation project holds a database connection string or an EF Core DbContext; they reference only the shared client libraries and reach data solely through the API over HTTPS 443. A compromise of a presentation host therefore yields no direct database access.</w:t>
+              <w:t>The separation is structural, not only physical. No presentation project holds a database connection string or an EF Core DbContext; the website and the Control Panel reference only the shared client libraries, and all three reach data solely through the API over HTTPS 443. A compromise of a presentation host therefore yields no direct database access.</w:t>
             </w:r>
           </w:p>
           <w:p>
@@ -5496,7 +5496,7 @@
           <w:color w:val="1F3864"/>
           <w:sz w:val="20"/>
         </w:rPr>
-        <w:t>Figure 2. SIMF phase one components and their interaction. Every component, and how each one communicates with the others. Answers technical review point 1.</w:t>
+        <w:t>Figure 2. SIMF phase one components and their interaction. Every component, and how each one communicates with the others. Answers technical review point 7.</w:t>
       </w:r>
     </w:p>
     <w:p>
@@ -5856,7 +5856,7 @@
                 <w:b/>
                 <w:sz w:val="24"/>
               </w:rPr>
-              <w:t>API to the LLM server: SIMF.Api is the only caller, and the load balancer carries no AI traffic. It calls the SITE-hosted GPT OSS 120B model over an OpenAI-compatible API on HTTPS 443, inside HSA, so no inference leaves the ministry network. Every invocation is logged. The Control Panel prompt test and the Control Panel assistant are rate-limited per administrator. Every other AI call is rate-limited per source IP address.</w:t>
+              <w:t>API to the LLM server: SIMF.Api is the only caller, and the load balancer carries no AI traffic. SIMF.Api calls the SITE-hosted GPT OSS 120B model over an OpenAI-compatible API on HTTPS 443, inside HSA, so no inference leaves the ministry network. Every invocation is logged. The Control Panel prompt test and the Control Panel assistant are rate-limited per administrator. Every other AI call is rate-limited per source IP address.</w:t>
             </w:r>
           </w:p>
           <w:p>
@@ -6276,7 +6276,7 @@
               <w:rPr>
                 <w:sz w:val="24"/>
               </w:rPr>
-              <w:t>Artificial intelligence sends nothing outside the ministry. The table below is the complete field-level inventory of what each AI feature sends to the on-site GPT OSS 120B endpoint, which stays inside HSA.</w:t>
+              <w:t>Artificial intelligence sends nothing outside the ministry. The table below is the field-level inventory of the delivered AI features and what each sends to the on-site GPT OSS 120B endpoint, which stays inside HSA. The API also retains two endpoints from the withdrawn live-translation and sign-language feature; no client calls them, and anything they carry reaches the same on-site endpoint and goes no further.</w:t>
             </w:r>
           </w:p>
           <w:p>
@@ -6933,7 +6933,7 @@
               <w:rPr>
                 <w:sz w:val="24"/>
               </w:rPr>
-              <w:t>AI inference runs on the on-site GPT OSS 120B endpoint in HSA, reached through the OpenAI-compatible provider. The endpoint address is a deployment configuration value, so pointing the platform at the on-site server is a configuration step and not a code change. The source default is the deterministic offline provider, which performs no inference, and no cloud provider is configured with a credential. The table above lists what each feature sends to the endpoint. None of it leaves the ministry network.</w:t>
+              <w:t>AI inference runs on the on-site GPT OSS 120B endpoint in HSA, reached through the OpenAI-compatible provider. The endpoint address is a deployment configuration value, so pointing the platform at the on-site server is a configuration step and not a code change. The source default is the deterministic offline provider, which performs no inference, and no cloud provider is configured with a credential. The table below lists what each feature sends to the endpoint. None of it leaves the ministry network.</w:t>
             </w:r>
           </w:p>
         </w:tc>
@@ -7500,7 +7500,7 @@
               <w:rPr>
                 <w:sz w:val="24"/>
               </w:rPr>
-              <w:t>SIMF uses four environments, promoted in order with test-gated promotion: Development, Test, Staging and Production.</w:t>
+              <w:t>SIMF uses four environments, promoted in order with no skipping: Development, Test, Staging and Production. Promotion is gated by a clean, zero-warning Release build, and a build warning or a vulnerable dependency fails the pipeline and stops promotion; the unit, integration and end-to-end suites are run on the developer's machine before a push.</w:t>
             </w:r>
           </w:p>
           <w:p>
@@ -7646,7 +7646,7 @@
               <w:rPr>
                 <w:sz w:val="24"/>
               </w:rPr>
-              <w:t>•  Issue a CA-signed TLS certificate and remove the development trust-all setting from the mobile client.</w:t>
+              <w:t>•  Issue a CA-signed TLS certificate for the published SIMF host names. The mobile client needs no change: it carries no trust-all setting and performs ordinary certificate validation.</w:t>
             </w:r>
           </w:p>
           <w:p>
@@ -7660,7 +7660,7 @@
               <w:rPr>
                 <w:sz w:val="24"/>
               </w:rPr>
-              <w:t>•  Open outbound access from the Control Panel hosts to the YouTube caption hosts only. No other host and no other destination requires an outbound route.</w:t>
+              <w:t>•  Open outbound internet access from the Control Panel hosts to the YouTube caption hosts only. No other host and no other internet destination requires an outbound route. The syslog feed from the application hosts to the ministry log collector stays inside the ministry network and does not cross the perimeter firewall; it is carried as its own row in the Communication Requirements Matrix in section 2.8.</w:t>
             </w:r>
           </w:p>
           <w:p>
@@ -9277,7 +9277,7 @@
                     <w:rPr>
                       <w:sz w:val="16"/>
                     </w:rPr>
-                    <w:t>Server-to-server typed API client</w:t>
+                    <w:t>Server-to-server typed API client from the website and the Control Panel; the mobile edge forwards the app's own request as a reverse proxy from the website and the Control Panel; the mobile edge forwards the app's own request as a reverse proxy</w:t>
                   </w:r>
                 </w:p>
               </w:tc>
@@ -10714,7 +10714,7 @@
                 <w:color w:val="444444"/>
                 <w:sz w:val="22"/>
               </w:rPr>
-              <w:t>Owner and operations actions still open: rotate the secrets present in development configuration history; issue a CA-signed certificate and remove the mobile development TLS bypass; enable the identity-lifecycle controls (password expiry / history, dormant-account disable); and commission an independent penetration test.</w:t>
+              <w:t>Owner and operations actions still open: rotate the secrets present in development configuration history; issue a CA-signed certificate; enable the identity-lifecycle controls (password expiry / history, dormant-account disable); and commission an independent penetration test.</w:t>
             </w:r>
           </w:p>
           <w:p>

--- a/docs/SIMF-HLD-004-MoD-HLD-External-v1.4.docx
+++ b/docs/SIMF-HLD-004-MoD-HLD-External-v1.4.docx
@@ -2310,7 +2310,7 @@
               <w:rPr>
                 <w:sz w:val="24"/>
               </w:rPr>
-              <w:t>The authoritative hardware specification for this submission, matching section 2.1 and Figure 1. Production: four API hosts, two web hosts, two Control Panel hosts and two database hosts, all Windows Server 2022 with Server and DR. Application hosts are 32 GB RAM, 16 vCPU and 300 GB storage. Database hosts are 64 GB RAM, 8 vCPU and 2 TB storage. The mobile edge, the LLM server, the mail relay and the MinIO host are sized with the site. Development and Test run one application host and one SQL Server host.</w:t>
+              <w:t>The authoritative hardware specification for this submission, matching section 2.1 and Figure 1. Production: four API hosts, two web hosts, two Control Panel hosts and two database hosts, all Windows Server 2022, plus the two load balancers supplied as appliance or VM. Application hosts are 32 GB RAM, 16 vCPU and 300 GB storage. Database hosts are 64 GB RAM, 8 vCPU and 2 TB storage. The mobile edge, the LLM server, the mail relay and the MinIO host are sized with the site. Development and Test run one application host and one SQL Server host.</w:t>
             </w:r>
           </w:p>
         </w:tc>
@@ -4802,7 +4802,7 @@
               <w:rPr>
                 <w:sz w:val="24"/>
               </w:rPr>
-              <w:t>•  Public Website (Blazor SSR), informational content about the forum and its programme. It has no sign-in, registration or account page and stores no personal data; registration and all visitor data live in the mobile app and the Control Panel. Two deliberate exceptions: the website assistant passes the visitor’s question text to the AI service without storing identity, and the meeting-confirmation page opens from a private per-speaker link.</w:t>
+              <w:t>•  Public Website (Blazor SSR), informational content about the forum and its programme. It has no sign-in, registration or account page and stores no personal data; registration and all visitor data live in the mobile app and the Control Panel. Two deliberate exceptions: the website assistant passes the visitor's question text to the AI service without storing identity, and the meeting-confirmation page opens from a private per-speaker link.</w:t>
             </w:r>
           </w:p>
           <w:p>
@@ -5270,7 +5270,7 @@
               <w:rPr>
                 <w:sz w:val="24"/>
               </w:rPr>
-              <w:t>a gate operator scans the attendee QR badge, then the API validates the badge, the attendee approval state and the gate’s allowed profile types, then the scan is recorded idempotently and an entry / exit outcome is returned.</w:t>
+              <w:t>a gate operator scans the attendee QR badge, then the API validates the badge, the attendee approval state and the gate's allowed profile types, then the scan is recorded idempotently and an entry / exit outcome is returned.</w:t>
             </w:r>
           </w:p>
           <w:p>
@@ -5956,7 +5956,7 @@
                 <w:b/>
                 <w:sz w:val="24"/>
               </w:rPr>
-              <w:t>Video storage and the video library: SIMF stores video links for the public library and holds no library video files. Session recordings uploaded by the team are held in MinIO, and are listed among the file-store categories in section 2.8. The public video library is published on the forum’s YouTube channel and surfaced in SIMF as links, so it needs no additional storage, encoding or bandwidth on ministry servers and does not change the hardware specification.</w:t>
+              <w:t>Video storage and the video library: SIMF stores video links for the public library and holds no library video files. Session recordings uploaded by the team are held in MinIO, and are listed among the file-store categories in section 2.8. The public video library is published on the forum's YouTube channel and surfaced in SIMF as links, so it needs no additional storage, encoding or bandwidth on ministry servers and does not change the hardware specification.</w:t>
             </w:r>
           </w:p>
           <w:p>
@@ -7456,7 +7456,7 @@
                 <w:sz w:val="24"/>
                 <w:szCs w:val="24"/>
               </w:rPr>
-              <w:t>Defines the distribution of the System’s components onto zones, together with the VLANs necessary, and the deployment of components supported by each zone, to enable the required component interactions in order to achieve the functional and non-functional requirements within the constraints of technology</w:t>
+              <w:t>Defines the distribution of the System's components onto zones, together with the VLANs necessary, and the deployment of components supported by each zone, to enable the required component interactions in order to achieve the functional and non-functional requirements within the constraints of technology</w:t>
             </w:r>
           </w:p>
           <w:p>
@@ -8397,6 +8397,9 @@
               <w:gridCol w:w="2232"/>
             </w:tblGrid>
             <w:tr>
+              <w:trPr>
+                <w:tblHeader/>
+              </w:trPr>
               <w:tc>
                 <w:tcPr>
                   <w:tcW w:w="1656" w:type="dxa"/>
@@ -9277,7 +9280,7 @@
                     <w:rPr>
                       <w:sz w:val="16"/>
                     </w:rPr>
-                    <w:t>Server-to-server typed API client from the website and the Control Panel; the mobile edge forwards the app's own request as a reverse proxy from the website and the Control Panel; the mobile edge forwards the app's own request as a reverse proxy</w:t>
+                    <w:t>Server-to-server typed API client from the website and the Control Panel; the mobile edge forwards the app's own request as a reverse proxy.</w:t>
                   </w:r>
                 </w:p>
               </w:tc>
@@ -10807,7 +10810,7 @@
               <w:rPr>
                 <w:sz w:val="24"/>
               </w:rPr>
-              <w:t>Forced change is implemented and enforced. When an account carries the PasswordChangeRequired flag, which is set when a password passes the configured maximum password age, every token-issuing path is blocked (initial password step, second-factor verify, recovery-code verify, one-time-code verify and refresh) until the user sets a new password through the reset flow.</w:t>
+              <w:t>Forced change is implemented and enforced. When an account carries the PasswordChangeRequired flag, every token-issuing path is blocked (initial password step, second-factor verify, recovery-code verify, one-time-code verify and refresh) until the user sets a new password through the reset flow. Sign-in raises the flag automatically once a password passes the maximum password age, a setting that ships at zero, which disables the check, and is enabled with the identity-lifecycle controls in the owner and operations actions above.</w:t>
             </w:r>
           </w:p>
           <w:p>
@@ -10968,7 +10971,7 @@
               <w:rPr>
                 <w:sz w:val="24"/>
               </w:rPr>
-              <w:t>•  A read-write primary and one readable secondary run with synchronous commit and automatic failover. Both databases run in the group; the listener routes writes to the primary and read-only queries to a secondary. The cluster quorum uses a witness configured with the site.</w:t>
+              <w:t>•  A read-write primary and one readable secondary run with synchronous commit and automatic failover. Both databases run in the group; the listener routes writes to the primary and read-only queries to a secondary. The cluster quorum witness is confirmed with the site network team.</w:t>
             </w:r>
           </w:p>
           <w:p>

--- a/docs/SIMF-HLD-004-MoD-HLD-External-v1.4.docx
+++ b/docs/SIMF-HLD-004-MoD-HLD-External-v1.4.docx
@@ -8353,13 +8353,14 @@
               <w:rPr>
                 <w:sz w:val="24"/>
               </w:rPr>
-              <w:t>Access is only ever through the API, which enforces the per-category policy on every read and write. MinIO is not reachable from any client, from the website or from the Control Panel.</w:t>
+              <w:t>Access is only ever through the API, which enforces the per-category policy on every read and write. No client reaches MinIO directly.</w:t>
             </w:r>
           </w:p>
         </w:tc>
       </w:tr>
       <w:tr>
         <w:trPr>
+          <w:cantSplit/>
           <w:trHeight w:val="336"/>
         </w:trPr>
         <w:tc>
@@ -8371,7 +8372,7 @@
           <w:p>
             <w:pPr>
               <w:bidi w:val="0"/>
-              <w:spacing w:before="120" w:after="80"/>
+              <w:spacing w:before="120" w:after="0" w:line="240" w:lineRule="auto"/>
               <w:jc w:val="left"/>
             </w:pPr>
             <w:r>
@@ -8409,6 +8410,8 @@
                     <w:framePr w:hSpace="180" w:wrap="around" w:vAnchor="page" w:hAnchor="margin" w:xAlign="center" w:y="3301"/>
                     <w:bidi w:val="0"/>
                     <w:jc w:val="left"/>
+                    <w:keepNext/>
+                    <w:spacing w:after="0" w:line="240" w:lineRule="auto"/>
                   </w:pPr>
                   <w:r>
                     <w:rPr>
@@ -8428,6 +8431,8 @@
                     <w:framePr w:hSpace="180" w:wrap="around" w:vAnchor="page" w:hAnchor="margin" w:xAlign="center" w:y="3301"/>
                     <w:bidi w:val="0"/>
                     <w:jc w:val="left"/>
+                    <w:keepNext/>
+                    <w:spacing w:after="0" w:line="240" w:lineRule="auto"/>
                   </w:pPr>
                   <w:r>
                     <w:rPr>
@@ -8447,6 +8452,8 @@
                     <w:framePr w:hSpace="180" w:wrap="around" w:vAnchor="page" w:hAnchor="margin" w:xAlign="center" w:y="3301"/>
                     <w:bidi w:val="0"/>
                     <w:jc w:val="left"/>
+                    <w:keepNext/>
+                    <w:spacing w:after="0" w:line="240" w:lineRule="auto"/>
                   </w:pPr>
                   <w:r>
                     <w:rPr>
@@ -8466,6 +8473,8 @@
                     <w:framePr w:hSpace="180" w:wrap="around" w:vAnchor="page" w:hAnchor="margin" w:xAlign="center" w:y="3301"/>
                     <w:bidi w:val="0"/>
                     <w:jc w:val="left"/>
+                    <w:keepNext/>
+                    <w:spacing w:after="0" w:line="240" w:lineRule="auto"/>
                   </w:pPr>
                   <w:r>
                     <w:rPr>
@@ -8485,6 +8494,8 @@
                     <w:framePr w:hSpace="180" w:wrap="around" w:vAnchor="page" w:hAnchor="margin" w:xAlign="center" w:y="3301"/>
                     <w:bidi w:val="0"/>
                     <w:jc w:val="left"/>
+                    <w:keepNext/>
+                    <w:spacing w:after="0" w:line="240" w:lineRule="auto"/>
                   </w:pPr>
                   <w:r>
                     <w:rPr>
@@ -8504,6 +8515,8 @@
                     <w:framePr w:hSpace="180" w:wrap="around" w:vAnchor="page" w:hAnchor="margin" w:xAlign="center" w:y="3301"/>
                     <w:bidi w:val="0"/>
                     <w:jc w:val="left"/>
+                    <w:keepNext/>
+                    <w:spacing w:after="0" w:line="240" w:lineRule="auto"/>
                   </w:pPr>
                   <w:r>
                     <w:rPr>
@@ -8525,6 +8538,8 @@
                     <w:framePr w:hSpace="180" w:wrap="around" w:vAnchor="page" w:hAnchor="margin" w:xAlign="center" w:y="3301"/>
                     <w:bidi w:val="0"/>
                     <w:jc w:val="left"/>
+                    <w:keepNext/>
+                    <w:spacing w:after="0" w:line="240" w:lineRule="auto"/>
                   </w:pPr>
                   <w:r>
                     <w:rPr>
@@ -8543,6 +8558,8 @@
                     <w:framePr w:hSpace="180" w:wrap="around" w:vAnchor="page" w:hAnchor="margin" w:xAlign="center" w:y="3301"/>
                     <w:bidi w:val="0"/>
                     <w:jc w:val="left"/>
+                    <w:keepNext/>
+                    <w:spacing w:after="0" w:line="240" w:lineRule="auto"/>
                   </w:pPr>
                   <w:r>
                     <w:rPr>
@@ -8561,6 +8578,8 @@
                     <w:framePr w:hSpace="180" w:wrap="around" w:vAnchor="page" w:hAnchor="margin" w:xAlign="center" w:y="3301"/>
                     <w:bidi w:val="0"/>
                     <w:jc w:val="left"/>
+                    <w:keepNext/>
+                    <w:spacing w:after="0" w:line="240" w:lineRule="auto"/>
                   </w:pPr>
                   <w:r>
                     <w:rPr>
@@ -8579,6 +8598,8 @@
                     <w:framePr w:hSpace="180" w:wrap="around" w:vAnchor="page" w:hAnchor="margin" w:xAlign="center" w:y="3301"/>
                     <w:bidi w:val="0"/>
                     <w:jc w:val="left"/>
+                    <w:keepNext/>
+                    <w:spacing w:after="0" w:line="240" w:lineRule="auto"/>
                   </w:pPr>
                   <w:r>
                     <w:rPr>
@@ -8597,6 +8618,8 @@
                     <w:framePr w:hSpace="180" w:wrap="around" w:vAnchor="page" w:hAnchor="margin" w:xAlign="center" w:y="3301"/>
                     <w:bidi w:val="0"/>
                     <w:jc w:val="left"/>
+                    <w:keepNext/>
+                    <w:spacing w:after="0" w:line="240" w:lineRule="auto"/>
                   </w:pPr>
                   <w:r>
                     <w:rPr>
@@ -8615,6 +8638,8 @@
                     <w:framePr w:hSpace="180" w:wrap="around" w:vAnchor="page" w:hAnchor="margin" w:xAlign="center" w:y="3301"/>
                     <w:bidi w:val="0"/>
                     <w:jc w:val="left"/>
+                    <w:keepNext/>
+                    <w:spacing w:after="0" w:line="240" w:lineRule="auto"/>
                   </w:pPr>
                   <w:r>
                     <w:rPr>
@@ -8635,6 +8660,8 @@
                     <w:framePr w:hSpace="180" w:wrap="around" w:vAnchor="page" w:hAnchor="margin" w:xAlign="center" w:y="3301"/>
                     <w:bidi w:val="0"/>
                     <w:jc w:val="left"/>
+                    <w:keepNext/>
+                    <w:spacing w:after="0" w:line="240" w:lineRule="auto"/>
                   </w:pPr>
                   <w:r>
                     <w:rPr>
@@ -8653,6 +8680,8 @@
                     <w:framePr w:hSpace="180" w:wrap="around" w:vAnchor="page" w:hAnchor="margin" w:xAlign="center" w:y="3301"/>
                     <w:bidi w:val="0"/>
                     <w:jc w:val="left"/>
+                    <w:keepNext/>
+                    <w:spacing w:after="0" w:line="240" w:lineRule="auto"/>
                   </w:pPr>
                   <w:r>
                     <w:rPr>
@@ -8671,6 +8700,8 @@
                     <w:framePr w:hSpace="180" w:wrap="around" w:vAnchor="page" w:hAnchor="margin" w:xAlign="center" w:y="3301"/>
                     <w:bidi w:val="0"/>
                     <w:jc w:val="left"/>
+                    <w:keepNext/>
+                    <w:spacing w:after="0" w:line="240" w:lineRule="auto"/>
                   </w:pPr>
                   <w:r>
                     <w:rPr>
@@ -8689,6 +8720,8 @@
                     <w:framePr w:hSpace="180" w:wrap="around" w:vAnchor="page" w:hAnchor="margin" w:xAlign="center" w:y="3301"/>
                     <w:bidi w:val="0"/>
                     <w:jc w:val="left"/>
+                    <w:keepNext/>
+                    <w:spacing w:after="0" w:line="240" w:lineRule="auto"/>
                   </w:pPr>
                   <w:r>
                     <w:rPr>
@@ -8707,6 +8740,8 @@
                     <w:framePr w:hSpace="180" w:wrap="around" w:vAnchor="page" w:hAnchor="margin" w:xAlign="center" w:y="3301"/>
                     <w:bidi w:val="0"/>
                     <w:jc w:val="left"/>
+                    <w:keepNext/>
+                    <w:spacing w:after="0" w:line="240" w:lineRule="auto"/>
                   </w:pPr>
                   <w:r>
                     <w:rPr>
@@ -8725,6 +8760,8 @@
                     <w:framePr w:hSpace="180" w:wrap="around" w:vAnchor="page" w:hAnchor="margin" w:xAlign="center" w:y="3301"/>
                     <w:bidi w:val="0"/>
                     <w:jc w:val="left"/>
+                    <w:keepNext/>
+                    <w:spacing w:after="0" w:line="240" w:lineRule="auto"/>
                   </w:pPr>
                   <w:r>
                     <w:rPr>
@@ -8745,6 +8782,8 @@
                     <w:framePr w:hSpace="180" w:wrap="around" w:vAnchor="page" w:hAnchor="margin" w:xAlign="center" w:y="3301"/>
                     <w:bidi w:val="0"/>
                     <w:jc w:val="left"/>
+                    <w:keepNext/>
+                    <w:spacing w:after="0" w:line="240" w:lineRule="auto"/>
                   </w:pPr>
                   <w:r>
                     <w:rPr>
@@ -8763,6 +8802,8 @@
                     <w:framePr w:hSpace="180" w:wrap="around" w:vAnchor="page" w:hAnchor="margin" w:xAlign="center" w:y="3301"/>
                     <w:bidi w:val="0"/>
                     <w:jc w:val="left"/>
+                    <w:keepNext/>
+                    <w:spacing w:after="0" w:line="240" w:lineRule="auto"/>
                   </w:pPr>
                   <w:r>
                     <w:rPr>
@@ -8781,6 +8822,8 @@
                     <w:framePr w:hSpace="180" w:wrap="around" w:vAnchor="page" w:hAnchor="margin" w:xAlign="center" w:y="3301"/>
                     <w:bidi w:val="0"/>
                     <w:jc w:val="left"/>
+                    <w:keepNext/>
+                    <w:spacing w:after="0" w:line="240" w:lineRule="auto"/>
                   </w:pPr>
                   <w:r>
                     <w:rPr>
@@ -8799,6 +8842,8 @@
                     <w:framePr w:hSpace="180" w:wrap="around" w:vAnchor="page" w:hAnchor="margin" w:xAlign="center" w:y="3301"/>
                     <w:bidi w:val="0"/>
                     <w:jc w:val="left"/>
+                    <w:keepNext/>
+                    <w:spacing w:after="0" w:line="240" w:lineRule="auto"/>
                   </w:pPr>
                   <w:r>
                     <w:rPr>
@@ -8817,6 +8862,8 @@
                     <w:framePr w:hSpace="180" w:wrap="around" w:vAnchor="page" w:hAnchor="margin" w:xAlign="center" w:y="3301"/>
                     <w:bidi w:val="0"/>
                     <w:jc w:val="left"/>
+                    <w:keepNext/>
+                    <w:spacing w:after="0" w:line="240" w:lineRule="auto"/>
                   </w:pPr>
                   <w:r>
                     <w:rPr>
@@ -8835,6 +8882,8 @@
                     <w:framePr w:hSpace="180" w:wrap="around" w:vAnchor="page" w:hAnchor="margin" w:xAlign="center" w:y="3301"/>
                     <w:bidi w:val="0"/>
                     <w:jc w:val="left"/>
+                    <w:keepNext/>
+                    <w:spacing w:after="0" w:line="240" w:lineRule="auto"/>
                   </w:pPr>
                   <w:r>
                     <w:rPr>
@@ -8855,6 +8904,8 @@
                     <w:framePr w:hSpace="180" w:wrap="around" w:vAnchor="page" w:hAnchor="margin" w:xAlign="center" w:y="3301"/>
                     <w:bidi w:val="0"/>
                     <w:jc w:val="left"/>
+                    <w:keepNext/>
+                    <w:spacing w:after="0" w:line="240" w:lineRule="auto"/>
                   </w:pPr>
                   <w:r>
                     <w:rPr>
@@ -8873,6 +8924,8 @@
                     <w:framePr w:hSpace="180" w:wrap="around" w:vAnchor="page" w:hAnchor="margin" w:xAlign="center" w:y="3301"/>
                     <w:bidi w:val="0"/>
                     <w:jc w:val="left"/>
+                    <w:keepNext/>
+                    <w:spacing w:after="0" w:line="240" w:lineRule="auto"/>
                   </w:pPr>
                   <w:r>
                     <w:rPr>
@@ -8891,6 +8944,8 @@
                     <w:framePr w:hSpace="180" w:wrap="around" w:vAnchor="page" w:hAnchor="margin" w:xAlign="center" w:y="3301"/>
                     <w:bidi w:val="0"/>
                     <w:jc w:val="left"/>
+                    <w:keepNext/>
+                    <w:spacing w:after="0" w:line="240" w:lineRule="auto"/>
                   </w:pPr>
                   <w:r>
                     <w:rPr>
@@ -8909,6 +8964,8 @@
                     <w:framePr w:hSpace="180" w:wrap="around" w:vAnchor="page" w:hAnchor="margin" w:xAlign="center" w:y="3301"/>
                     <w:bidi w:val="0"/>
                     <w:jc w:val="left"/>
+                    <w:keepNext/>
+                    <w:spacing w:after="0" w:line="240" w:lineRule="auto"/>
                   </w:pPr>
                   <w:r>
                     <w:rPr>
@@ -8927,6 +8984,8 @@
                     <w:framePr w:hSpace="180" w:wrap="around" w:vAnchor="page" w:hAnchor="margin" w:xAlign="center" w:y="3301"/>
                     <w:bidi w:val="0"/>
                     <w:jc w:val="left"/>
+                    <w:keepNext/>
+                    <w:spacing w:after="0" w:line="240" w:lineRule="auto"/>
                   </w:pPr>
                   <w:r>
                     <w:rPr>
@@ -8945,6 +9004,8 @@
                     <w:framePr w:hSpace="180" w:wrap="around" w:vAnchor="page" w:hAnchor="margin" w:xAlign="center" w:y="3301"/>
                     <w:bidi w:val="0"/>
                     <w:jc w:val="left"/>
+                    <w:keepNext/>
+                    <w:spacing w:after="0" w:line="240" w:lineRule="auto"/>
                   </w:pPr>
                   <w:r>
                     <w:rPr>
@@ -8965,6 +9026,8 @@
                     <w:framePr w:hSpace="180" w:wrap="around" w:vAnchor="page" w:hAnchor="margin" w:xAlign="center" w:y="3301"/>
                     <w:bidi w:val="0"/>
                     <w:jc w:val="left"/>
+                    <w:keepNext/>
+                    <w:spacing w:after="0" w:line="240" w:lineRule="auto"/>
                   </w:pPr>
                   <w:r>
                     <w:rPr>
@@ -8983,6 +9046,8 @@
                     <w:framePr w:hSpace="180" w:wrap="around" w:vAnchor="page" w:hAnchor="margin" w:xAlign="center" w:y="3301"/>
                     <w:bidi w:val="0"/>
                     <w:jc w:val="left"/>
+                    <w:keepNext/>
+                    <w:spacing w:after="0" w:line="240" w:lineRule="auto"/>
                   </w:pPr>
                   <w:r>
                     <w:rPr>
@@ -9001,6 +9066,8 @@
                     <w:framePr w:hSpace="180" w:wrap="around" w:vAnchor="page" w:hAnchor="margin" w:xAlign="center" w:y="3301"/>
                     <w:bidi w:val="0"/>
                     <w:jc w:val="left"/>
+                    <w:keepNext/>
+                    <w:spacing w:after="0" w:line="240" w:lineRule="auto"/>
                   </w:pPr>
                   <w:r>
                     <w:rPr>
@@ -9019,6 +9086,8 @@
                     <w:framePr w:hSpace="180" w:wrap="around" w:vAnchor="page" w:hAnchor="margin" w:xAlign="center" w:y="3301"/>
                     <w:bidi w:val="0"/>
                     <w:jc w:val="left"/>
+                    <w:keepNext/>
+                    <w:spacing w:after="0" w:line="240" w:lineRule="auto"/>
                   </w:pPr>
                   <w:r>
                     <w:rPr>
@@ -9037,6 +9106,8 @@
                     <w:framePr w:hSpace="180" w:wrap="around" w:vAnchor="page" w:hAnchor="margin" w:xAlign="center" w:y="3301"/>
                     <w:bidi w:val="0"/>
                     <w:jc w:val="left"/>
+                    <w:keepNext/>
+                    <w:spacing w:after="0" w:line="240" w:lineRule="auto"/>
                   </w:pPr>
                   <w:r>
                     <w:rPr>
@@ -9055,6 +9126,8 @@
                     <w:framePr w:hSpace="180" w:wrap="around" w:vAnchor="page" w:hAnchor="margin" w:xAlign="center" w:y="3301"/>
                     <w:bidi w:val="0"/>
                     <w:jc w:val="left"/>
+                    <w:keepNext/>
+                    <w:spacing w:after="0" w:line="240" w:lineRule="auto"/>
                   </w:pPr>
                   <w:r>
                     <w:rPr>
@@ -9075,6 +9148,8 @@
                     <w:framePr w:hSpace="180" w:wrap="around" w:vAnchor="page" w:hAnchor="margin" w:xAlign="center" w:y="3301"/>
                     <w:bidi w:val="0"/>
                     <w:jc w:val="left"/>
+                    <w:keepNext/>
+                    <w:spacing w:after="0" w:line="240" w:lineRule="auto"/>
                   </w:pPr>
                   <w:r>
                     <w:rPr>
@@ -9093,6 +9168,8 @@
                     <w:framePr w:hSpace="180" w:wrap="around" w:vAnchor="page" w:hAnchor="margin" w:xAlign="center" w:y="3301"/>
                     <w:bidi w:val="0"/>
                     <w:jc w:val="left"/>
+                    <w:keepNext/>
+                    <w:spacing w:after="0" w:line="240" w:lineRule="auto"/>
                   </w:pPr>
                   <w:r>
                     <w:rPr>
@@ -9111,6 +9188,8 @@
                     <w:framePr w:hSpace="180" w:wrap="around" w:vAnchor="page" w:hAnchor="margin" w:xAlign="center" w:y="3301"/>
                     <w:bidi w:val="0"/>
                     <w:jc w:val="left"/>
+                    <w:keepNext/>
+                    <w:spacing w:after="0" w:line="240" w:lineRule="auto"/>
                   </w:pPr>
                   <w:r>
                     <w:rPr>
@@ -9129,6 +9208,8 @@
                     <w:framePr w:hSpace="180" w:wrap="around" w:vAnchor="page" w:hAnchor="margin" w:xAlign="center" w:y="3301"/>
                     <w:bidi w:val="0"/>
                     <w:jc w:val="left"/>
+                    <w:keepNext/>
+                    <w:spacing w:after="0" w:line="240" w:lineRule="auto"/>
                   </w:pPr>
                   <w:r>
                     <w:rPr>
@@ -9147,6 +9228,8 @@
                     <w:framePr w:hSpace="180" w:wrap="around" w:vAnchor="page" w:hAnchor="margin" w:xAlign="center" w:y="3301"/>
                     <w:bidi w:val="0"/>
                     <w:jc w:val="left"/>
+                    <w:keepNext/>
+                    <w:spacing w:after="0" w:line="240" w:lineRule="auto"/>
                   </w:pPr>
                   <w:r>
                     <w:rPr>
@@ -9165,6 +9248,8 @@
                     <w:framePr w:hSpace="180" w:wrap="around" w:vAnchor="page" w:hAnchor="margin" w:xAlign="center" w:y="3301"/>
                     <w:bidi w:val="0"/>
                     <w:jc w:val="left"/>
+                    <w:keepNext/>
+                    <w:spacing w:after="0" w:line="240" w:lineRule="auto"/>
                   </w:pPr>
                   <w:r>
                     <w:rPr>
@@ -9185,6 +9270,8 @@
                     <w:framePr w:hSpace="180" w:wrap="around" w:vAnchor="page" w:hAnchor="margin" w:xAlign="center" w:y="3301"/>
                     <w:bidi w:val="0"/>
                     <w:jc w:val="left"/>
+                    <w:keepNext/>
+                    <w:spacing w:after="0" w:line="240" w:lineRule="auto"/>
                   </w:pPr>
                   <w:r>
                     <w:rPr>
@@ -9203,6 +9290,8 @@
                     <w:framePr w:hSpace="180" w:wrap="around" w:vAnchor="page" w:hAnchor="margin" w:xAlign="center" w:y="3301"/>
                     <w:bidi w:val="0"/>
                     <w:jc w:val="left"/>
+                    <w:keepNext/>
+                    <w:spacing w:after="0" w:line="240" w:lineRule="auto"/>
                   </w:pPr>
                   <w:r>
                     <w:rPr>
@@ -9221,6 +9310,8 @@
                     <w:framePr w:hSpace="180" w:wrap="around" w:vAnchor="page" w:hAnchor="margin" w:xAlign="center" w:y="3301"/>
                     <w:bidi w:val="0"/>
                     <w:jc w:val="left"/>
+                    <w:keepNext/>
+                    <w:spacing w:after="0" w:line="240" w:lineRule="auto"/>
                   </w:pPr>
                   <w:r>
                     <w:rPr>
@@ -9239,6 +9330,8 @@
                     <w:framePr w:hSpace="180" w:wrap="around" w:vAnchor="page" w:hAnchor="margin" w:xAlign="center" w:y="3301"/>
                     <w:bidi w:val="0"/>
                     <w:jc w:val="left"/>
+                    <w:keepNext/>
+                    <w:spacing w:after="0" w:line="240" w:lineRule="auto"/>
                   </w:pPr>
                   <w:r>
                     <w:rPr>
@@ -9257,6 +9350,8 @@
                     <w:framePr w:hSpace="180" w:wrap="around" w:vAnchor="page" w:hAnchor="margin" w:xAlign="center" w:y="3301"/>
                     <w:bidi w:val="0"/>
                     <w:jc w:val="left"/>
+                    <w:keepNext/>
+                    <w:spacing w:after="0" w:line="240" w:lineRule="auto"/>
                   </w:pPr>
                   <w:r>
                     <w:rPr>
@@ -9275,12 +9370,14 @@
                     <w:framePr w:hSpace="180" w:wrap="around" w:vAnchor="page" w:hAnchor="margin" w:xAlign="center" w:y="3301"/>
                     <w:bidi w:val="0"/>
                     <w:jc w:val="left"/>
+                    <w:keepNext/>
+                    <w:spacing w:after="0" w:line="240" w:lineRule="auto"/>
                   </w:pPr>
                   <w:r>
                     <w:rPr>
                       <w:sz w:val="16"/>
                     </w:rPr>
-                    <w:t>Server-to-server typed API client from the website and the Control Panel; the mobile edge forwards the app's own request as a reverse proxy.</w:t>
+                    <w:t>Server-to-server typed API client from the website and the Control Panel. The mobile edge reverse-proxies the app's request.</w:t>
                   </w:r>
                 </w:p>
               </w:tc>
@@ -9295,6 +9392,8 @@
                     <w:framePr w:hSpace="180" w:wrap="around" w:vAnchor="page" w:hAnchor="margin" w:xAlign="center" w:y="3301"/>
                     <w:bidi w:val="0"/>
                     <w:jc w:val="left"/>
+                    <w:keepNext/>
+                    <w:spacing w:after="0" w:line="240" w:lineRule="auto"/>
                   </w:pPr>
                   <w:r>
                     <w:rPr>
@@ -9313,6 +9412,8 @@
                     <w:framePr w:hSpace="180" w:wrap="around" w:vAnchor="page" w:hAnchor="margin" w:xAlign="center" w:y="3301"/>
                     <w:bidi w:val="0"/>
                     <w:jc w:val="left"/>
+                    <w:keepNext/>
+                    <w:spacing w:after="0" w:line="240" w:lineRule="auto"/>
                   </w:pPr>
                   <w:r>
                     <w:rPr>
@@ -9331,6 +9432,8 @@
                     <w:framePr w:hSpace="180" w:wrap="around" w:vAnchor="page" w:hAnchor="margin" w:xAlign="center" w:y="3301"/>
                     <w:bidi w:val="0"/>
                     <w:jc w:val="left"/>
+                    <w:keepNext/>
+                    <w:spacing w:after="0" w:line="240" w:lineRule="auto"/>
                   </w:pPr>
                   <w:r>
                     <w:rPr>
@@ -9349,6 +9452,8 @@
                     <w:framePr w:hSpace="180" w:wrap="around" w:vAnchor="page" w:hAnchor="margin" w:xAlign="center" w:y="3301"/>
                     <w:bidi w:val="0"/>
                     <w:jc w:val="left"/>
+                    <w:keepNext/>
+                    <w:spacing w:after="0" w:line="240" w:lineRule="auto"/>
                   </w:pPr>
                   <w:r>
                     <w:rPr>
@@ -9367,6 +9472,8 @@
                     <w:framePr w:hSpace="180" w:wrap="around" w:vAnchor="page" w:hAnchor="margin" w:xAlign="center" w:y="3301"/>
                     <w:bidi w:val="0"/>
                     <w:jc w:val="left"/>
+                    <w:keepNext/>
+                    <w:spacing w:after="0" w:line="240" w:lineRule="auto"/>
                   </w:pPr>
                   <w:r>
                     <w:rPr>
@@ -9385,6 +9492,8 @@
                     <w:framePr w:hSpace="180" w:wrap="around" w:vAnchor="page" w:hAnchor="margin" w:xAlign="center" w:y="3301"/>
                     <w:bidi w:val="0"/>
                     <w:jc w:val="left"/>
+                    <w:keepNext/>
+                    <w:spacing w:after="0" w:line="240" w:lineRule="auto"/>
                   </w:pPr>
                   <w:r>
                     <w:rPr>
@@ -9405,6 +9514,8 @@
                     <w:framePr w:hSpace="180" w:wrap="around" w:vAnchor="page" w:hAnchor="margin" w:xAlign="center" w:y="3301"/>
                     <w:bidi w:val="0"/>
                     <w:jc w:val="left"/>
+                    <w:keepNext/>
+                    <w:spacing w:after="0" w:line="240" w:lineRule="auto"/>
                   </w:pPr>
                   <w:r>
                     <w:rPr>
@@ -9423,6 +9534,8 @@
                     <w:framePr w:hSpace="180" w:wrap="around" w:vAnchor="page" w:hAnchor="margin" w:xAlign="center" w:y="3301"/>
                     <w:bidi w:val="0"/>
                     <w:jc w:val="left"/>
+                    <w:keepNext/>
+                    <w:spacing w:after="0" w:line="240" w:lineRule="auto"/>
                   </w:pPr>
                   <w:r>
                     <w:rPr>
@@ -9441,6 +9554,8 @@
                     <w:framePr w:hSpace="180" w:wrap="around" w:vAnchor="page" w:hAnchor="margin" w:xAlign="center" w:y="3301"/>
                     <w:bidi w:val="0"/>
                     <w:jc w:val="left"/>
+                    <w:keepNext/>
+                    <w:spacing w:after="0" w:line="240" w:lineRule="auto"/>
                   </w:pPr>
                   <w:r>
                     <w:rPr>
@@ -9459,6 +9574,8 @@
                     <w:framePr w:hSpace="180" w:wrap="around" w:vAnchor="page" w:hAnchor="margin" w:xAlign="center" w:y="3301"/>
                     <w:bidi w:val="0"/>
                     <w:jc w:val="left"/>
+                    <w:keepNext/>
+                    <w:spacing w:after="0" w:line="240" w:lineRule="auto"/>
                   </w:pPr>
                   <w:r>
                     <w:rPr>
@@ -9477,6 +9594,8 @@
                     <w:framePr w:hSpace="180" w:wrap="around" w:vAnchor="page" w:hAnchor="margin" w:xAlign="center" w:y="3301"/>
                     <w:bidi w:val="0"/>
                     <w:jc w:val="left"/>
+                    <w:keepNext/>
+                    <w:spacing w:after="0" w:line="240" w:lineRule="auto"/>
                   </w:pPr>
                   <w:r>
                     <w:rPr>
@@ -9495,6 +9614,8 @@
                     <w:framePr w:hSpace="180" w:wrap="around" w:vAnchor="page" w:hAnchor="margin" w:xAlign="center" w:y="3301"/>
                     <w:bidi w:val="0"/>
                     <w:jc w:val="left"/>
+                    <w:keepNext/>
+                    <w:spacing w:after="0" w:line="240" w:lineRule="auto"/>
                   </w:pPr>
                   <w:r>
                     <w:rPr>
@@ -9515,6 +9636,8 @@
                     <w:framePr w:hSpace="180" w:wrap="around" w:vAnchor="page" w:hAnchor="margin" w:xAlign="center" w:y="3301"/>
                     <w:bidi w:val="0"/>
                     <w:jc w:val="left"/>
+                    <w:keepNext/>
+                    <w:spacing w:after="0" w:line="240" w:lineRule="auto"/>
                   </w:pPr>
                   <w:r>
                     <w:rPr>
@@ -9533,6 +9656,8 @@
                     <w:framePr w:hSpace="180" w:wrap="around" w:vAnchor="page" w:hAnchor="margin" w:xAlign="center" w:y="3301"/>
                     <w:bidi w:val="0"/>
                     <w:jc w:val="left"/>
+                    <w:keepNext/>
+                    <w:spacing w:after="0" w:line="240" w:lineRule="auto"/>
                   </w:pPr>
                   <w:r>
                     <w:rPr>
@@ -9551,6 +9676,8 @@
                     <w:framePr w:hSpace="180" w:wrap="around" w:vAnchor="page" w:hAnchor="margin" w:xAlign="center" w:y="3301"/>
                     <w:bidi w:val="0"/>
                     <w:jc w:val="left"/>
+                    <w:keepNext/>
+                    <w:spacing w:after="0" w:line="240" w:lineRule="auto"/>
                   </w:pPr>
                   <w:r>
                     <w:rPr>
@@ -9569,6 +9696,8 @@
                     <w:framePr w:hSpace="180" w:wrap="around" w:vAnchor="page" w:hAnchor="margin" w:xAlign="center" w:y="3301"/>
                     <w:bidi w:val="0"/>
                     <w:jc w:val="left"/>
+                    <w:keepNext/>
+                    <w:spacing w:after="0" w:line="240" w:lineRule="auto"/>
                   </w:pPr>
                   <w:r>
                     <w:rPr>
@@ -9587,6 +9716,8 @@
                     <w:framePr w:hSpace="180" w:wrap="around" w:vAnchor="page" w:hAnchor="margin" w:xAlign="center" w:y="3301"/>
                     <w:bidi w:val="0"/>
                     <w:jc w:val="left"/>
+                    <w:keepNext/>
+                    <w:spacing w:after="0" w:line="240" w:lineRule="auto"/>
                   </w:pPr>
                   <w:r>
                     <w:rPr>
@@ -9605,6 +9736,8 @@
                     <w:framePr w:hSpace="180" w:wrap="around" w:vAnchor="page" w:hAnchor="margin" w:xAlign="center" w:y="3301"/>
                     <w:bidi w:val="0"/>
                     <w:jc w:val="left"/>
+                    <w:keepNext/>
+                    <w:spacing w:after="0" w:line="240" w:lineRule="auto"/>
                   </w:pPr>
                   <w:r>
                     <w:rPr>
@@ -9625,6 +9758,8 @@
                     <w:framePr w:hSpace="180" w:wrap="around" w:vAnchor="page" w:hAnchor="margin" w:xAlign="center" w:y="3301"/>
                     <w:bidi w:val="0"/>
                     <w:jc w:val="left"/>
+                    <w:keepNext/>
+                    <w:spacing w:after="0" w:line="240" w:lineRule="auto"/>
                   </w:pPr>
                   <w:r>
                     <w:rPr>
@@ -9643,6 +9778,8 @@
                     <w:framePr w:hSpace="180" w:wrap="around" w:vAnchor="page" w:hAnchor="margin" w:xAlign="center" w:y="3301"/>
                     <w:bidi w:val="0"/>
                     <w:jc w:val="left"/>
+                    <w:keepNext/>
+                    <w:spacing w:after="0" w:line="240" w:lineRule="auto"/>
                   </w:pPr>
                   <w:r>
                     <w:rPr>
@@ -9661,6 +9798,8 @@
                     <w:framePr w:hSpace="180" w:wrap="around" w:vAnchor="page" w:hAnchor="margin" w:xAlign="center" w:y="3301"/>
                     <w:bidi w:val="0"/>
                     <w:jc w:val="left"/>
+                    <w:keepNext/>
+                    <w:spacing w:after="0" w:line="240" w:lineRule="auto"/>
                   </w:pPr>
                   <w:r>
                     <w:rPr>
@@ -9679,6 +9818,8 @@
                     <w:framePr w:hSpace="180" w:wrap="around" w:vAnchor="page" w:hAnchor="margin" w:xAlign="center" w:y="3301"/>
                     <w:bidi w:val="0"/>
                     <w:jc w:val="left"/>
+                    <w:keepNext/>
+                    <w:spacing w:after="0" w:line="240" w:lineRule="auto"/>
                   </w:pPr>
                   <w:r>
                     <w:rPr>
@@ -9697,6 +9838,8 @@
                     <w:framePr w:hSpace="180" w:wrap="around" w:vAnchor="page" w:hAnchor="margin" w:xAlign="center" w:y="3301"/>
                     <w:bidi w:val="0"/>
                     <w:jc w:val="left"/>
+                    <w:keepNext/>
+                    <w:spacing w:after="0" w:line="240" w:lineRule="auto"/>
                   </w:pPr>
                   <w:r>
                     <w:rPr>
@@ -9715,6 +9858,8 @@
                     <w:framePr w:hSpace="180" w:wrap="around" w:vAnchor="page" w:hAnchor="margin" w:xAlign="center" w:y="3301"/>
                     <w:bidi w:val="0"/>
                     <w:jc w:val="left"/>
+                    <w:keepNext/>
+                    <w:spacing w:after="0" w:line="240" w:lineRule="auto"/>
                   </w:pPr>
                   <w:r>
                     <w:rPr>
@@ -9735,6 +9880,8 @@
                     <w:framePr w:hSpace="180" w:wrap="around" w:vAnchor="page" w:hAnchor="margin" w:xAlign="center" w:y="3301"/>
                     <w:bidi w:val="0"/>
                     <w:jc w:val="left"/>
+                    <w:keepNext/>
+                    <w:spacing w:after="0" w:line="240" w:lineRule="auto"/>
                   </w:pPr>
                   <w:r>
                     <w:rPr>
@@ -9753,6 +9900,8 @@
                     <w:framePr w:hSpace="180" w:wrap="around" w:vAnchor="page" w:hAnchor="margin" w:xAlign="center" w:y="3301"/>
                     <w:bidi w:val="0"/>
                     <w:jc w:val="left"/>
+                    <w:keepNext/>
+                    <w:spacing w:after="0" w:line="240" w:lineRule="auto"/>
                   </w:pPr>
                   <w:r>
                     <w:rPr>
@@ -9771,6 +9920,8 @@
                     <w:framePr w:hSpace="180" w:wrap="around" w:vAnchor="page" w:hAnchor="margin" w:xAlign="center" w:y="3301"/>
                     <w:bidi w:val="0"/>
                     <w:jc w:val="left"/>
+                    <w:keepNext/>
+                    <w:spacing w:after="0" w:line="240" w:lineRule="auto"/>
                   </w:pPr>
                   <w:r>
                     <w:rPr>
@@ -9789,6 +9940,8 @@
                     <w:framePr w:hSpace="180" w:wrap="around" w:vAnchor="page" w:hAnchor="margin" w:xAlign="center" w:y="3301"/>
                     <w:bidi w:val="0"/>
                     <w:jc w:val="left"/>
+                    <w:keepNext/>
+                    <w:spacing w:after="0" w:line="240" w:lineRule="auto"/>
                   </w:pPr>
                   <w:r>
                     <w:rPr>
@@ -9807,6 +9960,8 @@
                     <w:framePr w:hSpace="180" w:wrap="around" w:vAnchor="page" w:hAnchor="margin" w:xAlign="center" w:y="3301"/>
                     <w:bidi w:val="0"/>
                     <w:jc w:val="left"/>
+                    <w:keepNext/>
+                    <w:spacing w:after="0" w:line="240" w:lineRule="auto"/>
                   </w:pPr>
                   <w:r>
                     <w:rPr>
@@ -9825,6 +9980,8 @@
                     <w:framePr w:hSpace="180" w:wrap="around" w:vAnchor="page" w:hAnchor="margin" w:xAlign="center" w:y="3301"/>
                     <w:bidi w:val="0"/>
                     <w:jc w:val="left"/>
+                    <w:keepNext/>
+                    <w:spacing w:after="0" w:line="240" w:lineRule="auto"/>
                   </w:pPr>
                   <w:r>
                     <w:rPr>
@@ -9845,6 +10002,8 @@
                     <w:framePr w:hSpace="180" w:wrap="around" w:vAnchor="page" w:hAnchor="margin" w:xAlign="center" w:y="3301"/>
                     <w:bidi w:val="0"/>
                     <w:jc w:val="left"/>
+                    <w:keepNext/>
+                    <w:spacing w:after="0" w:line="240" w:lineRule="auto"/>
                   </w:pPr>
                   <w:r>
                     <w:rPr>
@@ -9863,6 +10022,8 @@
                     <w:framePr w:hSpace="180" w:wrap="around" w:vAnchor="page" w:hAnchor="margin" w:xAlign="center" w:y="3301"/>
                     <w:bidi w:val="0"/>
                     <w:jc w:val="left"/>
+                    <w:keepNext/>
+                    <w:spacing w:after="0" w:line="240" w:lineRule="auto"/>
                   </w:pPr>
                   <w:r>
                     <w:rPr>
@@ -9881,6 +10042,8 @@
                     <w:framePr w:hSpace="180" w:wrap="around" w:vAnchor="page" w:hAnchor="margin" w:xAlign="center" w:y="3301"/>
                     <w:bidi w:val="0"/>
                     <w:jc w:val="left"/>
+                    <w:keepNext/>
+                    <w:spacing w:after="0" w:line="240" w:lineRule="auto"/>
                   </w:pPr>
                   <w:r>
                     <w:rPr>
@@ -9899,6 +10062,8 @@
                     <w:framePr w:hSpace="180" w:wrap="around" w:vAnchor="page" w:hAnchor="margin" w:xAlign="center" w:y="3301"/>
                     <w:bidi w:val="0"/>
                     <w:jc w:val="left"/>
+                    <w:keepNext/>
+                    <w:spacing w:after="0" w:line="240" w:lineRule="auto"/>
                   </w:pPr>
                   <w:r>
                     <w:rPr>
@@ -9917,6 +10082,8 @@
                     <w:framePr w:hSpace="180" w:wrap="around" w:vAnchor="page" w:hAnchor="margin" w:xAlign="center" w:y="3301"/>
                     <w:bidi w:val="0"/>
                     <w:jc w:val="left"/>
+                    <w:keepNext/>
+                    <w:spacing w:after="0" w:line="240" w:lineRule="auto"/>
                   </w:pPr>
                   <w:r>
                     <w:rPr>
@@ -9935,6 +10102,8 @@
                     <w:framePr w:hSpace="180" w:wrap="around" w:vAnchor="page" w:hAnchor="margin" w:xAlign="center" w:y="3301"/>
                     <w:bidi w:val="0"/>
                     <w:jc w:val="left"/>
+                    <w:keepNext/>
+                    <w:spacing w:after="0" w:line="240" w:lineRule="auto"/>
                   </w:pPr>
                   <w:r>
                     <w:rPr>
@@ -9955,6 +10124,8 @@
                     <w:framePr w:hSpace="180" w:wrap="around" w:vAnchor="page" w:hAnchor="margin" w:xAlign="center" w:y="3301"/>
                     <w:bidi w:val="0"/>
                     <w:jc w:val="left"/>
+                    <w:keepNext/>
+                    <w:spacing w:after="0" w:line="240" w:lineRule="auto"/>
                   </w:pPr>
                   <w:r>
                     <w:rPr>
@@ -9973,6 +10144,8 @@
                     <w:framePr w:hSpace="180" w:wrap="around" w:vAnchor="page" w:hAnchor="margin" w:xAlign="center" w:y="3301"/>
                     <w:bidi w:val="0"/>
                     <w:jc w:val="left"/>
+                    <w:keepNext/>
+                    <w:spacing w:after="0" w:line="240" w:lineRule="auto"/>
                   </w:pPr>
                   <w:r>
                     <w:rPr>
@@ -9991,6 +10164,8 @@
                     <w:framePr w:hSpace="180" w:wrap="around" w:vAnchor="page" w:hAnchor="margin" w:xAlign="center" w:y="3301"/>
                     <w:bidi w:val="0"/>
                     <w:jc w:val="left"/>
+                    <w:keepNext/>
+                    <w:spacing w:after="0" w:line="240" w:lineRule="auto"/>
                   </w:pPr>
                   <w:r>
                     <w:rPr>
@@ -10009,6 +10184,8 @@
                     <w:framePr w:hSpace="180" w:wrap="around" w:vAnchor="page" w:hAnchor="margin" w:xAlign="center" w:y="3301"/>
                     <w:bidi w:val="0"/>
                     <w:jc w:val="left"/>
+                    <w:keepNext/>
+                    <w:spacing w:after="0" w:line="240" w:lineRule="auto"/>
                   </w:pPr>
                   <w:r>
                     <w:rPr>
@@ -10027,6 +10204,8 @@
                     <w:framePr w:hSpace="180" w:wrap="around" w:vAnchor="page" w:hAnchor="margin" w:xAlign="center" w:y="3301"/>
                     <w:bidi w:val="0"/>
                     <w:jc w:val="left"/>
+                    <w:keepNext/>
+                    <w:spacing w:after="0" w:line="240" w:lineRule="auto"/>
                   </w:pPr>
                   <w:r>
                     <w:rPr>
@@ -10045,6 +10224,8 @@
                     <w:framePr w:hSpace="180" w:wrap="around" w:vAnchor="page" w:hAnchor="margin" w:xAlign="center" w:y="3301"/>
                     <w:bidi w:val="0"/>
                     <w:jc w:val="left"/>
+                    <w:keepNext/>
+                    <w:spacing w:after="0" w:line="240" w:lineRule="auto"/>
                   </w:pPr>
                   <w:r>
                     <w:rPr>
@@ -10065,6 +10246,8 @@
                     <w:framePr w:hSpace="180" w:wrap="around" w:vAnchor="page" w:hAnchor="margin" w:xAlign="center" w:y="3301"/>
                     <w:bidi w:val="0"/>
                     <w:jc w:val="left"/>
+                    <w:keepNext/>
+                    <w:spacing w:after="0" w:line="240" w:lineRule="auto"/>
                   </w:pPr>
                   <w:r>
                     <w:rPr>
@@ -10083,6 +10266,8 @@
                     <w:framePr w:hSpace="180" w:wrap="around" w:vAnchor="page" w:hAnchor="margin" w:xAlign="center" w:y="3301"/>
                     <w:bidi w:val="0"/>
                     <w:jc w:val="left"/>
+                    <w:keepNext/>
+                    <w:spacing w:after="0" w:line="240" w:lineRule="auto"/>
                   </w:pPr>
                   <w:r>
                     <w:rPr>
@@ -10101,6 +10286,8 @@
                     <w:framePr w:hSpace="180" w:wrap="around" w:vAnchor="page" w:hAnchor="margin" w:xAlign="center" w:y="3301"/>
                     <w:bidi w:val="0"/>
                     <w:jc w:val="left"/>
+                    <w:keepNext/>
+                    <w:spacing w:after="0" w:line="240" w:lineRule="auto"/>
                   </w:pPr>
                   <w:r>
                     <w:rPr>
@@ -10119,6 +10306,8 @@
                     <w:framePr w:hSpace="180" w:wrap="around" w:vAnchor="page" w:hAnchor="margin" w:xAlign="center" w:y="3301"/>
                     <w:bidi w:val="0"/>
                     <w:jc w:val="left"/>
+                    <w:keepNext/>
+                    <w:spacing w:after="0" w:line="240" w:lineRule="auto"/>
                   </w:pPr>
                   <w:r>
                     <w:rPr>
@@ -10137,6 +10326,8 @@
                     <w:framePr w:hSpace="180" w:wrap="around" w:vAnchor="page" w:hAnchor="margin" w:xAlign="center" w:y="3301"/>
                     <w:bidi w:val="0"/>
                     <w:jc w:val="left"/>
+                    <w:keepNext/>
+                    <w:spacing w:after="0" w:line="240" w:lineRule="auto"/>
                   </w:pPr>
                   <w:r>
                     <w:rPr>
@@ -10155,6 +10346,8 @@
                     <w:framePr w:hSpace="180" w:wrap="around" w:vAnchor="page" w:hAnchor="margin" w:xAlign="center" w:y="3301"/>
                     <w:bidi w:val="0"/>
                     <w:jc w:val="left"/>
+                    <w:keepNext/>
+                    <w:spacing w:after="0" w:line="240" w:lineRule="auto"/>
                   </w:pPr>
                   <w:r>
                     <w:rPr>
@@ -10175,6 +10368,7 @@
                     <w:framePr w:hSpace="180" w:wrap="around" w:vAnchor="page" w:hAnchor="margin" w:xAlign="center" w:y="3301"/>
                     <w:bidi w:val="0"/>
                     <w:jc w:val="left"/>
+                    <w:spacing w:after="0" w:line="240" w:lineRule="auto"/>
                   </w:pPr>
                   <w:r>
                     <w:rPr>
@@ -10193,6 +10387,7 @@
                     <w:framePr w:hSpace="180" w:wrap="around" w:vAnchor="page" w:hAnchor="margin" w:xAlign="center" w:y="3301"/>
                     <w:bidi w:val="0"/>
                     <w:jc w:val="left"/>
+                    <w:spacing w:after="0" w:line="240" w:lineRule="auto"/>
                   </w:pPr>
                   <w:r>
                     <w:rPr>
@@ -10211,6 +10406,7 @@
                     <w:framePr w:hSpace="180" w:wrap="around" w:vAnchor="page" w:hAnchor="margin" w:xAlign="center" w:y="3301"/>
                     <w:bidi w:val="0"/>
                     <w:jc w:val="left"/>
+                    <w:spacing w:after="0" w:line="240" w:lineRule="auto"/>
                   </w:pPr>
                   <w:r>
                     <w:rPr>
@@ -10229,6 +10425,7 @@
                     <w:framePr w:hSpace="180" w:wrap="around" w:vAnchor="page" w:hAnchor="margin" w:xAlign="center" w:y="3301"/>
                     <w:bidi w:val="0"/>
                     <w:jc w:val="left"/>
+                    <w:spacing w:after="0" w:line="240" w:lineRule="auto"/>
                   </w:pPr>
                   <w:r>
                     <w:rPr>
@@ -10247,6 +10444,7 @@
                     <w:framePr w:hSpace="180" w:wrap="around" w:vAnchor="page" w:hAnchor="margin" w:xAlign="center" w:y="3301"/>
                     <w:bidi w:val="0"/>
                     <w:jc w:val="left"/>
+                    <w:spacing w:after="0" w:line="240" w:lineRule="auto"/>
                   </w:pPr>
                   <w:r>
                     <w:rPr>
@@ -10265,6 +10463,7 @@
                     <w:framePr w:hSpace="180" w:wrap="around" w:vAnchor="page" w:hAnchor="margin" w:xAlign="center" w:y="3301"/>
                     <w:bidi w:val="0"/>
                     <w:jc w:val="left"/>
+                    <w:spacing w:after="0" w:line="240" w:lineRule="auto"/>
                   </w:pPr>
                   <w:r>
                     <w:rPr>

--- a/docs/SIMF-HLD-004-MoD-HLD-External-v1.4.docx
+++ b/docs/SIMF-HLD-004-MoD-HLD-External-v1.4.docx
@@ -1673,7 +1673,7 @@
               <w:rPr>
                 <w:sz w:val="24"/>
               </w:rPr>
-              <w:t>A formally controlled software requirements specification is pending outstanding owner decisions.</w:t>
+              <w:t>The software requirements specification, SIMF-SRS-001, is issued and approved at version 1.1. Four open items remain against named requirements and are listed in the Business Requirements Document, section 5.7.</w:t>
             </w:r>
           </w:p>
         </w:tc>
@@ -1816,13 +1816,7 @@
                 <w:b/>
                 <w:sz w:val="24"/>
               </w:rPr>
-              <w:t xml:space="preserve">Not integrated: </w:t>
-            </w:r>
-            <w:r>
-              <w:rPr>
-                <w:sz w:val="24"/>
-              </w:rPr>
-              <w:t>Active Directory / LDAP. SIMF operates its own ASP.NET Core Identity store.</w:t>
+              <w:t>SIMF operates its own ASP.NET Core Identity store.</w:t>
             </w:r>
           </w:p>
         </w:tc>
@@ -2037,7 +2031,7 @@
               <w:rPr>
                 <w:sz w:val="24"/>
               </w:rPr>
-              <w:t>On premises on Windows Server 2022, on the SITE Private Cloud, over SQL Server 2022. Two security areas, SSA and HSA, hold five network zones. The layout is in section 2.1.</w:t>
+              <w:t>On premises on Windows Server 2022, on the SITE Private Cloud, over SQL Server 2022. Two security areas, SSA and HSA, hold four network zones. The layout is in section 2.1.</w:t>
             </w:r>
           </w:p>
         </w:tc>
@@ -2084,7 +2078,7 @@
               <w:rPr>
                 <w:sz w:val="24"/>
               </w:rPr>
-              <w:t>Modular monolith with Domain-Driven Design layering (Domain, Application, Infrastructure, API). The network follows defence in depth: two security areas, SSA and HSA, holding five zones with three firewalls at the zone boundaries, a stateless application tier and a high-availability database.</w:t>
+              <w:t>Modular monolith with Domain-Driven Design layering (Domain, Application, Infrastructure, API). The network follows defence in depth: two security areas, SSA and HSA, holding four zones with two firewalls at the zone boundaries, a stateless application tier and a high-availability database.</w:t>
             </w:r>
           </w:p>
         </w:tc>
@@ -2310,7 +2304,7 @@
               <w:rPr>
                 <w:sz w:val="24"/>
               </w:rPr>
-              <w:t>The authoritative hardware specification for this submission, matching section 2.1 and Figure 1. Production: four API hosts, two web hosts, two Control Panel hosts and two database hosts, all Windows Server 2022, plus the two load balancers supplied as appliance or VM. Application hosts are 32 GB RAM, 16 vCPU and 300 GB storage. Database hosts are 64 GB RAM, 8 vCPU and 2 TB storage. The mobile edge, the LLM server, the mail relay and the MinIO host are sized with the site. Development and Test run one application host and one SQL Server host.</w:t>
+              <w:t>The hardware specification for this submission, reproduced from the customer server requirements workbook and matching section 2.1 and Figure 1. Production: four API hosts, two web hosts, two Control Panel hosts and two database hosts, all Windows Server 2022 with Server and DR, plus two load balancers as appliance or VM in an active/passive pair. Application hosts are 32 GB RAM, 16 vCPU and 300 GB storage. Database hosts are 64 GB RAM, 8 vCPU and 2 TB storage. The workbook does not list the mobile edge or the MinIO hosts, so their specification is a SIMF proposal confirmed with the site. The LLM server and the mail relay are provided by SITE together with the service. Development and Test run one application host and one SQL Server host.</w:t>
             </w:r>
           </w:p>
         </w:tc>
@@ -2916,7 +2910,7 @@
               <w:rPr>
                 <w:sz w:val="24"/>
               </w:rPr>
-              <w:t>•  YouTube. The Control Panel imports the caption track of a published session video, sending the public video id and nothing else. It is the only call SIMF makes to the internet. Without the firewall exception an administrator pastes or uploads the transcript instead.</w:t>
+              <w:t>•  YouTube. The Control Panel imports the caption track of a published session video, sending the public video id and nothing else. It is the only call SIMF makes to the internet, and it is optional egress: without the firewall exception an administrator pastes or uploads the transcript instead and no feature is lost.</w:t>
             </w:r>
           </w:p>
           <w:p>
@@ -3044,7 +3038,7 @@
                 <w:color w:val="444444"/>
                 <w:sz w:val="22"/>
               </w:rPr>
-              <w:t>SIMF does not integrate with Active Directory / LDAP; it operates its own ASP.NET Core Identity store.</w:t>
+              <w:t>SIMF operates its own ASP.NET Core Identity store.</w:t>
             </w:r>
           </w:p>
         </w:tc>
@@ -3167,7 +3161,7 @@
               <w:rPr>
                 <w:sz w:val="24"/>
               </w:rPr>
-              <w:t>The architecture is built for the event-day load. Two security areas hold five network zones. Three firewalls sit at the zone boundaries: the perimeter firewall, an internal firewall between the presentation and application zones, and an internal firewall between the application and data zones. SSA holds the access, perimeter and presentation zones and is the only area with internet access. HSA holds the application and data zones and carries internal traffic only. Figure 1 shows the layout.</w:t>
+              <w:t>The architecture is built for the event-day load. Two security areas hold four network zones. Two firewalls sit at the zone boundaries: the perimeter firewall, and an internal firewall between the presentation zone and HSA. SSA holds the access, perimeter and presentation zones and is the only area with internet access. HSA is a single zone holding the application and data tiers, and carries internal traffic only. The internal firewall is the only route into it and permits TCP 443 from the presentation zone alone, so it is also the only barrier in front of the databases and the file store. Figure 1 shows the layout.</w:t>
             </w:r>
           </w:p>
           <w:p>
@@ -3196,7 +3190,7 @@
                 <w:b/>
                 <w:sz w:val="24"/>
               </w:rPr>
-              <w:t>Internet. Attendees use the mobile app and the public website over HTTPS. Administrators use the Control Panel over HTTPS. SIMF makes one outbound call: the Control Panel fetches the caption track of a published session video from YouTube. The AI runs on site, so inference generates no internet traffic. Authentication uses e-mailed one-time passwords, so there is no SMS or NAFATH dependency.</w:t>
+              <w:t>Internet. Attendees use the mobile app and the public website over HTTPS. Administrators use the Control Panel over HTTPS. SIMF makes one outbound call: the Control Panel fetches the caption track of a published session video from YouTube. The AI runs on site, so inference generates no internet traffic. Authentication uses e-mailed one-time passwords, so there is no SMS dependency.</w:t>
             </w:r>
           </w:p>
           <w:p>
@@ -3429,7 +3423,7 @@
                     <w:rPr>
                       <w:sz w:val="16"/>
                     </w:rPr>
-                    <w:t>1</w:t>
+                    <w:t>2</w:t>
                   </w:r>
                 </w:p>
               </w:tc>
@@ -3465,7 +3459,7 @@
                     <w:rPr>
                       <w:sz w:val="16"/>
                     </w:rPr>
-                    <w:t>TLS termination, OWASP filtering, distribution to the presentation tier</w:t>
+                    <w:t>TLS termination, OWASP filtering, distribution to the presentation tier; active/passive pair, so neither ingress point is a single point of failure</w:t>
                   </w:r>
                 </w:p>
               </w:tc>
@@ -3521,7 +3515,7 @@
                     <w:rPr>
                       <w:sz w:val="16"/>
                     </w:rPr>
-                    <w:t>to be confirmed with the site</w:t>
+                    <w:t>2</w:t>
                   </w:r>
                 </w:p>
               </w:tc>
@@ -3539,7 +3533,7 @@
                     <w:rPr>
                       <w:sz w:val="16"/>
                     </w:rPr>
-                    <w:t>to be confirmed with the site</w:t>
+                    <w:t>8 vCPU / 16 GB / 100 GB, Windows Server 2022 (proposed minimum)</w:t>
                   </w:r>
                 </w:p>
               </w:tc>
@@ -3779,7 +3773,7 @@
                     <w:rPr>
                       <w:sz w:val="16"/>
                     </w:rPr>
-                    <w:t>HSA application</w:t>
+                    <w:t>HSA</w:t>
                   </w:r>
                 </w:p>
               </w:tc>
@@ -3797,7 +3791,7 @@
                     <w:rPr>
                       <w:sz w:val="16"/>
                     </w:rPr>
-                    <w:t>1</w:t>
+                    <w:t>2</w:t>
                   </w:r>
                 </w:p>
               </w:tc>
@@ -3833,7 +3827,7 @@
                     <w:rPr>
                       <w:sz w:val="16"/>
                     </w:rPr>
-                    <w:t>Distributes across the four API nodes</w:t>
+                    <w:t>Distributes across the four API nodes; active/passive pair</w:t>
                   </w:r>
                 </w:p>
               </w:tc>
@@ -3871,7 +3865,7 @@
                     <w:rPr>
                       <w:sz w:val="16"/>
                     </w:rPr>
-                    <w:t>HSA application</w:t>
+                    <w:t>HSA</w:t>
                   </w:r>
                 </w:p>
               </w:tc>
@@ -3925,7 +3919,7 @@
                     <w:rPr>
                       <w:sz w:val="16"/>
                     </w:rPr>
-                    <w:t>Stateless REST; runs the scheduled jobs in-process. No separate worker</w:t>
+                    <w:t>Stateless REST; runs the scheduled jobs in-process under a single-instance lease, so each job runs once across the tier. No separate worker</w:t>
                   </w:r>
                 </w:p>
               </w:tc>
@@ -3963,7 +3957,7 @@
                     <w:rPr>
                       <w:sz w:val="16"/>
                     </w:rPr>
-                    <w:t>HSA application</w:t>
+                    <w:t>HSA</w:t>
                   </w:r>
                 </w:p>
               </w:tc>
@@ -3981,7 +3975,7 @@
                     <w:rPr>
                       <w:sz w:val="16"/>
                     </w:rPr>
-                    <w:t>to be confirmed with the site</w:t>
+                    <w:t>-</w:t>
                   </w:r>
                 </w:p>
               </w:tc>
@@ -3999,7 +3993,7 @@
                     <w:rPr>
                       <w:sz w:val="16"/>
                     </w:rPr>
-                    <w:t>to be confirmed with the site</w:t>
+                    <w:t>Provided by SITE</w:t>
                   </w:r>
                 </w:p>
               </w:tc>
@@ -4055,7 +4049,7 @@
                     <w:rPr>
                       <w:sz w:val="16"/>
                     </w:rPr>
-                    <w:t>HSA application</w:t>
+                    <w:t>HSA</w:t>
                   </w:r>
                 </w:p>
               </w:tc>
@@ -4073,7 +4067,7 @@
                     <w:rPr>
                       <w:sz w:val="16"/>
                     </w:rPr>
-                    <w:t>to be confirmed with the site</w:t>
+                    <w:t>-</w:t>
                   </w:r>
                 </w:p>
               </w:tc>
@@ -4091,7 +4085,7 @@
                     <w:rPr>
                       <w:sz w:val="16"/>
                     </w:rPr>
-                    <w:t>to be confirmed with the site</w:t>
+                    <w:t>Provided by SITE</w:t>
                   </w:r>
                 </w:p>
               </w:tc>
@@ -4147,7 +4141,7 @@
                     <w:rPr>
                       <w:sz w:val="16"/>
                     </w:rPr>
-                    <w:t>HSA data</w:t>
+                    <w:t>HSA</w:t>
                   </w:r>
                 </w:p>
               </w:tc>
@@ -4239,7 +4233,7 @@
                     <w:rPr>
                       <w:sz w:val="16"/>
                     </w:rPr>
-                    <w:t>HSA data</w:t>
+                    <w:t>HSA</w:t>
                   </w:r>
                 </w:p>
               </w:tc>
@@ -4257,7 +4251,7 @@
                     <w:rPr>
                       <w:sz w:val="16"/>
                     </w:rPr>
-                    <w:t>to be confirmed with the site</w:t>
+                    <w:t>2</w:t>
                   </w:r>
                 </w:p>
               </w:tc>
@@ -4275,7 +4269,7 @@
                     <w:rPr>
                       <w:sz w:val="16"/>
                     </w:rPr>
-                    <w:t>to be confirmed with the site</w:t>
+                    <w:t>8 vCPU / 16 GB / 4 TB, Windows Server 2022 (proposed minimum)</w:t>
                   </w:r>
                 </w:p>
               </w:tc>
@@ -4635,7 +4629,7 @@
               <w:rPr>
                 <w:sz w:val="24"/>
               </w:rPr>
-              <w:t>HSA zone, in two network zones: the API load balancer, four API hosts, the on-site LLM server running GPT OSS 120B and the on-site mail relay in the application zone; two database hosts and the MinIO object store in the data zone.</w:t>
+              <w:t>HSA zone, one network zone: the API load balancer, four API hosts, the SITE-provided LLM server running GPT OSS 120B, the SITE-provided on-site mail relay, two database hosts and the MinIO object store.</w:t>
             </w:r>
           </w:p>
           <w:p>
@@ -7618,7 +7612,7 @@
               <w:rPr>
                 <w:sz w:val="24"/>
               </w:rPr>
-              <w:t>•  Three firewalls sit at the zone boundaries, as set out in section 2.1.</w:t>
+              <w:t>•  Two firewalls sit at the zone boundaries, as set out in section 2.1.</w:t>
             </w:r>
           </w:p>
           <w:p>
@@ -7660,7 +7654,7 @@
               <w:rPr>
                 <w:sz w:val="24"/>
               </w:rPr>
-              <w:t>•  Open outbound internet access from the Control Panel hosts to the YouTube caption hosts only. No other host and no other internet destination requires an outbound route. The syslog feed from the application hosts to the ministry log collector stays inside the ministry network and does not cross the perimeter firewall; it is carried as its own row in the Communication Requirements Matrix in section 2.8.</w:t>
+              <w:t>•  Optional egress. Open outbound internet access from the Control Panel hosts to the YouTube caption hosts only. Refusing it costs no feature: the transcript is pasted or uploaded instead. No other host and no other internet destination requires an outbound route. The syslog feed from the application hosts to the ministry log collector stays inside the ministry network and does not cross the perimeter firewall; it is carried as its own row in the Communication Requirements Matrix in section 2.8.</w:t>
             </w:r>
           </w:p>
           <w:p>
@@ -7674,7 +7668,7 @@
               <w:rPr>
                 <w:sz w:val="24"/>
               </w:rPr>
-              <w:t>•  Provision MinIO object storage in the HSA data zone. Provision one shared data-protection key ring folder that both website nodes and both Control Panel nodes can read and write. Enable session affinity for the website and Control Panel tiers. Neither tier starts in production without the key ring.</w:t>
+              <w:t>•  Provision MinIO object storage in the HSA zone. Provision one shared data-protection key ring folder that both website nodes and both Control Panel nodes can read and write. Enable session affinity for the website and Control Panel tiers. Neither tier starts in production without the key ring.</w:t>
             </w:r>
           </w:p>
           <w:p>
@@ -9845,7 +9839,7 @@
                     <w:rPr>
                       <w:sz w:val="16"/>
                     </w:rPr>
-                    <w:t>HSA application to data</w:t>
+                    <w:t>Internal, HSA</w:t>
                   </w:r>
                 </w:p>
               </w:tc>
@@ -9967,7 +9961,7 @@
                     <w:rPr>
                       <w:sz w:val="16"/>
                     </w:rPr>
-                    <w:t>HSA application to data</w:t>
+                    <w:t>Internal, HSA</w:t>
                   </w:r>
                 </w:p>
               </w:tc>
@@ -10700,33 +10694,21 @@
                 <w:b/>
                 <w:sz w:val="24"/>
               </w:rPr>
-              <w:t xml:space="preserve">Application Security, authentication: </w:t>
-            </w:r>
-            <w:r>
-              <w:rPr>
-                <w:sz w:val="24"/>
-              </w:rPr>
-              <w:t>e-mail + password for all audiences. Second factor: e-mailed one-time password for visitors, TOTP authenticator for administrators with single-use recovery codes. Optional biometric sign-in on mobile using an enrolled ES256 device key. SIMF operates its own ASP.NET Core Identity store; there is no Active Directory dependency.</w:t>
-            </w:r>
-          </w:p>
-          <w:p>
-            <w:pPr>
-              <w:bidi w:val="0"/>
-              <w:spacing w:after="80"/>
-              <w:jc w:val="left"/>
-            </w:pPr>
-            <w:r>
-              <w:rPr>
-                <w:b/>
-                <w:sz w:val="24"/>
-              </w:rPr>
-              <w:t xml:space="preserve">Tokens: </w:t>
-            </w:r>
-            <w:r>
-              <w:rPr>
-                <w:sz w:val="24"/>
-              </w:rPr>
-              <w:t>short-lived HS256 JWT access tokens (5-minute cap) with rotating refresh tokens and an absolute 24-hour session cap. Token reuse is detected, and a per-user security stamp allows a session to be revoked immediately. The signing algorithm is pinned, so alg:none and algorithm-confusion attacks are rejected.</w:t>
+              <w:t>Application Security, authentication: e-mail + password for all audiences. Second factor: e-mailed one-time password for visitors, TOTP authenticator for administrators with single-use recovery codes. Optional biometric sign-in on mobile using an enrolled ES256 device key. SIMF operates its own ASP.NET Core Identity store.</w:t>
+            </w:r>
+          </w:p>
+          <w:p>
+            <w:pPr>
+              <w:bidi w:val="0"/>
+              <w:spacing w:after="80"/>
+              <w:jc w:val="left"/>
+            </w:pPr>
+            <w:r>
+              <w:rPr>
+                <w:b/>
+                <w:sz w:val="24"/>
+              </w:rPr>
+              <w:t>Tokens: short-lived RS256 JWT access tokens (5-minute cap) with rotating refresh tokens and an absolute 24-hour session cap. Signing is asymmetric: the private key is held by the API inside HSA and nowhere else, and the verifiers hold only the public key, so no presentation-tier host carries signing material and compromising one cannot mint a token. Token reuse is detected, and a per-user security stamp allows a session to be revoked immediately. The signing algorithm is pinned, so alg:none and algorithm-confusion attacks are rejected.</w:t>
             </w:r>
           </w:p>
           <w:p>
@@ -10794,27 +10776,21 @@
                 <w:b/>
                 <w:sz w:val="24"/>
               </w:rPr>
-              <w:t xml:space="preserve">Encryption in transit. </w:t>
-            </w:r>
-            <w:r>
-              <w:rPr>
-                <w:sz w:val="24"/>
-              </w:rPr>
-              <w:t>All traffic is TLS 1.2 or higher, terminated at the load balancer and re-encrypted to the backend.</w:t>
-            </w:r>
-          </w:p>
-          <w:p>
-            <w:pPr>
-              <w:bidi w:val="0"/>
-              <w:spacing w:after="80"/>
-              <w:jc w:val="left"/>
-            </w:pPr>
-            <w:r>
-              <w:rPr>
-                <w:b/>
-                <w:sz w:val="24"/>
-              </w:rPr>
-              <w:t>Encryption at rest. Identity-document images and the other encrypted file categories use AES-256-GCM envelope encryption: a fresh data key for each file, sealed under a key-encryption key. Personal-data columns (national ID, Iqama, passport and mobile numbers) are encrypted with AES-256-GCM under their own key. Both keys are supplied through environment variables.</w:t>
+              <w:t>Encryption in transit. All traffic is TLS 1.2 or higher, terminated at the load balancer and re-encrypted to the backend. The presentation tier and the application tier authenticate each other with mutual TLS, so reaching the API needs a client certificate and not merely a network position.</w:t>
+            </w:r>
+          </w:p>
+          <w:p>
+            <w:pPr>
+              <w:bidi w:val="0"/>
+              <w:spacing w:after="80"/>
+              <w:jc w:val="left"/>
+            </w:pPr>
+            <w:r>
+              <w:rPr>
+                <w:b/>
+                <w:sz w:val="24"/>
+              </w:rPr>
+              <w:t>Encryption at rest. Identity-document images and the other encrypted file categories use AES-256-GCM envelope encryption: a fresh data key for each file, sealed under a key-encryption key. Personal-data columns (national ID, Iqama, passport and mobile numbers) are encrypted with AES-256-GCM under their own key. Both keys live in the central key management service, backed by a hardware security module; no key material sits in application configuration. Each key carries a version and a rotation window keeps the previous version available, so data encrypted under the old key still decrypts while it is re-wrapped under the new one.</w:t>
             </w:r>
           </w:p>
           <w:p>
@@ -10848,27 +10824,21 @@
                 <w:b/>
                 <w:sz w:val="24"/>
               </w:rPr>
-              <w:t xml:space="preserve">Request protection and hardening: </w:t>
-            </w:r>
-            <w:r>
-              <w:rPr>
-                <w:sz w:val="24"/>
-              </w:rPr>
-              <w:t>multi-dimensional rate limiting, per IP on the authentication bucket, per e-mail on credential endpoints, a global safety cap, and per-administrator on AI calls, with audited rejections; security headers and a Content-Security-Policy; an explicit CORS origin allow-list (never a wildcard); OpenAPI / Swagger disabled by default in production and gated behind Basic authentication when enabled; upload scanning; and secrets supplied only through environment variables with production boot guards.</w:t>
-            </w:r>
-          </w:p>
-          <w:p>
-            <w:pPr>
-              <w:bidi w:val="0"/>
-              <w:spacing w:after="80"/>
-              <w:jc w:val="left"/>
-            </w:pPr>
-            <w:r>
-              <w:rPr>
-                <w:b/>
-                <w:sz w:val="24"/>
-              </w:rPr>
-              <w:t>Audit: two append-only trails. OperationLog records security-relevant business events with an actor snapshot, source IP, user agent and correlation ID. RowAudit records row-level before / after images with an actor snapshot and correlation ID.</w:t>
+              <w:t>Request protection and hardening: multi-dimensional rate limiting, per IP on the authentication bucket, per e-mail on credential endpoints, a global safety cap, and per-administrator on AI calls, with audited rejections; security headers and a Content-Security-Policy; an explicit CORS origin allow-list (never a wildcard); OpenAPI / Swagger disabled by default in production and gated behind Basic authentication when enabled; upload scanning; secrets held in the key management service with production boot guards; prompt sanitisation on every text passed to the AI model, so an instruction hidden inside an imported transcript or a submitted question cannot steer it; and least-privilege database accounts, where schema migrations are applied by a deployment account holding DDL rights and the runtime account holds data rights only.</w:t>
+            </w:r>
+          </w:p>
+          <w:p>
+            <w:pPr>
+              <w:bidi w:val="0"/>
+              <w:spacing w:after="80"/>
+              <w:jc w:val="left"/>
+            </w:pPr>
+            <w:r>
+              <w:rPr>
+                <w:b/>
+                <w:sz w:val="24"/>
+              </w:rPr>
+              <w:t>Audit: two append-only trails. OperationLog records security-relevant business events with an actor snapshot, source IP, user agent and correlation ID. RowAudit records row-level before / after images with an actor snapshot and correlation ID. Both are append-only at the database as well as in the application: the runtime account may insert into them but may not update or delete, and every entry is also shipped to the ministry log collector, so an actor with database access cannot erase their own trail.</w:t>
             </w:r>
           </w:p>
           <w:p>
@@ -11076,7 +11046,7 @@
               <w:rPr>
                 <w:sz w:val="24"/>
               </w:rPr>
-              <w:t>Private-key storage, stated precisely: the private key is held in the platform secure storage service, which is the iOS Keychain (accessible only after first unlock, on this device only) and Android EncryptedSharedPreferences under the Android Keystore-derived master key. It never leaves the device and is never transmitted. It is not yet bound to a hardware secure element; migrating the key into the Android Keystore or StrongBox and the iOS Secure Enclave, with user authentication required at the key itself, is a defined hardening step that does not change the server contract.</w:t>
+              <w:t>Private-key storage, stated precisely: the private key is generated inside the device hardware security element and never exists outside it: the Android Keystore, using StrongBox where the device provides it, and the iOS Secure Enclave. User authentication is required at the key itself, so a signature cannot be produced without the biometric or device credential. The key is not exportable, is never transmitted, and cannot be extracted from a rooted or jailbroken device.</w:t>
             </w:r>
           </w:p>
           <w:p>
@@ -11212,7 +11182,7 @@
                 <w:b/>
                 <w:sz w:val="24"/>
               </w:rPr>
-              <w:t>Operational availability: /health is a readiness probe used by the load balancer and monitors to pull unhealthy instances out of rotation. It reports the in-process scheduled jobs from their heartbeat registry: healthy when every job is up, degraded when one has missed its schedule, unhealthy when one has faulted. Rollback restores the last known-good binaries, re-checks health and re-runs the smoke test. The three forum days are the critical availability window, and an outage during them cannot be rescheduled.</w:t>
+              <w:t>Operational availability: /health is a readiness probe used by the load balancer and monitors to pull unhealthy instances out of rotation. It reports the in-process scheduled jobs from their heartbeat registry: healthy when every job is up, degraded when one has missed its schedule, unhealthy when one has faulted. Rollback restores the last known-good binaries, re-checks health and re-runs the smoke test. The three forum days are the critical availability window, and an outage during them cannot be rescheduled. Disaster recovery: the hardware is licensed Server plus DR, as the customer server requirements workbook states. The recovery site, the recovery time objective, the recovery point objective and the method of replicating the databases and the object store to it are confirmed with the site, and are carried as an open item.</w:t>
             </w:r>
           </w:p>
         </w:tc>
@@ -11425,7 +11395,7 @@
               <w:rPr>
                 <w:sz w:val="24"/>
               </w:rPr>
-              <w:t>•  Database tier: the database nodes scale vertically (more CPU, RAM and faster storage). Development and test use a single Standard node.</w:t>
+              <w:t>•  Database tier: the database nodes scale vertically (more CPU, RAM and faster storage). Development and test use a single Standard node. Staging runs the production Enterprise edition in an Availability Group, so query plans, read routing and failover are exercised on the production configuration before any release reaches it.</w:t>
             </w:r>
           </w:p>
           <w:p>
@@ -11501,27 +11471,21 @@
               <w:rPr>
                 <w:sz w:val="24"/>
               </w:rPr>
-              <w:t>•  Live notifications and Q&amp;A use client polling on a bounded interval. No server-push transport ships in this build.</w:t>
-            </w:r>
-          </w:p>
-          <w:p>
-            <w:pPr>
-              <w:bidi w:val="0"/>
-              <w:spacing w:after="80"/>
-              <w:jc w:val="left"/>
-            </w:pPr>
-            <w:r>
-              <w:rPr>
-                <w:b/>
-                <w:sz w:val="24"/>
-              </w:rPr>
-              <w:t xml:space="preserve">Caching strategy: </w:t>
-            </w:r>
-            <w:r>
-              <w:rPr>
-                <w:sz w:val="24"/>
-              </w:rPr>
-              <w:t>reference and configuration data (categories, settings, site content) is cached at the application layer to reduce database load, and static web assets are served with cache headers. A distributed cache can be added behind the existing abstractions if load testing calls for it.</w:t>
+              <w:t>•  Live notifications and Q&amp;A use client polling on a bounded interval of 30 seconds; no server-push transport ships in this build. At the 30,000-attendee peak that is about 1,000 requests a second spread across four API nodes. Each poll is conditional and answered from the response cache, returning 304 with no database work when nothing has changed, so the poll traffic sits inside the rate-limit budget rather than competing with it.</w:t>
+            </w:r>
+          </w:p>
+          <w:p>
+            <w:pPr>
+              <w:bidi w:val="0"/>
+              <w:spacing w:after="80"/>
+              <w:jc w:val="left"/>
+            </w:pPr>
+            <w:r>
+              <w:rPr>
+                <w:b/>
+                <w:sz w:val="24"/>
+              </w:rPr>
+              <w:t>Caching strategy: reference and configuration data (categories, settings, site content) is cached at the application layer to reduce database load, and static web assets are served with cache headers. A distributed cache can be added behind the existing abstractions if load testing calls for it. Session recordings and other large media are served through a caching layer in front of MinIO rather than streamed through the API nodes, so a burst of viewers consumes cache bandwidth and not API capacity.</w:t>
             </w:r>
           </w:p>
           <w:p>
@@ -11988,7 +11952,7 @@
                 <w:b/>
                 <w:sz w:val="24"/>
               </w:rPr>
-              <w:t>Mitigation Strategies: the identity and business databases are physically separated with no cross-database foreign keys, transactions or duplicated live data, which isolates and freezes the identity surface. Atomic single-database units of work. Database-enforced keys and filtered unique indexes (for example, one active reservation per seat per session). Soft delete preserves history. Every row change is captured in RowAudit with before / after images, and security-relevant events in OperationLog; both trails are append-only and carry actor and correlation ID. The persistence and enum contract surface is under a change freeze with controlled additive lifts.</w:t>
+              <w:t>Mitigation Strategies: the identity and business databases are physically separated with no cross-database foreign keys, transactions or duplicated live data, which isolates and freezes the identity surface. Atomic single-database units of work. Database-enforced keys and filtered unique indexes (for example, one active reservation per seat per session). Soft delete preserves history, so a business row is never orphaned by a deletion. A scheduled reconciliation resolves each cross-database reference and reports any business row whose identity owner is missing, so a logical foreign key cannot rot unnoticed. Every row change is captured in RowAudit with before / after images, and security-relevant events in OperationLog; both trails are append-only and carry actor and correlation ID. The persistence and enum contract surface is under a change freeze with controlled additive lifts.</w:t>
             </w:r>
           </w:p>
         </w:tc>

--- a/docs/SIMF-HLD-004-MoD-HLD-External-v1.4.docx
+++ b/docs/SIMF-HLD-004-MoD-HLD-External-v1.4.docx
@@ -1450,6 +1450,7 @@
           <w:tab w:val="left" w:pos="2170"/>
           <w:tab w:val="right" w:pos="9360"/>
         </w:tabs>
+        <w:spacing w:after="200"/>
         <w:rPr>
           <w:rtl/>
         </w:rPr>
@@ -2409,7 +2410,7 @@
               <w:rPr>
                 <w:sz w:val="24"/>
               </w:rPr>
-              <w:t>This document describes the high-level design for the SIMF (Saudi International Maritime Forum) platform, delivered for the Royal Saudi Naval Forces (RSNF) under a Ministry of Defense programme.</w:t>
+              <w:t>This document describes the high-level design for the SIMF (Saudi International Maritime Forum) platform, delivered for the Royal Saudi Naval Forces (RSNF) under a Ministry of Defense programme. The Project Team completes the Solution Architecture Section and sections 1 to 3, which are complete in this issue. The Requester Information, the Strategic Information, the Screening Questions and the Approvals are completed by the Ministry on receipt, and are deliberately left blank here.</w:t>
             </w:r>
           </w:p>
         </w:tc>
@@ -10886,7 +10887,7 @@
                 <w:color w:val="444444"/>
                 <w:sz w:val="22"/>
               </w:rPr>
-              <w:t>Owner and operations actions still open: rotate the secrets present in development configuration history; issue a CA-signed certificate; enable the identity-lifecycle controls (password expiry / history, dormant-account disable); and commission an independent penetration test.</w:t>
+              <w:t>Pre-launch deployment activities. Four activities are scheduled between acceptance of this design and go-live. Each can only be carried out on the production estate, which is why none is closed at design time. Operations rotates the secrets present in development configuration history, closed when production values are issued from the key management service. The owner issues a CA-signed certificate, closed when it is installed at the load balancer. Operations enables the identity-lifecycle controls, password expiry and history and dormant-account disable, closed when the maximum password age is set above zero. The owner commissions an independent penetration test, closed on acceptance of its report.</w:t>
             </w:r>
           </w:p>
           <w:p>
@@ -10979,7 +10980,7 @@
               <w:rPr>
                 <w:sz w:val="24"/>
               </w:rPr>
-              <w:t>Forced change is implemented and enforced. When an account carries the PasswordChangeRequired flag, every token-issuing path is blocked (initial password step, second-factor verify, recovery-code verify, one-time-code verify and refresh) until the user sets a new password through the reset flow. Sign-in raises the flag automatically once a password passes the maximum password age, a setting that ships at zero, which disables the check, and is enabled with the identity-lifecycle controls in the owner and operations actions above.</w:t>
+              <w:t>Forced change is implemented and enforced. When an account carries the PasswordChangeRequired flag, every token-issuing path is blocked (initial password step, second-factor verify, recovery-code verify, one-time-code verify and refresh) until the user sets a new password through the reset flow. Sign-in raises the flag automatically once a password passes the maximum password age, a setting that ships at zero, which disables the check, and is set above zero as one of the pre-launch deployment activities listed at the end of this section.</w:t>
             </w:r>
           </w:p>
           <w:p>
@@ -11703,7 +11704,7 @@
                 <w:color w:val="444444"/>
                 <w:sz w:val="22"/>
               </w:rPr>
-              <w:t>Outstanding: the owner and operations actions listed in section 2.9 remain open.</w:t>
+              <w:t>The pre-launch deployment activities listed in section 2.9 are scheduled before go-live, each with an owner and a closing condition.</w:t>
             </w:r>
           </w:p>
           <w:p>

--- a/docs/SIMF-HLD-004-MoD-HLD-External-v1.4.docx
+++ b/docs/SIMF-HLD-004-MoD-HLD-External-v1.4.docx
@@ -463,29 +463,7 @@
                 <w:sz w:val="24"/>
                 <w:szCs w:val="24"/>
               </w:rPr>
-              <w:t xml:space="preserve">Filled </w:t>
-            </w:r>
-            <w:proofErr w:type="gramStart"/>
-            <w:r>
-              <w:rPr>
-                <w:rFonts w:asciiTheme="minorHAnsi" w:hAnsiTheme="minorHAnsi" w:cstheme="minorHAnsi"/>
-                <w:b/>
-                <w:color w:val="FFFFFF" w:themeColor="background1"/>
-                <w:sz w:val="24"/>
-                <w:szCs w:val="24"/>
-              </w:rPr>
-              <w:t>By</w:t>
-            </w:r>
-            <w:proofErr w:type="gramEnd"/>
-            <w:r>
-              <w:rPr>
-                <w:rFonts w:asciiTheme="minorHAnsi" w:hAnsiTheme="minorHAnsi" w:cstheme="minorHAnsi"/>
-                <w:b/>
-                <w:color w:val="FFFFFF" w:themeColor="background1"/>
-                <w:sz w:val="24"/>
-                <w:szCs w:val="24"/>
-              </w:rPr>
-              <w:t xml:space="preserve"> </w:t>
+              <w:t xml:space="preserve">Filled By </w:t>
             </w:r>
             <w:r>
               <w:rPr>
@@ -681,7 +659,7 @@
                 <w:color w:val="444444"/>
                 <w:sz w:val="24"/>
               </w:rPr>
-              <w:t>[To be completed by the Project Owner]</w:t>
+              <w:t>SIMF 4th Edition 2026</w:t>
             </w:r>
           </w:p>
         </w:tc>
@@ -824,7 +802,6 @@
               </w:rPr>
               <w:t xml:space="preserve">Filled </w:t>
             </w:r>
-            <w:proofErr w:type="gramStart"/>
             <w:r>
               <w:rPr>
                 <w:rFonts w:asciiTheme="minorHAnsi" w:hAnsiTheme="minorHAnsi" w:cstheme="minorHAnsi"/>
@@ -833,9 +810,8 @@
                 <w:sz w:val="24"/>
                 <w:szCs w:val="24"/>
               </w:rPr>
-              <w:t>By</w:t>
-            </w:r>
-            <w:proofErr w:type="gramEnd"/>
+              <w:t>by</w:t>
+            </w:r>
             <w:r>
               <w:rPr>
                 <w:rFonts w:asciiTheme="minorHAnsi" w:hAnsiTheme="minorHAnsi" w:cstheme="minorHAnsi"/>
@@ -1611,7 +1587,7 @@
               <w:rPr>
                 <w:sz w:val="24"/>
               </w:rPr>
-              <w:t>The Business Requirements Document is delivered as a separate controlled document in Arabic and English editions, capturing the business objectives, scope, stakeholders and business requirements. It is complemented by the functional design specifications, one per module.</w:t>
+              <w:t>The Business Requirements Document is delivered as a separate controlled document, capturing the business objectives, scope, stakeholders and business requirements. It is complemented by the functional design specifications, one per module.</w:t>
             </w:r>
           </w:p>
         </w:tc>
@@ -1674,7 +1650,7 @@
               <w:rPr>
                 <w:sz w:val="24"/>
               </w:rPr>
-              <w:t>The software requirements specification, SIMF-SRS-001, is issued and approved at version 1.1. Four open items remain against named requirements and are listed in the Business Requirements Document, section 5.7.</w:t>
+              <w:t>The requirements are defined and approved. Four open items remain against named requirements and are listed in the Business Requirements Document, section 5.7.</w:t>
             </w:r>
           </w:p>
         </w:tc>
@@ -1817,6 +1793,7 @@
                 <w:b/>
                 <w:sz w:val="24"/>
               </w:rPr>
+              <w:lastRenderedPageBreak/>
               <w:t>SIMF operates its own ASP.NET Core Identity store.</w:t>
             </w:r>
           </w:p>
@@ -1846,6 +1823,7 @@
                 <w:sz w:val="24"/>
                 <w:szCs w:val="24"/>
               </w:rPr>
+              <w:lastRenderedPageBreak/>
               <w:t xml:space="preserve">Security Requirements </w:t>
             </w:r>
           </w:p>
@@ -1885,7 +1863,6 @@
                 <w:b/>
                 <w:sz w:val="24"/>
               </w:rPr>
-              <w:lastRenderedPageBreak/>
               <w:t xml:space="preserve">Authorization: </w:t>
             </w:r>
             <w:r>
@@ -1962,11 +1939,6 @@
               </w:rPr>
               <w:t>Compliance: aligned to the NCA Secure Application Development Standard (ECC / OWASP baselines) and to the Saudi Personal Data Protection Law (PDPL).</w:t>
             </w:r>
-            <w:r>
-              <w:rPr>
-                <w:sz w:val="24"/>
-              </w:rPr>
-            </w:r>
           </w:p>
           <w:p>
             <w:pPr>
@@ -1980,11 +1952,6 @@
                 <w:sz w:val="24"/>
               </w:rPr>
               <w:t>Data classification: the platform holds no classified and no militarily sensitive material. Its content is unclassified and falls into three groups: personal data of visitors, speakers and exhibitors; open scientific material (sessions and workshops); and administrative data for exhibition and programme management. Only the first group carries PDPL obligations, and it is the group protected by the encryption, access-control and audit measures above.</w:t>
-            </w:r>
-            <w:r>
-              <w:rPr>
-                <w:sz w:val="24"/>
-              </w:rPr>
             </w:r>
           </w:p>
         </w:tc>
@@ -2013,7 +1980,6 @@
                 <w:sz w:val="24"/>
                 <w:szCs w:val="24"/>
               </w:rPr>
-              <w:lastRenderedPageBreak/>
               <w:t xml:space="preserve">Hosting Requirements </w:t>
             </w:r>
           </w:p>
@@ -2108,6 +2074,7 @@
                 <w:sz w:val="24"/>
                 <w:szCs w:val="24"/>
               </w:rPr>
+              <w:lastRenderedPageBreak/>
               <w:t>Architecture Constraints</w:t>
             </w:r>
           </w:p>
@@ -2286,7 +2253,6 @@
                 <w:sz w:val="24"/>
                 <w:szCs w:val="24"/>
               </w:rPr>
-              <w:lastRenderedPageBreak/>
               <w:t>Hardware Specification</w:t>
             </w:r>
           </w:p>
@@ -2385,6 +2351,7 @@
                 <w:sz w:val="24"/>
                 <w:szCs w:val="24"/>
               </w:rPr>
+              <w:lastRenderedPageBreak/>
               <w:t>1.1 Purpose</w:t>
             </w:r>
           </w:p>
@@ -2695,6 +2662,7 @@
               <w:rPr>
                 <w:sz w:val="24"/>
               </w:rPr>
+              <w:lastRenderedPageBreak/>
               <w:t>•  Arabic is the primary language (right-to-left); English is secondary.</w:t>
             </w:r>
           </w:p>
@@ -2758,6 +2726,7 @@
                 <w:sz w:val="24"/>
                 <w:szCs w:val="24"/>
               </w:rPr>
+              <w:lastRenderedPageBreak/>
               <w:t xml:space="preserve">1.3 </w:t>
             </w:r>
             <w:r>
@@ -2801,7 +2770,6 @@
                 <w:sz w:val="24"/>
                 <w:szCs w:val="24"/>
               </w:rPr>
-              <w:lastRenderedPageBreak/>
               <w:t>Provide System Context for the solution, with Users, External Entities, External and Internal Systems the solution has to interact with.</w:t>
             </w:r>
           </w:p>
@@ -2996,6 +2964,7 @@
               <w:rPr>
                 <w:sz w:val="24"/>
               </w:rPr>
+              <w:lastRenderedPageBreak/>
               <w:t>•  LLM server, on site in HSA, running the SITE-hosted GPT OSS 120B model behind an OpenAI-compatible API. It serves subtitle translation, session minutes, question filtering and the assistants. SIMF.Api is its only caller and no inference leaves the ministry network.</w:t>
             </w:r>
           </w:p>
@@ -3080,6 +3049,7 @@
                 <w:sz w:val="24"/>
                 <w:szCs w:val="24"/>
               </w:rPr>
+              <w:lastRenderedPageBreak/>
               <w:t xml:space="preserve">2.1 </w:t>
             </w:r>
             <w:r>
@@ -3124,7 +3094,6 @@
                 <w:sz w:val="24"/>
                 <w:szCs w:val="24"/>
               </w:rPr>
-              <w:lastRenderedPageBreak/>
               <w:t>The Overall Architecture of the Solution with the main conceptual building blocks, systems, sub systems, connections, data stores, users and external systems. With description of each relevant item.</w:t>
             </w:r>
           </w:p>
@@ -3219,6 +3188,7 @@
                 <w:b/>
                 <w:sz w:val="24"/>
               </w:rPr>
+              <w:lastRenderedPageBreak/>
               <w:t>HSA zone. Everything that holds or processes SIMF data sits here, and none of it can reach the internet: the API (SIMF.Api, four stateless nodes behind an internal load balancer), the GPT OSS 120B inference endpoint on the on-site LLM server, the on-site SMTP relay, MinIO object storage and the databases. SQL Server 2022 Enterprise runs in an AlwaysOn Availability Group, a read-write primary and one secondary reached through a listener; both databases run in the group with synchronous commit and automatic failover. The API is the only caller of the databases, the LLM server, the mail relay and MinIO.</w:t>
             </w:r>
           </w:p>
@@ -4306,6 +4276,7 @@
               <w:rPr>
                 <w:sz w:val="24"/>
               </w:rPr>
+              <w:lastRenderedPageBreak/>
               <w:t>•  The workload is read-heavy and cacheable. A per-node in-memory cache absorbs repeated reads; the database serves the rest.</w:t>
             </w:r>
           </w:p>
@@ -4564,6 +4535,7 @@
                 <w:b/>
                 <w:sz w:val="24"/>
               </w:rPr>
+              <w:lastRenderedPageBreak/>
               <w:t xml:space="preserve">Technical review, point 13. </w:t>
             </w:r>
             <w:r>
@@ -4881,6 +4853,7 @@
               <w:rPr>
                 <w:sz w:val="24"/>
               </w:rPr>
+              <w:lastRenderedPageBreak/>
               <w:t>•  Exhibition, exhibitors and booths; Sponsors.</w:t>
             </w:r>
           </w:p>
@@ -4923,7 +4896,6 @@
               <w:rPr>
                 <w:sz w:val="24"/>
               </w:rPr>
-              <w:lastRenderedPageBreak/>
               <w:t>•  Statistics; System configuration; Organisation profile; Reference data.</w:t>
             </w:r>
           </w:p>
@@ -5244,104 +5216,104 @@
                 <w:b/>
                 <w:sz w:val="24"/>
               </w:rPr>
+              <w:t>Seat reservation: the attendee opens a session and reserves a seat (an assigned seat, a random seat, or a one-tap open-seating join). The reservation is confirmed immediately; there is no Control Panel approval step. The seat is held provisionally until the attendee checks in at the hall gate, which confirms it; a sweep shortly before the session releases any hold not checked in. No message is sent on reserving; the app shows the confirmation inline.</w:t>
+            </w:r>
+          </w:p>
+          <w:p>
+            <w:pPr>
+              <w:bidi w:val="0"/>
+              <w:spacing w:after="80"/>
+              <w:jc w:val="left"/>
+            </w:pPr>
+            <w:r>
+              <w:rPr>
+                <w:b/>
+                <w:sz w:val="24"/>
+              </w:rPr>
+              <w:t xml:space="preserve">Gate scan: </w:t>
+            </w:r>
+            <w:r>
+              <w:rPr>
+                <w:sz w:val="24"/>
+              </w:rPr>
+              <w:t>a gate operator scans the attendee QR badge, then the API validates the badge, the attendee approval state and the gate's allowed profile types, then the scan is recorded idempotently and an entry / exit outcome is returned.</w:t>
+            </w:r>
+          </w:p>
+          <w:p>
+            <w:pPr>
+              <w:bidi w:val="0"/>
+              <w:spacing w:after="80"/>
+              <w:jc w:val="left"/>
+            </w:pPr>
+            <w:r>
+              <w:rPr>
+                <w:b/>
+                <w:sz w:val="24"/>
+              </w:rPr>
+              <w:t>Live session and Q&amp;A: the attendee opens a live session and plays the configured stream (YouTube, with an HLS or MP4 fallback). A question can be sent at any time before the session and until it ends. Once the session is live, a hall that carries a geofence also requires a hall-arrival record; the QR scan at the hall door writes that record. A hall with no geofence accepts the question, because presence cannot be verified. Automatic arrival by GPS geofence is a deferred enhancement (open item G-OI-2). Every question runs the same three stages: an advisory AI filter tags the question, the Scientific Committee approves, hides or escalates it, and the per-session moderator presents the approved questions on stage (order, hide, push to the speaker).</w:t>
+            </w:r>
+          </w:p>
+          <w:p>
+            <w:pPr>
+              <w:bidi w:val="0"/>
+              <w:spacing w:after="80"/>
+              <w:jc w:val="left"/>
+            </w:pPr>
+            <w:r>
+              <w:rPr>
+                <w:b/>
+                <w:sz w:val="24"/>
+              </w:rPr>
+              <w:t>AI session summary: the session subtitle is imported server-to-server from YouTube (or pasted or uploaded when egress is unavailable) and saved after the team reviews it; the API then calls the configured AI endpoint to draft the summary from that subtitle; the Scientific Committee views the text, edits and approves the draft, then publishes it once the session has started, and attendees read it in the app.</w:t>
+            </w:r>
+          </w:p>
+          <w:p>
+            <w:pPr>
+              <w:bidi w:val="0"/>
+              <w:spacing w:after="80"/>
+              <w:jc w:val="left"/>
+            </w:pPr>
+            <w:r>
+              <w:rPr>
+                <w:b/>
+                <w:sz w:val="24"/>
+              </w:rPr>
+              <w:t>Rating and feedback: rating forms are configurable data; an administrator defines rating types, question groups and questions in the Control Panel without a release. Five types are seeded: App, Session, the overall Forum and the overall Exhibition (each rated once per user) and Day (once per user per programme day). The API prompts attendees by attendance, from its in-process scheduled jobs: a per-session prompt when a session ends, an end-of-day prompt to those who checked in that day, and an end-of-programme prompt for the Forum, Exhibition and App.</w:t>
+            </w:r>
+          </w:p>
+          <w:p>
+            <w:pPr>
+              <w:bidi w:val="0"/>
+              <w:spacing w:after="80"/>
+              <w:jc w:val="left"/>
+            </w:pPr>
+            <w:r>
+              <w:rPr>
+                <w:b/>
+                <w:sz w:val="24"/>
+              </w:rPr>
+              <w:t xml:space="preserve">Technical review, point 7. </w:t>
+            </w:r>
+            <w:r>
+              <w:rPr>
+                <w:i/>
+                <w:sz w:val="24"/>
+              </w:rPr>
+              <w:t>Provide sequence diagrams for the key system workflows , clearly showing the interaction and communication between all relevant system components.</w:t>
+            </w:r>
+          </w:p>
+          <w:p>
+            <w:pPr>
+              <w:bidi w:val="0"/>
+              <w:spacing w:after="80"/>
+              <w:jc w:val="left"/>
+            </w:pPr>
+            <w:r>
+              <w:rPr>
+                <w:b/>
+                <w:sz w:val="24"/>
+              </w:rPr>
               <w:lastRenderedPageBreak/>
-              <w:t>Seat reservation: the attendee opens a session and reserves a seat (an assigned seat, a random seat, or a one-tap open-seating join). The reservation is confirmed immediately; there is no Control Panel approval step. The seat is held provisionally until the attendee checks in at the hall gate, which confirms it; a sweep shortly before the session releases any hold not checked in. No message is sent on reserving; the app shows the confirmation inline.</w:t>
-            </w:r>
-          </w:p>
-          <w:p>
-            <w:pPr>
-              <w:bidi w:val="0"/>
-              <w:spacing w:after="80"/>
-              <w:jc w:val="left"/>
-            </w:pPr>
-            <w:r>
-              <w:rPr>
-                <w:b/>
-                <w:sz w:val="24"/>
-              </w:rPr>
-              <w:t xml:space="preserve">Gate scan: </w:t>
-            </w:r>
-            <w:r>
-              <w:rPr>
-                <w:sz w:val="24"/>
-              </w:rPr>
-              <w:t>a gate operator scans the attendee QR badge, then the API validates the badge, the attendee approval state and the gate's allowed profile types, then the scan is recorded idempotently and an entry / exit outcome is returned.</w:t>
-            </w:r>
-          </w:p>
-          <w:p>
-            <w:pPr>
-              <w:bidi w:val="0"/>
-              <w:spacing w:after="80"/>
-              <w:jc w:val="left"/>
-            </w:pPr>
-            <w:r>
-              <w:rPr>
-                <w:b/>
-                <w:sz w:val="24"/>
-              </w:rPr>
-              <w:t>Live session and Q&amp;A: the attendee opens a live session and plays the configured stream (YouTube, with an HLS or MP4 fallback). A question can be sent at any time before the session and until it ends. Once the session is live, a hall that carries a geofence also requires a hall-arrival record; the QR scan at the hall door writes that record. A hall with no geofence accepts the question, because presence cannot be verified. Automatic arrival by GPS geofence is a deferred enhancement (open item G-OI-2). Every question runs the same three stages: an advisory AI filter tags the question, the Scientific Committee approves, hides or escalates it, and the per-session moderator presents the approved questions on stage (order, hide, push to the speaker).</w:t>
-            </w:r>
-          </w:p>
-          <w:p>
-            <w:pPr>
-              <w:bidi w:val="0"/>
-              <w:spacing w:after="80"/>
-              <w:jc w:val="left"/>
-            </w:pPr>
-            <w:r>
-              <w:rPr>
-                <w:b/>
-                <w:sz w:val="24"/>
-              </w:rPr>
-              <w:t>AI session summary: the session subtitle is imported server-to-server from YouTube (or pasted or uploaded when egress is unavailable) and saved after the team reviews it; the API then calls the configured AI endpoint to draft the summary from that subtitle; the Scientific Committee views the text, edits and approves the draft, then publishes it once the session has started, and attendees read it in the app.</w:t>
-            </w:r>
-          </w:p>
-          <w:p>
-            <w:pPr>
-              <w:bidi w:val="0"/>
-              <w:spacing w:after="80"/>
-              <w:jc w:val="left"/>
-            </w:pPr>
-            <w:r>
-              <w:rPr>
-                <w:b/>
-                <w:sz w:val="24"/>
-              </w:rPr>
-              <w:t>Rating and feedback: rating forms are configurable data; an administrator defines rating types, question groups and questions in the Control Panel without a release. Five types are seeded: App, Session, the overall Forum and the overall Exhibition (each rated once per user) and Day (once per user per programme day). The API prompts attendees by attendance, from its in-process scheduled jobs: a per-session prompt when a session ends, an end-of-day prompt to those who checked in that day, and an end-of-programme prompt for the Forum, Exhibition and App.</w:t>
-            </w:r>
-          </w:p>
-          <w:p>
-            <w:pPr>
-              <w:bidi w:val="0"/>
-              <w:spacing w:after="80"/>
-              <w:jc w:val="left"/>
-            </w:pPr>
-            <w:r>
-              <w:rPr>
-                <w:b/>
-                <w:sz w:val="24"/>
-              </w:rPr>
-              <w:t xml:space="preserve">Technical review, point 7. </w:t>
-            </w:r>
-            <w:r>
-              <w:rPr>
-                <w:i/>
-                <w:sz w:val="24"/>
-              </w:rPr>
-              <w:t>Provide sequence diagrams for the key system workflows , clearly showing the interaction and communication between all relevant system components.</w:t>
-            </w:r>
-          </w:p>
-          <w:p>
-            <w:pPr>
-              <w:bidi w:val="0"/>
-              <w:spacing w:after="80"/>
-              <w:jc w:val="left"/>
-            </w:pPr>
-            <w:r>
-              <w:rPr>
-                <w:b/>
-                <w:sz w:val="24"/>
-              </w:rPr>
               <w:t xml:space="preserve">SIMF response. </w:t>
             </w:r>
             <w:r>
@@ -5395,13 +5367,12 @@
     </w:tbl>
     <w:p>
       <w:pPr>
-        <w:spacing w:before="0" w:after="0" w:line="20" w:lineRule="exact"/>
+        <w:spacing w:after="0" w:line="20" w:lineRule="exact"/>
         <w:sectPr>
-          <w:headerReference w:type="even" r:id="rId8"/>
-          <w:headerReference w:type="default" r:id="rId9"/>
-          <w:footerReference w:type="default" r:id="rId10"/>
-          <w:headerReference w:type="first" r:id="rId11"/>
-          <w:type w:val="nextPage"/>
+          <w:headerReference w:type="even" r:id="rId7"/>
+          <w:headerReference w:type="default" r:id="rId8"/>
+          <w:footerReference w:type="default" r:id="rId9"/>
+          <w:headerReference w:type="first" r:id="rId10"/>
           <w:pgSz w:w="12240" w:h="15840"/>
           <w:pgMar w:top="1440" w:right="1440" w:bottom="1440" w:left="1440" w:header="170" w:footer="0" w:gutter="0"/>
           <w:pgBorders w:offsetFrom="page">
@@ -5414,51 +5385,51 @@
           <w:docGrid w:linePitch="381"/>
         </w:sectPr>
       </w:pPr>
+    </w:p>
+    <w:p>
+      <w:pPr>
+        <w:bidi w:val="0"/>
+        <w:spacing w:after="80"/>
+        <w:jc w:val="left"/>
+      </w:pPr>
       <w:r>
         <w:rPr>
-          <w:sz w:val="2"/>
-        </w:rPr>
-      </w:r>
-    </w:p>
-    <w:p>
-      <w:pPr>
-        <w:bidi w:val="0"/>
-        <w:spacing w:before="0" w:after="80"/>
-        <w:jc w:val="left"/>
-      </w:pPr>
-      <w:r>
-        <w:rPr>
-          <w:rFonts w:ascii="Sakkal Majalla" w:hAnsi="Sakkal Majalla" w:cs="Sakkal Majalla"/>
           <w:b/>
           <w:color w:val="1F3864"/>
           <w:sz w:val="20"/>
         </w:rPr>
+        <w:lastRenderedPageBreak/>
         <w:t>Figure 1. SIMF phase one deployment, security areas and on-site services. A UML deployment diagram: one box per hosting server, with its zone, firewall, protocol and port. Every service that holds or processes SIMF data sits in HSA and has no internet path: the API servers, the databases, the on-site LLM server running GPT OSS 120B, the on-site mail relay, and MinIO object storage. SSA holds the access, perimeter and presentation zones and is the only area with internet access; the one outbound call, the YouTube caption fetch, is made from the Control Panel. Answers technical review points 10, 11, 12 and 13.</w:t>
       </w:r>
     </w:p>
     <w:p>
       <w:pPr>
         <w:bidi w:val="0"/>
-        <w:spacing w:before="0" w:after="0"/>
+        <w:spacing w:after="0"/>
         <w:jc w:val="center"/>
       </w:pPr>
       <w:r>
+        <w:rPr>
+          <w:noProof/>
+        </w:rPr>
+        <w:lastRenderedPageBreak/>
         <w:drawing>
-          <wp:inline xmlns:a="http://schemas.openxmlformats.org/drawingml/2006/main" xmlns:pic="http://schemas.openxmlformats.org/drawingml/2006/picture">
+          <wp:inline distT="0" distB="0" distL="0" distR="0" wp14:anchorId="1E9D07EF" wp14:editId="09461B71">
             <wp:extent cx="7096784" cy="6240780"/>
+            <wp:effectExtent l="0" t="0" r="0" b="0"/>
             <wp:docPr id="1" name="Picture 1"/>
             <wp:cNvGraphicFramePr>
-              <a:graphicFrameLocks noChangeAspect="1"/>
+              <a:graphicFrameLocks xmlns:a="http://schemas.openxmlformats.org/drawingml/2006/main" noChangeAspect="1"/>
             </wp:cNvGraphicFramePr>
-            <a:graphic>
+            <a:graphic xmlns:a="http://schemas.openxmlformats.org/drawingml/2006/main">
               <a:graphicData uri="http://schemas.openxmlformats.org/drawingml/2006/picture">
-                <pic:pic>
+                <pic:pic xmlns:pic="http://schemas.openxmlformats.org/drawingml/2006/picture">
                   <pic:nvPicPr>
                     <pic:cNvPr id="0" name="SIMF-HLD-004-Fig1-Network-Deployment.png"/>
                     <pic:cNvPicPr/>
                   </pic:nvPicPr>
                   <pic:blipFill>
-                    <a:blip r:embed="rId7"/>
+                    <a:blip r:embed="rId11"/>
                     <a:stretch>
                       <a:fillRect/>
                     </a:stretch>
@@ -5468,7 +5439,9 @@
                       <a:off x="0" y="0"/>
                       <a:ext cx="7096784" cy="6240780"/>
                     </a:xfrm>
-                    <a:prstGeom prst="rect"/>
+                    <a:prstGeom prst="rect">
+                      <a:avLst/>
+                    </a:prstGeom>
                   </pic:spPr>
                 </pic:pic>
               </a:graphicData>
@@ -5479,44 +5452,48 @@
     </w:p>
     <w:p>
       <w:pPr>
+        <w:pageBreakBefore/>
         <w:bidi w:val="0"/>
-        <w:pageBreakBefore/>
-        <w:spacing w:before="0" w:after="80"/>
+        <w:spacing w:after="80"/>
         <w:jc w:val="left"/>
       </w:pPr>
       <w:r>
         <w:rPr>
-          <w:rFonts w:ascii="Sakkal Majalla" w:hAnsi="Sakkal Majalla" w:cs="Sakkal Majalla"/>
           <w:b/>
           <w:color w:val="1F3864"/>
           <w:sz w:val="20"/>
         </w:rPr>
+        <w:lastRenderedPageBreak/>
         <w:t>Figure 2. SIMF phase one components and their interaction. Every component, and how each one communicates with the others. Answers technical review point 7.</w:t>
       </w:r>
     </w:p>
     <w:p>
       <w:pPr>
         <w:bidi w:val="0"/>
-        <w:spacing w:before="0" w:after="0"/>
+        <w:spacing w:after="0"/>
         <w:jc w:val="center"/>
       </w:pPr>
       <w:r>
+        <w:rPr>
+          <w:noProof/>
+        </w:rPr>
         <w:drawing>
-          <wp:inline xmlns:a="http://schemas.openxmlformats.org/drawingml/2006/main" xmlns:pic="http://schemas.openxmlformats.org/drawingml/2006/picture">
+          <wp:inline distT="0" distB="0" distL="0" distR="0" wp14:anchorId="619779B1" wp14:editId="0B246B9F">
             <wp:extent cx="8491553" cy="6240780"/>
+            <wp:effectExtent l="0" t="0" r="0" b="0"/>
             <wp:docPr id="2" name="Picture 2"/>
             <wp:cNvGraphicFramePr>
-              <a:graphicFrameLocks noChangeAspect="1"/>
+              <a:graphicFrameLocks xmlns:a="http://schemas.openxmlformats.org/drawingml/2006/main" noChangeAspect="1"/>
             </wp:cNvGraphicFramePr>
-            <a:graphic>
+            <a:graphic xmlns:a="http://schemas.openxmlformats.org/drawingml/2006/main">
               <a:graphicData uri="http://schemas.openxmlformats.org/drawingml/2006/picture">
-                <pic:pic>
+                <pic:pic xmlns:pic="http://schemas.openxmlformats.org/drawingml/2006/picture">
                   <pic:nvPicPr>
                     <pic:cNvPr id="0" name="SIMF-HLD-004-Fig2-Component-Interaction.png"/>
                     <pic:cNvPicPr/>
                   </pic:nvPicPr>
                   <pic:blipFill>
-                    <a:blip r:embed="rId14"/>
+                    <a:blip r:embed="rId12"/>
                     <a:stretch>
                       <a:fillRect/>
                     </a:stretch>
@@ -5526,7 +5503,9 @@
                       <a:off x="0" y="0"/>
                       <a:ext cx="8491553" cy="6240780"/>
                     </a:xfrm>
-                    <a:prstGeom prst="rect"/>
+                    <a:prstGeom prst="rect">
+                      <a:avLst/>
+                    </a:prstGeom>
                   </pic:spPr>
                 </pic:pic>
               </a:graphicData>
@@ -5537,44 +5516,48 @@
     </w:p>
     <w:p>
       <w:pPr>
+        <w:pageBreakBefore/>
         <w:bidi w:val="0"/>
-        <w:pageBreakBefore/>
-        <w:spacing w:before="0" w:after="80"/>
+        <w:spacing w:after="80"/>
         <w:jc w:val="left"/>
       </w:pPr>
       <w:r>
         <w:rPr>
-          <w:rFonts w:ascii="Sakkal Majalla" w:hAnsi="Sakkal Majalla" w:cs="Sakkal Majalla"/>
           <w:b/>
           <w:color w:val="1F3864"/>
           <w:sz w:val="20"/>
         </w:rPr>
+        <w:lastRenderedPageBreak/>
         <w:t>Figure 3. SIMF phase one system and data flow. A data flow diagram in Gane and Sarson notation: a level 0 context view and a level 1 decomposition that balances with it.</w:t>
       </w:r>
     </w:p>
     <w:p>
       <w:pPr>
         <w:bidi w:val="0"/>
-        <w:spacing w:before="0" w:after="0"/>
+        <w:spacing w:after="0"/>
         <w:jc w:val="center"/>
       </w:pPr>
       <w:r>
+        <w:rPr>
+          <w:noProof/>
+        </w:rPr>
         <w:drawing>
-          <wp:inline xmlns:a="http://schemas.openxmlformats.org/drawingml/2006/main" xmlns:pic="http://schemas.openxmlformats.org/drawingml/2006/picture">
+          <wp:inline distT="0" distB="0" distL="0" distR="0" wp14:anchorId="0F4170F5" wp14:editId="5C971156">
             <wp:extent cx="8633079" cy="6240780"/>
+            <wp:effectExtent l="0" t="0" r="0" b="0"/>
             <wp:docPr id="3" name="Picture 3"/>
             <wp:cNvGraphicFramePr>
-              <a:graphicFrameLocks noChangeAspect="1"/>
+              <a:graphicFrameLocks xmlns:a="http://schemas.openxmlformats.org/drawingml/2006/main" noChangeAspect="1"/>
             </wp:cNvGraphicFramePr>
-            <a:graphic>
+            <a:graphic xmlns:a="http://schemas.openxmlformats.org/drawingml/2006/main">
               <a:graphicData uri="http://schemas.openxmlformats.org/drawingml/2006/picture">
-                <pic:pic>
+                <pic:pic xmlns:pic="http://schemas.openxmlformats.org/drawingml/2006/picture">
                   <pic:nvPicPr>
                     <pic:cNvPr id="0" name="SIMF-HLD-004-Fig3-Workflow-Flow.png"/>
                     <pic:cNvPicPr/>
                   </pic:nvPicPr>
                   <pic:blipFill>
-                    <a:blip r:embed="rId15"/>
+                    <a:blip r:embed="rId13"/>
                     <a:stretch>
                       <a:fillRect/>
                     </a:stretch>
@@ -5584,7 +5567,9 @@
                       <a:off x="0" y="0"/>
                       <a:ext cx="8633079" cy="6240780"/>
                     </a:xfrm>
-                    <a:prstGeom prst="rect"/>
+                    <a:prstGeom prst="rect">
+                      <a:avLst/>
+                    </a:prstGeom>
                   </pic:spPr>
                 </pic:pic>
               </a:graphicData>
@@ -5595,13 +5580,12 @@
     </w:p>
     <w:p>
       <w:pPr>
-        <w:spacing w:before="0" w:after="0" w:line="20" w:lineRule="exact"/>
+        <w:spacing w:after="0" w:line="20" w:lineRule="exact"/>
         <w:sectPr>
-          <w:headerReference w:type="first" r:id="rId16"/>
-          <w:headerReference w:type="even" r:id="rId16"/>
-          <w:footerReference w:type="default" r:id="rId10"/>
-          <w:headerReference w:type="default" r:id="rId16"/>
-          <w:type w:val="nextPage"/>
+          <w:headerReference w:type="even" r:id="rId14"/>
+          <w:headerReference w:type="default" r:id="rId15"/>
+          <w:footerReference w:type="default" r:id="rId16"/>
+          <w:headerReference w:type="first" r:id="rId17"/>
           <w:pgSz w:w="15840" w:h="12240" w:orient="landscape"/>
           <w:pgMar w:top="432" w:right="576" w:bottom="432" w:left="576" w:header="216" w:footer="216" w:gutter="0"/>
           <w:pgBorders w:offsetFrom="page">
@@ -5614,11 +5598,6 @@
           <w:docGrid w:linePitch="381"/>
         </w:sectPr>
       </w:pPr>
-      <w:r>
-        <w:rPr>
-          <w:sz w:val="2"/>
-        </w:rPr>
-      </w:r>
     </w:p>
     <w:tbl>
       <w:tblPr>
@@ -5776,182 +5755,179 @@
                 <w:b/>
                 <w:sz w:val="24"/>
               </w:rPr>
+              <w:t xml:space="preserve">API to SQL Server: </w:t>
+            </w:r>
+            <w:r>
+              <w:rPr>
+                <w:sz w:val="24"/>
+              </w:rPr>
+              <w:t>TCP 1433 to SIMF_Identity and SIMF_App via EF Core. A unit of work touches one database at a time; there are no cross-database transactions or foreign keys.</w:t>
+            </w:r>
+          </w:p>
+          <w:p>
+            <w:pPr>
+              <w:bidi w:val="0"/>
+              <w:spacing w:after="80"/>
+              <w:jc w:val="left"/>
+            </w:pPr>
+            <w:r>
+              <w:rPr>
+                <w:b/>
+                <w:sz w:val="24"/>
+              </w:rPr>
+              <w:t xml:space="preserve">API to SMTP relay: </w:t>
+            </w:r>
+            <w:r>
+              <w:rPr>
+                <w:sz w:val="24"/>
+              </w:rPr>
+              <w:t>TCP 587, queued and dispatched asynchronously by a background service (MailKit).</w:t>
+            </w:r>
+          </w:p>
+          <w:p>
+            <w:pPr>
+              <w:bidi w:val="0"/>
+              <w:spacing w:after="80"/>
+              <w:jc w:val="left"/>
+            </w:pPr>
+            <w:r>
+              <w:rPr>
+                <w:b/>
+                <w:sz w:val="24"/>
+              </w:rPr>
+              <w:t xml:space="preserve">API to Syslog / SIEM: </w:t>
+            </w:r>
+            <w:r>
+              <w:rPr>
+                <w:sz w:val="24"/>
+              </w:rPr>
+              <w:t>structured Serilog events with a correlation ID.</w:t>
+            </w:r>
+          </w:p>
+          <w:p>
+            <w:pPr>
+              <w:bidi w:val="0"/>
+              <w:spacing w:after="80"/>
+              <w:jc w:val="left"/>
+            </w:pPr>
+            <w:r>
+              <w:rPr>
+                <w:b/>
+                <w:sz w:val="24"/>
+              </w:rPr>
+              <w:t>API to MinIO: the S3 API over HTTPS 443, inside HSA. Database rows hold object keys, not blobs.</w:t>
+            </w:r>
+          </w:p>
+          <w:p>
+            <w:pPr>
+              <w:bidi w:val="0"/>
+              <w:spacing w:after="80"/>
+              <w:jc w:val="left"/>
+            </w:pPr>
+            <w:r>
+              <w:rPr>
+                <w:b/>
+                <w:sz w:val="24"/>
+              </w:rPr>
+              <w:t>API to the LLM server: SIMF.Api is the only caller, and the load balancer carries no AI traffic. SIMF.Api calls the SITE-hosted GPT OSS 120B model over an OpenAI-compatible API on HTTPS 443, inside HSA, so no inference leaves the ministry network. Every invocation is logged. The Control Panel prompt test and the Control Panel assistant are rate-limited per administrator. Every other AI call is rate-limited per source IP address.</w:t>
+            </w:r>
+          </w:p>
+          <w:p>
+            <w:pPr>
+              <w:bidi w:val="0"/>
+              <w:spacing w:after="80"/>
+              <w:jc w:val="left"/>
+            </w:pPr>
+            <w:r>
+              <w:rPr>
+                <w:b/>
+                <w:sz w:val="24"/>
+              </w:rPr>
+              <w:t xml:space="preserve">Control Panel / Website to API: </w:t>
+            </w:r>
+            <w:r>
+              <w:rPr>
+                <w:sz w:val="24"/>
+              </w:rPr>
+              <w:t>server-to-server over HTTPS using the shared typed client. Browser sessions hold encrypted authentication cookies and never raw bearer tokens.</w:t>
+            </w:r>
+          </w:p>
+          <w:p>
+            <w:pPr>
+              <w:bidi w:val="0"/>
+              <w:spacing w:before="120" w:after="80"/>
+              <w:jc w:val="left"/>
+            </w:pPr>
+            <w:r>
+              <w:rPr>
+                <w:b/>
+                <w:sz w:val="24"/>
+              </w:rPr>
+              <w:t>External interfaces (outbound only, HTTPS 443)</w:t>
+            </w:r>
+          </w:p>
+          <w:p>
+            <w:pPr>
+              <w:bidi w:val="0"/>
+              <w:spacing w:after="80"/>
+              <w:jc w:val="left"/>
+            </w:pPr>
+            <w:r>
+              <w:rPr>
+                <w:b/>
+                <w:sz w:val="24"/>
+              </w:rPr>
+              <w:t>YouTube caption API: server-to-server subtitle import from youtubei.googleapis.com and www.youtube.com. The returned caption host is re-validated before the second request and a no-redirect HTTP client is used (SSRF hardening). This requires the same approved firewall exception; until it is granted the feature degrades gracefully to paste or upload.</w:t>
+            </w:r>
+          </w:p>
+          <w:p>
+            <w:pPr>
+              <w:bidi w:val="0"/>
+              <w:spacing w:before="120" w:after="80"/>
+              <w:jc w:val="left"/>
+            </w:pPr>
+            <w:r>
+              <w:rPr>
+                <w:b/>
+                <w:sz w:val="24"/>
+              </w:rPr>
+              <w:t>Client-side external interface</w:t>
+            </w:r>
+          </w:p>
+          <w:p>
+            <w:pPr>
+              <w:bidi w:val="0"/>
+              <w:spacing w:after="80"/>
+              <w:jc w:val="left"/>
+            </w:pPr>
+            <w:r>
+              <w:rPr>
+                <w:b/>
+                <w:sz w:val="24"/>
+              </w:rPr>
+              <w:t>YouTube live playback: the attendee device plays the configured stream URL directly. The platform stores only the URL, and this traffic does not traverse the SIMF backend.</w:t>
+            </w:r>
+          </w:p>
+          <w:p>
+            <w:pPr>
+              <w:bidi w:val="0"/>
+              <w:spacing w:after="80"/>
+              <w:jc w:val="left"/>
+            </w:pPr>
+            <w:r>
+              <w:rPr>
+                <w:b/>
+                <w:sz w:val="24"/>
+              </w:rPr>
+              <w:t xml:space="preserve">Video storage and the video library: SIMF stores video links for the public library and holds no library video files. Session recordings uploaded by the team are held in MinIO, and are listed among the file-store categories in section 2.8. The public video library is </w:t>
+            </w:r>
+            <w:r>
+              <w:rPr>
+                <w:b/>
+                <w:sz w:val="24"/>
+              </w:rPr>
               <w:lastRenderedPageBreak/>
-              <w:t xml:space="preserve">API to SQL Server: </w:t>
-            </w:r>
-            <w:r>
-              <w:rPr>
-                <w:sz w:val="24"/>
-              </w:rPr>
-              <w:t>TCP 1433 to SIMF_Identity and SIMF_App via EF Core. A unit of work touches one database at a time; there are no cross-database transactions or foreign keys.</w:t>
-            </w:r>
-          </w:p>
-          <w:p>
-            <w:pPr>
-              <w:bidi w:val="0"/>
-              <w:spacing w:after="80"/>
-              <w:jc w:val="left"/>
-            </w:pPr>
-            <w:r>
-              <w:rPr>
-                <w:b/>
-                <w:sz w:val="24"/>
-              </w:rPr>
-              <w:t xml:space="preserve">API to SMTP relay: </w:t>
-            </w:r>
-            <w:r>
-              <w:rPr>
-                <w:sz w:val="24"/>
-              </w:rPr>
-              <w:t>TCP 587, queued and dispatched asynchronously by a background service (MailKit).</w:t>
-            </w:r>
-          </w:p>
-          <w:p>
-            <w:pPr>
-              <w:bidi w:val="0"/>
-              <w:spacing w:after="80"/>
-              <w:jc w:val="left"/>
-            </w:pPr>
-            <w:r>
-              <w:rPr>
-                <w:b/>
-                <w:sz w:val="24"/>
-              </w:rPr>
-              <w:t xml:space="preserve">API to Syslog / SIEM: </w:t>
-            </w:r>
-            <w:r>
-              <w:rPr>
-                <w:sz w:val="24"/>
-              </w:rPr>
-              <w:t>structured Serilog events with a correlation ID.</w:t>
-            </w:r>
-          </w:p>
-          <w:p>
-            <w:pPr>
-              <w:bidi w:val="0"/>
-              <w:spacing w:after="80"/>
-              <w:jc w:val="left"/>
-            </w:pPr>
-            <w:r>
-              <w:rPr>
-                <w:b/>
-                <w:sz w:val="24"/>
-              </w:rPr>
-              <w:t>API to MinIO: the S3 API over HTTPS 443, inside HSA. Database rows hold object keys, not blobs.</w:t>
-            </w:r>
-          </w:p>
-          <w:p>
-            <w:pPr>
-              <w:bidi w:val="0"/>
-              <w:spacing w:after="80"/>
-              <w:jc w:val="left"/>
-            </w:pPr>
-            <w:r>
-              <w:rPr>
-                <w:b/>
-                <w:sz w:val="24"/>
-              </w:rPr>
-              <w:t>API to the LLM server: SIMF.Api is the only caller, and the load balancer carries no AI traffic. SIMF.Api calls the SITE-hosted GPT OSS 120B model over an OpenAI-compatible API on HTTPS 443, inside HSA, so no inference leaves the ministry network. Every invocation is logged. The Control Panel prompt test and the Control Panel assistant are rate-limited per administrator. Every other AI call is rate-limited per source IP address.</w:t>
-            </w:r>
-          </w:p>
-          <w:p>
-            <w:pPr>
-              <w:bidi w:val="0"/>
-              <w:spacing w:after="80"/>
-              <w:jc w:val="left"/>
-            </w:pPr>
-            <w:r>
-              <w:rPr>
-                <w:b/>
-                <w:sz w:val="24"/>
-              </w:rPr>
-              <w:t xml:space="preserve">Control Panel / Website to API: </w:t>
-            </w:r>
-            <w:r>
-              <w:rPr>
-                <w:sz w:val="24"/>
-              </w:rPr>
-              <w:t>server-to-server over HTTPS using the shared typed client. Browser sessions hold encrypted authentication cookies and never raw bearer tokens.</w:t>
-            </w:r>
-          </w:p>
-          <w:p>
-            <w:pPr>
-              <w:bidi w:val="0"/>
-              <w:spacing w:before="120" w:after="80"/>
-              <w:jc w:val="left"/>
-            </w:pPr>
-            <w:r>
-              <w:rPr>
-                <w:b/>
-                <w:sz w:val="24"/>
-              </w:rPr>
-              <w:t>External interfaces (outbound only, HTTPS 443)</w:t>
-            </w:r>
-          </w:p>
-          <w:p>
-            <w:pPr>
-              <w:bidi w:val="0"/>
-              <w:spacing w:after="80"/>
-              <w:jc w:val="left"/>
-            </w:pPr>
-            <w:r>
-              <w:rPr>
-                <w:b/>
-                <w:sz w:val="24"/>
-              </w:rPr>
-              <w:t>YouTube caption API: server-to-server subtitle import from youtubei.googleapis.com and www.youtube.com. The returned caption host is re-validated before the second request and a no-redirect HTTP client is used (SSRF hardening). This requires the same approved firewall exception; until it is granted the feature degrades gracefully to paste or upload.</w:t>
-            </w:r>
-            <w:r>
-              <w:rPr>
-                <w:sz w:val="24"/>
-              </w:rPr>
-            </w:r>
-          </w:p>
-          <w:p>
-            <w:pPr>
-              <w:bidi w:val="0"/>
-              <w:spacing w:before="120" w:after="80"/>
-              <w:jc w:val="left"/>
-            </w:pPr>
-            <w:r>
-              <w:rPr>
-                <w:b/>
-                <w:sz w:val="24"/>
-              </w:rPr>
-              <w:t>Client-side external interface</w:t>
-            </w:r>
-          </w:p>
-          <w:p>
-            <w:pPr>
-              <w:bidi w:val="0"/>
-              <w:spacing w:after="80"/>
-              <w:jc w:val="left"/>
-            </w:pPr>
-            <w:r>
-              <w:rPr>
-                <w:b/>
-                <w:sz w:val="24"/>
-              </w:rPr>
-              <w:t>YouTube live playback: the attendee device plays the configured stream URL directly. The platform stores only the URL, and this traffic does not traverse the SIMF backend.</w:t>
-            </w:r>
-            <w:r>
-              <w:rPr>
-                <w:sz w:val="24"/>
-              </w:rPr>
-            </w:r>
-          </w:p>
-          <w:p>
-            <w:pPr>
-              <w:bidi w:val="0"/>
-              <w:spacing w:after="80"/>
-              <w:jc w:val="left"/>
-            </w:pPr>
-            <w:r>
-              <w:rPr>
-                <w:b/>
-                <w:sz w:val="24"/>
-              </w:rPr>
-              <w:t>Video storage and the video library: SIMF stores video links for the public library and holds no library video files. Session recordings uploaded by the team are held in MinIO, and are listed among the file-store categories in section 2.8. The public video library is published on the forum's YouTube channel and surfaced in SIMF as links, so it needs no additional storage, encoding or bandwidth on ministry servers and does not change the hardware specification.</w:t>
+              <w:t>published on the forum's YouTube channel and surfaced in SIMF as links, so it needs no additional storage, encoding or bandwidth on ministry servers and does not change the hardware specification.</w:t>
             </w:r>
           </w:p>
           <w:p>
@@ -6178,7 +6154,14 @@
               <w:rPr>
                 <w:sz w:val="24"/>
               </w:rPr>
-              <w:t>Caption language, and what this means for Arabic. The YouTube caption API returns the caption tracks a published video actually carries, and for a live broadcast it serves English only. SIMF therefore produces no live Arabic transcription and no live translation, and claims none. The Arabic path runs after the session: the published caption track is imported, or an administrator pastes or uploads the transcript, and the on-site GPT OSS 120B model then translates and summarises it. The Scientific Committee reviews and approves the result before attendees see it, so the end-to-end time is the minutes or hours that review takes, not a real-time figure.</w:t>
+              <w:t xml:space="preserve">Caption language, and what this means for Arabic. The YouTube caption API returns the caption tracks a published video actually carries, and for a live broadcast it serves English only. SIMF therefore produces no live Arabic transcription and no live translation, and claims none. The Arabic path runs after the session: the published caption track is imported, or an administrator pastes or uploads the transcript, and the on-site GPT OSS 120B </w:t>
+            </w:r>
+            <w:r>
+              <w:rPr>
+                <w:sz w:val="24"/>
+              </w:rPr>
+              <w:lastRenderedPageBreak/>
+              <w:t>model then translates and summarises it. The Scientific Committee reviews and approves the result before attendees see it, so the end-to-end time is the minutes or hours that review takes, not a real-time figure.</w:t>
             </w:r>
           </w:p>
           <w:p>
@@ -6290,10 +6273,9 @@
           <w:tbl>
             <w:tblPr>
               <w:tblStyle w:val="TableGrid"/>
-              <w:tblW w:type="auto" w:w="0"/>
+              <w:tblW w:w="0" w:type="auto"/>
               <w:tblLayout w:type="fixed"/>
-              <w:tblLook w:firstColumn="1" w:firstRow="1" w:lastColumn="0" w:lastRow="0" w:noHBand="0" w:noVBand="1" w:val="04A0"/>
-              <w:tblLayout w:type="fixed"/>
+              <w:tblLook w:val="04A0" w:firstRow="1" w:lastRow="0" w:firstColumn="1" w:lastColumn="0" w:noHBand="0" w:noVBand="1"/>
             </w:tblPr>
             <w:tblGrid>
               <w:gridCol w:w="1656"/>
@@ -6307,17 +6289,17 @@
               </w:trPr>
               <w:tc>
                 <w:tcPr>
-                  <w:tcW w:type="dxa" w:w="1656"/>
+                  <w:tcW w:w="1656" w:type="dxa"/>
                 </w:tcPr>
                 <w:p>
                   <w:pPr>
+                    <w:framePr w:hSpace="180" w:wrap="around" w:vAnchor="page" w:hAnchor="margin" w:xAlign="center" w:y="3301"/>
                     <w:bidi w:val="0"/>
                     <w:spacing w:before="20" w:after="20"/>
                     <w:jc w:val="left"/>
                   </w:pPr>
                   <w:r>
                     <w:rPr>
-                      <w:rFonts w:ascii="Sakkal Majalla" w:hAnsi="Sakkal Majalla" w:cs="Sakkal Majalla"/>
                       <w:b/>
                       <w:sz w:val="18"/>
                     </w:rPr>
@@ -6327,17 +6309,17 @@
               </w:tc>
               <w:tc>
                 <w:tcPr>
-                  <w:tcW w:type="dxa" w:w="3600"/>
+                  <w:tcW w:w="3600" w:type="dxa"/>
                 </w:tcPr>
                 <w:p>
                   <w:pPr>
+                    <w:framePr w:hSpace="180" w:wrap="around" w:vAnchor="page" w:hAnchor="margin" w:xAlign="center" w:y="3301"/>
                     <w:bidi w:val="0"/>
                     <w:spacing w:before="20" w:after="20"/>
                     <w:jc w:val="left"/>
                   </w:pPr>
                   <w:r>
                     <w:rPr>
-                      <w:rFonts w:ascii="Sakkal Majalla" w:hAnsi="Sakkal Majalla" w:cs="Sakkal Majalla"/>
                       <w:b/>
                       <w:sz w:val="18"/>
                     </w:rPr>
@@ -6347,17 +6329,17 @@
               </w:tc>
               <w:tc>
                 <w:tcPr>
-                  <w:tcW w:type="dxa" w:w="1584"/>
+                  <w:tcW w:w="1584" w:type="dxa"/>
                 </w:tcPr>
                 <w:p>
                   <w:pPr>
+                    <w:framePr w:hSpace="180" w:wrap="around" w:vAnchor="page" w:hAnchor="margin" w:xAlign="center" w:y="3301"/>
                     <w:bidi w:val="0"/>
                     <w:spacing w:before="20" w:after="20"/>
                     <w:jc w:val="left"/>
                   </w:pPr>
                   <w:r>
                     <w:rPr>
-                      <w:rFonts w:ascii="Sakkal Majalla" w:hAnsi="Sakkal Majalla" w:cs="Sakkal Majalla"/>
                       <w:b/>
                       <w:sz w:val="18"/>
                     </w:rPr>
@@ -6367,17 +6349,17 @@
               </w:tc>
               <w:tc>
                 <w:tcPr>
-                  <w:tcW w:type="dxa" w:w="1944"/>
+                  <w:tcW w:w="1944" w:type="dxa"/>
                 </w:tcPr>
                 <w:p>
                   <w:pPr>
+                    <w:framePr w:hSpace="180" w:wrap="around" w:vAnchor="page" w:hAnchor="margin" w:xAlign="center" w:y="3301"/>
                     <w:bidi w:val="0"/>
                     <w:spacing w:before="20" w:after="20"/>
                     <w:jc w:val="left"/>
                   </w:pPr>
                   <w:r>
                     <w:rPr>
-                      <w:rFonts w:ascii="Sakkal Majalla" w:hAnsi="Sakkal Majalla" w:cs="Sakkal Majalla"/>
                       <w:b/>
                       <w:sz w:val="18"/>
                     </w:rPr>
@@ -6389,18 +6371,17 @@
             <w:tr>
               <w:tc>
                 <w:tcPr>
-                  <w:tcW w:type="dxa" w:w="1656"/>
+                  <w:tcW w:w="1656" w:type="dxa"/>
                 </w:tcPr>
                 <w:p>
                   <w:pPr>
+                    <w:framePr w:hSpace="180" w:wrap="around" w:vAnchor="page" w:hAnchor="margin" w:xAlign="center" w:y="3301"/>
                     <w:bidi w:val="0"/>
                     <w:spacing w:before="20" w:after="20"/>
                     <w:jc w:val="left"/>
                   </w:pPr>
                   <w:r>
                     <w:rPr>
-                      <w:rFonts w:ascii="Sakkal Majalla" w:hAnsi="Sakkal Majalla" w:cs="Sakkal Majalla"/>
-                      <w:b w:val="0"/>
                       <w:sz w:val="18"/>
                     </w:rPr>
                     <w:t>Question filter</w:t>
@@ -6409,18 +6390,17 @@
               </w:tc>
               <w:tc>
                 <w:tcPr>
-                  <w:tcW w:type="dxa" w:w="3600"/>
+                  <w:tcW w:w="3600" w:type="dxa"/>
                 </w:tcPr>
                 <w:p>
                   <w:pPr>
+                    <w:framePr w:hSpace="180" w:wrap="around" w:vAnchor="page" w:hAnchor="margin" w:xAlign="center" w:y="3301"/>
                     <w:bidi w:val="0"/>
                     <w:spacing w:before="20" w:after="20"/>
                     <w:jc w:val="left"/>
                   </w:pPr>
                   <w:r>
                     <w:rPr>
-                      <w:rFonts w:ascii="Sakkal Majalla" w:hAnsi="Sakkal Majalla" w:cs="Sakkal Majalla"/>
-                      <w:b w:val="0"/>
                       <w:sz w:val="18"/>
                     </w:rPr>
                     <w:t>the question text only</w:t>
@@ -6429,18 +6409,17 @@
               </w:tc>
               <w:tc>
                 <w:tcPr>
-                  <w:tcW w:type="dxa" w:w="1584"/>
+                  <w:tcW w:w="1584" w:type="dxa"/>
                 </w:tcPr>
                 <w:p>
                   <w:pPr>
+                    <w:framePr w:hSpace="180" w:wrap="around" w:vAnchor="page" w:hAnchor="margin" w:xAlign="center" w:y="3301"/>
                     <w:bidi w:val="0"/>
                     <w:spacing w:before="20" w:after="20"/>
                     <w:jc w:val="left"/>
                   </w:pPr>
                   <w:r>
                     <w:rPr>
-                      <w:rFonts w:ascii="Sakkal Majalla" w:hAnsi="Sakkal Majalla" w:cs="Sakkal Majalla"/>
-                      <w:b w:val="0"/>
                       <w:sz w:val="18"/>
                     </w:rPr>
                     <w:t>No</w:t>
@@ -6449,18 +6428,17 @@
               </w:tc>
               <w:tc>
                 <w:tcPr>
-                  <w:tcW w:type="dxa" w:w="1944"/>
+                  <w:tcW w:w="1944" w:type="dxa"/>
                 </w:tcPr>
                 <w:p>
                   <w:pPr>
+                    <w:framePr w:hSpace="180" w:wrap="around" w:vAnchor="page" w:hAnchor="margin" w:xAlign="center" w:y="3301"/>
                     <w:bidi w:val="0"/>
                     <w:spacing w:before="20" w:after="20"/>
                     <w:jc w:val="left"/>
                   </w:pPr>
                   <w:r>
                     <w:rPr>
-                      <w:rFonts w:ascii="Sakkal Majalla" w:hAnsi="Sakkal Majalla" w:cs="Sakkal Majalla"/>
-                      <w:b w:val="0"/>
                       <w:sz w:val="18"/>
                     </w:rPr>
                     <w:t>On-site LLM server (GPT OSS 120B)</w:t>
@@ -6471,18 +6449,17 @@
             <w:tr>
               <w:tc>
                 <w:tcPr>
-                  <w:tcW w:type="dxa" w:w="1656"/>
+                  <w:tcW w:w="1656" w:type="dxa"/>
                 </w:tcPr>
                 <w:p>
                   <w:pPr>
+                    <w:framePr w:hSpace="180" w:wrap="around" w:vAnchor="page" w:hAnchor="margin" w:xAlign="center" w:y="3301"/>
                     <w:bidi w:val="0"/>
                     <w:spacing w:before="20" w:after="20"/>
                     <w:jc w:val="left"/>
                   </w:pPr>
                   <w:r>
                     <w:rPr>
-                      <w:rFonts w:ascii="Sakkal Majalla" w:hAnsi="Sakkal Majalla" w:cs="Sakkal Majalla"/>
-                      <w:b w:val="0"/>
                       <w:sz w:val="18"/>
                     </w:rPr>
                     <w:t>FAQ answer</w:t>
@@ -6491,18 +6468,17 @@
               </w:tc>
               <w:tc>
                 <w:tcPr>
-                  <w:tcW w:type="dxa" w:w="3600"/>
+                  <w:tcW w:w="3600" w:type="dxa"/>
                 </w:tcPr>
                 <w:p>
                   <w:pPr>
+                    <w:framePr w:hSpace="180" w:wrap="around" w:vAnchor="page" w:hAnchor="margin" w:xAlign="center" w:y="3301"/>
                     <w:bidi w:val="0"/>
                     <w:spacing w:before="20" w:after="20"/>
                     <w:jc w:val="left"/>
                   </w:pPr>
                   <w:r>
                     <w:rPr>
-                      <w:rFonts w:ascii="Sakkal Majalla" w:hAnsi="Sakkal Majalla" w:cs="Sakkal Majalla"/>
-                      <w:b w:val="0"/>
                       <w:sz w:val="18"/>
                     </w:rPr>
                     <w:t>the visitor question and the published FAQ entry</w:t>
@@ -6511,18 +6487,17 @@
               </w:tc>
               <w:tc>
                 <w:tcPr>
-                  <w:tcW w:type="dxa" w:w="1584"/>
+                  <w:tcW w:w="1584" w:type="dxa"/>
                 </w:tcPr>
                 <w:p>
                   <w:pPr>
+                    <w:framePr w:hSpace="180" w:wrap="around" w:vAnchor="page" w:hAnchor="margin" w:xAlign="center" w:y="3301"/>
                     <w:bidi w:val="0"/>
                     <w:spacing w:before="20" w:after="20"/>
                     <w:jc w:val="left"/>
                   </w:pPr>
                   <w:r>
                     <w:rPr>
-                      <w:rFonts w:ascii="Sakkal Majalla" w:hAnsi="Sakkal Majalla" w:cs="Sakkal Majalla"/>
-                      <w:b w:val="0"/>
                       <w:sz w:val="18"/>
                     </w:rPr>
                     <w:t>No</w:t>
@@ -6531,18 +6506,17 @@
               </w:tc>
               <w:tc>
                 <w:tcPr>
-                  <w:tcW w:type="dxa" w:w="1944"/>
+                  <w:tcW w:w="1944" w:type="dxa"/>
                 </w:tcPr>
                 <w:p>
                   <w:pPr>
+                    <w:framePr w:hSpace="180" w:wrap="around" w:vAnchor="page" w:hAnchor="margin" w:xAlign="center" w:y="3301"/>
                     <w:bidi w:val="0"/>
                     <w:spacing w:before="20" w:after="20"/>
                     <w:jc w:val="left"/>
                   </w:pPr>
                   <w:r>
                     <w:rPr>
-                      <w:rFonts w:ascii="Sakkal Majalla" w:hAnsi="Sakkal Majalla" w:cs="Sakkal Majalla"/>
-                      <w:b w:val="0"/>
                       <w:sz w:val="18"/>
                     </w:rPr>
                     <w:t>On-site LLM server (GPT OSS 120B)</w:t>
@@ -6553,18 +6527,17 @@
             <w:tr>
               <w:tc>
                 <w:tcPr>
-                  <w:tcW w:type="dxa" w:w="1656"/>
+                  <w:tcW w:w="1656" w:type="dxa"/>
                 </w:tcPr>
                 <w:p>
                   <w:pPr>
+                    <w:framePr w:hSpace="180" w:wrap="around" w:vAnchor="page" w:hAnchor="margin" w:xAlign="center" w:y="3301"/>
                     <w:bidi w:val="0"/>
                     <w:spacing w:before="20" w:after="20"/>
                     <w:jc w:val="left"/>
                   </w:pPr>
                   <w:r>
                     <w:rPr>
-                      <w:rFonts w:ascii="Sakkal Majalla" w:hAnsi="Sakkal Majalla" w:cs="Sakkal Majalla"/>
-                      <w:b w:val="0"/>
                       <w:sz w:val="18"/>
                     </w:rPr>
                     <w:t>Assistance</w:t>
@@ -6573,18 +6546,17 @@
               </w:tc>
               <w:tc>
                 <w:tcPr>
-                  <w:tcW w:type="dxa" w:w="3600"/>
+                  <w:tcW w:w="3600" w:type="dxa"/>
                 </w:tcPr>
                 <w:p>
                   <w:pPr>
+                    <w:framePr w:hSpace="180" w:wrap="around" w:vAnchor="page" w:hAnchor="margin" w:xAlign="center" w:y="3301"/>
                     <w:bidi w:val="0"/>
                     <w:spacing w:before="20" w:after="20"/>
                     <w:jc w:val="left"/>
                   </w:pPr>
                   <w:r>
                     <w:rPr>
-                      <w:rFonts w:ascii="Sakkal Majalla" w:hAnsi="Sakkal Majalla" w:cs="Sakkal Majalla"/>
-                      <w:b w:val="0"/>
                       <w:sz w:val="18"/>
                     </w:rPr>
                     <w:t>the visitor question and the public programme content</w:t>
@@ -6593,18 +6565,17 @@
               </w:tc>
               <w:tc>
                 <w:tcPr>
-                  <w:tcW w:type="dxa" w:w="1584"/>
+                  <w:tcW w:w="1584" w:type="dxa"/>
                 </w:tcPr>
                 <w:p>
                   <w:pPr>
+                    <w:framePr w:hSpace="180" w:wrap="around" w:vAnchor="page" w:hAnchor="margin" w:xAlign="center" w:y="3301"/>
                     <w:bidi w:val="0"/>
                     <w:spacing w:before="20" w:after="20"/>
                     <w:jc w:val="left"/>
                   </w:pPr>
                   <w:r>
                     <w:rPr>
-                      <w:rFonts w:ascii="Sakkal Majalla" w:hAnsi="Sakkal Majalla" w:cs="Sakkal Majalla"/>
-                      <w:b w:val="0"/>
                       <w:sz w:val="18"/>
                     </w:rPr>
                     <w:t>No</w:t>
@@ -6613,18 +6584,17 @@
               </w:tc>
               <w:tc>
                 <w:tcPr>
-                  <w:tcW w:type="dxa" w:w="1944"/>
+                  <w:tcW w:w="1944" w:type="dxa"/>
                 </w:tcPr>
                 <w:p>
                   <w:pPr>
+                    <w:framePr w:hSpace="180" w:wrap="around" w:vAnchor="page" w:hAnchor="margin" w:xAlign="center" w:y="3301"/>
                     <w:bidi w:val="0"/>
                     <w:spacing w:before="20" w:after="20"/>
                     <w:jc w:val="left"/>
                   </w:pPr>
                   <w:r>
                     <w:rPr>
-                      <w:rFonts w:ascii="Sakkal Majalla" w:hAnsi="Sakkal Majalla" w:cs="Sakkal Majalla"/>
-                      <w:b w:val="0"/>
                       <w:sz w:val="18"/>
                     </w:rPr>
                     <w:t>On-site LLM server (GPT OSS 120B)</w:t>
@@ -6635,18 +6605,17 @@
             <w:tr>
               <w:tc>
                 <w:tcPr>
-                  <w:tcW w:type="dxa" w:w="1656"/>
+                  <w:tcW w:w="1656" w:type="dxa"/>
                 </w:tcPr>
                 <w:p>
                   <w:pPr>
+                    <w:framePr w:hSpace="180" w:wrap="around" w:vAnchor="page" w:hAnchor="margin" w:xAlign="center" w:y="3301"/>
                     <w:bidi w:val="0"/>
                     <w:spacing w:before="20" w:after="20"/>
                     <w:jc w:val="left"/>
                   </w:pPr>
                   <w:r>
                     <w:rPr>
-                      <w:rFonts w:ascii="Sakkal Majalla" w:hAnsi="Sakkal Majalla" w:cs="Sakkal Majalla"/>
-                      <w:b w:val="0"/>
                       <w:sz w:val="18"/>
                     </w:rPr>
                     <w:t>Subtitle translation</w:t>
@@ -6655,18 +6624,17 @@
               </w:tc>
               <w:tc>
                 <w:tcPr>
-                  <w:tcW w:type="dxa" w:w="3600"/>
+                  <w:tcW w:w="3600" w:type="dxa"/>
                 </w:tcPr>
                 <w:p>
                   <w:pPr>
+                    <w:framePr w:hSpace="180" w:wrap="around" w:vAnchor="page" w:hAnchor="margin" w:xAlign="center" w:y="3301"/>
                     <w:bidi w:val="0"/>
                     <w:spacing w:before="20" w:after="20"/>
                     <w:jc w:val="left"/>
                   </w:pPr>
                   <w:r>
                     <w:rPr>
-                      <w:rFonts w:ascii="Sakkal Majalla" w:hAnsi="Sakkal Majalla" w:cs="Sakkal Majalla"/>
-                      <w:b w:val="0"/>
                       <w:sz w:val="18"/>
                     </w:rPr>
                     <w:t>the imported subtitle text and the target language</w:t>
@@ -6675,18 +6643,17 @@
               </w:tc>
               <w:tc>
                 <w:tcPr>
-                  <w:tcW w:type="dxa" w:w="1584"/>
+                  <w:tcW w:w="1584" w:type="dxa"/>
                 </w:tcPr>
                 <w:p>
                   <w:pPr>
+                    <w:framePr w:hSpace="180" w:wrap="around" w:vAnchor="page" w:hAnchor="margin" w:xAlign="center" w:y="3301"/>
                     <w:bidi w:val="0"/>
                     <w:spacing w:before="20" w:after="20"/>
                     <w:jc w:val="left"/>
                   </w:pPr>
                   <w:r>
                     <w:rPr>
-                      <w:rFonts w:ascii="Sakkal Majalla" w:hAnsi="Sakkal Majalla" w:cs="Sakkal Majalla"/>
-                      <w:b w:val="0"/>
                       <w:sz w:val="18"/>
                     </w:rPr>
                     <w:t>No</w:t>
@@ -6695,18 +6662,17 @@
               </w:tc>
               <w:tc>
                 <w:tcPr>
-                  <w:tcW w:type="dxa" w:w="1944"/>
+                  <w:tcW w:w="1944" w:type="dxa"/>
                 </w:tcPr>
                 <w:p>
                   <w:pPr>
+                    <w:framePr w:hSpace="180" w:wrap="around" w:vAnchor="page" w:hAnchor="margin" w:xAlign="center" w:y="3301"/>
                     <w:bidi w:val="0"/>
                     <w:spacing w:before="20" w:after="20"/>
                     <w:jc w:val="left"/>
                   </w:pPr>
                   <w:r>
                     <w:rPr>
-                      <w:rFonts w:ascii="Sakkal Majalla" w:hAnsi="Sakkal Majalla" w:cs="Sakkal Majalla"/>
-                      <w:b w:val="0"/>
                       <w:sz w:val="18"/>
                     </w:rPr>
                     <w:t>On-site LLM server (GPT OSS 120B)</w:t>
@@ -6717,18 +6683,17 @@
             <w:tr>
               <w:tc>
                 <w:tcPr>
-                  <w:tcW w:type="dxa" w:w="1656"/>
+                  <w:tcW w:w="1656" w:type="dxa"/>
                 </w:tcPr>
                 <w:p>
                   <w:pPr>
+                    <w:framePr w:hSpace="180" w:wrap="around" w:vAnchor="page" w:hAnchor="margin" w:xAlign="center" w:y="3301"/>
                     <w:bidi w:val="0"/>
                     <w:spacing w:before="20" w:after="20"/>
                     <w:jc w:val="left"/>
                   </w:pPr>
                   <w:r>
                     <w:rPr>
-                      <w:rFonts w:ascii="Sakkal Majalla" w:hAnsi="Sakkal Majalla" w:cs="Sakkal Majalla"/>
-                      <w:b w:val="0"/>
                       <w:sz w:val="18"/>
                     </w:rPr>
                     <w:t>Session minutes</w:t>
@@ -6737,18 +6702,17 @@
               </w:tc>
               <w:tc>
                 <w:tcPr>
-                  <w:tcW w:type="dxa" w:w="3600"/>
+                  <w:tcW w:w="3600" w:type="dxa"/>
                 </w:tcPr>
                 <w:p>
                   <w:pPr>
+                    <w:framePr w:hSpace="180" w:wrap="around" w:vAnchor="page" w:hAnchor="margin" w:xAlign="center" w:y="3301"/>
                     <w:bidi w:val="0"/>
                     <w:spacing w:before="20" w:after="20"/>
                     <w:jc w:val="left"/>
                   </w:pPr>
                   <w:r>
                     <w:rPr>
-                      <w:rFonts w:ascii="Sakkal Majalla" w:hAnsi="Sakkal Majalla" w:cs="Sakkal Majalla"/>
-                      <w:b w:val="0"/>
                       <w:sz w:val="18"/>
                     </w:rPr>
                     <w:t>session title, speaker display names, abstract and subtitle</w:t>
@@ -6757,18 +6721,17 @@
               </w:tc>
               <w:tc>
                 <w:tcPr>
-                  <w:tcW w:type="dxa" w:w="1584"/>
+                  <w:tcW w:w="1584" w:type="dxa"/>
                 </w:tcPr>
                 <w:p>
                   <w:pPr>
+                    <w:framePr w:hSpace="180" w:wrap="around" w:vAnchor="page" w:hAnchor="margin" w:xAlign="center" w:y="3301"/>
                     <w:bidi w:val="0"/>
                     <w:spacing w:before="20" w:after="20"/>
                     <w:jc w:val="left"/>
                   </w:pPr>
                   <w:r>
                     <w:rPr>
-                      <w:rFonts w:ascii="Sakkal Majalla" w:hAnsi="Sakkal Majalla" w:cs="Sakkal Majalla"/>
-                      <w:b w:val="0"/>
                       <w:sz w:val="18"/>
                     </w:rPr>
                     <w:t>Yes, speaker display names</w:t>
@@ -6777,18 +6740,17 @@
               </w:tc>
               <w:tc>
                 <w:tcPr>
-                  <w:tcW w:type="dxa" w:w="1944"/>
+                  <w:tcW w:w="1944" w:type="dxa"/>
                 </w:tcPr>
                 <w:p>
                   <w:pPr>
+                    <w:framePr w:hSpace="180" w:wrap="around" w:vAnchor="page" w:hAnchor="margin" w:xAlign="center" w:y="3301"/>
                     <w:bidi w:val="0"/>
                     <w:spacing w:before="20" w:after="20"/>
                     <w:jc w:val="left"/>
                   </w:pPr>
                   <w:r>
                     <w:rPr>
-                      <w:rFonts w:ascii="Sakkal Majalla" w:hAnsi="Sakkal Majalla" w:cs="Sakkal Majalla"/>
-                      <w:b w:val="0"/>
                       <w:sz w:val="18"/>
                     </w:rPr>
                     <w:t>On-site LLM server (GPT OSS 120B)</w:t>
@@ -6799,18 +6761,17 @@
             <w:tr>
               <w:tc>
                 <w:tcPr>
-                  <w:tcW w:type="dxa" w:w="1656"/>
+                  <w:tcW w:w="1656" w:type="dxa"/>
                 </w:tcPr>
                 <w:p>
                   <w:pPr>
+                    <w:framePr w:hSpace="180" w:wrap="around" w:vAnchor="page" w:hAnchor="margin" w:xAlign="center" w:y="3301"/>
                     <w:bidi w:val="0"/>
                     <w:spacing w:before="20" w:after="20"/>
                     <w:jc w:val="left"/>
                   </w:pPr>
                   <w:r>
                     <w:rPr>
-                      <w:rFonts w:ascii="Sakkal Majalla" w:hAnsi="Sakkal Majalla" w:cs="Sakkal Majalla"/>
-                      <w:b w:val="0"/>
                       <w:sz w:val="18"/>
                     </w:rPr>
                     <w:t>Control Panel assistant</w:t>
@@ -6819,18 +6780,17 @@
               </w:tc>
               <w:tc>
                 <w:tcPr>
-                  <w:tcW w:type="dxa" w:w="3600"/>
+                  <w:tcW w:w="3600" w:type="dxa"/>
                 </w:tcPr>
                 <w:p>
                   <w:pPr>
+                    <w:framePr w:hSpace="180" w:wrap="around" w:vAnchor="page" w:hAnchor="margin" w:xAlign="center" w:y="3301"/>
                     <w:bidi w:val="0"/>
                     <w:spacing w:before="20" w:after="20"/>
                     <w:jc w:val="left"/>
                   </w:pPr>
                   <w:r>
                     <w:rPr>
-                      <w:rFonts w:ascii="Sakkal Majalla" w:hAnsi="Sakkal Majalla" w:cs="Sakkal Majalla"/>
-                      <w:b w:val="0"/>
                       <w:sz w:val="18"/>
                     </w:rPr>
                     <w:t>the administrator question and the Control Panel content</w:t>
@@ -6839,18 +6799,17 @@
               </w:tc>
               <w:tc>
                 <w:tcPr>
-                  <w:tcW w:type="dxa" w:w="1584"/>
+                  <w:tcW w:w="1584" w:type="dxa"/>
                 </w:tcPr>
                 <w:p>
                   <w:pPr>
+                    <w:framePr w:hSpace="180" w:wrap="around" w:vAnchor="page" w:hAnchor="margin" w:xAlign="center" w:y="3301"/>
                     <w:bidi w:val="0"/>
                     <w:spacing w:before="20" w:after="20"/>
                     <w:jc w:val="left"/>
                   </w:pPr>
                   <w:r>
                     <w:rPr>
-                      <w:rFonts w:ascii="Sakkal Majalla" w:hAnsi="Sakkal Majalla" w:cs="Sakkal Majalla"/>
-                      <w:b w:val="0"/>
                       <w:sz w:val="18"/>
                     </w:rPr>
                     <w:t>No</w:t>
@@ -6859,18 +6818,17 @@
               </w:tc>
               <w:tc>
                 <w:tcPr>
-                  <w:tcW w:type="dxa" w:w="1944"/>
+                  <w:tcW w:w="1944" w:type="dxa"/>
                 </w:tcPr>
                 <w:p>
                   <w:pPr>
+                    <w:framePr w:hSpace="180" w:wrap="around" w:vAnchor="page" w:hAnchor="margin" w:xAlign="center" w:y="3301"/>
                     <w:bidi w:val="0"/>
                     <w:spacing w:before="20" w:after="20"/>
                     <w:jc w:val="left"/>
                   </w:pPr>
                   <w:r>
                     <w:rPr>
-                      <w:rFonts w:ascii="Sakkal Majalla" w:hAnsi="Sakkal Majalla" w:cs="Sakkal Majalla"/>
-                      <w:b w:val="0"/>
                       <w:sz w:val="18"/>
                     </w:rPr>
                     <w:t>On-site LLM server (GPT OSS 120B)</w:t>
@@ -6902,6 +6860,7 @@
               <w:rPr>
                 <w:sz w:val="24"/>
               </w:rPr>
+              <w:lastRenderedPageBreak/>
               <w:t>What cannot be sent, by construction: the caller's identity travels in a separate context object that is never passed into the provider call, so account identifiers, e-mail addresses, national identity or Iqama numbers, passport numbers, badge identifiers and booking records cannot reach the AI service even by mistake.</w:t>
             </w:r>
           </w:p>
@@ -7105,7 +7064,6 @@
                 <w:b/>
                 <w:sz w:val="24"/>
               </w:rPr>
-              <w:lastRenderedPageBreak/>
               <w:t>Events logged</w:t>
             </w:r>
           </w:p>
@@ -7407,7 +7365,6 @@
                 <w:sz w:val="24"/>
                 <w:szCs w:val="24"/>
               </w:rPr>
-              <w:lastRenderedPageBreak/>
               <w:t xml:space="preserve">2.7 </w:t>
             </w:r>
             <w:r>
@@ -7495,6 +7452,7 @@
               <w:rPr>
                 <w:sz w:val="24"/>
               </w:rPr>
+              <w:lastRenderedPageBreak/>
               <w:t>SIMF uses four environments, promoted in order with no skipping: Development, Test, Staging and Production. Promotion is gated by a clean, zero-warning Release build, and a build warning or a vulnerable dependency fails the pipeline and stops promotion; the unit, integration and end-to-end suites are run on the developer's machine before a push.</w:t>
             </w:r>
           </w:p>
@@ -7697,6 +7655,7 @@
               <w:rPr>
                 <w:sz w:val="24"/>
               </w:rPr>
+              <w:lastRenderedPageBreak/>
               <w:t>•  Four sites run as IIS sites and application pools: the API, the Control Panel, the website and the mobile edge. The deployment pipeline stops each site, copies the new files over it and starts it again, one site at a time, in that order.</w:t>
             </w:r>
           </w:p>
@@ -7860,6 +7819,7 @@
               <w:rPr>
                 <w:sz w:val="24"/>
               </w:rPr>
+              <w:lastRenderedPageBreak/>
               <w:t>One point of precision, so the control is not over-stated: this restriction is enforced at the network layer, by the firewall rules. No forward-proxy client is configured in the application code, which means the control is a deployment and network control rather than an application feature. The application requires no change for it to take effect.</w:t>
             </w:r>
           </w:p>
@@ -8295,6 +8255,7 @@
                 <w:b/>
                 <w:sz w:val="24"/>
               </w:rPr>
+              <w:lastRenderedPageBreak/>
               <w:t>Technical review, point 6. Clarify the purpose of the file storage and specify the type of files and data that will be stored in it.</w:t>
             </w:r>
           </w:p>
@@ -8375,6 +8336,7 @@
                 <w:b/>
                 <w:sz w:val="24"/>
               </w:rPr>
+              <w:lastRenderedPageBreak/>
               <w:t>Communication Requirements Matrix. Every flow on Figure 1, with its protocol and port. IP addresses, ranges and VLANs are assigned by the site network team.</w:t>
             </w:r>
           </w:p>
@@ -8402,11 +8364,10 @@
                 </w:tcPr>
                 <w:p>
                   <w:pPr>
+                    <w:keepNext/>
                     <w:framePr w:hSpace="180" w:wrap="around" w:vAnchor="page" w:hAnchor="margin" w:xAlign="center" w:y="3301"/>
                     <w:bidi w:val="0"/>
                     <w:jc w:val="left"/>
-                    <w:keepNext/>
-                    <w:spacing w:after="0" w:line="240" w:lineRule="auto"/>
                   </w:pPr>
                   <w:r>
                     <w:rPr>
@@ -8423,11 +8384,10 @@
                 </w:tcPr>
                 <w:p>
                   <w:pPr>
+                    <w:keepNext/>
                     <w:framePr w:hSpace="180" w:wrap="around" w:vAnchor="page" w:hAnchor="margin" w:xAlign="center" w:y="3301"/>
                     <w:bidi w:val="0"/>
                     <w:jc w:val="left"/>
-                    <w:keepNext/>
-                    <w:spacing w:after="0" w:line="240" w:lineRule="auto"/>
                   </w:pPr>
                   <w:r>
                     <w:rPr>
@@ -8444,11 +8404,10 @@
                 </w:tcPr>
                 <w:p>
                   <w:pPr>
+                    <w:keepNext/>
                     <w:framePr w:hSpace="180" w:wrap="around" w:vAnchor="page" w:hAnchor="margin" w:xAlign="center" w:y="3301"/>
                     <w:bidi w:val="0"/>
                     <w:jc w:val="left"/>
-                    <w:keepNext/>
-                    <w:spacing w:after="0" w:line="240" w:lineRule="auto"/>
                   </w:pPr>
                   <w:r>
                     <w:rPr>
@@ -8465,11 +8424,10 @@
                 </w:tcPr>
                 <w:p>
                   <w:pPr>
+                    <w:keepNext/>
                     <w:framePr w:hSpace="180" w:wrap="around" w:vAnchor="page" w:hAnchor="margin" w:xAlign="center" w:y="3301"/>
                     <w:bidi w:val="0"/>
                     <w:jc w:val="left"/>
-                    <w:keepNext/>
-                    <w:spacing w:after="0" w:line="240" w:lineRule="auto"/>
                   </w:pPr>
                   <w:r>
                     <w:rPr>
@@ -8486,11 +8444,10 @@
                 </w:tcPr>
                 <w:p>
                   <w:pPr>
+                    <w:keepNext/>
                     <w:framePr w:hSpace="180" w:wrap="around" w:vAnchor="page" w:hAnchor="margin" w:xAlign="center" w:y="3301"/>
                     <w:bidi w:val="0"/>
                     <w:jc w:val="left"/>
-                    <w:keepNext/>
-                    <w:spacing w:after="0" w:line="240" w:lineRule="auto"/>
                   </w:pPr>
                   <w:r>
                     <w:rPr>
@@ -8507,11 +8464,10 @@
                 </w:tcPr>
                 <w:p>
                   <w:pPr>
+                    <w:keepNext/>
                     <w:framePr w:hSpace="180" w:wrap="around" w:vAnchor="page" w:hAnchor="margin" w:xAlign="center" w:y="3301"/>
                     <w:bidi w:val="0"/>
                     <w:jc w:val="left"/>
-                    <w:keepNext/>
-                    <w:spacing w:after="0" w:line="240" w:lineRule="auto"/>
                   </w:pPr>
                   <w:r>
                     <w:rPr>
@@ -8530,11 +8486,10 @@
                 </w:tcPr>
                 <w:p>
                   <w:pPr>
+                    <w:keepNext/>
                     <w:framePr w:hSpace="180" w:wrap="around" w:vAnchor="page" w:hAnchor="margin" w:xAlign="center" w:y="3301"/>
                     <w:bidi w:val="0"/>
                     <w:jc w:val="left"/>
-                    <w:keepNext/>
-                    <w:spacing w:after="0" w:line="240" w:lineRule="auto"/>
                   </w:pPr>
                   <w:r>
                     <w:rPr>
@@ -8550,11 +8505,10 @@
                 </w:tcPr>
                 <w:p>
                   <w:pPr>
+                    <w:keepNext/>
                     <w:framePr w:hSpace="180" w:wrap="around" w:vAnchor="page" w:hAnchor="margin" w:xAlign="center" w:y="3301"/>
                     <w:bidi w:val="0"/>
                     <w:jc w:val="left"/>
-                    <w:keepNext/>
-                    <w:spacing w:after="0" w:line="240" w:lineRule="auto"/>
                   </w:pPr>
                   <w:r>
                     <w:rPr>
@@ -8570,11 +8524,10 @@
                 </w:tcPr>
                 <w:p>
                   <w:pPr>
+                    <w:keepNext/>
                     <w:framePr w:hSpace="180" w:wrap="around" w:vAnchor="page" w:hAnchor="margin" w:xAlign="center" w:y="3301"/>
                     <w:bidi w:val="0"/>
                     <w:jc w:val="left"/>
-                    <w:keepNext/>
-                    <w:spacing w:after="0" w:line="240" w:lineRule="auto"/>
                   </w:pPr>
                   <w:r>
                     <w:rPr>
@@ -8590,11 +8543,10 @@
                 </w:tcPr>
                 <w:p>
                   <w:pPr>
+                    <w:keepNext/>
                     <w:framePr w:hSpace="180" w:wrap="around" w:vAnchor="page" w:hAnchor="margin" w:xAlign="center" w:y="3301"/>
                     <w:bidi w:val="0"/>
                     <w:jc w:val="left"/>
-                    <w:keepNext/>
-                    <w:spacing w:after="0" w:line="240" w:lineRule="auto"/>
                   </w:pPr>
                   <w:r>
                     <w:rPr>
@@ -8610,11 +8562,10 @@
                 </w:tcPr>
                 <w:p>
                   <w:pPr>
+                    <w:keepNext/>
                     <w:framePr w:hSpace="180" w:wrap="around" w:vAnchor="page" w:hAnchor="margin" w:xAlign="center" w:y="3301"/>
                     <w:bidi w:val="0"/>
                     <w:jc w:val="left"/>
-                    <w:keepNext/>
-                    <w:spacing w:after="0" w:line="240" w:lineRule="auto"/>
                   </w:pPr>
                   <w:r>
                     <w:rPr>
@@ -8630,11 +8581,10 @@
                 </w:tcPr>
                 <w:p>
                   <w:pPr>
+                    <w:keepNext/>
                     <w:framePr w:hSpace="180" w:wrap="around" w:vAnchor="page" w:hAnchor="margin" w:xAlign="center" w:y="3301"/>
                     <w:bidi w:val="0"/>
                     <w:jc w:val="left"/>
-                    <w:keepNext/>
-                    <w:spacing w:after="0" w:line="240" w:lineRule="auto"/>
                   </w:pPr>
                   <w:r>
                     <w:rPr>
@@ -8652,11 +8602,10 @@
                 </w:tcPr>
                 <w:p>
                   <w:pPr>
+                    <w:keepNext/>
                     <w:framePr w:hSpace="180" w:wrap="around" w:vAnchor="page" w:hAnchor="margin" w:xAlign="center" w:y="3301"/>
                     <w:bidi w:val="0"/>
                     <w:jc w:val="left"/>
-                    <w:keepNext/>
-                    <w:spacing w:after="0" w:line="240" w:lineRule="auto"/>
                   </w:pPr>
                   <w:r>
                     <w:rPr>
@@ -8672,11 +8621,10 @@
                 </w:tcPr>
                 <w:p>
                   <w:pPr>
+                    <w:keepNext/>
                     <w:framePr w:hSpace="180" w:wrap="around" w:vAnchor="page" w:hAnchor="margin" w:xAlign="center" w:y="3301"/>
                     <w:bidi w:val="0"/>
                     <w:jc w:val="left"/>
-                    <w:keepNext/>
-                    <w:spacing w:after="0" w:line="240" w:lineRule="auto"/>
                   </w:pPr>
                   <w:r>
                     <w:rPr>
@@ -8692,11 +8640,10 @@
                 </w:tcPr>
                 <w:p>
                   <w:pPr>
+                    <w:keepNext/>
                     <w:framePr w:hSpace="180" w:wrap="around" w:vAnchor="page" w:hAnchor="margin" w:xAlign="center" w:y="3301"/>
                     <w:bidi w:val="0"/>
                     <w:jc w:val="left"/>
-                    <w:keepNext/>
-                    <w:spacing w:after="0" w:line="240" w:lineRule="auto"/>
                   </w:pPr>
                   <w:r>
                     <w:rPr>
@@ -8712,11 +8659,10 @@
                 </w:tcPr>
                 <w:p>
                   <w:pPr>
+                    <w:keepNext/>
                     <w:framePr w:hSpace="180" w:wrap="around" w:vAnchor="page" w:hAnchor="margin" w:xAlign="center" w:y="3301"/>
                     <w:bidi w:val="0"/>
                     <w:jc w:val="left"/>
-                    <w:keepNext/>
-                    <w:spacing w:after="0" w:line="240" w:lineRule="auto"/>
                   </w:pPr>
                   <w:r>
                     <w:rPr>
@@ -8732,11 +8678,10 @@
                 </w:tcPr>
                 <w:p>
                   <w:pPr>
+                    <w:keepNext/>
                     <w:framePr w:hSpace="180" w:wrap="around" w:vAnchor="page" w:hAnchor="margin" w:xAlign="center" w:y="3301"/>
                     <w:bidi w:val="0"/>
                     <w:jc w:val="left"/>
-                    <w:keepNext/>
-                    <w:spacing w:after="0" w:line="240" w:lineRule="auto"/>
                   </w:pPr>
                   <w:r>
                     <w:rPr>
@@ -8752,11 +8697,10 @@
                 </w:tcPr>
                 <w:p>
                   <w:pPr>
+                    <w:keepNext/>
                     <w:framePr w:hSpace="180" w:wrap="around" w:vAnchor="page" w:hAnchor="margin" w:xAlign="center" w:y="3301"/>
                     <w:bidi w:val="0"/>
                     <w:jc w:val="left"/>
-                    <w:keepNext/>
-                    <w:spacing w:after="0" w:line="240" w:lineRule="auto"/>
                   </w:pPr>
                   <w:r>
                     <w:rPr>
@@ -8774,11 +8718,10 @@
                 </w:tcPr>
                 <w:p>
                   <w:pPr>
+                    <w:keepNext/>
                     <w:framePr w:hSpace="180" w:wrap="around" w:vAnchor="page" w:hAnchor="margin" w:xAlign="center" w:y="3301"/>
                     <w:bidi w:val="0"/>
                     <w:jc w:val="left"/>
-                    <w:keepNext/>
-                    <w:spacing w:after="0" w:line="240" w:lineRule="auto"/>
                   </w:pPr>
                   <w:r>
                     <w:rPr>
@@ -8794,11 +8737,10 @@
                 </w:tcPr>
                 <w:p>
                   <w:pPr>
+                    <w:keepNext/>
                     <w:framePr w:hSpace="180" w:wrap="around" w:vAnchor="page" w:hAnchor="margin" w:xAlign="center" w:y="3301"/>
                     <w:bidi w:val="0"/>
                     <w:jc w:val="left"/>
-                    <w:keepNext/>
-                    <w:spacing w:after="0" w:line="240" w:lineRule="auto"/>
                   </w:pPr>
                   <w:r>
                     <w:rPr>
@@ -8814,11 +8756,10 @@
                 </w:tcPr>
                 <w:p>
                   <w:pPr>
+                    <w:keepNext/>
                     <w:framePr w:hSpace="180" w:wrap="around" w:vAnchor="page" w:hAnchor="margin" w:xAlign="center" w:y="3301"/>
                     <w:bidi w:val="0"/>
                     <w:jc w:val="left"/>
-                    <w:keepNext/>
-                    <w:spacing w:after="0" w:line="240" w:lineRule="auto"/>
                   </w:pPr>
                   <w:r>
                     <w:rPr>
@@ -8834,11 +8775,10 @@
                 </w:tcPr>
                 <w:p>
                   <w:pPr>
+                    <w:keepNext/>
                     <w:framePr w:hSpace="180" w:wrap="around" w:vAnchor="page" w:hAnchor="margin" w:xAlign="center" w:y="3301"/>
                     <w:bidi w:val="0"/>
                     <w:jc w:val="left"/>
-                    <w:keepNext/>
-                    <w:spacing w:after="0" w:line="240" w:lineRule="auto"/>
                   </w:pPr>
                   <w:r>
                     <w:rPr>
@@ -8854,11 +8794,10 @@
                 </w:tcPr>
                 <w:p>
                   <w:pPr>
+                    <w:keepNext/>
                     <w:framePr w:hSpace="180" w:wrap="around" w:vAnchor="page" w:hAnchor="margin" w:xAlign="center" w:y="3301"/>
                     <w:bidi w:val="0"/>
                     <w:jc w:val="left"/>
-                    <w:keepNext/>
-                    <w:spacing w:after="0" w:line="240" w:lineRule="auto"/>
                   </w:pPr>
                   <w:r>
                     <w:rPr>
@@ -8874,11 +8813,10 @@
                 </w:tcPr>
                 <w:p>
                   <w:pPr>
+                    <w:keepNext/>
                     <w:framePr w:hSpace="180" w:wrap="around" w:vAnchor="page" w:hAnchor="margin" w:xAlign="center" w:y="3301"/>
                     <w:bidi w:val="0"/>
                     <w:jc w:val="left"/>
-                    <w:keepNext/>
-                    <w:spacing w:after="0" w:line="240" w:lineRule="auto"/>
                   </w:pPr>
                   <w:r>
                     <w:rPr>
@@ -8896,11 +8834,10 @@
                 </w:tcPr>
                 <w:p>
                   <w:pPr>
+                    <w:keepNext/>
                     <w:framePr w:hSpace="180" w:wrap="around" w:vAnchor="page" w:hAnchor="margin" w:xAlign="center" w:y="3301"/>
                     <w:bidi w:val="0"/>
                     <w:jc w:val="left"/>
-                    <w:keepNext/>
-                    <w:spacing w:after="0" w:line="240" w:lineRule="auto"/>
                   </w:pPr>
                   <w:r>
                     <w:rPr>
@@ -8916,11 +8853,10 @@
                 </w:tcPr>
                 <w:p>
                   <w:pPr>
+                    <w:keepNext/>
                     <w:framePr w:hSpace="180" w:wrap="around" w:vAnchor="page" w:hAnchor="margin" w:xAlign="center" w:y="3301"/>
                     <w:bidi w:val="0"/>
                     <w:jc w:val="left"/>
-                    <w:keepNext/>
-                    <w:spacing w:after="0" w:line="240" w:lineRule="auto"/>
                   </w:pPr>
                   <w:r>
                     <w:rPr>
@@ -8936,11 +8872,10 @@
                 </w:tcPr>
                 <w:p>
                   <w:pPr>
+                    <w:keepNext/>
                     <w:framePr w:hSpace="180" w:wrap="around" w:vAnchor="page" w:hAnchor="margin" w:xAlign="center" w:y="3301"/>
                     <w:bidi w:val="0"/>
                     <w:jc w:val="left"/>
-                    <w:keepNext/>
-                    <w:spacing w:after="0" w:line="240" w:lineRule="auto"/>
                   </w:pPr>
                   <w:r>
                     <w:rPr>
@@ -8956,11 +8891,10 @@
                 </w:tcPr>
                 <w:p>
                   <w:pPr>
+                    <w:keepNext/>
                     <w:framePr w:hSpace="180" w:wrap="around" w:vAnchor="page" w:hAnchor="margin" w:xAlign="center" w:y="3301"/>
                     <w:bidi w:val="0"/>
                     <w:jc w:val="left"/>
-                    <w:keepNext/>
-                    <w:spacing w:after="0" w:line="240" w:lineRule="auto"/>
                   </w:pPr>
                   <w:r>
                     <w:rPr>
@@ -8976,11 +8910,10 @@
                 </w:tcPr>
                 <w:p>
                   <w:pPr>
+                    <w:keepNext/>
                     <w:framePr w:hSpace="180" w:wrap="around" w:vAnchor="page" w:hAnchor="margin" w:xAlign="center" w:y="3301"/>
                     <w:bidi w:val="0"/>
                     <w:jc w:val="left"/>
-                    <w:keepNext/>
-                    <w:spacing w:after="0" w:line="240" w:lineRule="auto"/>
                   </w:pPr>
                   <w:r>
                     <w:rPr>
@@ -8996,11 +8929,10 @@
                 </w:tcPr>
                 <w:p>
                   <w:pPr>
+                    <w:keepNext/>
                     <w:framePr w:hSpace="180" w:wrap="around" w:vAnchor="page" w:hAnchor="margin" w:xAlign="center" w:y="3301"/>
                     <w:bidi w:val="0"/>
                     <w:jc w:val="left"/>
-                    <w:keepNext/>
-                    <w:spacing w:after="0" w:line="240" w:lineRule="auto"/>
                   </w:pPr>
                   <w:r>
                     <w:rPr>
@@ -9018,11 +8950,10 @@
                 </w:tcPr>
                 <w:p>
                   <w:pPr>
+                    <w:keepNext/>
                     <w:framePr w:hSpace="180" w:wrap="around" w:vAnchor="page" w:hAnchor="margin" w:xAlign="center" w:y="3301"/>
                     <w:bidi w:val="0"/>
                     <w:jc w:val="left"/>
-                    <w:keepNext/>
-                    <w:spacing w:after="0" w:line="240" w:lineRule="auto"/>
                   </w:pPr>
                   <w:r>
                     <w:rPr>
@@ -9038,11 +8969,10 @@
                 </w:tcPr>
                 <w:p>
                   <w:pPr>
+                    <w:keepNext/>
                     <w:framePr w:hSpace="180" w:wrap="around" w:vAnchor="page" w:hAnchor="margin" w:xAlign="center" w:y="3301"/>
                     <w:bidi w:val="0"/>
                     <w:jc w:val="left"/>
-                    <w:keepNext/>
-                    <w:spacing w:after="0" w:line="240" w:lineRule="auto"/>
                   </w:pPr>
                   <w:r>
                     <w:rPr>
@@ -9058,11 +8988,10 @@
                 </w:tcPr>
                 <w:p>
                   <w:pPr>
+                    <w:keepNext/>
                     <w:framePr w:hSpace="180" w:wrap="around" w:vAnchor="page" w:hAnchor="margin" w:xAlign="center" w:y="3301"/>
                     <w:bidi w:val="0"/>
                     <w:jc w:val="left"/>
-                    <w:keepNext/>
-                    <w:spacing w:after="0" w:line="240" w:lineRule="auto"/>
                   </w:pPr>
                   <w:r>
                     <w:rPr>
@@ -9078,11 +9007,10 @@
                 </w:tcPr>
                 <w:p>
                   <w:pPr>
+                    <w:keepNext/>
                     <w:framePr w:hSpace="180" w:wrap="around" w:vAnchor="page" w:hAnchor="margin" w:xAlign="center" w:y="3301"/>
                     <w:bidi w:val="0"/>
                     <w:jc w:val="left"/>
-                    <w:keepNext/>
-                    <w:spacing w:after="0" w:line="240" w:lineRule="auto"/>
                   </w:pPr>
                   <w:r>
                     <w:rPr>
@@ -9098,11 +9026,10 @@
                 </w:tcPr>
                 <w:p>
                   <w:pPr>
+                    <w:keepNext/>
                     <w:framePr w:hSpace="180" w:wrap="around" w:vAnchor="page" w:hAnchor="margin" w:xAlign="center" w:y="3301"/>
                     <w:bidi w:val="0"/>
                     <w:jc w:val="left"/>
-                    <w:keepNext/>
-                    <w:spacing w:after="0" w:line="240" w:lineRule="auto"/>
                   </w:pPr>
                   <w:r>
                     <w:rPr>
@@ -9118,11 +9045,10 @@
                 </w:tcPr>
                 <w:p>
                   <w:pPr>
+                    <w:keepNext/>
                     <w:framePr w:hSpace="180" w:wrap="around" w:vAnchor="page" w:hAnchor="margin" w:xAlign="center" w:y="3301"/>
                     <w:bidi w:val="0"/>
                     <w:jc w:val="left"/>
-                    <w:keepNext/>
-                    <w:spacing w:after="0" w:line="240" w:lineRule="auto"/>
                   </w:pPr>
                   <w:r>
                     <w:rPr>
@@ -9140,11 +9066,10 @@
                 </w:tcPr>
                 <w:p>
                   <w:pPr>
+                    <w:keepNext/>
                     <w:framePr w:hSpace="180" w:wrap="around" w:vAnchor="page" w:hAnchor="margin" w:xAlign="center" w:y="3301"/>
                     <w:bidi w:val="0"/>
                     <w:jc w:val="left"/>
-                    <w:keepNext/>
-                    <w:spacing w:after="0" w:line="240" w:lineRule="auto"/>
                   </w:pPr>
                   <w:r>
                     <w:rPr>
@@ -9160,11 +9085,10 @@
                 </w:tcPr>
                 <w:p>
                   <w:pPr>
+                    <w:keepNext/>
                     <w:framePr w:hSpace="180" w:wrap="around" w:vAnchor="page" w:hAnchor="margin" w:xAlign="center" w:y="3301"/>
                     <w:bidi w:val="0"/>
                     <w:jc w:val="left"/>
-                    <w:keepNext/>
-                    <w:spacing w:after="0" w:line="240" w:lineRule="auto"/>
                   </w:pPr>
                   <w:r>
                     <w:rPr>
@@ -9180,11 +9104,10 @@
                 </w:tcPr>
                 <w:p>
                   <w:pPr>
+                    <w:keepNext/>
                     <w:framePr w:hSpace="180" w:wrap="around" w:vAnchor="page" w:hAnchor="margin" w:xAlign="center" w:y="3301"/>
                     <w:bidi w:val="0"/>
                     <w:jc w:val="left"/>
-                    <w:keepNext/>
-                    <w:spacing w:after="0" w:line="240" w:lineRule="auto"/>
                   </w:pPr>
                   <w:r>
                     <w:rPr>
@@ -9200,11 +9123,10 @@
                 </w:tcPr>
                 <w:p>
                   <w:pPr>
+                    <w:keepNext/>
                     <w:framePr w:hSpace="180" w:wrap="around" w:vAnchor="page" w:hAnchor="margin" w:xAlign="center" w:y="3301"/>
                     <w:bidi w:val="0"/>
                     <w:jc w:val="left"/>
-                    <w:keepNext/>
-                    <w:spacing w:after="0" w:line="240" w:lineRule="auto"/>
                   </w:pPr>
                   <w:r>
                     <w:rPr>
@@ -9220,11 +9142,10 @@
                 </w:tcPr>
                 <w:p>
                   <w:pPr>
+                    <w:keepNext/>
                     <w:framePr w:hSpace="180" w:wrap="around" w:vAnchor="page" w:hAnchor="margin" w:xAlign="center" w:y="3301"/>
                     <w:bidi w:val="0"/>
                     <w:jc w:val="left"/>
-                    <w:keepNext/>
-                    <w:spacing w:after="0" w:line="240" w:lineRule="auto"/>
                   </w:pPr>
                   <w:r>
                     <w:rPr>
@@ -9240,11 +9161,10 @@
                 </w:tcPr>
                 <w:p>
                   <w:pPr>
+                    <w:keepNext/>
                     <w:framePr w:hSpace="180" w:wrap="around" w:vAnchor="page" w:hAnchor="margin" w:xAlign="center" w:y="3301"/>
                     <w:bidi w:val="0"/>
                     <w:jc w:val="left"/>
-                    <w:keepNext/>
-                    <w:spacing w:after="0" w:line="240" w:lineRule="auto"/>
                   </w:pPr>
                   <w:r>
                     <w:rPr>
@@ -9262,11 +9182,10 @@
                 </w:tcPr>
                 <w:p>
                   <w:pPr>
+                    <w:keepNext/>
                     <w:framePr w:hSpace="180" w:wrap="around" w:vAnchor="page" w:hAnchor="margin" w:xAlign="center" w:y="3301"/>
                     <w:bidi w:val="0"/>
                     <w:jc w:val="left"/>
-                    <w:keepNext/>
-                    <w:spacing w:after="0" w:line="240" w:lineRule="auto"/>
                   </w:pPr>
                   <w:r>
                     <w:rPr>
@@ -9282,11 +9201,10 @@
                 </w:tcPr>
                 <w:p>
                   <w:pPr>
+                    <w:keepNext/>
                     <w:framePr w:hSpace="180" w:wrap="around" w:vAnchor="page" w:hAnchor="margin" w:xAlign="center" w:y="3301"/>
                     <w:bidi w:val="0"/>
                     <w:jc w:val="left"/>
-                    <w:keepNext/>
-                    <w:spacing w:after="0" w:line="240" w:lineRule="auto"/>
                   </w:pPr>
                   <w:r>
                     <w:rPr>
@@ -9302,11 +9220,10 @@
                 </w:tcPr>
                 <w:p>
                   <w:pPr>
+                    <w:keepNext/>
                     <w:framePr w:hSpace="180" w:wrap="around" w:vAnchor="page" w:hAnchor="margin" w:xAlign="center" w:y="3301"/>
                     <w:bidi w:val="0"/>
                     <w:jc w:val="left"/>
-                    <w:keepNext/>
-                    <w:spacing w:after="0" w:line="240" w:lineRule="auto"/>
                   </w:pPr>
                   <w:r>
                     <w:rPr>
@@ -9322,11 +9239,10 @@
                 </w:tcPr>
                 <w:p>
                   <w:pPr>
+                    <w:keepNext/>
                     <w:framePr w:hSpace="180" w:wrap="around" w:vAnchor="page" w:hAnchor="margin" w:xAlign="center" w:y="3301"/>
                     <w:bidi w:val="0"/>
                     <w:jc w:val="left"/>
-                    <w:keepNext/>
-                    <w:spacing w:after="0" w:line="240" w:lineRule="auto"/>
                   </w:pPr>
                   <w:r>
                     <w:rPr>
@@ -9342,11 +9258,10 @@
                 </w:tcPr>
                 <w:p>
                   <w:pPr>
+                    <w:keepNext/>
                     <w:framePr w:hSpace="180" w:wrap="around" w:vAnchor="page" w:hAnchor="margin" w:xAlign="center" w:y="3301"/>
                     <w:bidi w:val="0"/>
                     <w:jc w:val="left"/>
-                    <w:keepNext/>
-                    <w:spacing w:after="0" w:line="240" w:lineRule="auto"/>
                   </w:pPr>
                   <w:r>
                     <w:rPr>
@@ -9362,11 +9277,10 @@
                 </w:tcPr>
                 <w:p>
                   <w:pPr>
+                    <w:keepNext/>
                     <w:framePr w:hSpace="180" w:wrap="around" w:vAnchor="page" w:hAnchor="margin" w:xAlign="center" w:y="3301"/>
                     <w:bidi w:val="0"/>
                     <w:jc w:val="left"/>
-                    <w:keepNext/>
-                    <w:spacing w:after="0" w:line="240" w:lineRule="auto"/>
                   </w:pPr>
                   <w:r>
                     <w:rPr>
@@ -9384,11 +9298,10 @@
                 </w:tcPr>
                 <w:p>
                   <w:pPr>
+                    <w:keepNext/>
                     <w:framePr w:hSpace="180" w:wrap="around" w:vAnchor="page" w:hAnchor="margin" w:xAlign="center" w:y="3301"/>
                     <w:bidi w:val="0"/>
                     <w:jc w:val="left"/>
-                    <w:keepNext/>
-                    <w:spacing w:after="0" w:line="240" w:lineRule="auto"/>
                   </w:pPr>
                   <w:r>
                     <w:rPr>
@@ -9404,11 +9317,10 @@
                 </w:tcPr>
                 <w:p>
                   <w:pPr>
+                    <w:keepNext/>
                     <w:framePr w:hSpace="180" w:wrap="around" w:vAnchor="page" w:hAnchor="margin" w:xAlign="center" w:y="3301"/>
                     <w:bidi w:val="0"/>
                     <w:jc w:val="left"/>
-                    <w:keepNext/>
-                    <w:spacing w:after="0" w:line="240" w:lineRule="auto"/>
                   </w:pPr>
                   <w:r>
                     <w:rPr>
@@ -9424,11 +9336,10 @@
                 </w:tcPr>
                 <w:p>
                   <w:pPr>
+                    <w:keepNext/>
                     <w:framePr w:hSpace="180" w:wrap="around" w:vAnchor="page" w:hAnchor="margin" w:xAlign="center" w:y="3301"/>
                     <w:bidi w:val="0"/>
                     <w:jc w:val="left"/>
-                    <w:keepNext/>
-                    <w:spacing w:after="0" w:line="240" w:lineRule="auto"/>
                   </w:pPr>
                   <w:r>
                     <w:rPr>
@@ -9444,11 +9355,10 @@
                 </w:tcPr>
                 <w:p>
                   <w:pPr>
+                    <w:keepNext/>
                     <w:framePr w:hSpace="180" w:wrap="around" w:vAnchor="page" w:hAnchor="margin" w:xAlign="center" w:y="3301"/>
                     <w:bidi w:val="0"/>
                     <w:jc w:val="left"/>
-                    <w:keepNext/>
-                    <w:spacing w:after="0" w:line="240" w:lineRule="auto"/>
                   </w:pPr>
                   <w:r>
                     <w:rPr>
@@ -9464,11 +9374,10 @@
                 </w:tcPr>
                 <w:p>
                   <w:pPr>
+                    <w:keepNext/>
                     <w:framePr w:hSpace="180" w:wrap="around" w:vAnchor="page" w:hAnchor="margin" w:xAlign="center" w:y="3301"/>
                     <w:bidi w:val="0"/>
                     <w:jc w:val="left"/>
-                    <w:keepNext/>
-                    <w:spacing w:after="0" w:line="240" w:lineRule="auto"/>
                   </w:pPr>
                   <w:r>
                     <w:rPr>
@@ -9484,11 +9393,10 @@
                 </w:tcPr>
                 <w:p>
                   <w:pPr>
+                    <w:keepNext/>
                     <w:framePr w:hSpace="180" w:wrap="around" w:vAnchor="page" w:hAnchor="margin" w:xAlign="center" w:y="3301"/>
                     <w:bidi w:val="0"/>
                     <w:jc w:val="left"/>
-                    <w:keepNext/>
-                    <w:spacing w:after="0" w:line="240" w:lineRule="auto"/>
                   </w:pPr>
                   <w:r>
                     <w:rPr>
@@ -9506,11 +9414,10 @@
                 </w:tcPr>
                 <w:p>
                   <w:pPr>
+                    <w:keepNext/>
                     <w:framePr w:hSpace="180" w:wrap="around" w:vAnchor="page" w:hAnchor="margin" w:xAlign="center" w:y="3301"/>
                     <w:bidi w:val="0"/>
                     <w:jc w:val="left"/>
-                    <w:keepNext/>
-                    <w:spacing w:after="0" w:line="240" w:lineRule="auto"/>
                   </w:pPr>
                   <w:r>
                     <w:rPr>
@@ -9526,11 +9433,10 @@
                 </w:tcPr>
                 <w:p>
                   <w:pPr>
+                    <w:keepNext/>
                     <w:framePr w:hSpace="180" w:wrap="around" w:vAnchor="page" w:hAnchor="margin" w:xAlign="center" w:y="3301"/>
                     <w:bidi w:val="0"/>
                     <w:jc w:val="left"/>
-                    <w:keepNext/>
-                    <w:spacing w:after="0" w:line="240" w:lineRule="auto"/>
                   </w:pPr>
                   <w:r>
                     <w:rPr>
@@ -9546,11 +9452,10 @@
                 </w:tcPr>
                 <w:p>
                   <w:pPr>
+                    <w:keepNext/>
                     <w:framePr w:hSpace="180" w:wrap="around" w:vAnchor="page" w:hAnchor="margin" w:xAlign="center" w:y="3301"/>
                     <w:bidi w:val="0"/>
                     <w:jc w:val="left"/>
-                    <w:keepNext/>
-                    <w:spacing w:after="0" w:line="240" w:lineRule="auto"/>
                   </w:pPr>
                   <w:r>
                     <w:rPr>
@@ -9566,11 +9471,10 @@
                 </w:tcPr>
                 <w:p>
                   <w:pPr>
+                    <w:keepNext/>
                     <w:framePr w:hSpace="180" w:wrap="around" w:vAnchor="page" w:hAnchor="margin" w:xAlign="center" w:y="3301"/>
                     <w:bidi w:val="0"/>
                     <w:jc w:val="left"/>
-                    <w:keepNext/>
-                    <w:spacing w:after="0" w:line="240" w:lineRule="auto"/>
                   </w:pPr>
                   <w:r>
                     <w:rPr>
@@ -9586,11 +9490,10 @@
                 </w:tcPr>
                 <w:p>
                   <w:pPr>
+                    <w:keepNext/>
                     <w:framePr w:hSpace="180" w:wrap="around" w:vAnchor="page" w:hAnchor="margin" w:xAlign="center" w:y="3301"/>
                     <w:bidi w:val="0"/>
                     <w:jc w:val="left"/>
-                    <w:keepNext/>
-                    <w:spacing w:after="0" w:line="240" w:lineRule="auto"/>
                   </w:pPr>
                   <w:r>
                     <w:rPr>
@@ -9606,11 +9509,10 @@
                 </w:tcPr>
                 <w:p>
                   <w:pPr>
+                    <w:keepNext/>
                     <w:framePr w:hSpace="180" w:wrap="around" w:vAnchor="page" w:hAnchor="margin" w:xAlign="center" w:y="3301"/>
                     <w:bidi w:val="0"/>
                     <w:jc w:val="left"/>
-                    <w:keepNext/>
-                    <w:spacing w:after="0" w:line="240" w:lineRule="auto"/>
                   </w:pPr>
                   <w:r>
                     <w:rPr>
@@ -9628,11 +9530,10 @@
                 </w:tcPr>
                 <w:p>
                   <w:pPr>
+                    <w:keepNext/>
                     <w:framePr w:hSpace="180" w:wrap="around" w:vAnchor="page" w:hAnchor="margin" w:xAlign="center" w:y="3301"/>
                     <w:bidi w:val="0"/>
                     <w:jc w:val="left"/>
-                    <w:keepNext/>
-                    <w:spacing w:after="0" w:line="240" w:lineRule="auto"/>
                   </w:pPr>
                   <w:r>
                     <w:rPr>
@@ -9648,11 +9549,10 @@
                 </w:tcPr>
                 <w:p>
                   <w:pPr>
+                    <w:keepNext/>
                     <w:framePr w:hSpace="180" w:wrap="around" w:vAnchor="page" w:hAnchor="margin" w:xAlign="center" w:y="3301"/>
                     <w:bidi w:val="0"/>
                     <w:jc w:val="left"/>
-                    <w:keepNext/>
-                    <w:spacing w:after="0" w:line="240" w:lineRule="auto"/>
                   </w:pPr>
                   <w:r>
                     <w:rPr>
@@ -9668,11 +9568,10 @@
                 </w:tcPr>
                 <w:p>
                   <w:pPr>
+                    <w:keepNext/>
                     <w:framePr w:hSpace="180" w:wrap="around" w:vAnchor="page" w:hAnchor="margin" w:xAlign="center" w:y="3301"/>
                     <w:bidi w:val="0"/>
                     <w:jc w:val="left"/>
-                    <w:keepNext/>
-                    <w:spacing w:after="0" w:line="240" w:lineRule="auto"/>
                   </w:pPr>
                   <w:r>
                     <w:rPr>
@@ -9688,11 +9587,10 @@
                 </w:tcPr>
                 <w:p>
                   <w:pPr>
+                    <w:keepNext/>
                     <w:framePr w:hSpace="180" w:wrap="around" w:vAnchor="page" w:hAnchor="margin" w:xAlign="center" w:y="3301"/>
                     <w:bidi w:val="0"/>
                     <w:jc w:val="left"/>
-                    <w:keepNext/>
-                    <w:spacing w:after="0" w:line="240" w:lineRule="auto"/>
                   </w:pPr>
                   <w:r>
                     <w:rPr>
@@ -9708,11 +9606,10 @@
                 </w:tcPr>
                 <w:p>
                   <w:pPr>
+                    <w:keepNext/>
                     <w:framePr w:hSpace="180" w:wrap="around" w:vAnchor="page" w:hAnchor="margin" w:xAlign="center" w:y="3301"/>
                     <w:bidi w:val="0"/>
                     <w:jc w:val="left"/>
-                    <w:keepNext/>
-                    <w:spacing w:after="0" w:line="240" w:lineRule="auto"/>
                   </w:pPr>
                   <w:r>
                     <w:rPr>
@@ -9728,11 +9625,10 @@
                 </w:tcPr>
                 <w:p>
                   <w:pPr>
+                    <w:keepNext/>
                     <w:framePr w:hSpace="180" w:wrap="around" w:vAnchor="page" w:hAnchor="margin" w:xAlign="center" w:y="3301"/>
                     <w:bidi w:val="0"/>
                     <w:jc w:val="left"/>
-                    <w:keepNext/>
-                    <w:spacing w:after="0" w:line="240" w:lineRule="auto"/>
                   </w:pPr>
                   <w:r>
                     <w:rPr>
@@ -9750,11 +9646,10 @@
                 </w:tcPr>
                 <w:p>
                   <w:pPr>
+                    <w:keepNext/>
                     <w:framePr w:hSpace="180" w:wrap="around" w:vAnchor="page" w:hAnchor="margin" w:xAlign="center" w:y="3301"/>
                     <w:bidi w:val="0"/>
                     <w:jc w:val="left"/>
-                    <w:keepNext/>
-                    <w:spacing w:after="0" w:line="240" w:lineRule="auto"/>
                   </w:pPr>
                   <w:r>
                     <w:rPr>
@@ -9770,11 +9665,10 @@
                 </w:tcPr>
                 <w:p>
                   <w:pPr>
+                    <w:keepNext/>
                     <w:framePr w:hSpace="180" w:wrap="around" w:vAnchor="page" w:hAnchor="margin" w:xAlign="center" w:y="3301"/>
                     <w:bidi w:val="0"/>
                     <w:jc w:val="left"/>
-                    <w:keepNext/>
-                    <w:spacing w:after="0" w:line="240" w:lineRule="auto"/>
                   </w:pPr>
                   <w:r>
                     <w:rPr>
@@ -9790,11 +9684,10 @@
                 </w:tcPr>
                 <w:p>
                   <w:pPr>
+                    <w:keepNext/>
                     <w:framePr w:hSpace="180" w:wrap="around" w:vAnchor="page" w:hAnchor="margin" w:xAlign="center" w:y="3301"/>
                     <w:bidi w:val="0"/>
                     <w:jc w:val="left"/>
-                    <w:keepNext/>
-                    <w:spacing w:after="0" w:line="240" w:lineRule="auto"/>
                   </w:pPr>
                   <w:r>
                     <w:rPr>
@@ -9810,11 +9703,10 @@
                 </w:tcPr>
                 <w:p>
                   <w:pPr>
+                    <w:keepNext/>
                     <w:framePr w:hSpace="180" w:wrap="around" w:vAnchor="page" w:hAnchor="margin" w:xAlign="center" w:y="3301"/>
                     <w:bidi w:val="0"/>
                     <w:jc w:val="left"/>
-                    <w:keepNext/>
-                    <w:spacing w:after="0" w:line="240" w:lineRule="auto"/>
                   </w:pPr>
                   <w:r>
                     <w:rPr>
@@ -9830,11 +9722,10 @@
                 </w:tcPr>
                 <w:p>
                   <w:pPr>
+                    <w:keepNext/>
                     <w:framePr w:hSpace="180" w:wrap="around" w:vAnchor="page" w:hAnchor="margin" w:xAlign="center" w:y="3301"/>
                     <w:bidi w:val="0"/>
                     <w:jc w:val="left"/>
-                    <w:keepNext/>
-                    <w:spacing w:after="0" w:line="240" w:lineRule="auto"/>
                   </w:pPr>
                   <w:r>
                     <w:rPr>
@@ -9850,11 +9741,10 @@
                 </w:tcPr>
                 <w:p>
                   <w:pPr>
+                    <w:keepNext/>
                     <w:framePr w:hSpace="180" w:wrap="around" w:vAnchor="page" w:hAnchor="margin" w:xAlign="center" w:y="3301"/>
                     <w:bidi w:val="0"/>
                     <w:jc w:val="left"/>
-                    <w:keepNext/>
-                    <w:spacing w:after="0" w:line="240" w:lineRule="auto"/>
                   </w:pPr>
                   <w:r>
                     <w:rPr>
@@ -9872,11 +9762,10 @@
                 </w:tcPr>
                 <w:p>
                   <w:pPr>
+                    <w:keepNext/>
                     <w:framePr w:hSpace="180" w:wrap="around" w:vAnchor="page" w:hAnchor="margin" w:xAlign="center" w:y="3301"/>
                     <w:bidi w:val="0"/>
                     <w:jc w:val="left"/>
-                    <w:keepNext/>
-                    <w:spacing w:after="0" w:line="240" w:lineRule="auto"/>
                   </w:pPr>
                   <w:r>
                     <w:rPr>
@@ -9892,11 +9781,10 @@
                 </w:tcPr>
                 <w:p>
                   <w:pPr>
+                    <w:keepNext/>
                     <w:framePr w:hSpace="180" w:wrap="around" w:vAnchor="page" w:hAnchor="margin" w:xAlign="center" w:y="3301"/>
                     <w:bidi w:val="0"/>
                     <w:jc w:val="left"/>
-                    <w:keepNext/>
-                    <w:spacing w:after="0" w:line="240" w:lineRule="auto"/>
                   </w:pPr>
                   <w:r>
                     <w:rPr>
@@ -9912,11 +9800,10 @@
                 </w:tcPr>
                 <w:p>
                   <w:pPr>
+                    <w:keepNext/>
                     <w:framePr w:hSpace="180" w:wrap="around" w:vAnchor="page" w:hAnchor="margin" w:xAlign="center" w:y="3301"/>
                     <w:bidi w:val="0"/>
                     <w:jc w:val="left"/>
-                    <w:keepNext/>
-                    <w:spacing w:after="0" w:line="240" w:lineRule="auto"/>
                   </w:pPr>
                   <w:r>
                     <w:rPr>
@@ -9932,11 +9819,10 @@
                 </w:tcPr>
                 <w:p>
                   <w:pPr>
+                    <w:keepNext/>
                     <w:framePr w:hSpace="180" w:wrap="around" w:vAnchor="page" w:hAnchor="margin" w:xAlign="center" w:y="3301"/>
                     <w:bidi w:val="0"/>
                     <w:jc w:val="left"/>
-                    <w:keepNext/>
-                    <w:spacing w:after="0" w:line="240" w:lineRule="auto"/>
                   </w:pPr>
                   <w:r>
                     <w:rPr>
@@ -9952,11 +9838,10 @@
                 </w:tcPr>
                 <w:p>
                   <w:pPr>
+                    <w:keepNext/>
                     <w:framePr w:hSpace="180" w:wrap="around" w:vAnchor="page" w:hAnchor="margin" w:xAlign="center" w:y="3301"/>
                     <w:bidi w:val="0"/>
                     <w:jc w:val="left"/>
-                    <w:keepNext/>
-                    <w:spacing w:after="0" w:line="240" w:lineRule="auto"/>
                   </w:pPr>
                   <w:r>
                     <w:rPr>
@@ -9972,11 +9857,10 @@
                 </w:tcPr>
                 <w:p>
                   <w:pPr>
+                    <w:keepNext/>
                     <w:framePr w:hSpace="180" w:wrap="around" w:vAnchor="page" w:hAnchor="margin" w:xAlign="center" w:y="3301"/>
                     <w:bidi w:val="0"/>
                     <w:jc w:val="left"/>
-                    <w:keepNext/>
-                    <w:spacing w:after="0" w:line="240" w:lineRule="auto"/>
                   </w:pPr>
                   <w:r>
                     <w:rPr>
@@ -9994,11 +9878,10 @@
                 </w:tcPr>
                 <w:p>
                   <w:pPr>
+                    <w:keepNext/>
                     <w:framePr w:hSpace="180" w:wrap="around" w:vAnchor="page" w:hAnchor="margin" w:xAlign="center" w:y="3301"/>
                     <w:bidi w:val="0"/>
                     <w:jc w:val="left"/>
-                    <w:keepNext/>
-                    <w:spacing w:after="0" w:line="240" w:lineRule="auto"/>
                   </w:pPr>
                   <w:r>
                     <w:rPr>
@@ -10014,11 +9897,10 @@
                 </w:tcPr>
                 <w:p>
                   <w:pPr>
+                    <w:keepNext/>
                     <w:framePr w:hSpace="180" w:wrap="around" w:vAnchor="page" w:hAnchor="margin" w:xAlign="center" w:y="3301"/>
                     <w:bidi w:val="0"/>
                     <w:jc w:val="left"/>
-                    <w:keepNext/>
-                    <w:spacing w:after="0" w:line="240" w:lineRule="auto"/>
                   </w:pPr>
                   <w:r>
                     <w:rPr>
@@ -10034,11 +9916,10 @@
                 </w:tcPr>
                 <w:p>
                   <w:pPr>
+                    <w:keepNext/>
                     <w:framePr w:hSpace="180" w:wrap="around" w:vAnchor="page" w:hAnchor="margin" w:xAlign="center" w:y="3301"/>
                     <w:bidi w:val="0"/>
                     <w:jc w:val="left"/>
-                    <w:keepNext/>
-                    <w:spacing w:after="0" w:line="240" w:lineRule="auto"/>
                   </w:pPr>
                   <w:r>
                     <w:rPr>
@@ -10054,11 +9935,10 @@
                 </w:tcPr>
                 <w:p>
                   <w:pPr>
+                    <w:keepNext/>
                     <w:framePr w:hSpace="180" w:wrap="around" w:vAnchor="page" w:hAnchor="margin" w:xAlign="center" w:y="3301"/>
                     <w:bidi w:val="0"/>
                     <w:jc w:val="left"/>
-                    <w:keepNext/>
-                    <w:spacing w:after="0" w:line="240" w:lineRule="auto"/>
                   </w:pPr>
                   <w:r>
                     <w:rPr>
@@ -10074,11 +9954,10 @@
                 </w:tcPr>
                 <w:p>
                   <w:pPr>
+                    <w:keepNext/>
                     <w:framePr w:hSpace="180" w:wrap="around" w:vAnchor="page" w:hAnchor="margin" w:xAlign="center" w:y="3301"/>
                     <w:bidi w:val="0"/>
                     <w:jc w:val="left"/>
-                    <w:keepNext/>
-                    <w:spacing w:after="0" w:line="240" w:lineRule="auto"/>
                   </w:pPr>
                   <w:r>
                     <w:rPr>
@@ -10094,11 +9973,10 @@
                 </w:tcPr>
                 <w:p>
                   <w:pPr>
+                    <w:keepNext/>
                     <w:framePr w:hSpace="180" w:wrap="around" w:vAnchor="page" w:hAnchor="margin" w:xAlign="center" w:y="3301"/>
                     <w:bidi w:val="0"/>
                     <w:jc w:val="left"/>
-                    <w:keepNext/>
-                    <w:spacing w:after="0" w:line="240" w:lineRule="auto"/>
                   </w:pPr>
                   <w:r>
                     <w:rPr>
@@ -10116,11 +9994,10 @@
                 </w:tcPr>
                 <w:p>
                   <w:pPr>
+                    <w:keepNext/>
                     <w:framePr w:hSpace="180" w:wrap="around" w:vAnchor="page" w:hAnchor="margin" w:xAlign="center" w:y="3301"/>
                     <w:bidi w:val="0"/>
                     <w:jc w:val="left"/>
-                    <w:keepNext/>
-                    <w:spacing w:after="0" w:line="240" w:lineRule="auto"/>
                   </w:pPr>
                   <w:r>
                     <w:rPr>
@@ -10136,11 +10013,10 @@
                 </w:tcPr>
                 <w:p>
                   <w:pPr>
+                    <w:keepNext/>
                     <w:framePr w:hSpace="180" w:wrap="around" w:vAnchor="page" w:hAnchor="margin" w:xAlign="center" w:y="3301"/>
                     <w:bidi w:val="0"/>
                     <w:jc w:val="left"/>
-                    <w:keepNext/>
-                    <w:spacing w:after="0" w:line="240" w:lineRule="auto"/>
                   </w:pPr>
                   <w:r>
                     <w:rPr>
@@ -10156,11 +10032,10 @@
                 </w:tcPr>
                 <w:p>
                   <w:pPr>
+                    <w:keepNext/>
                     <w:framePr w:hSpace="180" w:wrap="around" w:vAnchor="page" w:hAnchor="margin" w:xAlign="center" w:y="3301"/>
                     <w:bidi w:val="0"/>
                     <w:jc w:val="left"/>
-                    <w:keepNext/>
-                    <w:spacing w:after="0" w:line="240" w:lineRule="auto"/>
                   </w:pPr>
                   <w:r>
                     <w:rPr>
@@ -10176,11 +10051,10 @@
                 </w:tcPr>
                 <w:p>
                   <w:pPr>
+                    <w:keepNext/>
                     <w:framePr w:hSpace="180" w:wrap="around" w:vAnchor="page" w:hAnchor="margin" w:xAlign="center" w:y="3301"/>
                     <w:bidi w:val="0"/>
                     <w:jc w:val="left"/>
-                    <w:keepNext/>
-                    <w:spacing w:after="0" w:line="240" w:lineRule="auto"/>
                   </w:pPr>
                   <w:r>
                     <w:rPr>
@@ -10196,11 +10070,10 @@
                 </w:tcPr>
                 <w:p>
                   <w:pPr>
+                    <w:keepNext/>
                     <w:framePr w:hSpace="180" w:wrap="around" w:vAnchor="page" w:hAnchor="margin" w:xAlign="center" w:y="3301"/>
                     <w:bidi w:val="0"/>
                     <w:jc w:val="left"/>
-                    <w:keepNext/>
-                    <w:spacing w:after="0" w:line="240" w:lineRule="auto"/>
                   </w:pPr>
                   <w:r>
                     <w:rPr>
@@ -10216,11 +10089,10 @@
                 </w:tcPr>
                 <w:p>
                   <w:pPr>
+                    <w:keepNext/>
                     <w:framePr w:hSpace="180" w:wrap="around" w:vAnchor="page" w:hAnchor="margin" w:xAlign="center" w:y="3301"/>
                     <w:bidi w:val="0"/>
                     <w:jc w:val="left"/>
-                    <w:keepNext/>
-                    <w:spacing w:after="0" w:line="240" w:lineRule="auto"/>
                   </w:pPr>
                   <w:r>
                     <w:rPr>
@@ -10238,11 +10110,10 @@
                 </w:tcPr>
                 <w:p>
                   <w:pPr>
+                    <w:keepNext/>
                     <w:framePr w:hSpace="180" w:wrap="around" w:vAnchor="page" w:hAnchor="margin" w:xAlign="center" w:y="3301"/>
                     <w:bidi w:val="0"/>
                     <w:jc w:val="left"/>
-                    <w:keepNext/>
-                    <w:spacing w:after="0" w:line="240" w:lineRule="auto"/>
                   </w:pPr>
                   <w:r>
                     <w:rPr>
@@ -10258,11 +10129,10 @@
                 </w:tcPr>
                 <w:p>
                   <w:pPr>
+                    <w:keepNext/>
                     <w:framePr w:hSpace="180" w:wrap="around" w:vAnchor="page" w:hAnchor="margin" w:xAlign="center" w:y="3301"/>
                     <w:bidi w:val="0"/>
                     <w:jc w:val="left"/>
-                    <w:keepNext/>
-                    <w:spacing w:after="0" w:line="240" w:lineRule="auto"/>
                   </w:pPr>
                   <w:r>
                     <w:rPr>
@@ -10278,11 +10148,10 @@
                 </w:tcPr>
                 <w:p>
                   <w:pPr>
+                    <w:keepNext/>
                     <w:framePr w:hSpace="180" w:wrap="around" w:vAnchor="page" w:hAnchor="margin" w:xAlign="center" w:y="3301"/>
                     <w:bidi w:val="0"/>
                     <w:jc w:val="left"/>
-                    <w:keepNext/>
-                    <w:spacing w:after="0" w:line="240" w:lineRule="auto"/>
                   </w:pPr>
                   <w:r>
                     <w:rPr>
@@ -10298,11 +10167,10 @@
                 </w:tcPr>
                 <w:p>
                   <w:pPr>
+                    <w:keepNext/>
                     <w:framePr w:hSpace="180" w:wrap="around" w:vAnchor="page" w:hAnchor="margin" w:xAlign="center" w:y="3301"/>
                     <w:bidi w:val="0"/>
                     <w:jc w:val="left"/>
-                    <w:keepNext/>
-                    <w:spacing w:after="0" w:line="240" w:lineRule="auto"/>
                   </w:pPr>
                   <w:r>
                     <w:rPr>
@@ -10318,11 +10186,10 @@
                 </w:tcPr>
                 <w:p>
                   <w:pPr>
+                    <w:keepNext/>
                     <w:framePr w:hSpace="180" w:wrap="around" w:vAnchor="page" w:hAnchor="margin" w:xAlign="center" w:y="3301"/>
                     <w:bidi w:val="0"/>
                     <w:jc w:val="left"/>
-                    <w:keepNext/>
-                    <w:spacing w:after="0" w:line="240" w:lineRule="auto"/>
                   </w:pPr>
                   <w:r>
                     <w:rPr>
@@ -10338,11 +10205,10 @@
                 </w:tcPr>
                 <w:p>
                   <w:pPr>
+                    <w:keepNext/>
                     <w:framePr w:hSpace="180" w:wrap="around" w:vAnchor="page" w:hAnchor="margin" w:xAlign="center" w:y="3301"/>
                     <w:bidi w:val="0"/>
                     <w:jc w:val="left"/>
-                    <w:keepNext/>
-                    <w:spacing w:after="0" w:line="240" w:lineRule="auto"/>
                   </w:pPr>
                   <w:r>
                     <w:rPr>
@@ -10363,7 +10229,6 @@
                     <w:framePr w:hSpace="180" w:wrap="around" w:vAnchor="page" w:hAnchor="margin" w:xAlign="center" w:y="3301"/>
                     <w:bidi w:val="0"/>
                     <w:jc w:val="left"/>
-                    <w:spacing w:after="0" w:line="240" w:lineRule="auto"/>
                   </w:pPr>
                   <w:r>
                     <w:rPr>
@@ -10382,7 +10247,6 @@
                     <w:framePr w:hSpace="180" w:wrap="around" w:vAnchor="page" w:hAnchor="margin" w:xAlign="center" w:y="3301"/>
                     <w:bidi w:val="0"/>
                     <w:jc w:val="left"/>
-                    <w:spacing w:after="0" w:line="240" w:lineRule="auto"/>
                   </w:pPr>
                   <w:r>
                     <w:rPr>
@@ -10401,7 +10265,6 @@
                     <w:framePr w:hSpace="180" w:wrap="around" w:vAnchor="page" w:hAnchor="margin" w:xAlign="center" w:y="3301"/>
                     <w:bidi w:val="0"/>
                     <w:jc w:val="left"/>
-                    <w:spacing w:after="0" w:line="240" w:lineRule="auto"/>
                   </w:pPr>
                   <w:r>
                     <w:rPr>
@@ -10420,7 +10283,6 @@
                     <w:framePr w:hSpace="180" w:wrap="around" w:vAnchor="page" w:hAnchor="margin" w:xAlign="center" w:y="3301"/>
                     <w:bidi w:val="0"/>
                     <w:jc w:val="left"/>
-                    <w:spacing w:after="0" w:line="240" w:lineRule="auto"/>
                   </w:pPr>
                   <w:r>
                     <w:rPr>
@@ -10439,7 +10301,6 @@
                     <w:framePr w:hSpace="180" w:wrap="around" w:vAnchor="page" w:hAnchor="margin" w:xAlign="center" w:y="3301"/>
                     <w:bidi w:val="0"/>
                     <w:jc w:val="left"/>
-                    <w:spacing w:after="0" w:line="240" w:lineRule="auto"/>
                   </w:pPr>
                   <w:r>
                     <w:rPr>
@@ -10458,7 +10319,6 @@
                     <w:framePr w:hSpace="180" w:wrap="around" w:vAnchor="page" w:hAnchor="margin" w:xAlign="center" w:y="3301"/>
                     <w:bidi w:val="0"/>
                     <w:jc w:val="left"/>
-                    <w:spacing w:after="0" w:line="240" w:lineRule="auto"/>
                   </w:pPr>
                   <w:r>
                     <w:rPr>
@@ -10805,6 +10665,7 @@
                 <w:b/>
                 <w:sz w:val="24"/>
               </w:rPr>
+              <w:lastRenderedPageBreak/>
               <w:t xml:space="preserve">Hashing: </w:t>
             </w:r>
             <w:r>
@@ -10854,11 +10715,6 @@
                 <w:sz w:val="24"/>
               </w:rPr>
               <w:t>Compliance: aligned to the NCA Secure Application Development Standard, with ECC and OWASP baselines, and to the Saudi Personal Data Protection Law (PDPL). A documented gap analysis drives the remediation programme.</w:t>
-            </w:r>
-            <w:r>
-              <w:rPr>
-                <w:sz w:val="24"/>
-              </w:rPr>
             </w:r>
           </w:p>
           <w:p>
@@ -10941,6 +10797,7 @@
               <w:rPr>
                 <w:sz w:val="24"/>
               </w:rPr>
+              <w:lastRenderedPageBreak/>
               <w:t>Subsequent sign-in: the user submits the password, the API applies the same derivation to the submitted value and compares the result with the stored hash. On success a second factor is required, an e-mailed one-time code for visitors or a TOTP authenticator code for administrators. Only then are tokens issued.</w:t>
             </w:r>
           </w:p>
@@ -11073,6 +10930,7 @@
               <w:rPr>
                 <w:sz w:val="24"/>
               </w:rPr>
+              <w:lastRenderedPageBreak/>
               <w:t>Revocation: the user can disable biometric sign-in in the app and an administrator can revoke the device; the key record is stamped as revoked and every subsequent challenge and verification for it is refused.</w:t>
             </w:r>
           </w:p>
@@ -11237,41 +11095,41 @@
                 <w:b/>
                 <w:sz w:val="24"/>
               </w:rPr>
+              <w:t xml:space="preserve">Audit trails: </w:t>
+            </w:r>
+            <w:r>
+              <w:rPr>
+                <w:sz w:val="24"/>
+              </w:rPr>
+              <w:t>the OperationLog and RowAudit database trails provide a durable, queryable record of who did what, when, from where and with what outcome, surfaced to administrators through the Control Panel.</w:t>
+            </w:r>
+          </w:p>
+          <w:p>
+            <w:pPr>
+              <w:bidi w:val="0"/>
+              <w:spacing w:after="80"/>
+              <w:jc w:val="left"/>
+            </w:pPr>
+            <w:r>
+              <w:rPr>
+                <w:b/>
+                <w:sz w:val="24"/>
+              </w:rPr>
+              <w:t>Health and performance monitoring: the /health endpoint reports readiness. The monitoring toolchain collects system health metrics (CPU, memory, response time, throughput) and database query performance, and alerts on thresholds so degradation is detected early.</w:t>
+            </w:r>
+          </w:p>
+          <w:p>
+            <w:pPr>
+              <w:bidi w:val="0"/>
+              <w:spacing w:after="80"/>
+              <w:jc w:val="left"/>
+            </w:pPr>
+            <w:r>
+              <w:rPr>
+                <w:b/>
+                <w:sz w:val="24"/>
+              </w:rPr>
               <w:lastRenderedPageBreak/>
-              <w:t xml:space="preserve">Audit trails: </w:t>
-            </w:r>
-            <w:r>
-              <w:rPr>
-                <w:sz w:val="24"/>
-              </w:rPr>
-              <w:t>the OperationLog and RowAudit database trails provide a durable, queryable record of who did what, when, from where and with what outcome, surfaced to administrators through the Control Panel.</w:t>
-            </w:r>
-          </w:p>
-          <w:p>
-            <w:pPr>
-              <w:bidi w:val="0"/>
-              <w:spacing w:after="80"/>
-              <w:jc w:val="left"/>
-            </w:pPr>
-            <w:r>
-              <w:rPr>
-                <w:b/>
-                <w:sz w:val="24"/>
-              </w:rPr>
-              <w:t>Health and performance monitoring: the /health endpoint reports readiness. The monitoring toolchain collects system health metrics (CPU, memory, response time, throughput) and database query performance, and alerts on thresholds so degradation is detected early.</w:t>
-            </w:r>
-          </w:p>
-          <w:p>
-            <w:pPr>
-              <w:bidi w:val="0"/>
-              <w:spacing w:after="80"/>
-              <w:jc w:val="left"/>
-            </w:pPr>
-            <w:r>
-              <w:rPr>
-                <w:b/>
-                <w:sz w:val="24"/>
-              </w:rPr>
               <w:t xml:space="preserve">Usage monitoring: </w:t>
             </w:r>
             <w:r>
@@ -11486,7 +11344,15 @@
                 <w:b/>
                 <w:sz w:val="24"/>
               </w:rPr>
-              <w:t>Caching strategy: reference and configuration data (categories, settings, site content) is cached at the application layer to reduce database load, and static web assets are served with cache headers. A distributed cache can be added behind the existing abstractions if load testing calls for it. Session recordings and other large media are served through a caching layer in front of MinIO rather than streamed through the API nodes, so a burst of viewers consumes cache bandwidth and not API capacity.</w:t>
+              <w:t xml:space="preserve">Caching strategy: reference and configuration data (categories, settings, site content) is cached at the application layer to reduce database load, and static web assets are served with cache headers. A distributed cache can be added behind the existing abstractions if </w:t>
+            </w:r>
+            <w:r>
+              <w:rPr>
+                <w:b/>
+                <w:sz w:val="24"/>
+              </w:rPr>
+              <w:lastRenderedPageBreak/>
+              <w:t>load testing calls for it. Session recordings and other large media are served through a caching layer in front of MinIO rather than streamed through the API nodes, so a burst of viewers consumes cache bandwidth and not API capacity.</w:t>
             </w:r>
           </w:p>
           <w:p>
@@ -11800,6 +11666,7 @@
                 <w:b/>
                 <w:sz w:val="24"/>
               </w:rPr>
+              <w:lastRenderedPageBreak/>
               <w:t>Mitigation Strategies: the scaling, query, e-mail and caching measures set out in the Solution Sizing and Performance View above, and the staging load test that runs before the event.</w:t>
             </w:r>
           </w:p>
@@ -11953,7 +11820,15 @@
                 <w:b/>
                 <w:sz w:val="24"/>
               </w:rPr>
-              <w:t>Mitigation Strategies: the identity and business databases are physically separated with no cross-database foreign keys, transactions or duplicated live data, which isolates and freezes the identity surface. Atomic single-database units of work. Database-enforced keys and filtered unique indexes (for example, one active reservation per seat per session). Soft delete preserves history, so a business row is never orphaned by a deletion. A scheduled reconciliation resolves each cross-database reference and reports any business row whose identity owner is missing, so a logical foreign key cannot rot unnoticed. Every row change is captured in RowAudit with before / after images, and security-relevant events in OperationLog; both trails are append-only and carry actor and correlation ID. The persistence and enum contract surface is under a change freeze with controlled additive lifts.</w:t>
+              <w:t xml:space="preserve">Mitigation Strategies: the identity and business databases are physically separated with no cross-database foreign keys, transactions or duplicated live data, which isolates and freezes the identity surface. Atomic single-database units of work. Database-enforced keys and filtered unique indexes (for example, one active reservation per seat per session). Soft delete preserves history, so a business row is never orphaned by a deletion. A scheduled reconciliation resolves each cross-database reference and reports any business row whose identity owner is missing, so a logical foreign key cannot rot unnoticed. Every row change is captured in RowAudit with before / after </w:t>
+            </w:r>
+            <w:r>
+              <w:rPr>
+                <w:b/>
+                <w:sz w:val="24"/>
+              </w:rPr>
+              <w:lastRenderedPageBreak/>
+              <w:t>images, and security-relevant events in OperationLog; both trails are append-only and carry actor and correlation ID. The persistence and enum contract surface is under a change freeze with controlled additive lifts.</w:t>
             </w:r>
           </w:p>
         </w:tc>
@@ -12048,32 +11923,28 @@
     </w:p>
     <w:p>
       <w:pPr>
+        <w:pageBreakBefore/>
+        <w:shd w:val="clear" w:color="auto" w:fill="1F3864"/>
         <w:bidi w:val="0"/>
         <w:spacing w:before="240" w:after="120"/>
-        <w:pageBreakBefore/>
-        <w:shd w:val="clear" w:fill="1F3864"/>
         <w:jc w:val="left"/>
       </w:pPr>
       <w:r>
         <w:rPr>
-          <w:rFonts w:ascii="Sakkal Majalla" w:hAnsi="Sakkal Majalla" w:cs="Sakkal Majalla"/>
           <w:b/>
           <w:color w:val="FFFFFF"/>
-          <w:sz w:val="28"/>
         </w:rPr>
+        <w:lastRenderedPageBreak/>
         <w:t>Annex A. Technical review, summary of responses</w:t>
       </w:r>
     </w:p>
     <w:p>
       <w:pPr>
         <w:bidi w:val="0"/>
-        <w:spacing w:before="0" w:after="160"/>
         <w:jc w:val="left"/>
       </w:pPr>
       <w:r>
         <w:rPr>
-          <w:rFonts w:ascii="Sakkal Majalla" w:hAnsi="Sakkal Majalla" w:cs="Sakkal Majalla"/>
-          <w:b w:val="0"/>
           <w:sz w:val="22"/>
         </w:rPr>
         <w:t>Every point raised in the technical review of SIMF-HLD-002 (MoD HLD External v0.07) is answered inside the section of this document that owns the subject, not in an appendix. This index gives a one-line summary of each response and the section that carries it in full. Inside those sections each request is reproduced verbatim, in italic, above the response. The standalone reply is the companion document SIMF-HLD-004 Response to the Technical Review.</w:t>
@@ -12082,10 +11953,9 @@
     <w:tbl>
       <w:tblPr>
         <w:tblStyle w:val="TableGrid"/>
-        <w:tblW w:type="auto" w:w="0"/>
+        <w:tblW w:w="0" w:type="auto"/>
         <w:tblLayout w:type="fixed"/>
-        <w:tblLook w:firstColumn="1" w:firstRow="1" w:lastColumn="0" w:lastRow="0" w:noHBand="0" w:noVBand="1" w:val="04A0"/>
-        <w:tblLayout w:type="fixed"/>
+        <w:tblLook w:val="04A0" w:firstRow="1" w:lastRow="0" w:firstColumn="1" w:lastColumn="0" w:noHBand="0" w:noVBand="1"/>
       </w:tblPr>
       <w:tblGrid>
         <w:gridCol w:w="648"/>
@@ -12099,8 +11969,8 @@
         </w:trPr>
         <w:tc>
           <w:tcPr>
-            <w:tcW w:type="dxa" w:w="648"/>
-            <w:shd w:val="clear" w:fill="1F3864"/>
+            <w:tcW w:w="648" w:type="dxa"/>
+            <w:shd w:val="clear" w:color="auto" w:fill="1F3864"/>
           </w:tcPr>
           <w:p>
             <w:pPr>
@@ -12110,7 +11980,6 @@
             </w:pPr>
             <w:r>
               <w:rPr>
-                <w:rFonts w:ascii="Sakkal Majalla" w:hAnsi="Sakkal Majalla" w:cs="Sakkal Majalla"/>
                 <w:b/>
                 <w:color w:val="FFFFFF"/>
                 <w:sz w:val="18"/>
@@ -12121,8 +11990,8 @@
         </w:tc>
         <w:tc>
           <w:tcPr>
-            <w:tcW w:type="dxa" w:w="2088"/>
-            <w:shd w:val="clear" w:fill="1F3864"/>
+            <w:tcW w:w="2088" w:type="dxa"/>
+            <w:shd w:val="clear" w:color="auto" w:fill="1F3864"/>
           </w:tcPr>
           <w:p>
             <w:pPr>
@@ -12132,7 +12001,6 @@
             </w:pPr>
             <w:r>
               <w:rPr>
-                <w:rFonts w:ascii="Sakkal Majalla" w:hAnsi="Sakkal Majalla" w:cs="Sakkal Majalla"/>
                 <w:b/>
                 <w:color w:val="FFFFFF"/>
                 <w:sz w:val="18"/>
@@ -12143,8 +12011,8 @@
         </w:tc>
         <w:tc>
           <w:tcPr>
-            <w:tcW w:type="dxa" w:w="4608"/>
-            <w:shd w:val="clear" w:fill="1F3864"/>
+            <w:tcW w:w="4608" w:type="dxa"/>
+            <w:shd w:val="clear" w:color="auto" w:fill="1F3864"/>
           </w:tcPr>
           <w:p>
             <w:pPr>
@@ -12154,7 +12022,6 @@
             </w:pPr>
             <w:r>
               <w:rPr>
-                <w:rFonts w:ascii="Sakkal Majalla" w:hAnsi="Sakkal Majalla" w:cs="Sakkal Majalla"/>
                 <w:b/>
                 <w:color w:val="FFFFFF"/>
                 <w:sz w:val="18"/>
@@ -12165,8 +12032,8 @@
         </w:tc>
         <w:tc>
           <w:tcPr>
-            <w:tcW w:type="dxa" w:w="2016"/>
-            <w:shd w:val="clear" w:fill="1F3864"/>
+            <w:tcW w:w="2016" w:type="dxa"/>
+            <w:shd w:val="clear" w:color="auto" w:fill="1F3864"/>
           </w:tcPr>
           <w:p>
             <w:pPr>
@@ -12176,7 +12043,6 @@
             </w:pPr>
             <w:r>
               <w:rPr>
-                <w:rFonts w:ascii="Sakkal Majalla" w:hAnsi="Sakkal Majalla" w:cs="Sakkal Majalla"/>
                 <w:b/>
                 <w:color w:val="FFFFFF"/>
                 <w:sz w:val="18"/>
@@ -12189,7 +12055,7 @@
       <w:tr>
         <w:tc>
           <w:tcPr>
-            <w:tcW w:type="dxa" w:w="648"/>
+            <w:tcW w:w="648" w:type="dxa"/>
           </w:tcPr>
           <w:p>
             <w:pPr>
@@ -12199,8 +12065,6 @@
             </w:pPr>
             <w:r>
               <w:rPr>
-                <w:rFonts w:ascii="Sakkal Majalla" w:hAnsi="Sakkal Majalla" w:cs="Sakkal Majalla"/>
-                <w:b w:val="0"/>
                 <w:sz w:val="18"/>
               </w:rPr>
               <w:t>1</w:t>
@@ -12209,7 +12073,7 @@
         </w:tc>
         <w:tc>
           <w:tcPr>
-            <w:tcW w:type="dxa" w:w="2088"/>
+            <w:tcW w:w="2088" w:type="dxa"/>
           </w:tcPr>
           <w:p>
             <w:pPr>
@@ -12219,8 +12083,6 @@
             </w:pPr>
             <w:r>
               <w:rPr>
-                <w:rFonts w:ascii="Sakkal Majalla" w:hAnsi="Sakkal Majalla" w:cs="Sakkal Majalla"/>
-                <w:b w:val="0"/>
                 <w:sz w:val="18"/>
               </w:rPr>
               <w:t>Two tier or three tier, and tier deployment</w:t>
@@ -12229,7 +12091,7 @@
         </w:tc>
         <w:tc>
           <w:tcPr>
-            <w:tcW w:type="dxa" w:w="4608"/>
+            <w:tcW w:w="4608" w:type="dxa"/>
           </w:tcPr>
           <w:p>
             <w:pPr>
@@ -12239,8 +12101,6 @@
             </w:pPr>
             <w:r>
               <w:rPr>
-                <w:rFonts w:ascii="Sakkal Majalla" w:hAnsi="Sakkal Majalla" w:cs="Sakkal Majalla"/>
-                <w:b w:val="0"/>
                 <w:sz w:val="18"/>
               </w:rPr>
               <w:t>Three tier. Presentation, application and data tiers are separate servers in production.</w:t>
@@ -12249,7 +12109,7 @@
         </w:tc>
         <w:tc>
           <w:tcPr>
-            <w:tcW w:type="dxa" w:w="2016"/>
+            <w:tcW w:w="2016" w:type="dxa"/>
           </w:tcPr>
           <w:p>
             <w:pPr>
@@ -12259,8 +12119,6 @@
             </w:pPr>
             <w:r>
               <w:rPr>
-                <w:rFonts w:ascii="Sakkal Majalla" w:hAnsi="Sakkal Majalla" w:cs="Sakkal Majalla"/>
-                <w:b w:val="0"/>
                 <w:sz w:val="18"/>
               </w:rPr>
               <w:t>2.1 Architecture Overview</w:t>
@@ -12271,7 +12129,7 @@
       <w:tr>
         <w:tc>
           <w:tcPr>
-            <w:tcW w:type="dxa" w:w="648"/>
+            <w:tcW w:w="648" w:type="dxa"/>
           </w:tcPr>
           <w:p>
             <w:pPr>
@@ -12281,8 +12139,6 @@
             </w:pPr>
             <w:r>
               <w:rPr>
-                <w:rFonts w:ascii="Sakkal Majalla" w:hAnsi="Sakkal Majalla" w:cs="Sakkal Majalla"/>
-                <w:b w:val="0"/>
                 <w:sz w:val="18"/>
               </w:rPr>
               <w:t>2</w:t>
@@ -12291,7 +12147,7 @@
         </w:tc>
         <w:tc>
           <w:tcPr>
-            <w:tcW w:type="dxa" w:w="2088"/>
+            <w:tcW w:w="2088" w:type="dxa"/>
           </w:tcPr>
           <w:p>
             <w:pPr>
@@ -12301,8 +12157,6 @@
             </w:pPr>
             <w:r>
               <w:rPr>
-                <w:rFonts w:ascii="Sakkal Majalla" w:hAnsi="Sakkal Majalla" w:cs="Sakkal Majalla"/>
-                <w:b w:val="0"/>
                 <w:sz w:val="18"/>
               </w:rPr>
               <w:t>YouTube live stream flow</w:t>
@@ -12311,7 +12165,7 @@
         </w:tc>
         <w:tc>
           <w:tcPr>
-            <w:tcW w:type="dxa" w:w="4608"/>
+            <w:tcW w:w="4608" w:type="dxa"/>
           </w:tcPr>
           <w:p>
             <w:pPr>
@@ -12321,8 +12175,6 @@
             </w:pPr>
             <w:r>
               <w:rPr>
-                <w:rFonts w:ascii="Sakkal Majalla" w:hAnsi="Sakkal Majalla" w:cs="Sakkal Majalla"/>
-                <w:b w:val="0"/>
                 <w:sz w:val="18"/>
               </w:rPr>
               <w:t>Delivered directly from YouTube to the device. It is not routed through the backend.</w:t>
@@ -12331,7 +12183,7 @@
         </w:tc>
         <w:tc>
           <w:tcPr>
-            <w:tcW w:type="dxa" w:w="2016"/>
+            <w:tcW w:w="2016" w:type="dxa"/>
           </w:tcPr>
           <w:p>
             <w:pPr>
@@ -12341,8 +12193,6 @@
             </w:pPr>
             <w:r>
               <w:rPr>
-                <w:rFonts w:ascii="Sakkal Majalla" w:hAnsi="Sakkal Majalla" w:cs="Sakkal Majalla"/>
-                <w:b w:val="0"/>
                 <w:sz w:val="18"/>
               </w:rPr>
               <w:t>2.4 Integration and Interfaces</w:t>
@@ -12353,7 +12203,7 @@
       <w:tr>
         <w:tc>
           <w:tcPr>
-            <w:tcW w:type="dxa" w:w="648"/>
+            <w:tcW w:w="648" w:type="dxa"/>
           </w:tcPr>
           <w:p>
             <w:pPr>
@@ -12363,8 +12213,6 @@
             </w:pPr>
             <w:r>
               <w:rPr>
-                <w:rFonts w:ascii="Sakkal Majalla" w:hAnsi="Sakkal Majalla" w:cs="Sakkal Majalla"/>
-                <w:b w:val="0"/>
                 <w:sz w:val="18"/>
               </w:rPr>
               <w:t>3</w:t>
@@ -12373,7 +12221,7 @@
         </w:tc>
         <w:tc>
           <w:tcPr>
-            <w:tcW w:type="dxa" w:w="2088"/>
+            <w:tcW w:w="2088" w:type="dxa"/>
           </w:tcPr>
           <w:p>
             <w:pPr>
@@ -12383,8 +12231,6 @@
             </w:pPr>
             <w:r>
               <w:rPr>
-                <w:rFonts w:ascii="Sakkal Majalla" w:hAnsi="Sakkal Majalla" w:cs="Sakkal Majalla"/>
-                <w:b w:val="0"/>
                 <w:sz w:val="18"/>
               </w:rPr>
               <w:t>Embed only, or YouTube APIs</w:t>
@@ -12393,7 +12239,7 @@
         </w:tc>
         <w:tc>
           <w:tcPr>
-            <w:tcW w:type="dxa" w:w="4608"/>
+            <w:tcW w:w="4608" w:type="dxa"/>
           </w:tcPr>
           <w:p>
             <w:pPr>
@@ -12403,8 +12249,6 @@
             </w:pPr>
             <w:r>
               <w:rPr>
-                <w:rFonts w:ascii="Sakkal Majalla" w:hAnsi="Sakkal Majalla" w:cs="Sakkal Majalla"/>
-                <w:b w:val="0"/>
                 <w:sz w:val="18"/>
               </w:rPr>
               <w:t>Embed only, plus one caption retrieval call. SIMF creates and manages no stream.</w:t>
@@ -12413,7 +12257,7 @@
         </w:tc>
         <w:tc>
           <w:tcPr>
-            <w:tcW w:type="dxa" w:w="2016"/>
+            <w:tcW w:w="2016" w:type="dxa"/>
           </w:tcPr>
           <w:p>
             <w:pPr>
@@ -12423,8 +12267,6 @@
             </w:pPr>
             <w:r>
               <w:rPr>
-                <w:rFonts w:ascii="Sakkal Majalla" w:hAnsi="Sakkal Majalla" w:cs="Sakkal Majalla"/>
-                <w:b w:val="0"/>
                 <w:sz w:val="18"/>
               </w:rPr>
               <w:t>2.4 Integration and Interfaces</w:t>
@@ -12435,7 +12277,7 @@
       <w:tr>
         <w:tc>
           <w:tcPr>
-            <w:tcW w:type="dxa" w:w="648"/>
+            <w:tcW w:w="648" w:type="dxa"/>
           </w:tcPr>
           <w:p>
             <w:pPr>
@@ -12445,8 +12287,6 @@
             </w:pPr>
             <w:r>
               <w:rPr>
-                <w:rFonts w:ascii="Sakkal Majalla" w:hAnsi="Sakkal Majalla" w:cs="Sakkal Majalla"/>
-                <w:b w:val="0"/>
                 <w:sz w:val="18"/>
               </w:rPr>
               <w:t>4</w:t>
@@ -12455,7 +12295,7 @@
         </w:tc>
         <w:tc>
           <w:tcPr>
-            <w:tcW w:type="dxa" w:w="2088"/>
+            <w:tcW w:w="2088" w:type="dxa"/>
           </w:tcPr>
           <w:p>
             <w:pPr>
@@ -12465,8 +12305,6 @@
             </w:pPr>
             <w:r>
               <w:rPr>
-                <w:rFonts w:ascii="Sakkal Majalla" w:hAnsi="Sakkal Majalla" w:cs="Sakkal Majalla"/>
-                <w:b w:val="0"/>
                 <w:sz w:val="18"/>
               </w:rPr>
               <w:t>AI and caption API outbound flow</w:t>
@@ -12475,7 +12313,7 @@
         </w:tc>
         <w:tc>
           <w:tcPr>
-            <w:tcW w:type="dxa" w:w="4608"/>
+            <w:tcW w:w="4608" w:type="dxa"/>
           </w:tcPr>
           <w:p>
             <w:pPr>
@@ -12485,8 +12323,6 @@
             </w:pPr>
             <w:r>
               <w:rPr>
-                <w:rFonts w:ascii="Sakkal Majalla" w:hAnsi="Sakkal Majalla" w:cs="Sakkal Majalla"/>
-                <w:b w:val="0"/>
                 <w:sz w:val="18"/>
               </w:rPr>
               <w:t>The AI runs on site inside HSA, so no AI traffic leaves. Only the caption call goes out, from the Control Panel, carrying a public video id.</w:t>
@@ -12495,7 +12331,7 @@
         </w:tc>
         <w:tc>
           <w:tcPr>
-            <w:tcW w:type="dxa" w:w="2016"/>
+            <w:tcW w:w="2016" w:type="dxa"/>
           </w:tcPr>
           <w:p>
             <w:pPr>
@@ -12505,8 +12341,6 @@
             </w:pPr>
             <w:r>
               <w:rPr>
-                <w:rFonts w:ascii="Sakkal Majalla" w:hAnsi="Sakkal Majalla" w:cs="Sakkal Majalla"/>
-                <w:b w:val="0"/>
                 <w:sz w:val="18"/>
               </w:rPr>
               <w:t>2.4 Integration and Interfaces</w:t>
@@ -12517,7 +12351,7 @@
       <w:tr>
         <w:tc>
           <w:tcPr>
-            <w:tcW w:type="dxa" w:w="648"/>
+            <w:tcW w:w="648" w:type="dxa"/>
           </w:tcPr>
           <w:p>
             <w:pPr>
@@ -12527,8 +12361,6 @@
             </w:pPr>
             <w:r>
               <w:rPr>
-                <w:rFonts w:ascii="Sakkal Majalla" w:hAnsi="Sakkal Majalla" w:cs="Sakkal Majalla"/>
-                <w:b w:val="0"/>
                 <w:sz w:val="18"/>
               </w:rPr>
               <w:t>5</w:t>
@@ -12537,7 +12369,7 @@
         </w:tc>
         <w:tc>
           <w:tcPr>
-            <w:tcW w:type="dxa" w:w="2088"/>
+            <w:tcW w:w="2088" w:type="dxa"/>
           </w:tcPr>
           <w:p>
             <w:pPr>
@@ -12547,8 +12379,6 @@
             </w:pPr>
             <w:r>
               <w:rPr>
-                <w:rFonts w:ascii="Sakkal Majalla" w:hAnsi="Sakkal Majalla" w:cs="Sakkal Majalla"/>
-                <w:b w:val="0"/>
                 <w:sz w:val="18"/>
               </w:rPr>
               <w:t>Authentication and e-mailed passwords</w:t>
@@ -12557,7 +12387,7 @@
         </w:tc>
         <w:tc>
           <w:tcPr>
-            <w:tcW w:type="dxa" w:w="4608"/>
+            <w:tcW w:w="4608" w:type="dxa"/>
           </w:tcPr>
           <w:p>
             <w:pPr>
@@ -12567,8 +12397,6 @@
             </w:pPr>
             <w:r>
               <w:rPr>
-                <w:rFonts w:ascii="Sakkal Majalla" w:hAnsi="Sakkal Majalla" w:cs="Sakkal Majalla"/>
-                <w:b w:val="0"/>
                 <w:sz w:val="18"/>
               </w:rPr>
               <w:t>Passwords are stored as PBKDF2 hashes. No password is ever e-mailed. Forced change is enforced.</w:t>
@@ -12577,7 +12405,7 @@
         </w:tc>
         <w:tc>
           <w:tcPr>
-            <w:tcW w:type="dxa" w:w="2016"/>
+            <w:tcW w:w="2016" w:type="dxa"/>
           </w:tcPr>
           <w:p>
             <w:pPr>
@@ -12587,8 +12415,6 @@
             </w:pPr>
             <w:r>
               <w:rPr>
-                <w:rFonts w:ascii="Sakkal Majalla" w:hAnsi="Sakkal Majalla" w:cs="Sakkal Majalla"/>
-                <w:b w:val="0"/>
                 <w:sz w:val="18"/>
               </w:rPr>
               <w:t>2.9 Solution Security View</w:t>
@@ -12599,7 +12425,7 @@
       <w:tr>
         <w:tc>
           <w:tcPr>
-            <w:tcW w:type="dxa" w:w="648"/>
+            <w:tcW w:w="648" w:type="dxa"/>
           </w:tcPr>
           <w:p>
             <w:pPr>
@@ -12609,8 +12435,6 @@
             </w:pPr>
             <w:r>
               <w:rPr>
-                <w:rFonts w:ascii="Sakkal Majalla" w:hAnsi="Sakkal Majalla" w:cs="Sakkal Majalla"/>
-                <w:b w:val="0"/>
                 <w:sz w:val="18"/>
               </w:rPr>
               <w:t>6</w:t>
@@ -12619,7 +12443,7 @@
         </w:tc>
         <w:tc>
           <w:tcPr>
-            <w:tcW w:type="dxa" w:w="2088"/>
+            <w:tcW w:w="2088" w:type="dxa"/>
           </w:tcPr>
           <w:p>
             <w:pPr>
@@ -12629,8 +12453,6 @@
             </w:pPr>
             <w:r>
               <w:rPr>
-                <w:rFonts w:ascii="Sakkal Majalla" w:hAnsi="Sakkal Majalla" w:cs="Sakkal Majalla"/>
-                <w:b w:val="0"/>
                 <w:sz w:val="18"/>
               </w:rPr>
               <w:t>Purpose and content of the file storage</w:t>
@@ -12639,7 +12461,7 @@
         </w:tc>
         <w:tc>
           <w:tcPr>
-            <w:tcW w:type="dxa" w:w="4608"/>
+            <w:tcW w:w="4608" w:type="dxa"/>
           </w:tcPr>
           <w:p>
             <w:pPr>
@@ -12649,8 +12471,6 @@
             </w:pPr>
             <w:r>
               <w:rPr>
-                <w:rFonts w:ascii="Sakkal Majalla" w:hAnsi="Sakkal Majalla" w:cs="Sakkal Majalla"/>
-                <w:b w:val="0"/>
                 <w:sz w:val="18"/>
               </w:rPr>
               <w:t>Binary content the database must not hold. 25 categories, 4 tiers, 4 encrypted at rest.</w:t>
@@ -12659,7 +12479,7 @@
         </w:tc>
         <w:tc>
           <w:tcPr>
-            <w:tcW w:type="dxa" w:w="2016"/>
+            <w:tcW w:w="2016" w:type="dxa"/>
           </w:tcPr>
           <w:p>
             <w:pPr>
@@ -12669,8 +12489,6 @@
             </w:pPr>
             <w:r>
               <w:rPr>
-                <w:rFonts w:ascii="Sakkal Majalla" w:hAnsi="Sakkal Majalla" w:cs="Sakkal Majalla"/>
-                <w:b w:val="0"/>
                 <w:sz w:val="18"/>
               </w:rPr>
               <w:t>2.8 Data Architecture View</w:t>
@@ -12681,7 +12499,7 @@
       <w:tr>
         <w:tc>
           <w:tcPr>
-            <w:tcW w:type="dxa" w:w="648"/>
+            <w:tcW w:w="648" w:type="dxa"/>
           </w:tcPr>
           <w:p>
             <w:pPr>
@@ -12691,8 +12509,6 @@
             </w:pPr>
             <w:r>
               <w:rPr>
-                <w:rFonts w:ascii="Sakkal Majalla" w:hAnsi="Sakkal Majalla" w:cs="Sakkal Majalla"/>
-                <w:b w:val="0"/>
                 <w:sz w:val="18"/>
               </w:rPr>
               <w:t>7</w:t>
@@ -12701,7 +12517,7 @@
         </w:tc>
         <w:tc>
           <w:tcPr>
-            <w:tcW w:type="dxa" w:w="2088"/>
+            <w:tcW w:w="2088" w:type="dxa"/>
           </w:tcPr>
           <w:p>
             <w:pPr>
@@ -12711,8 +12527,6 @@
             </w:pPr>
             <w:r>
               <w:rPr>
-                <w:rFonts w:ascii="Sakkal Majalla" w:hAnsi="Sakkal Majalla" w:cs="Sakkal Majalla"/>
-                <w:b w:val="0"/>
                 <w:sz w:val="18"/>
               </w:rPr>
               <w:t>Sequence diagrams</w:t>
@@ -12721,7 +12535,7 @@
         </w:tc>
         <w:tc>
           <w:tcPr>
-            <w:tcW w:type="dxa" w:w="4608"/>
+            <w:tcW w:w="4608" w:type="dxa"/>
           </w:tcPr>
           <w:p>
             <w:pPr>
@@ -12731,8 +12545,6 @@
             </w:pPr>
             <w:r>
               <w:rPr>
-                <w:rFonts w:ascii="Sakkal Majalla" w:hAnsi="Sakkal Majalla" w:cs="Sakkal Majalla"/>
-                <w:b w:val="0"/>
                 <w:sz w:val="18"/>
               </w:rPr>
               <w:t>Figure 2 shows the components and their interactions. Figure 3 shows the system and data flow.</w:t>
@@ -12741,7 +12553,7 @@
         </w:tc>
         <w:tc>
           <w:tcPr>
-            <w:tcW w:type="dxa" w:w="2016"/>
+            <w:tcW w:w="2016" w:type="dxa"/>
           </w:tcPr>
           <w:p>
             <w:pPr>
@@ -12751,8 +12563,6 @@
             </w:pPr>
             <w:r>
               <w:rPr>
-                <w:rFonts w:ascii="Sakkal Majalla" w:hAnsi="Sakkal Majalla" w:cs="Sakkal Majalla"/>
-                <w:b w:val="0"/>
                 <w:sz w:val="18"/>
               </w:rPr>
               <w:t>2.3 System Workflow, Figures 2 and 3</w:t>
@@ -12763,7 +12573,7 @@
       <w:tr>
         <w:tc>
           <w:tcPr>
-            <w:tcW w:type="dxa" w:w="648"/>
+            <w:tcW w:w="648" w:type="dxa"/>
           </w:tcPr>
           <w:p>
             <w:pPr>
@@ -12773,8 +12583,6 @@
             </w:pPr>
             <w:r>
               <w:rPr>
-                <w:rFonts w:ascii="Sakkal Majalla" w:hAnsi="Sakkal Majalla" w:cs="Sakkal Majalla"/>
-                <w:b w:val="0"/>
                 <w:sz w:val="18"/>
               </w:rPr>
               <w:t>8</w:t>
@@ -12783,7 +12591,7 @@
         </w:tc>
         <w:tc>
           <w:tcPr>
-            <w:tcW w:type="dxa" w:w="2088"/>
+            <w:tcW w:w="2088" w:type="dxa"/>
           </w:tcPr>
           <w:p>
             <w:pPr>
@@ -12793,8 +12601,6 @@
             </w:pPr>
             <w:r>
               <w:rPr>
-                <w:rFonts w:ascii="Sakkal Majalla" w:hAnsi="Sakkal Majalla" w:cs="Sakkal Majalla"/>
-                <w:b w:val="0"/>
                 <w:sz w:val="18"/>
               </w:rPr>
               <w:t>Mobile enrolment and the ES256 key</w:t>
@@ -12803,7 +12609,7 @@
         </w:tc>
         <w:tc>
           <w:tcPr>
-            <w:tcW w:type="dxa" w:w="4608"/>
+            <w:tcW w:w="4608" w:type="dxa"/>
           </w:tcPr>
           <w:p>
             <w:pPr>
@@ -12813,8 +12619,6 @@
             </w:pPr>
             <w:r>
               <w:rPr>
-                <w:rFonts w:ascii="Sakkal Majalla" w:hAnsi="Sakkal Majalla" w:cs="Sakkal Majalla"/>
-                <w:b w:val="0"/>
                 <w:sz w:val="18"/>
               </w:rPr>
               <w:t>Key pair generated on the device, only the public key registered, challenge signed, revocable.</w:t>
@@ -12823,7 +12627,7 @@
         </w:tc>
         <w:tc>
           <w:tcPr>
-            <w:tcW w:type="dxa" w:w="2016"/>
+            <w:tcW w:w="2016" w:type="dxa"/>
           </w:tcPr>
           <w:p>
             <w:pPr>
@@ -12833,8 +12637,6 @@
             </w:pPr>
             <w:r>
               <w:rPr>
-                <w:rFonts w:ascii="Sakkal Majalla" w:hAnsi="Sakkal Majalla" w:cs="Sakkal Majalla"/>
-                <w:b w:val="0"/>
                 <w:sz w:val="18"/>
               </w:rPr>
               <w:t>2.9 Solution Security View</w:t>
@@ -12845,7 +12647,7 @@
       <w:tr>
         <w:tc>
           <w:tcPr>
-            <w:tcW w:type="dxa" w:w="648"/>
+            <w:tcW w:w="648" w:type="dxa"/>
           </w:tcPr>
           <w:p>
             <w:pPr>
@@ -12855,8 +12657,6 @@
             </w:pPr>
             <w:r>
               <w:rPr>
-                <w:rFonts w:ascii="Sakkal Majalla" w:hAnsi="Sakkal Majalla" w:cs="Sakkal Majalla"/>
-                <w:b w:val="0"/>
                 <w:sz w:val="18"/>
               </w:rPr>
               <w:t>9</w:t>
@@ -12865,7 +12665,7 @@
         </w:tc>
         <w:tc>
           <w:tcPr>
-            <w:tcW w:type="dxa" w:w="2088"/>
+            <w:tcW w:w="2088" w:type="dxa"/>
           </w:tcPr>
           <w:p>
             <w:pPr>
@@ -12875,8 +12675,6 @@
             </w:pPr>
             <w:r>
               <w:rPr>
-                <w:rFonts w:ascii="Sakkal Majalla" w:hAnsi="Sakkal Majalla" w:cs="Sakkal Majalla"/>
-                <w:b w:val="0"/>
                 <w:sz w:val="18"/>
               </w:rPr>
               <w:t>Data shared with external services</w:t>
@@ -12885,7 +12683,7 @@
         </w:tc>
         <w:tc>
           <w:tcPr>
-            <w:tcW w:type="dxa" w:w="4608"/>
+            <w:tcW w:w="4608" w:type="dxa"/>
           </w:tcPr>
           <w:p>
             <w:pPr>
@@ -12895,8 +12693,6 @@
             </w:pPr>
             <w:r>
               <w:rPr>
-                <w:rFonts w:ascii="Sakkal Majalla" w:hAnsi="Sakkal Majalla" w:cs="Sakkal Majalla"/>
-                <w:b w:val="0"/>
                 <w:sz w:val="18"/>
               </w:rPr>
               <w:t>Only YouTube, and only a public video id. Nothing is sent to an external AI provider.</w:t>
@@ -12905,7 +12701,7 @@
         </w:tc>
         <w:tc>
           <w:tcPr>
-            <w:tcW w:type="dxa" w:w="2016"/>
+            <w:tcW w:w="2016" w:type="dxa"/>
           </w:tcPr>
           <w:p>
             <w:pPr>
@@ -12915,8 +12711,6 @@
             </w:pPr>
             <w:r>
               <w:rPr>
-                <w:rFonts w:ascii="Sakkal Majalla" w:hAnsi="Sakkal Majalla" w:cs="Sakkal Majalla"/>
-                <w:b w:val="0"/>
                 <w:sz w:val="18"/>
               </w:rPr>
               <w:t>2.4 Integration and Interfaces</w:t>
@@ -12927,7 +12721,7 @@
       <w:tr>
         <w:tc>
           <w:tcPr>
-            <w:tcW w:type="dxa" w:w="648"/>
+            <w:tcW w:w="648" w:type="dxa"/>
           </w:tcPr>
           <w:p>
             <w:pPr>
@@ -12937,8 +12731,6 @@
             </w:pPr>
             <w:r>
               <w:rPr>
-                <w:rFonts w:ascii="Sakkal Majalla" w:hAnsi="Sakkal Majalla" w:cs="Sakkal Majalla"/>
-                <w:b w:val="0"/>
                 <w:sz w:val="18"/>
               </w:rPr>
               <w:t>10</w:t>
@@ -12947,7 +12739,7 @@
         </w:tc>
         <w:tc>
           <w:tcPr>
-            <w:tcW w:type="dxa" w:w="2088"/>
+            <w:tcW w:w="2088" w:type="dxa"/>
           </w:tcPr>
           <w:p>
             <w:pPr>
@@ -12957,8 +12749,6 @@
             </w:pPr>
             <w:r>
               <w:rPr>
-                <w:rFonts w:ascii="Sakkal Majalla" w:hAnsi="Sakkal Majalla" w:cs="Sakkal Majalla"/>
-                <w:b w:val="0"/>
                 <w:sz w:val="18"/>
               </w:rPr>
               <w:t>SIEM and SMTP in the diagram</w:t>
@@ -12967,7 +12757,7 @@
         </w:tc>
         <w:tc>
           <w:tcPr>
-            <w:tcW w:type="dxa" w:w="4608"/>
+            <w:tcW w:w="4608" w:type="dxa"/>
           </w:tcPr>
           <w:p>
             <w:pPr>
@@ -12977,8 +12767,6 @@
             </w:pPr>
             <w:r>
               <w:rPr>
-                <w:rFonts w:ascii="Sakkal Majalla" w:hAnsi="Sakkal Majalla" w:cs="Sakkal Majalla"/>
-                <w:b w:val="0"/>
                 <w:sz w:val="18"/>
               </w:rPr>
               <w:t>The SMTP relay is an on-site server in HSA, on 587. The log collector is an operational service rather than a SIMF hosting server, reached on 6514. The matrix is updated.</w:t>
@@ -12987,7 +12775,7 @@
         </w:tc>
         <w:tc>
           <w:tcPr>
-            <w:tcW w:type="dxa" w:w="2016"/>
+            <w:tcW w:w="2016" w:type="dxa"/>
           </w:tcPr>
           <w:p>
             <w:pPr>
@@ -12997,8 +12785,6 @@
             </w:pPr>
             <w:r>
               <w:rPr>
-                <w:rFonts w:ascii="Sakkal Majalla" w:hAnsi="Sakkal Majalla" w:cs="Sakkal Majalla"/>
-                <w:b w:val="0"/>
                 <w:sz w:val="18"/>
               </w:rPr>
               <w:t>2.7 Operational Model View, Figure 1</w:t>
@@ -13009,7 +12795,7 @@
       <w:tr>
         <w:tc>
           <w:tcPr>
-            <w:tcW w:type="dxa" w:w="648"/>
+            <w:tcW w:w="648" w:type="dxa"/>
           </w:tcPr>
           <w:p>
             <w:pPr>
@@ -13019,8 +12805,6 @@
             </w:pPr>
             <w:r>
               <w:rPr>
-                <w:rFonts w:ascii="Sakkal Majalla" w:hAnsi="Sakkal Majalla" w:cs="Sakkal Majalla"/>
-                <w:b w:val="0"/>
                 <w:sz w:val="18"/>
               </w:rPr>
               <w:t>11</w:t>
@@ -13029,7 +12813,7 @@
         </w:tc>
         <w:tc>
           <w:tcPr>
-            <w:tcW w:type="dxa" w:w="2088"/>
+            <w:tcW w:w="2088" w:type="dxa"/>
           </w:tcPr>
           <w:p>
             <w:pPr>
@@ -13039,8 +12823,6 @@
             </w:pPr>
             <w:r>
               <w:rPr>
-                <w:rFonts w:ascii="Sakkal Majalla" w:hAnsi="Sakkal Majalla" w:cs="Sakkal Majalla"/>
-                <w:b w:val="0"/>
                 <w:sz w:val="18"/>
               </w:rPr>
               <w:t>Load balancer to AI connection</w:t>
@@ -13049,7 +12831,7 @@
         </w:tc>
         <w:tc>
           <w:tcPr>
-            <w:tcW w:type="dxa" w:w="4608"/>
+            <w:tcW w:w="4608" w:type="dxa"/>
           </w:tcPr>
           <w:p>
             <w:pPr>
@@ -13059,8 +12841,6 @@
             </w:pPr>
             <w:r>
               <w:rPr>
-                <w:rFonts w:ascii="Sakkal Majalla" w:hAnsi="Sakkal Majalla" w:cs="Sakkal Majalla"/>
-                <w:b w:val="0"/>
                 <w:sz w:val="18"/>
               </w:rPr>
               <w:t>No such connection. It was a diagram error and is removed. Only SIMF.Api calls the AI endpoint.</w:t>
@@ -13069,7 +12849,7 @@
         </w:tc>
         <w:tc>
           <w:tcPr>
-            <w:tcW w:type="dxa" w:w="2016"/>
+            <w:tcW w:w="2016" w:type="dxa"/>
           </w:tcPr>
           <w:p>
             <w:pPr>
@@ -13079,8 +12859,6 @@
             </w:pPr>
             <w:r>
               <w:rPr>
-                <w:rFonts w:ascii="Sakkal Majalla" w:hAnsi="Sakkal Majalla" w:cs="Sakkal Majalla"/>
-                <w:b w:val="0"/>
                 <w:sz w:val="18"/>
               </w:rPr>
               <w:t>2.1 Architecture Overview, Figure 1</w:t>
@@ -13091,7 +12869,7 @@
       <w:tr>
         <w:tc>
           <w:tcPr>
-            <w:tcW w:type="dxa" w:w="648"/>
+            <w:tcW w:w="648" w:type="dxa"/>
           </w:tcPr>
           <w:p>
             <w:pPr>
@@ -13101,8 +12879,6 @@
             </w:pPr>
             <w:r>
               <w:rPr>
-                <w:rFonts w:ascii="Sakkal Majalla" w:hAnsi="Sakkal Majalla" w:cs="Sakkal Majalla"/>
-                <w:b w:val="0"/>
                 <w:sz w:val="18"/>
               </w:rPr>
               <w:t>12</w:t>
@@ -13111,7 +12887,7 @@
         </w:tc>
         <w:tc>
           <w:tcPr>
-            <w:tcW w:type="dxa" w:w="2088"/>
+            <w:tcW w:w="2088" w:type="dxa"/>
           </w:tcPr>
           <w:p>
             <w:pPr>
@@ -13121,8 +12897,6 @@
             </w:pPr>
             <w:r>
               <w:rPr>
-                <w:rFonts w:ascii="Sakkal Majalla" w:hAnsi="Sakkal Majalla" w:cs="Sakkal Majalla"/>
-                <w:b w:val="0"/>
                 <w:sz w:val="18"/>
               </w:rPr>
               <w:t>Outbound path from the AI service</w:t>
@@ -13131,7 +12905,7 @@
         </w:tc>
         <w:tc>
           <w:tcPr>
-            <w:tcW w:type="dxa" w:w="4608"/>
+            <w:tcW w:w="4608" w:type="dxa"/>
           </w:tcPr>
           <w:p>
             <w:pPr>
@@ -13141,8 +12915,6 @@
             </w:pPr>
             <w:r>
               <w:rPr>
-                <w:rFonts w:ascii="Sakkal Majalla" w:hAnsi="Sakkal Majalla" w:cs="Sakkal Majalla"/>
-                <w:b w:val="0"/>
                 <w:sz w:val="18"/>
               </w:rPr>
               <w:t>Agreed, and no AI egress is possible. The on-site AI endpoint in HSA holds no outbound route. The one outbound call is the caption import, made by the Control Panel in SSA through the perimeter firewall.</w:t>
@@ -13151,7 +12923,7 @@
         </w:tc>
         <w:tc>
           <w:tcPr>
-            <w:tcW w:type="dxa" w:w="2016"/>
+            <w:tcW w:w="2016" w:type="dxa"/>
           </w:tcPr>
           <w:p>
             <w:pPr>
@@ -13161,8 +12933,6 @@
             </w:pPr>
             <w:r>
               <w:rPr>
-                <w:rFonts w:ascii="Sakkal Majalla" w:hAnsi="Sakkal Majalla" w:cs="Sakkal Majalla"/>
-                <w:b w:val="0"/>
                 <w:sz w:val="18"/>
               </w:rPr>
               <w:t>2.7 Operational Model View, Figure 1</w:t>
@@ -13173,7 +12943,7 @@
       <w:tr>
         <w:tc>
           <w:tcPr>
-            <w:tcW w:type="dxa" w:w="648"/>
+            <w:tcW w:w="648" w:type="dxa"/>
           </w:tcPr>
           <w:p>
             <w:pPr>
@@ -13183,8 +12953,6 @@
             </w:pPr>
             <w:r>
               <w:rPr>
-                <w:rFonts w:ascii="Sakkal Majalla" w:hAnsi="Sakkal Majalla" w:cs="Sakkal Majalla"/>
-                <w:b w:val="0"/>
                 <w:sz w:val="18"/>
               </w:rPr>
               <w:t>13</w:t>
@@ -13193,7 +12961,7 @@
         </w:tc>
         <w:tc>
           <w:tcPr>
-            <w:tcW w:type="dxa" w:w="2088"/>
+            <w:tcW w:w="2088" w:type="dxa"/>
           </w:tcPr>
           <w:p>
             <w:pPr>
@@ -13203,8 +12971,6 @@
             </w:pPr>
             <w:r>
               <w:rPr>
-                <w:rFonts w:ascii="Sakkal Majalla" w:hAnsi="Sakkal Majalla" w:cs="Sakkal Majalla"/>
-                <w:b w:val="0"/>
                 <w:sz w:val="18"/>
               </w:rPr>
               <w:t>Hosting server per component</w:t>
@@ -13213,7 +12979,7 @@
         </w:tc>
         <w:tc>
           <w:tcPr>
-            <w:tcW w:type="dxa" w:w="4608"/>
+            <w:tcW w:w="4608" w:type="dxa"/>
           </w:tcPr>
           <w:p>
             <w:pPr>
@@ -13223,8 +12989,6 @@
             </w:pPr>
             <w:r>
               <w:rPr>
-                <w:rFonts w:ascii="Sakkal Majalla" w:hAnsi="Sakkal Majalla" w:cs="Sakkal Majalla"/>
-                <w:b w:val="0"/>
                 <w:sz w:val="18"/>
               </w:rPr>
               <w:t>Done. Figure 1 shows one box per hosting server, and the matrix is updated to match.</w:t>
@@ -13233,7 +12997,7 @@
         </w:tc>
         <w:tc>
           <w:tcPr>
-            <w:tcW w:type="dxa" w:w="2016"/>
+            <w:tcW w:w="2016" w:type="dxa"/>
           </w:tcPr>
           <w:p>
             <w:pPr>
@@ -13243,8 +13007,6 @@
             </w:pPr>
             <w:r>
               <w:rPr>
-                <w:rFonts w:ascii="Sakkal Majalla" w:hAnsi="Sakkal Majalla" w:cs="Sakkal Majalla"/>
-                <w:b w:val="0"/>
                 <w:sz w:val="18"/>
               </w:rPr>
               <w:t>2.1 Architecture Overview, Figure 1</w:t>
@@ -13256,16 +13018,9 @@
     <w:p>
       <w:pPr>
         <w:bidi w:val="0"/>
-        <w:spacing w:before="0" w:after="0"/>
+        <w:spacing w:after="0"/>
         <w:jc w:val="left"/>
       </w:pPr>
-      <w:r>
-        <w:rPr>
-          <w:rFonts w:ascii="Sakkal Majalla" w:hAnsi="Sakkal Majalla" w:cs="Sakkal Majalla"/>
-          <w:b w:val="0"/>
-          <w:sz w:val="12"/>
-        </w:rPr>
-      </w:r>
     </w:p>
     <w:tbl>
       <w:tblPr>
@@ -13929,10 +13684,10 @@
       </w:pPr>
     </w:p>
     <w:sectPr>
-      <w:headerReference w:type="even" r:id="rId8"/>
-      <w:headerReference w:type="default" r:id="rId9"/>
-      <w:footerReference w:type="default" r:id="rId10"/>
-      <w:headerReference w:type="first" r:id="rId11"/>
+      <w:headerReference w:type="even" r:id="rId18"/>
+      <w:headerReference w:type="default" r:id="rId19"/>
+      <w:footerReference w:type="default" r:id="rId20"/>
+      <w:headerReference w:type="first" r:id="rId21"/>
       <w:pgSz w:w="12240" w:h="15840"/>
       <w:pgMar w:top="1440" w:right="1440" w:bottom="1440" w:left="1440" w:header="170" w:footer="0" w:gutter="0"/>
       <w:pgBorders w:offsetFrom="page">
@@ -13984,6 +13739,168 @@
         <w:rtl/>
       </w:rPr>
       <w:id w:val="784084104"/>
+      <w:docPartObj>
+        <w:docPartGallery w:val="Page Numbers (Bottom of Page)"/>
+        <w:docPartUnique/>
+      </w:docPartObj>
+    </w:sdtPr>
+    <w:sdtContent>
+      <w:p>
+        <w:pPr>
+          <w:pStyle w:val="Footer"/>
+          <w:spacing w:after="240"/>
+          <w:jc w:val="center"/>
+          <w:rPr>
+            <w:rFonts w:asciiTheme="minorHAnsi" w:hAnsiTheme="minorHAnsi" w:cstheme="minorHAnsi"/>
+            <w:sz w:val="22"/>
+            <w:szCs w:val="22"/>
+          </w:rPr>
+        </w:pPr>
+        <w:r>
+          <w:rPr>
+            <w:rFonts w:asciiTheme="minorHAnsi" w:hAnsiTheme="minorHAnsi" w:cstheme="minorHAnsi"/>
+            <w:sz w:val="22"/>
+            <w:szCs w:val="22"/>
+          </w:rPr>
+          <w:fldChar w:fldCharType="begin"/>
+        </w:r>
+        <w:r>
+          <w:rPr>
+            <w:rFonts w:asciiTheme="minorHAnsi" w:hAnsiTheme="minorHAnsi" w:cstheme="minorHAnsi"/>
+            <w:sz w:val="22"/>
+            <w:szCs w:val="22"/>
+          </w:rPr>
+          <w:instrText>PAGE   \* MERGEFORMAT</w:instrText>
+        </w:r>
+        <w:r>
+          <w:rPr>
+            <w:rFonts w:asciiTheme="minorHAnsi" w:hAnsiTheme="minorHAnsi" w:cstheme="minorHAnsi"/>
+            <w:sz w:val="22"/>
+            <w:szCs w:val="22"/>
+          </w:rPr>
+          <w:fldChar w:fldCharType="separate"/>
+        </w:r>
+        <w:r>
+          <w:rPr>
+            <w:rFonts w:asciiTheme="minorHAnsi" w:hAnsiTheme="minorHAnsi" w:cstheme="minorHAnsi"/>
+            <w:sz w:val="22"/>
+            <w:szCs w:val="22"/>
+            <w:rtl/>
+            <w:lang w:val="ar-SA"/>
+          </w:rPr>
+          <w:t>2</w:t>
+        </w:r>
+        <w:r>
+          <w:rPr>
+            <w:rFonts w:asciiTheme="minorHAnsi" w:hAnsiTheme="minorHAnsi" w:cstheme="minorHAnsi"/>
+            <w:sz w:val="22"/>
+            <w:szCs w:val="22"/>
+          </w:rPr>
+          <w:fldChar w:fldCharType="end"/>
+        </w:r>
+      </w:p>
+    </w:sdtContent>
+  </w:sdt>
+  <w:p>
+    <w:pPr>
+      <w:pStyle w:val="Footer"/>
+    </w:pPr>
+  </w:p>
+</w:ftr>
+</file>
+
+<file path=word/footer2.xml><?xml version="1.0" encoding="utf-8"?>
+<w:ftr xmlns:wpc="http://schemas.microsoft.com/office/word/2010/wordprocessingCanvas" xmlns:cx="http://schemas.microsoft.com/office/drawing/2014/chartex" xmlns:cx1="http://schemas.microsoft.com/office/drawing/2015/9/8/chartex" xmlns:cx2="http://schemas.microsoft.com/office/drawing/2015/10/21/chartex" xmlns:cx3="http://schemas.microsoft.com/office/drawing/2016/5/9/chartex" xmlns:cx4="http://schemas.microsoft.com/office/drawing/2016/5/10/chartex" xmlns:cx5="http://schemas.microsoft.com/office/drawing/2016/5/11/chartex" xmlns:cx6="http://schemas.microsoft.com/office/drawing/2016/5/12/chartex" xmlns:cx7="http://schemas.microsoft.com/office/drawing/2016/5/13/chartex" xmlns:cx8="http://schemas.microsoft.com/office/drawing/2016/5/14/chartex" xmlns:mc="http://schemas.openxmlformats.org/markup-compatibility/2006" xmlns:aink="http://schemas.microsoft.com/office/drawing/2016/ink" xmlns:am3d="http://schemas.microsoft.com/office/drawing/2017/model3d" xmlns:o="urn:schemas-microsoft-com:office:office" xmlns:oel="http://schemas.microsoft.com/office/2019/extlst" xmlns:r="http://schemas.openxmlformats.org/officeDocument/2006/relationships" xmlns:m="http://schemas.openxmlformats.org/officeDocument/2006/math" xmlns:v="urn:schemas-microsoft-com:vml" xmlns:wp14="http://schemas.microsoft.com/office/word/2010/wordprocessingDrawing" xmlns:wp="http://schemas.openxmlformats.org/drawingml/2006/wordprocessingDrawing" xmlns:w10="urn:schemas-microsoft-com:office:word" xmlns:w="http://schemas.openxmlformats.org/wordprocessingml/2006/main" xmlns:w14="http://schemas.microsoft.com/office/word/2010/wordml" xmlns:w15="http://schemas.microsoft.com/office/word/2012/wordml" xmlns:w16cex="http://schemas.microsoft.com/office/word/2018/wordml/cex" xmlns:w16cid="http://schemas.microsoft.com/office/word/2016/wordml/cid" xmlns:w16="http://schemas.microsoft.com/office/word/2018/wordml" xmlns:w16du="http://schemas.microsoft.com/office/word/2023/wordml/word16du" xmlns:w16sdtdh="http://schemas.microsoft.com/office/word/2020/wordml/sdtdatahash" xmlns:w16sdtfl="http://schemas.microsoft.com/office/word/2024/wordml/sdtformatlock" xmlns:w16se="http://schemas.microsoft.com/office/word/2015/wordml/symex" xmlns:wpg="http://schemas.microsoft.com/office/word/2010/wordprocessingGroup" xmlns:wpi="http://schemas.microsoft.com/office/word/2010/wordprocessingInk" xmlns:wne="http://schemas.microsoft.com/office/word/2006/wordml" xmlns:wps="http://schemas.microsoft.com/office/word/2010/wordprocessingShape" mc:Ignorable="w14 w15 w16se w16cid w16 w16cex w16sdtdh w16sdtfl w16du wp14">
+  <w:sdt>
+    <w:sdtPr>
+      <w:rPr>
+        <w:rFonts w:asciiTheme="minorHAnsi" w:hAnsiTheme="minorHAnsi" w:cstheme="minorHAnsi"/>
+        <w:sz w:val="22"/>
+        <w:szCs w:val="22"/>
+        <w:rtl/>
+      </w:rPr>
+      <w:id w:val="-1308008892"/>
+      <w:docPartObj>
+        <w:docPartGallery w:val="Page Numbers (Bottom of Page)"/>
+        <w:docPartUnique/>
+      </w:docPartObj>
+    </w:sdtPr>
+    <w:sdtContent>
+      <w:p>
+        <w:pPr>
+          <w:pStyle w:val="Footer"/>
+          <w:spacing w:after="240"/>
+          <w:jc w:val="center"/>
+          <w:rPr>
+            <w:rFonts w:asciiTheme="minorHAnsi" w:hAnsiTheme="minorHAnsi" w:cstheme="minorHAnsi"/>
+            <w:sz w:val="22"/>
+            <w:szCs w:val="22"/>
+          </w:rPr>
+        </w:pPr>
+        <w:r>
+          <w:rPr>
+            <w:rFonts w:asciiTheme="minorHAnsi" w:hAnsiTheme="minorHAnsi" w:cstheme="minorHAnsi"/>
+            <w:sz w:val="22"/>
+            <w:szCs w:val="22"/>
+          </w:rPr>
+          <w:fldChar w:fldCharType="begin"/>
+        </w:r>
+        <w:r>
+          <w:rPr>
+            <w:rFonts w:asciiTheme="minorHAnsi" w:hAnsiTheme="minorHAnsi" w:cstheme="minorHAnsi"/>
+            <w:sz w:val="22"/>
+            <w:szCs w:val="22"/>
+          </w:rPr>
+          <w:instrText>PAGE   \* MERGEFORMAT</w:instrText>
+        </w:r>
+        <w:r>
+          <w:rPr>
+            <w:rFonts w:asciiTheme="minorHAnsi" w:hAnsiTheme="minorHAnsi" w:cstheme="minorHAnsi"/>
+            <w:sz w:val="22"/>
+            <w:szCs w:val="22"/>
+          </w:rPr>
+          <w:fldChar w:fldCharType="separate"/>
+        </w:r>
+        <w:r>
+          <w:rPr>
+            <w:rFonts w:asciiTheme="minorHAnsi" w:hAnsiTheme="minorHAnsi" w:cstheme="minorHAnsi"/>
+            <w:sz w:val="22"/>
+            <w:szCs w:val="22"/>
+            <w:rtl/>
+            <w:lang w:val="ar-SA"/>
+          </w:rPr>
+          <w:t>2</w:t>
+        </w:r>
+        <w:r>
+          <w:rPr>
+            <w:rFonts w:asciiTheme="minorHAnsi" w:hAnsiTheme="minorHAnsi" w:cstheme="minorHAnsi"/>
+            <w:sz w:val="22"/>
+            <w:szCs w:val="22"/>
+          </w:rPr>
+          <w:fldChar w:fldCharType="end"/>
+        </w:r>
+      </w:p>
+    </w:sdtContent>
+  </w:sdt>
+  <w:p>
+    <w:pPr>
+      <w:pStyle w:val="Footer"/>
+    </w:pPr>
+  </w:p>
+</w:ftr>
+</file>
+
+<file path=word/footer3.xml><?xml version="1.0" encoding="utf-8"?>
+<w:ftr xmlns:wpc="http://schemas.microsoft.com/office/word/2010/wordprocessingCanvas" xmlns:cx="http://schemas.microsoft.com/office/drawing/2014/chartex" xmlns:cx1="http://schemas.microsoft.com/office/drawing/2015/9/8/chartex" xmlns:cx2="http://schemas.microsoft.com/office/drawing/2015/10/21/chartex" xmlns:cx3="http://schemas.microsoft.com/office/drawing/2016/5/9/chartex" xmlns:cx4="http://schemas.microsoft.com/office/drawing/2016/5/10/chartex" xmlns:cx5="http://schemas.microsoft.com/office/drawing/2016/5/11/chartex" xmlns:cx6="http://schemas.microsoft.com/office/drawing/2016/5/12/chartex" xmlns:cx7="http://schemas.microsoft.com/office/drawing/2016/5/13/chartex" xmlns:cx8="http://schemas.microsoft.com/office/drawing/2016/5/14/chartex" xmlns:mc="http://schemas.openxmlformats.org/markup-compatibility/2006" xmlns:aink="http://schemas.microsoft.com/office/drawing/2016/ink" xmlns:am3d="http://schemas.microsoft.com/office/drawing/2017/model3d" xmlns:o="urn:schemas-microsoft-com:office:office" xmlns:oel="http://schemas.microsoft.com/office/2019/extlst" xmlns:r="http://schemas.openxmlformats.org/officeDocument/2006/relationships" xmlns:m="http://schemas.openxmlformats.org/officeDocument/2006/math" xmlns:v="urn:schemas-microsoft-com:vml" xmlns:wp14="http://schemas.microsoft.com/office/word/2010/wordprocessingDrawing" xmlns:wp="http://schemas.openxmlformats.org/drawingml/2006/wordprocessingDrawing" xmlns:w10="urn:schemas-microsoft-com:office:word" xmlns:w="http://schemas.openxmlformats.org/wordprocessingml/2006/main" xmlns:w14="http://schemas.microsoft.com/office/word/2010/wordml" xmlns:w15="http://schemas.microsoft.com/office/word/2012/wordml" xmlns:w16cex="http://schemas.microsoft.com/office/word/2018/wordml/cex" xmlns:w16cid="http://schemas.microsoft.com/office/word/2016/wordml/cid" xmlns:w16="http://schemas.microsoft.com/office/word/2018/wordml" xmlns:w16du="http://schemas.microsoft.com/office/word/2023/wordml/word16du" xmlns:w16sdtdh="http://schemas.microsoft.com/office/word/2020/wordml/sdtdatahash" xmlns:w16sdtfl="http://schemas.microsoft.com/office/word/2024/wordml/sdtformatlock" xmlns:w16se="http://schemas.microsoft.com/office/word/2015/wordml/symex" xmlns:wpg="http://schemas.microsoft.com/office/word/2010/wordprocessingGroup" xmlns:wpi="http://schemas.microsoft.com/office/word/2010/wordprocessingInk" xmlns:wne="http://schemas.microsoft.com/office/word/2006/wordml" xmlns:wps="http://schemas.microsoft.com/office/word/2010/wordprocessingShape" mc:Ignorable="w14 w15 w16se w16cid w16 w16cex w16sdtdh w16sdtfl w16du wp14">
+  <w:sdt>
+    <w:sdtPr>
+      <w:rPr>
+        <w:rFonts w:asciiTheme="minorHAnsi" w:hAnsiTheme="minorHAnsi" w:cstheme="minorHAnsi"/>
+        <w:sz w:val="22"/>
+        <w:szCs w:val="22"/>
+        <w:rtl/>
+      </w:rPr>
+      <w:id w:val="-1091931808"/>
       <w:docPartObj>
         <w:docPartGallery w:val="Page Numbers (Bottom of Page)"/>
         <w:docPartUnique/>
@@ -14092,7 +14009,7 @@
       <mc:AlternateContent>
         <mc:Choice Requires="wps">
           <w:drawing>
-            <wp:anchor distT="0" distB="0" distL="0" distR="0" simplePos="0" relativeHeight="251658242" behindDoc="0" locked="0" layoutInCell="1" allowOverlap="1" wp14:anchorId="47B96F62" wp14:editId="46A67069">
+            <wp:anchor distT="0" distB="0" distL="0" distR="0" simplePos="0" relativeHeight="251658240" behindDoc="0" locked="0" layoutInCell="1" allowOverlap="1" wp14:anchorId="47B96F62" wp14:editId="46A67069">
               <wp:simplePos x="635" y="635"/>
               <wp:positionH relativeFrom="page">
                 <wp:align>center</wp:align>
@@ -14249,7 +14166,7 @@
       <mc:AlternateContent>
         <mc:Choice Requires="wps">
           <w:drawing>
-            <wp:anchor distT="0" distB="0" distL="0" distR="0" simplePos="0" relativeHeight="251658241" behindDoc="0" locked="0" layoutInCell="1" allowOverlap="1" wp14:anchorId="12DD04F1" wp14:editId="3C27C2B9">
+            <wp:anchor distT="0" distB="0" distL="0" distR="0" simplePos="0" relativeHeight="251656192" behindDoc="0" locked="0" layoutInCell="1" allowOverlap="1" wp14:anchorId="12DD04F1" wp14:editId="3C27C2B9">
               <wp:simplePos x="914400" y="107576"/>
               <wp:positionH relativeFrom="page">
                 <wp:align>center</wp:align>
@@ -14261,6 +14178,1350 @@
               <wp:effectExtent l="0" t="0" r="12700" b="6350"/>
               <wp:wrapNone/>
               <wp:docPr id="243792223" name="Text Box 3" descr="Public – عام">
+                <a:extLst xmlns:a="http://schemas.openxmlformats.org/drawingml/2006/main">
+                  <a:ext uri="{5AE41FA2-C0FF-4470-9BD4-5FADCA87CBE2}">
+                    <aclsh:classification xmlns:aclsh="http://schemas.microsoft.com/office/drawing/2020/classificationShape" classificationOutcomeType="hdr"/>
+                  </a:ext>
+                </a:extLst>
+              </wp:docPr>
+              <wp:cNvGraphicFramePr/>
+              <a:graphic xmlns:a="http://schemas.openxmlformats.org/drawingml/2006/main">
+                <a:graphicData uri="http://schemas.microsoft.com/office/word/2010/wordprocessingShape">
+                  <wps:wsp>
+                    <wps:cNvSpPr txBox="1"/>
+                    <wps:spPr>
+                      <a:xfrm>
+                        <a:off x="0" y="0"/>
+                        <a:ext cx="635000" cy="374650"/>
+                      </a:xfrm>
+                      <a:prstGeom prst="rect">
+                        <a:avLst/>
+                      </a:prstGeom>
+                      <a:noFill/>
+                      <a:ln>
+                        <a:noFill/>
+                      </a:ln>
+                    </wps:spPr>
+                    <wps:txbx>
+                      <w:txbxContent>
+                        <w:p>
+                          <w:pPr>
+                            <w:spacing w:after="0"/>
+                            <w:rPr>
+                              <w:rFonts w:ascii="Calibri" w:eastAsia="Calibri" w:hAnsi="Calibri" w:cs="Calibri"/>
+                              <w:noProof/>
+                              <w:color w:val="008000"/>
+                              <w:sz w:val="22"/>
+                              <w:szCs w:val="22"/>
+                            </w:rPr>
+                          </w:pPr>
+                          <w:r>
+                            <w:rPr>
+                              <w:rFonts w:ascii="Calibri" w:eastAsia="Calibri" w:hAnsi="Calibri" w:cs="Calibri"/>
+                              <w:noProof/>
+                              <w:color w:val="008000"/>
+                              <w:sz w:val="22"/>
+                              <w:szCs w:val="22"/>
+                            </w:rPr>
+                            <w:t>Public</w:t>
+                          </w:r>
+                          <w:r>
+                            <w:rPr>
+                              <w:rFonts w:ascii="Calibri" w:eastAsia="Calibri" w:hAnsi="Calibri" w:cs="Calibri"/>
+                              <w:noProof/>
+                              <w:color w:val="008000"/>
+                              <w:sz w:val="22"/>
+                              <w:szCs w:val="22"/>
+                              <w:rtl/>
+                            </w:rPr>
+                            <w:t xml:space="preserve"> – عام</w:t>
+                          </w:r>
+                        </w:p>
+                      </w:txbxContent>
+                    </wps:txbx>
+                    <wps:bodyPr rot="0" spcFirstLastPara="0" vertOverflow="overflow" horzOverflow="overflow" vert="horz" wrap="none" lIns="0" tIns="190500" rIns="0" bIns="0" numCol="1" spcCol="0" rtlCol="0" fromWordArt="0" anchor="t" anchorCtr="0" forceAA="0" compatLnSpc="1">
+                      <a:prstTxWarp prst="textNoShape">
+                        <a:avLst/>
+                      </a:prstTxWarp>
+                      <a:spAutoFit/>
+                    </wps:bodyPr>
+                  </wps:wsp>
+                </a:graphicData>
+              </a:graphic>
+            </wp:anchor>
+          </w:drawing>
+        </mc:Choice>
+        <mc:Fallback>
+          <w:pict>
+            <v:shapetype w14:anchorId="12DD04F1" id="_x0000_t202" coordsize="21600,21600" o:spt="202" path="m,l,21600r21600,l21600,xe">
+              <v:stroke joinstyle="miter"/>
+              <v:path gradientshapeok="t" o:connecttype="rect"/>
+            </v:shapetype>
+            <v:shape id="Text Box 3" o:spid="_x0000_s1027" type="#_x0000_t202" alt="Public – عام" style="position:absolute;left:0;text-align:left;margin-left:0;margin-top:0;width:50pt;height:29.5pt;z-index:251658241;visibility:visible;mso-wrap-style:none;mso-wrap-distance-left:0;mso-wrap-distance-top:0;mso-wrap-distance-right:0;mso-wrap-distance-bottom:0;mso-position-horizontal:center;mso-position-horizontal-relative:page;mso-position-vertical:top;mso-position-vertical-relative:page;v-text-anchor:top" o:gfxdata="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" filled="f" stroked="f">
+              <v:textbox style="mso-fit-shape-to-text:t" inset="0,15pt,0,0">
+                <w:txbxContent>
+                  <w:p>
+                    <w:pPr>
+                      <w:spacing w:after="0"/>
+                      <w:rPr>
+                        <w:rFonts w:ascii="Calibri" w:eastAsia="Calibri" w:hAnsi="Calibri" w:cs="Calibri"/>
+                        <w:noProof/>
+                        <w:color w:val="008000"/>
+                        <w:sz w:val="22"/>
+                        <w:szCs w:val="22"/>
+                      </w:rPr>
+                    </w:pPr>
+                    <w:r>
+                      <w:rPr>
+                        <w:rFonts w:ascii="Calibri" w:eastAsia="Calibri" w:hAnsi="Calibri" w:cs="Calibri"/>
+                        <w:noProof/>
+                        <w:color w:val="008000"/>
+                        <w:sz w:val="22"/>
+                        <w:szCs w:val="22"/>
+                      </w:rPr>
+                      <w:t>Public</w:t>
+                    </w:r>
+                    <w:r>
+                      <w:rPr>
+                        <w:rFonts w:ascii="Calibri" w:eastAsia="Calibri" w:hAnsi="Calibri" w:cs="Calibri"/>
+                        <w:noProof/>
+                        <w:color w:val="008000"/>
+                        <w:sz w:val="22"/>
+                        <w:szCs w:val="22"/>
+                        <w:rtl/>
+                      </w:rPr>
+                      <w:t xml:space="preserve"> – عام</w:t>
+                    </w:r>
+                  </w:p>
+                </w:txbxContent>
+              </v:textbox>
+              <w10:wrap anchorx="page" anchory="page"/>
+            </v:shape>
+          </w:pict>
+        </mc:Fallback>
+      </mc:AlternateContent>
+    </w:r>
+  </w:p>
+  <w:p>
+    <w:pPr>
+      <w:pStyle w:val="Header"/>
+      <w:rPr>
+        <w:rFonts w:asciiTheme="minorBidi" w:hAnsiTheme="minorBidi" w:cstheme="minorBidi"/>
+        <w:sz w:val="10"/>
+        <w:szCs w:val="10"/>
+        <w:rtl/>
+        <w:lang w:val="en-GB"/>
+      </w:rPr>
+    </w:pPr>
+  </w:p>
+  <w:tbl>
+    <w:tblPr>
+      <w:tblStyle w:val="TableGrid"/>
+      <w:tblW w:w="5872" w:type="pct"/>
+      <w:tblInd w:w="-815" w:type="dxa"/>
+      <w:tblLook w:val="04A0" w:firstRow="1" w:lastRow="0" w:firstColumn="1" w:lastColumn="0" w:noHBand="0" w:noVBand="1"/>
+    </w:tblPr>
+    <w:tblGrid>
+      <w:gridCol w:w="3299"/>
+      <w:gridCol w:w="1895"/>
+      <w:gridCol w:w="1465"/>
+      <w:gridCol w:w="2143"/>
+      <w:gridCol w:w="2179"/>
+    </w:tblGrid>
+    <w:tr>
+      <w:trPr>
+        <w:trHeight w:val="64"/>
+      </w:trPr>
+      <w:tc>
+        <w:tcPr>
+          <w:tcW w:w="1502" w:type="pct"/>
+          <w:shd w:val="clear" w:color="auto" w:fill="FFFFFF" w:themeFill="background1"/>
+          <w:vAlign w:val="center"/>
+        </w:tcPr>
+        <w:p>
+          <w:pPr>
+            <w:jc w:val="center"/>
+            <w:rPr>
+              <w:rFonts w:asciiTheme="minorHAnsi" w:hAnsiTheme="minorHAnsi" w:cstheme="minorHAnsi"/>
+              <w:sz w:val="20"/>
+              <w:szCs w:val="20"/>
+              <w:rtl/>
+              <w:lang w:val="en-US"/>
+            </w:rPr>
+          </w:pPr>
+          <w:r>
+            <w:rPr>
+              <w:rFonts w:asciiTheme="minorHAnsi" w:hAnsiTheme="minorHAnsi" w:cstheme="minorHAnsi"/>
+              <w:sz w:val="20"/>
+              <w:szCs w:val="20"/>
+            </w:rPr>
+            <w:t>20</w:t>
+          </w:r>
+          <w:r>
+            <w:rPr>
+              <w:rFonts w:asciiTheme="minorHAnsi" w:hAnsiTheme="minorHAnsi" w:cstheme="minorHAnsi"/>
+              <w:sz w:val="20"/>
+              <w:szCs w:val="20"/>
+              <w:rtl/>
+            </w:rPr>
+            <w:t>/</w:t>
+          </w:r>
+          <w:r>
+            <w:rPr>
+              <w:rFonts w:asciiTheme="minorHAnsi" w:hAnsiTheme="minorHAnsi" w:cstheme="minorHAnsi"/>
+              <w:sz w:val="20"/>
+              <w:szCs w:val="20"/>
+            </w:rPr>
+            <w:t>03</w:t>
+          </w:r>
+          <w:r>
+            <w:rPr>
+              <w:rFonts w:asciiTheme="minorHAnsi" w:hAnsiTheme="minorHAnsi" w:cstheme="minorHAnsi"/>
+              <w:sz w:val="20"/>
+              <w:szCs w:val="20"/>
+              <w:rtl/>
+            </w:rPr>
+            <w:t>/</w:t>
+          </w:r>
+          <w:r>
+            <w:rPr>
+              <w:rFonts w:asciiTheme="minorHAnsi" w:hAnsiTheme="minorHAnsi" w:cstheme="minorHAnsi"/>
+              <w:sz w:val="20"/>
+              <w:szCs w:val="20"/>
+            </w:rPr>
+            <w:t>8</w:t>
+          </w:r>
+          <w:r>
+            <w:rPr>
+              <w:rFonts w:asciiTheme="minorHAnsi" w:hAnsiTheme="minorHAnsi" w:cstheme="minorHAnsi"/>
+              <w:sz w:val="20"/>
+              <w:szCs w:val="20"/>
+              <w:rtl/>
+            </w:rPr>
+            <w:t>144هـ</w:t>
+          </w:r>
+        </w:p>
+      </w:tc>
+      <w:tc>
+        <w:tcPr>
+          <w:tcW w:w="863" w:type="pct"/>
+          <w:vMerge w:val="restart"/>
+          <w:shd w:val="clear" w:color="auto" w:fill="00A05A"/>
+          <w:vAlign w:val="center"/>
+        </w:tcPr>
+        <w:p>
+          <w:pPr>
+            <w:jc w:val="center"/>
+            <w:rPr>
+              <w:rFonts w:asciiTheme="minorHAnsi" w:hAnsiTheme="minorHAnsi" w:cstheme="minorHAnsi"/>
+              <w:color w:val="FFFFFF" w:themeColor="background1"/>
+              <w:sz w:val="20"/>
+              <w:szCs w:val="20"/>
+              <w:rtl/>
+            </w:rPr>
+          </w:pPr>
+          <w:r>
+            <w:rPr>
+              <w:rFonts w:asciiTheme="minorHAnsi" w:hAnsiTheme="minorHAnsi" w:cstheme="minorHAnsi"/>
+              <w:color w:val="FFFFFF" w:themeColor="background1"/>
+              <w:sz w:val="20"/>
+              <w:szCs w:val="20"/>
+              <w:rtl/>
+            </w:rPr>
+            <w:t>تاريخ التطبيق</w:t>
+          </w:r>
+        </w:p>
+        <w:p>
+          <w:pPr>
+            <w:jc w:val="center"/>
+            <w:rPr>
+              <w:rFonts w:asciiTheme="minorHAnsi" w:hAnsiTheme="minorHAnsi" w:cstheme="minorHAnsi"/>
+              <w:color w:val="FFFFFF" w:themeColor="background1"/>
+              <w:sz w:val="20"/>
+              <w:szCs w:val="20"/>
+            </w:rPr>
+          </w:pPr>
+          <w:r>
+            <w:rPr>
+              <w:rFonts w:asciiTheme="minorHAnsi" w:hAnsiTheme="minorHAnsi" w:cstheme="minorHAnsi"/>
+              <w:color w:val="FFFFFF" w:themeColor="background1"/>
+              <w:sz w:val="20"/>
+              <w:szCs w:val="20"/>
+            </w:rPr>
+            <w:t>Effective</w:t>
+          </w:r>
+          <w:r>
+            <w:rPr>
+              <w:rFonts w:asciiTheme="minorHAnsi" w:hAnsiTheme="minorHAnsi" w:cstheme="minorHAnsi"/>
+              <w:color w:val="FFFFFF" w:themeColor="background1"/>
+              <w:sz w:val="20"/>
+              <w:szCs w:val="20"/>
+              <w:rtl/>
+            </w:rPr>
+            <w:t xml:space="preserve"> </w:t>
+          </w:r>
+          <w:r>
+            <w:rPr>
+              <w:rFonts w:asciiTheme="minorHAnsi" w:hAnsiTheme="minorHAnsi" w:cstheme="minorHAnsi"/>
+              <w:color w:val="FFFFFF" w:themeColor="background1"/>
+              <w:sz w:val="20"/>
+              <w:szCs w:val="20"/>
+            </w:rPr>
+            <w:t>Date</w:t>
+          </w:r>
+        </w:p>
+      </w:tc>
+      <w:tc>
+        <w:tcPr>
+          <w:tcW w:w="667" w:type="pct"/>
+          <w:vMerge w:val="restart"/>
+          <w:vAlign w:val="center"/>
+        </w:tcPr>
+        <w:p>
+          <w:pPr>
+            <w:jc w:val="center"/>
+            <w:rPr>
+              <w:rFonts w:asciiTheme="minorHAnsi" w:hAnsiTheme="minorHAnsi" w:cstheme="minorHAnsi"/>
+              <w:sz w:val="20"/>
+              <w:szCs w:val="20"/>
+            </w:rPr>
+          </w:pPr>
+          <w:r>
+            <w:rPr>
+              <w:rFonts w:asciiTheme="minorHAnsi" w:hAnsiTheme="minorHAnsi" w:cstheme="minorHAnsi"/>
+              <w:noProof/>
+              <w:sz w:val="20"/>
+              <w:szCs w:val="20"/>
+              <w:lang w:eastAsia="en-GB"/>
+            </w:rPr>
+            <w:drawing>
+              <wp:anchor distT="0" distB="0" distL="114300" distR="114300" simplePos="0" relativeHeight="251655168" behindDoc="0" locked="0" layoutInCell="1" allowOverlap="1" wp14:anchorId="6A338D87" wp14:editId="56C96961">
+                <wp:simplePos x="0" y="0"/>
+                <wp:positionH relativeFrom="column">
+                  <wp:posOffset>-6985</wp:posOffset>
+                </wp:positionH>
+                <wp:positionV relativeFrom="paragraph">
+                  <wp:posOffset>-74930</wp:posOffset>
+                </wp:positionV>
+                <wp:extent cx="821690" cy="831850"/>
+                <wp:effectExtent l="0" t="0" r="0" b="0"/>
+                <wp:wrapNone/>
+                <wp:docPr id="676129764" name="صورة 8"/>
+                <wp:cNvGraphicFramePr>
+                  <a:graphicFrameLocks xmlns:a="http://schemas.openxmlformats.org/drawingml/2006/main" noChangeAspect="1"/>
+                </wp:cNvGraphicFramePr>
+                <a:graphic xmlns:a="http://schemas.openxmlformats.org/drawingml/2006/main">
+                  <a:graphicData uri="http://schemas.openxmlformats.org/drawingml/2006/picture">
+                    <pic:pic xmlns:pic="http://schemas.openxmlformats.org/drawingml/2006/picture">
+                      <pic:nvPicPr>
+                        <pic:cNvPr id="9" name="صورة 8"/>
+                        <pic:cNvPicPr>
+                          <a:picLocks noChangeAspect="1"/>
+                        </pic:cNvPicPr>
+                      </pic:nvPicPr>
+                      <pic:blipFill>
+                        <a:blip r:embed="rId1" cstate="print">
+                          <a:extLst>
+                            <a:ext uri="{28A0092B-C50C-407E-A947-70E740481C1C}">
+                              <a14:useLocalDpi xmlns:a14="http://schemas.microsoft.com/office/drawing/2010/main" val="0"/>
+                            </a:ext>
+                          </a:extLst>
+                        </a:blip>
+                        <a:stretch>
+                          <a:fillRect/>
+                        </a:stretch>
+                      </pic:blipFill>
+                      <pic:spPr>
+                        <a:xfrm>
+                          <a:off x="0" y="0"/>
+                          <a:ext cx="821690" cy="831850"/>
+                        </a:xfrm>
+                        <a:prstGeom prst="rect">
+                          <a:avLst/>
+                        </a:prstGeom>
+                      </pic:spPr>
+                    </pic:pic>
+                  </a:graphicData>
+                </a:graphic>
+                <wp14:sizeRelH relativeFrom="page">
+                  <wp14:pctWidth>0</wp14:pctWidth>
+                </wp14:sizeRelH>
+                <wp14:sizeRelV relativeFrom="page">
+                  <wp14:pctHeight>0</wp14:pctHeight>
+                </wp14:sizeRelV>
+              </wp:anchor>
+            </w:drawing>
+          </w:r>
+        </w:p>
+      </w:tc>
+      <w:tc>
+        <w:tcPr>
+          <w:tcW w:w="976" w:type="pct"/>
+          <w:vMerge w:val="restart"/>
+          <w:shd w:val="clear" w:color="auto" w:fill="FFFFFF" w:themeFill="background1"/>
+          <w:vAlign w:val="center"/>
+        </w:tcPr>
+        <w:p>
+          <w:pPr>
+            <w:bidi w:val="0"/>
+            <w:jc w:val="center"/>
+            <w:rPr>
+              <w:rFonts w:asciiTheme="minorHAnsi" w:hAnsiTheme="minorHAnsi" w:cstheme="minorHAnsi"/>
+              <w:sz w:val="20"/>
+              <w:szCs w:val="20"/>
+              <w:rtl/>
+              <w:lang w:val="en-US"/>
+            </w:rPr>
+          </w:pPr>
+          <w:r>
+            <w:rPr>
+              <w:rFonts w:asciiTheme="minorHAnsi" w:hAnsiTheme="minorHAnsi" w:cstheme="minorHAnsi"/>
+              <w:sz w:val="20"/>
+              <w:szCs w:val="20"/>
+              <w:lang w:val="en-US"/>
+            </w:rPr>
+            <w:t>HLD Form</w:t>
+          </w:r>
+        </w:p>
+      </w:tc>
+      <w:tc>
+        <w:tcPr>
+          <w:tcW w:w="992" w:type="pct"/>
+          <w:vMerge w:val="restart"/>
+          <w:shd w:val="clear" w:color="auto" w:fill="00A05A"/>
+          <w:vAlign w:val="center"/>
+        </w:tcPr>
+        <w:p>
+          <w:pPr>
+            <w:jc w:val="center"/>
+            <w:rPr>
+              <w:rFonts w:asciiTheme="minorHAnsi" w:hAnsiTheme="minorHAnsi" w:cstheme="minorHAnsi"/>
+              <w:color w:val="FFFFFF" w:themeColor="background1"/>
+              <w:sz w:val="20"/>
+              <w:szCs w:val="20"/>
+              <w:rtl/>
+            </w:rPr>
+          </w:pPr>
+          <w:r>
+            <w:rPr>
+              <w:rFonts w:asciiTheme="minorHAnsi" w:hAnsiTheme="minorHAnsi" w:cstheme="minorHAnsi"/>
+              <w:color w:val="FFFFFF" w:themeColor="background1"/>
+              <w:sz w:val="20"/>
+              <w:szCs w:val="20"/>
+              <w:rtl/>
+            </w:rPr>
+            <w:t>عنوان النموذج</w:t>
+          </w:r>
+        </w:p>
+        <w:p>
+          <w:pPr>
+            <w:jc w:val="center"/>
+            <w:rPr>
+              <w:rFonts w:asciiTheme="minorHAnsi" w:hAnsiTheme="minorHAnsi" w:cstheme="minorHAnsi"/>
+              <w:color w:val="FFFFFF" w:themeColor="background1"/>
+              <w:sz w:val="20"/>
+              <w:szCs w:val="20"/>
+            </w:rPr>
+          </w:pPr>
+          <w:r>
+            <w:rPr>
+              <w:rFonts w:asciiTheme="minorHAnsi" w:hAnsiTheme="minorHAnsi" w:cstheme="minorHAnsi"/>
+              <w:color w:val="FFFFFF" w:themeColor="background1"/>
+              <w:sz w:val="20"/>
+              <w:szCs w:val="20"/>
+            </w:rPr>
+            <w:t>Form Title</w:t>
+          </w:r>
+        </w:p>
+      </w:tc>
+    </w:tr>
+    <w:tr>
+      <w:trPr>
+        <w:trHeight w:val="310"/>
+      </w:trPr>
+      <w:tc>
+        <w:tcPr>
+          <w:tcW w:w="1502" w:type="pct"/>
+          <w:shd w:val="clear" w:color="auto" w:fill="FFFFFF" w:themeFill="background1"/>
+          <w:vAlign w:val="center"/>
+        </w:tcPr>
+        <w:p>
+          <w:pPr>
+            <w:jc w:val="center"/>
+            <w:rPr>
+              <w:rFonts w:asciiTheme="minorHAnsi" w:hAnsiTheme="minorHAnsi" w:cstheme="minorHAnsi"/>
+              <w:sz w:val="20"/>
+              <w:szCs w:val="20"/>
+              <w:rtl/>
+              <w:lang w:val="en-US"/>
+            </w:rPr>
+          </w:pPr>
+          <w:r>
+            <w:rPr>
+              <w:rFonts w:asciiTheme="minorHAnsi" w:hAnsiTheme="minorHAnsi" w:cstheme="minorHAnsi"/>
+              <w:sz w:val="20"/>
+              <w:szCs w:val="20"/>
+            </w:rPr>
+            <w:t>02</w:t>
+          </w:r>
+          <w:r>
+            <w:rPr>
+              <w:rFonts w:asciiTheme="minorHAnsi" w:hAnsiTheme="minorHAnsi" w:cstheme="minorHAnsi"/>
+              <w:sz w:val="20"/>
+              <w:szCs w:val="20"/>
+              <w:rtl/>
+            </w:rPr>
+            <w:t>/</w:t>
+          </w:r>
+          <w:r>
+            <w:rPr>
+              <w:rFonts w:asciiTheme="minorHAnsi" w:hAnsiTheme="minorHAnsi" w:cstheme="minorHAnsi"/>
+              <w:sz w:val="20"/>
+              <w:szCs w:val="20"/>
+            </w:rPr>
+            <w:t>09</w:t>
+          </w:r>
+          <w:r>
+            <w:rPr>
+              <w:rFonts w:asciiTheme="minorHAnsi" w:hAnsiTheme="minorHAnsi" w:cstheme="minorHAnsi"/>
+              <w:sz w:val="20"/>
+              <w:szCs w:val="20"/>
+              <w:rtl/>
+            </w:rPr>
+            <w:t>/202</w:t>
+          </w:r>
+          <w:r>
+            <w:rPr>
+              <w:rFonts w:asciiTheme="minorHAnsi" w:hAnsiTheme="minorHAnsi" w:cstheme="minorHAnsi" w:hint="cs"/>
+              <w:sz w:val="20"/>
+              <w:szCs w:val="20"/>
+              <w:rtl/>
+            </w:rPr>
+            <w:t>7</w:t>
+          </w:r>
+          <w:r>
+            <w:rPr>
+              <w:rFonts w:asciiTheme="minorHAnsi" w:hAnsiTheme="minorHAnsi" w:cstheme="minorHAnsi"/>
+              <w:sz w:val="20"/>
+              <w:szCs w:val="20"/>
+              <w:rtl/>
+            </w:rPr>
+            <w:t>م</w:t>
+          </w:r>
+        </w:p>
+      </w:tc>
+      <w:tc>
+        <w:tcPr>
+          <w:tcW w:w="863" w:type="pct"/>
+          <w:vMerge/>
+          <w:shd w:val="clear" w:color="auto" w:fill="00A05A"/>
+          <w:vAlign w:val="center"/>
+        </w:tcPr>
+        <w:p>
+          <w:pPr>
+            <w:jc w:val="center"/>
+            <w:rPr>
+              <w:rFonts w:asciiTheme="minorHAnsi" w:hAnsiTheme="minorHAnsi" w:cstheme="minorHAnsi"/>
+              <w:color w:val="FFFFFF" w:themeColor="background1"/>
+              <w:sz w:val="20"/>
+              <w:szCs w:val="20"/>
+              <w:rtl/>
+            </w:rPr>
+          </w:pPr>
+        </w:p>
+      </w:tc>
+      <w:tc>
+        <w:tcPr>
+          <w:tcW w:w="667" w:type="pct"/>
+          <w:vMerge/>
+        </w:tcPr>
+        <w:p>
+          <w:pPr>
+            <w:jc w:val="center"/>
+            <w:rPr>
+              <w:rFonts w:asciiTheme="minorHAnsi" w:hAnsiTheme="minorHAnsi" w:cstheme="minorHAnsi"/>
+              <w:sz w:val="20"/>
+              <w:szCs w:val="20"/>
+            </w:rPr>
+          </w:pPr>
+        </w:p>
+      </w:tc>
+      <w:tc>
+        <w:tcPr>
+          <w:tcW w:w="976" w:type="pct"/>
+          <w:vMerge/>
+          <w:shd w:val="clear" w:color="auto" w:fill="FFFFFF" w:themeFill="background1"/>
+          <w:vAlign w:val="center"/>
+        </w:tcPr>
+        <w:p>
+          <w:pPr>
+            <w:jc w:val="center"/>
+            <w:rPr>
+              <w:rFonts w:asciiTheme="minorHAnsi" w:hAnsiTheme="minorHAnsi" w:cstheme="minorHAnsi"/>
+              <w:sz w:val="20"/>
+              <w:szCs w:val="20"/>
+              <w:rtl/>
+            </w:rPr>
+          </w:pPr>
+        </w:p>
+      </w:tc>
+      <w:tc>
+        <w:tcPr>
+          <w:tcW w:w="992" w:type="pct"/>
+          <w:vMerge/>
+          <w:shd w:val="clear" w:color="auto" w:fill="00A05A"/>
+        </w:tcPr>
+        <w:p>
+          <w:pPr>
+            <w:jc w:val="center"/>
+            <w:rPr>
+              <w:rFonts w:asciiTheme="minorHAnsi" w:hAnsiTheme="minorHAnsi" w:cstheme="minorHAnsi"/>
+              <w:color w:val="FFFFFF" w:themeColor="background1"/>
+              <w:sz w:val="20"/>
+              <w:szCs w:val="20"/>
+              <w:rtl/>
+            </w:rPr>
+          </w:pPr>
+        </w:p>
+      </w:tc>
+    </w:tr>
+    <w:tr>
+      <w:trPr>
+        <w:trHeight w:val="526"/>
+      </w:trPr>
+      <w:tc>
+        <w:tcPr>
+          <w:tcW w:w="1502" w:type="pct"/>
+          <w:shd w:val="clear" w:color="auto" w:fill="FFFFFF" w:themeFill="background1"/>
+          <w:vAlign w:val="center"/>
+        </w:tcPr>
+        <w:p>
+          <w:pPr>
+            <w:jc w:val="center"/>
+            <w:rPr>
+              <w:rFonts w:asciiTheme="minorHAnsi" w:hAnsiTheme="minorHAnsi" w:cstheme="minorHAnsi"/>
+              <w:sz w:val="20"/>
+              <w:szCs w:val="20"/>
+              <w:rtl/>
+              <w:lang w:val="en-US"/>
+            </w:rPr>
+          </w:pPr>
+          <w:r>
+            <w:rPr>
+              <w:rFonts w:asciiTheme="minorHAnsi" w:hAnsiTheme="minorHAnsi" w:cstheme="minorHAnsi"/>
+              <w:sz w:val="20"/>
+              <w:szCs w:val="20"/>
+              <w:lang w:val="en-US"/>
+            </w:rPr>
+            <w:t>1.4</w:t>
+          </w:r>
+        </w:p>
+      </w:tc>
+      <w:tc>
+        <w:tcPr>
+          <w:tcW w:w="863" w:type="pct"/>
+          <w:shd w:val="clear" w:color="auto" w:fill="00A05A"/>
+          <w:vAlign w:val="center"/>
+        </w:tcPr>
+        <w:p>
+          <w:pPr>
+            <w:jc w:val="center"/>
+            <w:rPr>
+              <w:rFonts w:asciiTheme="minorHAnsi" w:hAnsiTheme="minorHAnsi" w:cstheme="minorHAnsi"/>
+              <w:color w:val="FFFFFF" w:themeColor="background1"/>
+              <w:sz w:val="20"/>
+              <w:szCs w:val="20"/>
+              <w:rtl/>
+            </w:rPr>
+          </w:pPr>
+          <w:r>
+            <w:rPr>
+              <w:rFonts w:asciiTheme="minorHAnsi" w:hAnsiTheme="minorHAnsi" w:cstheme="minorHAnsi"/>
+              <w:color w:val="FFFFFF" w:themeColor="background1"/>
+              <w:sz w:val="20"/>
+              <w:szCs w:val="20"/>
+              <w:rtl/>
+            </w:rPr>
+            <w:t>رقم النسخة</w:t>
+          </w:r>
+        </w:p>
+        <w:p>
+          <w:pPr>
+            <w:jc w:val="center"/>
+            <w:rPr>
+              <w:rFonts w:asciiTheme="minorHAnsi" w:hAnsiTheme="minorHAnsi" w:cstheme="minorHAnsi"/>
+              <w:color w:val="FFFFFF" w:themeColor="background1"/>
+              <w:sz w:val="20"/>
+              <w:szCs w:val="20"/>
+            </w:rPr>
+          </w:pPr>
+          <w:r>
+            <w:rPr>
+              <w:rFonts w:asciiTheme="minorHAnsi" w:hAnsiTheme="minorHAnsi" w:cstheme="minorHAnsi"/>
+              <w:color w:val="FFFFFF" w:themeColor="background1"/>
+              <w:sz w:val="20"/>
+              <w:szCs w:val="20"/>
+            </w:rPr>
+            <w:t>Rev. Number</w:t>
+          </w:r>
+        </w:p>
+      </w:tc>
+      <w:tc>
+        <w:tcPr>
+          <w:tcW w:w="667" w:type="pct"/>
+          <w:vMerge/>
+        </w:tcPr>
+        <w:p>
+          <w:pPr>
+            <w:jc w:val="center"/>
+            <w:rPr>
+              <w:rFonts w:asciiTheme="minorHAnsi" w:hAnsiTheme="minorHAnsi" w:cstheme="minorHAnsi"/>
+              <w:sz w:val="20"/>
+              <w:szCs w:val="20"/>
+            </w:rPr>
+          </w:pPr>
+        </w:p>
+      </w:tc>
+      <w:tc>
+        <w:tcPr>
+          <w:tcW w:w="976" w:type="pct"/>
+          <w:shd w:val="clear" w:color="auto" w:fill="FFFFFF" w:themeFill="background1"/>
+          <w:vAlign w:val="center"/>
+        </w:tcPr>
+        <w:p>
+          <w:pPr>
+            <w:jc w:val="center"/>
+            <w:rPr>
+              <w:rFonts w:asciiTheme="minorHAnsi" w:hAnsiTheme="minorHAnsi" w:cstheme="minorHAnsi"/>
+              <w:sz w:val="20"/>
+              <w:szCs w:val="20"/>
+            </w:rPr>
+          </w:pPr>
+        </w:p>
+      </w:tc>
+      <w:tc>
+        <w:tcPr>
+          <w:tcW w:w="992" w:type="pct"/>
+          <w:shd w:val="clear" w:color="auto" w:fill="00A05A"/>
+          <w:vAlign w:val="center"/>
+        </w:tcPr>
+        <w:p>
+          <w:pPr>
+            <w:jc w:val="center"/>
+            <w:rPr>
+              <w:rFonts w:asciiTheme="minorHAnsi" w:hAnsiTheme="minorHAnsi" w:cstheme="minorHAnsi"/>
+              <w:color w:val="FFFFFF" w:themeColor="background1"/>
+              <w:sz w:val="20"/>
+              <w:szCs w:val="20"/>
+              <w:rtl/>
+            </w:rPr>
+          </w:pPr>
+          <w:r>
+            <w:rPr>
+              <w:rFonts w:asciiTheme="minorHAnsi" w:hAnsiTheme="minorHAnsi" w:cstheme="minorHAnsi"/>
+              <w:color w:val="FFFFFF" w:themeColor="background1"/>
+              <w:sz w:val="20"/>
+              <w:szCs w:val="20"/>
+              <w:rtl/>
+            </w:rPr>
+            <w:t>رمز النموذج</w:t>
+          </w:r>
+        </w:p>
+        <w:p>
+          <w:pPr>
+            <w:jc w:val="center"/>
+            <w:rPr>
+              <w:rFonts w:asciiTheme="minorHAnsi" w:hAnsiTheme="minorHAnsi" w:cstheme="minorHAnsi"/>
+              <w:color w:val="FFFFFF" w:themeColor="background1"/>
+              <w:sz w:val="20"/>
+              <w:szCs w:val="20"/>
+            </w:rPr>
+          </w:pPr>
+          <w:r>
+            <w:rPr>
+              <w:rFonts w:asciiTheme="minorHAnsi" w:hAnsiTheme="minorHAnsi" w:cstheme="minorHAnsi"/>
+              <w:color w:val="FFFFFF" w:themeColor="background1"/>
+              <w:sz w:val="20"/>
+              <w:szCs w:val="20"/>
+            </w:rPr>
+            <w:t>Form Code</w:t>
+          </w:r>
+        </w:p>
+      </w:tc>
+    </w:tr>
+    <w:tr>
+      <w:trPr>
+        <w:trHeight w:val="1084"/>
+      </w:trPr>
+      <w:tc>
+        <w:tcPr>
+          <w:tcW w:w="1502" w:type="pct"/>
+          <w:shd w:val="clear" w:color="auto" w:fill="FFFFFF" w:themeFill="background1"/>
+          <w:vAlign w:val="center"/>
+        </w:tcPr>
+        <w:p>
+          <w:pPr>
+            <w:jc w:val="center"/>
+            <w:rPr>
+              <w:rFonts w:asciiTheme="minorHAnsi" w:hAnsiTheme="minorHAnsi" w:cstheme="minorHAnsi"/>
+              <w:sz w:val="20"/>
+              <w:szCs w:val="20"/>
+            </w:rPr>
+          </w:pPr>
+          <w:r>
+            <w:rPr>
+              <w:rFonts w:asciiTheme="minorHAnsi" w:hAnsiTheme="minorHAnsi" w:cstheme="minorHAnsi"/>
+              <w:sz w:val="20"/>
+              <w:szCs w:val="20"/>
+              <w:rtl/>
+            </w:rPr>
+            <w:t xml:space="preserve">إدارة التقنية </w:t>
+          </w:r>
+        </w:p>
+      </w:tc>
+      <w:tc>
+        <w:tcPr>
+          <w:tcW w:w="863" w:type="pct"/>
+          <w:shd w:val="clear" w:color="auto" w:fill="00A05A"/>
+          <w:vAlign w:val="center"/>
+        </w:tcPr>
+        <w:p>
+          <w:pPr>
+            <w:jc w:val="center"/>
+            <w:rPr>
+              <w:rFonts w:asciiTheme="minorHAnsi" w:hAnsiTheme="minorHAnsi" w:cstheme="minorHAnsi"/>
+              <w:color w:val="FFFFFF" w:themeColor="background1"/>
+              <w:sz w:val="20"/>
+              <w:szCs w:val="20"/>
+              <w:rtl/>
+            </w:rPr>
+          </w:pPr>
+          <w:r>
+            <w:rPr>
+              <w:rFonts w:asciiTheme="minorHAnsi" w:hAnsiTheme="minorHAnsi" w:cstheme="minorHAnsi"/>
+              <w:color w:val="FFFFFF" w:themeColor="background1"/>
+              <w:sz w:val="20"/>
+              <w:szCs w:val="20"/>
+              <w:rtl/>
+            </w:rPr>
+            <w:t>مالك النموذج</w:t>
+          </w:r>
+        </w:p>
+        <w:p>
+          <w:pPr>
+            <w:jc w:val="center"/>
+            <w:rPr>
+              <w:rFonts w:asciiTheme="minorHAnsi" w:hAnsiTheme="minorHAnsi" w:cstheme="minorHAnsi"/>
+              <w:color w:val="FFFFFF" w:themeColor="background1"/>
+              <w:sz w:val="20"/>
+              <w:szCs w:val="20"/>
+            </w:rPr>
+          </w:pPr>
+          <w:r>
+            <w:rPr>
+              <w:rFonts w:asciiTheme="minorHAnsi" w:hAnsiTheme="minorHAnsi" w:cstheme="minorHAnsi"/>
+              <w:color w:val="FFFFFF" w:themeColor="background1"/>
+              <w:sz w:val="20"/>
+              <w:szCs w:val="20"/>
+            </w:rPr>
+            <w:t>Form Owner</w:t>
+          </w:r>
+        </w:p>
+      </w:tc>
+      <w:tc>
+        <w:tcPr>
+          <w:tcW w:w="667" w:type="pct"/>
+          <w:vMerge/>
+        </w:tcPr>
+        <w:p>
+          <w:pPr>
+            <w:jc w:val="center"/>
+            <w:rPr>
+              <w:rFonts w:asciiTheme="minorHAnsi" w:hAnsiTheme="minorHAnsi" w:cstheme="minorHAnsi"/>
+              <w:sz w:val="20"/>
+              <w:szCs w:val="20"/>
+            </w:rPr>
+          </w:pPr>
+        </w:p>
+      </w:tc>
+      <w:tc>
+        <w:tcPr>
+          <w:tcW w:w="976" w:type="pct"/>
+          <w:shd w:val="clear" w:color="auto" w:fill="FFFFFF" w:themeFill="background1"/>
+          <w:vAlign w:val="center"/>
+        </w:tcPr>
+        <w:p>
+          <w:pPr>
+            <w:jc w:val="center"/>
+            <w:rPr>
+              <w:rFonts w:asciiTheme="minorHAnsi" w:hAnsiTheme="minorHAnsi" w:cstheme="minorHAnsi"/>
+              <w:sz w:val="20"/>
+              <w:szCs w:val="20"/>
+              <w:rtl/>
+            </w:rPr>
+          </w:pPr>
+          <w:r>
+            <w:rPr>
+              <w:rFonts w:asciiTheme="minorHAnsi" w:hAnsiTheme="minorHAnsi" w:cstheme="minorHAnsi"/>
+              <w:sz w:val="20"/>
+              <w:szCs w:val="20"/>
+            </w:rPr>
+            <w:t>Apexium</w:t>
+          </w:r>
+        </w:p>
+      </w:tc>
+      <w:tc>
+        <w:tcPr>
+          <w:tcW w:w="992" w:type="pct"/>
+          <w:shd w:val="clear" w:color="auto" w:fill="00A05A"/>
+          <w:vAlign w:val="center"/>
+        </w:tcPr>
+        <w:p>
+          <w:pPr>
+            <w:jc w:val="center"/>
+            <w:rPr>
+              <w:rFonts w:asciiTheme="minorHAnsi" w:hAnsiTheme="minorHAnsi" w:cstheme="minorHAnsi"/>
+              <w:color w:val="FFFFFF" w:themeColor="background1"/>
+              <w:sz w:val="20"/>
+              <w:szCs w:val="20"/>
+            </w:rPr>
+          </w:pPr>
+          <w:r>
+            <w:rPr>
+              <w:rFonts w:asciiTheme="minorHAnsi" w:hAnsiTheme="minorHAnsi" w:cstheme="minorHAnsi"/>
+              <w:color w:val="FFFFFF" w:themeColor="background1"/>
+              <w:sz w:val="20"/>
+              <w:szCs w:val="20"/>
+              <w:rtl/>
+            </w:rPr>
+            <w:t xml:space="preserve">جهة الإصدار     </w:t>
+          </w:r>
+          <w:r>
+            <w:rPr>
+              <w:rFonts w:asciiTheme="minorHAnsi" w:hAnsiTheme="minorHAnsi" w:cstheme="minorHAnsi"/>
+              <w:color w:val="FFFFFF" w:themeColor="background1"/>
+              <w:sz w:val="20"/>
+              <w:szCs w:val="20"/>
+            </w:rPr>
+            <w:t>Issuer</w:t>
+          </w:r>
+        </w:p>
+      </w:tc>
+    </w:tr>
+  </w:tbl>
+  <w:p>
+    <w:pPr>
+      <w:pStyle w:val="Header"/>
+      <w:rPr>
+        <w:rFonts w:asciiTheme="minorBidi" w:hAnsiTheme="minorBidi" w:cstheme="minorBidi"/>
+        <w:sz w:val="10"/>
+        <w:szCs w:val="10"/>
+        <w:lang w:val="en-GB"/>
+      </w:rPr>
+    </w:pPr>
+  </w:p>
+  <w:p>
+    <w:pPr>
+      <w:pStyle w:val="Header"/>
+      <w:rPr>
+        <w:rFonts w:asciiTheme="minorBidi" w:hAnsiTheme="minorBidi" w:cstheme="minorBidi"/>
+        <w:sz w:val="10"/>
+        <w:szCs w:val="10"/>
+        <w:lang w:val="en-GB"/>
+      </w:rPr>
+    </w:pPr>
+  </w:p>
+</w:hdr>
+</file>
+
+<file path=word/header3.xml><?xml version="1.0" encoding="utf-8"?>
+<w:hdr xmlns:wpc="http://schemas.microsoft.com/office/word/2010/wordprocessingCanvas" xmlns:cx="http://schemas.microsoft.com/office/drawing/2014/chartex" xmlns:cx1="http://schemas.microsoft.com/office/drawing/2015/9/8/chartex" xmlns:cx2="http://schemas.microsoft.com/office/drawing/2015/10/21/chartex" xmlns:cx3="http://schemas.microsoft.com/office/drawing/2016/5/9/chartex" xmlns:cx4="http://schemas.microsoft.com/office/drawing/2016/5/10/chartex" xmlns:cx5="http://schemas.microsoft.com/office/drawing/2016/5/11/chartex" xmlns:cx6="http://schemas.microsoft.com/office/drawing/2016/5/12/chartex" xmlns:cx7="http://schemas.microsoft.com/office/drawing/2016/5/13/chartex" xmlns:cx8="http://schemas.microsoft.com/office/drawing/2016/5/14/chartex" xmlns:mc="http://schemas.openxmlformats.org/markup-compatibility/2006" xmlns:aink="http://schemas.microsoft.com/office/drawing/2016/ink" xmlns:am3d="http://schemas.microsoft.com/office/drawing/2017/model3d" xmlns:o="urn:schemas-microsoft-com:office:office" xmlns:oel="http://schemas.microsoft.com/office/2019/extlst" xmlns:r="http://schemas.openxmlformats.org/officeDocument/2006/relationships" xmlns:m="http://schemas.openxmlformats.org/officeDocument/2006/math" xmlns:v="urn:schemas-microsoft-com:vml" xmlns:wp14="http://schemas.microsoft.com/office/word/2010/wordprocessingDrawing" xmlns:wp="http://schemas.openxmlformats.org/drawingml/2006/wordprocessingDrawing" xmlns:w10="urn:schemas-microsoft-com:office:word" xmlns:w="http://schemas.openxmlformats.org/wordprocessingml/2006/main" xmlns:w14="http://schemas.microsoft.com/office/word/2010/wordml" xmlns:w15="http://schemas.microsoft.com/office/word/2012/wordml" xmlns:w16cex="http://schemas.microsoft.com/office/word/2018/wordml/cex" xmlns:w16cid="http://schemas.microsoft.com/office/word/2016/wordml/cid" xmlns:w16="http://schemas.microsoft.com/office/word/2018/wordml" xmlns:w16du="http://schemas.microsoft.com/office/word/2023/wordml/word16du" xmlns:w16sdtdh="http://schemas.microsoft.com/office/word/2020/wordml/sdtdatahash" xmlns:w16sdtfl="http://schemas.microsoft.com/office/word/2024/wordml/sdtformatlock" xmlns:w16se="http://schemas.microsoft.com/office/word/2015/wordml/symex" xmlns:wpg="http://schemas.microsoft.com/office/word/2010/wordprocessingGroup" xmlns:wpi="http://schemas.microsoft.com/office/word/2010/wordprocessingInk" xmlns:wne="http://schemas.microsoft.com/office/word/2006/wordml" xmlns:wps="http://schemas.microsoft.com/office/word/2010/wordprocessingShape" mc:Ignorable="w14 w15 w16se w16cid w16 w16cex w16sdtdh w16sdtfl w16du wp14">
+  <w:p>
+    <w:pPr>
+      <w:pStyle w:val="Header"/>
+    </w:pPr>
+    <w:r>
+      <w:rPr>
+        <w:noProof/>
+      </w:rPr>
+      <mc:AlternateContent>
+        <mc:Choice Requires="wps">
+          <w:drawing>
+            <wp:anchor distT="0" distB="0" distL="0" distR="0" simplePos="0" relativeHeight="251661312" behindDoc="0" locked="0" layoutInCell="1" allowOverlap="1" wp14:anchorId="6984B3B5" wp14:editId="7D271C66">
+              <wp:simplePos x="635" y="635"/>
+              <wp:positionH relativeFrom="page">
+                <wp:align>center</wp:align>
+              </wp:positionH>
+              <wp:positionV relativeFrom="page">
+                <wp:align>top</wp:align>
+              </wp:positionV>
+              <wp:extent cx="635000" cy="374650"/>
+              <wp:effectExtent l="0" t="0" r="12700" b="6350"/>
+              <wp:wrapNone/>
+              <wp:docPr id="989437150" name="Text Box 1" descr="Public – عام">
+                <a:extLst xmlns:a="http://schemas.openxmlformats.org/drawingml/2006/main">
+                  <a:ext uri="{5AE41FA2-C0FF-4470-9BD4-5FADCA87CBE2}">
+                    <aclsh:classification xmlns:aclsh="http://schemas.microsoft.com/office/drawing/2020/classificationShape" classificationOutcomeType="hdr"/>
+                  </a:ext>
+                </a:extLst>
+              </wp:docPr>
+              <wp:cNvGraphicFramePr/>
+              <a:graphic xmlns:a="http://schemas.openxmlformats.org/drawingml/2006/main">
+                <a:graphicData uri="http://schemas.microsoft.com/office/word/2010/wordprocessingShape">
+                  <wps:wsp>
+                    <wps:cNvSpPr txBox="1"/>
+                    <wps:spPr>
+                      <a:xfrm>
+                        <a:off x="0" y="0"/>
+                        <a:ext cx="635000" cy="374650"/>
+                      </a:xfrm>
+                      <a:prstGeom prst="rect">
+                        <a:avLst/>
+                      </a:prstGeom>
+                      <a:noFill/>
+                      <a:ln>
+                        <a:noFill/>
+                      </a:ln>
+                    </wps:spPr>
+                    <wps:txbx>
+                      <w:txbxContent>
+                        <w:p>
+                          <w:pPr>
+                            <w:spacing w:after="0"/>
+                            <w:rPr>
+                              <w:rFonts w:ascii="Calibri" w:eastAsia="Calibri" w:hAnsi="Calibri" w:cs="Calibri"/>
+                              <w:noProof/>
+                              <w:color w:val="008000"/>
+                              <w:sz w:val="22"/>
+                              <w:szCs w:val="22"/>
+                            </w:rPr>
+                          </w:pPr>
+                          <w:r>
+                            <w:rPr>
+                              <w:rFonts w:ascii="Calibri" w:eastAsia="Calibri" w:hAnsi="Calibri" w:cs="Calibri"/>
+                              <w:noProof/>
+                              <w:color w:val="008000"/>
+                              <w:sz w:val="22"/>
+                              <w:szCs w:val="22"/>
+                            </w:rPr>
+                            <w:t>Public</w:t>
+                          </w:r>
+                          <w:r>
+                            <w:rPr>
+                              <w:rFonts w:ascii="Calibri" w:eastAsia="Calibri" w:hAnsi="Calibri" w:cs="Calibri"/>
+                              <w:noProof/>
+                              <w:color w:val="008000"/>
+                              <w:sz w:val="22"/>
+                              <w:szCs w:val="22"/>
+                              <w:rtl/>
+                            </w:rPr>
+                            <w:t xml:space="preserve"> – عام</w:t>
+                          </w:r>
+                        </w:p>
+                      </w:txbxContent>
+                    </wps:txbx>
+                    <wps:bodyPr rot="0" spcFirstLastPara="0" vertOverflow="overflow" horzOverflow="overflow" vert="horz" wrap="none" lIns="0" tIns="190500" rIns="0" bIns="0" numCol="1" spcCol="0" rtlCol="0" fromWordArt="0" anchor="t" anchorCtr="0" forceAA="0" compatLnSpc="1">
+                      <a:prstTxWarp prst="textNoShape">
+                        <a:avLst/>
+                      </a:prstTxWarp>
+                      <a:spAutoFit/>
+                    </wps:bodyPr>
+                  </wps:wsp>
+                </a:graphicData>
+              </a:graphic>
+            </wp:anchor>
+          </w:drawing>
+        </mc:Choice>
+        <mc:Fallback>
+          <w:pict>
+            <v:shapetype w14:anchorId="6984B3B5" id="_x0000_t202" coordsize="21600,21600" o:spt="202" path="m,l,21600r21600,l21600,xe">
+              <v:stroke joinstyle="miter"/>
+              <v:path gradientshapeok="t" o:connecttype="rect"/>
+            </v:shapetype>
+            <v:shape id="Text Box 1" o:spid="_x0000_s1028" type="#_x0000_t202" alt="Public – عام" style="position:absolute;left:0;text-align:left;margin-left:0;margin-top:0;width:50pt;height:29.5pt;z-index:251658243;visibility:visible;mso-wrap-style:none;mso-wrap-distance-left:0;mso-wrap-distance-top:0;mso-wrap-distance-right:0;mso-wrap-distance-bottom:0;mso-position-horizontal:center;mso-position-horizontal-relative:page;mso-position-vertical:top;mso-position-vertical-relative:page;v-text-anchor:top" o:gfxdata="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" filled="f" stroked="f">
+              <v:textbox style="mso-fit-shape-to-text:t" inset="0,15pt,0,0">
+                <w:txbxContent>
+                  <w:p>
+                    <w:pPr>
+                      <w:spacing w:after="0"/>
+                      <w:rPr>
+                        <w:rFonts w:ascii="Calibri" w:eastAsia="Calibri" w:hAnsi="Calibri" w:cs="Calibri"/>
+                        <w:noProof/>
+                        <w:color w:val="008000"/>
+                        <w:sz w:val="22"/>
+                        <w:szCs w:val="22"/>
+                      </w:rPr>
+                    </w:pPr>
+                    <w:r>
+                      <w:rPr>
+                        <w:rFonts w:ascii="Calibri" w:eastAsia="Calibri" w:hAnsi="Calibri" w:cs="Calibri"/>
+                        <w:noProof/>
+                        <w:color w:val="008000"/>
+                        <w:sz w:val="22"/>
+                        <w:szCs w:val="22"/>
+                      </w:rPr>
+                      <w:t>Public</w:t>
+                    </w:r>
+                    <w:r>
+                      <w:rPr>
+                        <w:rFonts w:ascii="Calibri" w:eastAsia="Calibri" w:hAnsi="Calibri" w:cs="Calibri"/>
+                        <w:noProof/>
+                        <w:color w:val="008000"/>
+                        <w:sz w:val="22"/>
+                        <w:szCs w:val="22"/>
+                        <w:rtl/>
+                      </w:rPr>
+                      <w:t xml:space="preserve"> – عام</w:t>
+                    </w:r>
+                  </w:p>
+                </w:txbxContent>
+              </v:textbox>
+              <w10:wrap anchorx="page" anchory="page"/>
+            </v:shape>
+          </w:pict>
+        </mc:Fallback>
+      </mc:AlternateContent>
+    </w:r>
+  </w:p>
+</w:hdr>
+</file>
+
+<file path=word/header4.xml><?xml version="1.0" encoding="utf-8"?>
+<w:hdr xmlns:wpc="http://schemas.microsoft.com/office/word/2010/wordprocessingCanvas" xmlns:cx="http://schemas.microsoft.com/office/drawing/2014/chartex" xmlns:cx1="http://schemas.microsoft.com/office/drawing/2015/9/8/chartex" xmlns:cx2="http://schemas.microsoft.com/office/drawing/2015/10/21/chartex" xmlns:cx3="http://schemas.microsoft.com/office/drawing/2016/5/9/chartex" xmlns:cx4="http://schemas.microsoft.com/office/drawing/2016/5/10/chartex" xmlns:cx5="http://schemas.microsoft.com/office/drawing/2016/5/11/chartex" xmlns:cx6="http://schemas.microsoft.com/office/drawing/2016/5/12/chartex" xmlns:cx7="http://schemas.microsoft.com/office/drawing/2016/5/13/chartex" xmlns:cx8="http://schemas.microsoft.com/office/drawing/2016/5/14/chartex" xmlns:mc="http://schemas.openxmlformats.org/markup-compatibility/2006" xmlns:aink="http://schemas.microsoft.com/office/drawing/2016/ink" xmlns:am3d="http://schemas.microsoft.com/office/drawing/2017/model3d" xmlns:o="urn:schemas-microsoft-com:office:office" xmlns:oel="http://schemas.microsoft.com/office/2019/extlst" xmlns:r="http://schemas.openxmlformats.org/officeDocument/2006/relationships" xmlns:m="http://schemas.openxmlformats.org/officeDocument/2006/math" xmlns:v="urn:schemas-microsoft-com:vml" xmlns:wp14="http://schemas.microsoft.com/office/word/2010/wordprocessingDrawing" xmlns:wp="http://schemas.openxmlformats.org/drawingml/2006/wordprocessingDrawing" xmlns:w10="urn:schemas-microsoft-com:office:word" xmlns:w="http://schemas.openxmlformats.org/wordprocessingml/2006/main" xmlns:w14="http://schemas.microsoft.com/office/word/2010/wordml" xmlns:w15="http://schemas.microsoft.com/office/word/2012/wordml" xmlns:w16cex="http://schemas.microsoft.com/office/word/2018/wordml/cex" xmlns:w16cid="http://schemas.microsoft.com/office/word/2016/wordml/cid" xmlns:w16="http://schemas.microsoft.com/office/word/2018/wordml" xmlns:w16du="http://schemas.microsoft.com/office/word/2023/wordml/word16du" xmlns:w16sdtdh="http://schemas.microsoft.com/office/word/2020/wordml/sdtdatahash" xmlns:w16sdtfl="http://schemas.microsoft.com/office/word/2024/wordml/sdtformatlock" xmlns:w16se="http://schemas.microsoft.com/office/word/2015/wordml/symex" xmlns:wpg="http://schemas.microsoft.com/office/word/2010/wordprocessingGroup" xmlns:wpi="http://schemas.microsoft.com/office/word/2010/wordprocessingInk" xmlns:wne="http://schemas.microsoft.com/office/word/2006/wordml" xmlns:wps="http://schemas.microsoft.com/office/word/2010/wordprocessingShape" mc:Ignorable="w14 w15 w16se w16cid w16 w16cex w16sdtdh w16sdtfl w16du wp14">
+  <w:p>
+    <w:pPr>
+      <w:bidi w:val="0"/>
+      <w:spacing w:after="0"/>
+      <w:jc w:val="center"/>
+    </w:pPr>
+    <w:r>
+      <w:rPr>
+        <w:sz w:val="20"/>
+      </w:rPr>
+      <w:t>عام - Public</w:t>
+    </w:r>
+  </w:p>
+</w:hdr>
+</file>
+
+<file path=word/header5.xml><?xml version="1.0" encoding="utf-8"?>
+<w:hdr xmlns:wpc="http://schemas.microsoft.com/office/word/2010/wordprocessingCanvas" xmlns:cx="http://schemas.microsoft.com/office/drawing/2014/chartex" xmlns:cx1="http://schemas.microsoft.com/office/drawing/2015/9/8/chartex" xmlns:cx2="http://schemas.microsoft.com/office/drawing/2015/10/21/chartex" xmlns:cx3="http://schemas.microsoft.com/office/drawing/2016/5/9/chartex" xmlns:cx4="http://schemas.microsoft.com/office/drawing/2016/5/10/chartex" xmlns:cx5="http://schemas.microsoft.com/office/drawing/2016/5/11/chartex" xmlns:cx6="http://schemas.microsoft.com/office/drawing/2016/5/12/chartex" xmlns:cx7="http://schemas.microsoft.com/office/drawing/2016/5/13/chartex" xmlns:cx8="http://schemas.microsoft.com/office/drawing/2016/5/14/chartex" xmlns:mc="http://schemas.openxmlformats.org/markup-compatibility/2006" xmlns:aink="http://schemas.microsoft.com/office/drawing/2016/ink" xmlns:am3d="http://schemas.microsoft.com/office/drawing/2017/model3d" xmlns:o="urn:schemas-microsoft-com:office:office" xmlns:oel="http://schemas.microsoft.com/office/2019/extlst" xmlns:r="http://schemas.openxmlformats.org/officeDocument/2006/relationships" xmlns:m="http://schemas.openxmlformats.org/officeDocument/2006/math" xmlns:v="urn:schemas-microsoft-com:vml" xmlns:wp14="http://schemas.microsoft.com/office/word/2010/wordprocessingDrawing" xmlns:wp="http://schemas.openxmlformats.org/drawingml/2006/wordprocessingDrawing" xmlns:w10="urn:schemas-microsoft-com:office:word" xmlns:w="http://schemas.openxmlformats.org/wordprocessingml/2006/main" xmlns:w14="http://schemas.microsoft.com/office/word/2010/wordml" xmlns:w15="http://schemas.microsoft.com/office/word/2012/wordml" xmlns:w16cex="http://schemas.microsoft.com/office/word/2018/wordml/cex" xmlns:w16cid="http://schemas.microsoft.com/office/word/2016/wordml/cid" xmlns:w16="http://schemas.microsoft.com/office/word/2018/wordml" xmlns:w16du="http://schemas.microsoft.com/office/word/2023/wordml/word16du" xmlns:w16sdtdh="http://schemas.microsoft.com/office/word/2020/wordml/sdtdatahash" xmlns:w16sdtfl="http://schemas.microsoft.com/office/word/2024/wordml/sdtformatlock" xmlns:w16se="http://schemas.microsoft.com/office/word/2015/wordml/symex" xmlns:wpg="http://schemas.microsoft.com/office/word/2010/wordprocessingGroup" xmlns:wpi="http://schemas.microsoft.com/office/word/2010/wordprocessingInk" xmlns:wne="http://schemas.microsoft.com/office/word/2006/wordml" xmlns:wps="http://schemas.microsoft.com/office/word/2010/wordprocessingShape" mc:Ignorable="w14 w15 w16se w16cid w16 w16cex w16sdtdh w16sdtfl w16du wp14">
+  <w:p>
+    <w:pPr>
+      <w:bidi w:val="0"/>
+      <w:spacing w:after="0"/>
+      <w:jc w:val="center"/>
+    </w:pPr>
+    <w:r>
+      <w:rPr>
+        <w:sz w:val="20"/>
+      </w:rPr>
+      <w:t>عام - Public</w:t>
+    </w:r>
+  </w:p>
+</w:hdr>
+</file>
+
+<file path=word/header6.xml><?xml version="1.0" encoding="utf-8"?>
+<w:hdr xmlns:wpc="http://schemas.microsoft.com/office/word/2010/wordprocessingCanvas" xmlns:cx="http://schemas.microsoft.com/office/drawing/2014/chartex" xmlns:cx1="http://schemas.microsoft.com/office/drawing/2015/9/8/chartex" xmlns:cx2="http://schemas.microsoft.com/office/drawing/2015/10/21/chartex" xmlns:cx3="http://schemas.microsoft.com/office/drawing/2016/5/9/chartex" xmlns:cx4="http://schemas.microsoft.com/office/drawing/2016/5/10/chartex" xmlns:cx5="http://schemas.microsoft.com/office/drawing/2016/5/11/chartex" xmlns:cx6="http://schemas.microsoft.com/office/drawing/2016/5/12/chartex" xmlns:cx7="http://schemas.microsoft.com/office/drawing/2016/5/13/chartex" xmlns:cx8="http://schemas.microsoft.com/office/drawing/2016/5/14/chartex" xmlns:mc="http://schemas.openxmlformats.org/markup-compatibility/2006" xmlns:aink="http://schemas.microsoft.com/office/drawing/2016/ink" xmlns:am3d="http://schemas.microsoft.com/office/drawing/2017/model3d" xmlns:o="urn:schemas-microsoft-com:office:office" xmlns:oel="http://schemas.microsoft.com/office/2019/extlst" xmlns:r="http://schemas.openxmlformats.org/officeDocument/2006/relationships" xmlns:m="http://schemas.openxmlformats.org/officeDocument/2006/math" xmlns:v="urn:schemas-microsoft-com:vml" xmlns:wp14="http://schemas.microsoft.com/office/word/2010/wordprocessingDrawing" xmlns:wp="http://schemas.openxmlformats.org/drawingml/2006/wordprocessingDrawing" xmlns:w10="urn:schemas-microsoft-com:office:word" xmlns:w="http://schemas.openxmlformats.org/wordprocessingml/2006/main" xmlns:w14="http://schemas.microsoft.com/office/word/2010/wordml" xmlns:w15="http://schemas.microsoft.com/office/word/2012/wordml" xmlns:w16cex="http://schemas.microsoft.com/office/word/2018/wordml/cex" xmlns:w16cid="http://schemas.microsoft.com/office/word/2016/wordml/cid" xmlns:w16="http://schemas.microsoft.com/office/word/2018/wordml" xmlns:w16du="http://schemas.microsoft.com/office/word/2023/wordml/word16du" xmlns:w16sdtdh="http://schemas.microsoft.com/office/word/2020/wordml/sdtdatahash" xmlns:w16sdtfl="http://schemas.microsoft.com/office/word/2024/wordml/sdtformatlock" xmlns:w16se="http://schemas.microsoft.com/office/word/2015/wordml/symex" xmlns:wpg="http://schemas.microsoft.com/office/word/2010/wordprocessingGroup" xmlns:wpi="http://schemas.microsoft.com/office/word/2010/wordprocessingInk" xmlns:wne="http://schemas.microsoft.com/office/word/2006/wordml" xmlns:wps="http://schemas.microsoft.com/office/word/2010/wordprocessingShape" mc:Ignorable="w14 w15 w16se w16cid w16 w16cex w16sdtdh w16sdtfl w16du wp14">
+  <w:p>
+    <w:pPr>
+      <w:bidi w:val="0"/>
+      <w:spacing w:after="0"/>
+      <w:jc w:val="center"/>
+    </w:pPr>
+    <w:r>
+      <w:rPr>
+        <w:sz w:val="20"/>
+      </w:rPr>
+      <w:t>عام - Public</w:t>
+    </w:r>
+  </w:p>
+</w:hdr>
+</file>
+
+<file path=word/header7.xml><?xml version="1.0" encoding="utf-8"?>
+<w:hdr xmlns:wpc="http://schemas.microsoft.com/office/word/2010/wordprocessingCanvas" xmlns:cx="http://schemas.microsoft.com/office/drawing/2014/chartex" xmlns:cx1="http://schemas.microsoft.com/office/drawing/2015/9/8/chartex" xmlns:cx2="http://schemas.microsoft.com/office/drawing/2015/10/21/chartex" xmlns:cx3="http://schemas.microsoft.com/office/drawing/2016/5/9/chartex" xmlns:cx4="http://schemas.microsoft.com/office/drawing/2016/5/10/chartex" xmlns:cx5="http://schemas.microsoft.com/office/drawing/2016/5/11/chartex" xmlns:cx6="http://schemas.microsoft.com/office/drawing/2016/5/12/chartex" xmlns:cx7="http://schemas.microsoft.com/office/drawing/2016/5/13/chartex" xmlns:cx8="http://schemas.microsoft.com/office/drawing/2016/5/14/chartex" xmlns:mc="http://schemas.openxmlformats.org/markup-compatibility/2006" xmlns:aink="http://schemas.microsoft.com/office/drawing/2016/ink" xmlns:am3d="http://schemas.microsoft.com/office/drawing/2017/model3d" xmlns:o="urn:schemas-microsoft-com:office:office" xmlns:oel="http://schemas.microsoft.com/office/2019/extlst" xmlns:r="http://schemas.openxmlformats.org/officeDocument/2006/relationships" xmlns:m="http://schemas.openxmlformats.org/officeDocument/2006/math" xmlns:v="urn:schemas-microsoft-com:vml" xmlns:wp14="http://schemas.microsoft.com/office/word/2010/wordprocessingDrawing" xmlns:wp="http://schemas.openxmlformats.org/drawingml/2006/wordprocessingDrawing" xmlns:w10="urn:schemas-microsoft-com:office:word" xmlns:w="http://schemas.openxmlformats.org/wordprocessingml/2006/main" xmlns:w14="http://schemas.microsoft.com/office/word/2010/wordml" xmlns:w15="http://schemas.microsoft.com/office/word/2012/wordml" xmlns:w16cex="http://schemas.microsoft.com/office/word/2018/wordml/cex" xmlns:w16cid="http://schemas.microsoft.com/office/word/2016/wordml/cid" xmlns:w16="http://schemas.microsoft.com/office/word/2018/wordml" xmlns:w16du="http://schemas.microsoft.com/office/word/2023/wordml/word16du" xmlns:w16sdtdh="http://schemas.microsoft.com/office/word/2020/wordml/sdtdatahash" xmlns:w16sdtfl="http://schemas.microsoft.com/office/word/2024/wordml/sdtformatlock" xmlns:w16se="http://schemas.microsoft.com/office/word/2015/wordml/symex" xmlns:wpg="http://schemas.microsoft.com/office/word/2010/wordprocessingGroup" xmlns:wpi="http://schemas.microsoft.com/office/word/2010/wordprocessingInk" xmlns:wne="http://schemas.microsoft.com/office/word/2006/wordml" xmlns:wps="http://schemas.microsoft.com/office/word/2010/wordprocessingShape" mc:Ignorable="w14 w15 w16se w16cid w16 w16cex w16sdtdh w16sdtfl w16du wp14">
+  <w:p>
+    <w:pPr>
+      <w:pStyle w:val="Header"/>
+    </w:pPr>
+    <w:r>
+      <w:rPr>
+        <w:noProof/>
+      </w:rPr>
+      <mc:AlternateContent>
+        <mc:Choice Requires="wps">
+          <w:drawing>
+            <wp:anchor distT="0" distB="0" distL="0" distR="0" simplePos="0" relativeHeight="251659264" behindDoc="0" locked="0" layoutInCell="1" allowOverlap="1" wp14:anchorId="47B96F62" wp14:editId="46A67069">
+              <wp:simplePos x="635" y="635"/>
+              <wp:positionH relativeFrom="page">
+                <wp:align>center</wp:align>
+              </wp:positionH>
+              <wp:positionV relativeFrom="page">
+                <wp:align>top</wp:align>
+              </wp:positionV>
+              <wp:extent cx="635000" cy="374650"/>
+              <wp:effectExtent l="0" t="0" r="12700" b="6350"/>
+              <wp:wrapNone/>
+              <wp:docPr id="1940192474" name="Text Box 2" descr="Public – عام">
+                <a:extLst xmlns:a="http://schemas.openxmlformats.org/drawingml/2006/main">
+                  <a:ext uri="{5AE41FA2-C0FF-4470-9BD4-5FADCA87CBE2}">
+                    <aclsh:classification xmlns:aclsh="http://schemas.microsoft.com/office/drawing/2020/classificationShape" classificationOutcomeType="hdr"/>
+                  </a:ext>
+                </a:extLst>
+              </wp:docPr>
+              <wp:cNvGraphicFramePr/>
+              <a:graphic xmlns:a="http://schemas.openxmlformats.org/drawingml/2006/main">
+                <a:graphicData uri="http://schemas.microsoft.com/office/word/2010/wordprocessingShape">
+                  <wps:wsp>
+                    <wps:cNvSpPr txBox="1"/>
+                    <wps:spPr>
+                      <a:xfrm>
+                        <a:off x="0" y="0"/>
+                        <a:ext cx="635000" cy="374650"/>
+                      </a:xfrm>
+                      <a:prstGeom prst="rect">
+                        <a:avLst/>
+                      </a:prstGeom>
+                      <a:noFill/>
+                      <a:ln>
+                        <a:noFill/>
+                      </a:ln>
+                    </wps:spPr>
+                    <wps:txbx>
+                      <w:txbxContent>
+                        <w:p>
+                          <w:pPr>
+                            <w:spacing w:after="0"/>
+                            <w:rPr>
+                              <w:rFonts w:ascii="Calibri" w:eastAsia="Calibri" w:hAnsi="Calibri" w:cs="Calibri"/>
+                              <w:noProof/>
+                              <w:color w:val="008000"/>
+                              <w:sz w:val="22"/>
+                              <w:szCs w:val="22"/>
+                            </w:rPr>
+                          </w:pPr>
+                          <w:r>
+                            <w:rPr>
+                              <w:rFonts w:ascii="Calibri" w:eastAsia="Calibri" w:hAnsi="Calibri" w:cs="Calibri"/>
+                              <w:noProof/>
+                              <w:color w:val="008000"/>
+                              <w:sz w:val="22"/>
+                              <w:szCs w:val="22"/>
+                            </w:rPr>
+                            <w:t>Public</w:t>
+                          </w:r>
+                          <w:r>
+                            <w:rPr>
+                              <w:rFonts w:ascii="Calibri" w:eastAsia="Calibri" w:hAnsi="Calibri" w:cs="Calibri"/>
+                              <w:noProof/>
+                              <w:color w:val="008000"/>
+                              <w:sz w:val="22"/>
+                              <w:szCs w:val="22"/>
+                              <w:rtl/>
+                            </w:rPr>
+                            <w:t xml:space="preserve"> – عام</w:t>
+                          </w:r>
+                        </w:p>
+                      </w:txbxContent>
+                    </wps:txbx>
+                    <wps:bodyPr rot="0" spcFirstLastPara="0" vertOverflow="overflow" horzOverflow="overflow" vert="horz" wrap="none" lIns="0" tIns="190500" rIns="0" bIns="0" numCol="1" spcCol="0" rtlCol="0" fromWordArt="0" anchor="t" anchorCtr="0" forceAA="0" compatLnSpc="1">
+                      <a:prstTxWarp prst="textNoShape">
+                        <a:avLst/>
+                      </a:prstTxWarp>
+                      <a:spAutoFit/>
+                    </wps:bodyPr>
+                  </wps:wsp>
+                </a:graphicData>
+              </a:graphic>
+            </wp:anchor>
+          </w:drawing>
+        </mc:Choice>
+        <mc:Fallback>
+          <w:pict>
+            <v:shapetype w14:anchorId="47B96F62" id="_x0000_t202" coordsize="21600,21600" o:spt="202" path="m,l,21600r21600,l21600,xe">
+              <v:stroke joinstyle="miter"/>
+              <v:path gradientshapeok="t" o:connecttype="rect"/>
+            </v:shapetype>
+            <v:shape id="Text Box 2" o:spid="_x0000_s1026" type="#_x0000_t202" alt="Public – عام" style="position:absolute;left:0;text-align:left;margin-left:0;margin-top:0;width:50pt;height:29.5pt;z-index:251658242;visibility:visible;mso-wrap-style:none;mso-wrap-distance-left:0;mso-wrap-distance-top:0;mso-wrap-distance-right:0;mso-wrap-distance-bottom:0;mso-position-horizontal:center;mso-position-horizontal-relative:page;mso-position-vertical:top;mso-position-vertical-relative:page;v-text-anchor:top" o:gfxdata="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" filled="f" stroked="f">
+              <v:textbox style="mso-fit-shape-to-text:t" inset="0,15pt,0,0">
+                <w:txbxContent>
+                  <w:p>
+                    <w:pPr>
+                      <w:spacing w:after="0"/>
+                      <w:rPr>
+                        <w:rFonts w:ascii="Calibri" w:eastAsia="Calibri" w:hAnsi="Calibri" w:cs="Calibri"/>
+                        <w:noProof/>
+                        <w:color w:val="008000"/>
+                        <w:sz w:val="22"/>
+                        <w:szCs w:val="22"/>
+                      </w:rPr>
+                    </w:pPr>
+                    <w:r>
+                      <w:rPr>
+                        <w:rFonts w:ascii="Calibri" w:eastAsia="Calibri" w:hAnsi="Calibri" w:cs="Calibri"/>
+                        <w:noProof/>
+                        <w:color w:val="008000"/>
+                        <w:sz w:val="22"/>
+                        <w:szCs w:val="22"/>
+                      </w:rPr>
+                      <w:t>Public</w:t>
+                    </w:r>
+                    <w:r>
+                      <w:rPr>
+                        <w:rFonts w:ascii="Calibri" w:eastAsia="Calibri" w:hAnsi="Calibri" w:cs="Calibri"/>
+                        <w:noProof/>
+                        <w:color w:val="008000"/>
+                        <w:sz w:val="22"/>
+                        <w:szCs w:val="22"/>
+                        <w:rtl/>
+                      </w:rPr>
+                      <w:t xml:space="preserve"> – عام</w:t>
+                    </w:r>
+                  </w:p>
+                </w:txbxContent>
+              </v:textbox>
+              <w10:wrap anchorx="page" anchory="page"/>
+            </v:shape>
+          </w:pict>
+        </mc:Fallback>
+      </mc:AlternateContent>
+    </w:r>
+  </w:p>
+</w:hdr>
+</file>
+
+<file path=word/header8.xml><?xml version="1.0" encoding="utf-8"?>
+<w:hdr xmlns:wpc="http://schemas.microsoft.com/office/word/2010/wordprocessingCanvas" xmlns:cx="http://schemas.microsoft.com/office/drawing/2014/chartex" xmlns:cx1="http://schemas.microsoft.com/office/drawing/2015/9/8/chartex" xmlns:cx2="http://schemas.microsoft.com/office/drawing/2015/10/21/chartex" xmlns:cx3="http://schemas.microsoft.com/office/drawing/2016/5/9/chartex" xmlns:cx4="http://schemas.microsoft.com/office/drawing/2016/5/10/chartex" xmlns:cx5="http://schemas.microsoft.com/office/drawing/2016/5/11/chartex" xmlns:cx6="http://schemas.microsoft.com/office/drawing/2016/5/12/chartex" xmlns:cx7="http://schemas.microsoft.com/office/drawing/2016/5/13/chartex" xmlns:cx8="http://schemas.microsoft.com/office/drawing/2016/5/14/chartex" xmlns:mc="http://schemas.openxmlformats.org/markup-compatibility/2006" xmlns:aink="http://schemas.microsoft.com/office/drawing/2016/ink" xmlns:am3d="http://schemas.microsoft.com/office/drawing/2017/model3d" xmlns:o="urn:schemas-microsoft-com:office:office" xmlns:oel="http://schemas.microsoft.com/office/2019/extlst" xmlns:r="http://schemas.openxmlformats.org/officeDocument/2006/relationships" xmlns:m="http://schemas.openxmlformats.org/officeDocument/2006/math" xmlns:v="urn:schemas-microsoft-com:vml" xmlns:wp14="http://schemas.microsoft.com/office/word/2010/wordprocessingDrawing" xmlns:wp="http://schemas.openxmlformats.org/drawingml/2006/wordprocessingDrawing" xmlns:w10="urn:schemas-microsoft-com:office:word" xmlns:w="http://schemas.openxmlformats.org/wordprocessingml/2006/main" xmlns:w14="http://schemas.microsoft.com/office/word/2010/wordml" xmlns:w15="http://schemas.microsoft.com/office/word/2012/wordml" xmlns:w16cex="http://schemas.microsoft.com/office/word/2018/wordml/cex" xmlns:w16cid="http://schemas.microsoft.com/office/word/2016/wordml/cid" xmlns:w16="http://schemas.microsoft.com/office/word/2018/wordml" xmlns:w16du="http://schemas.microsoft.com/office/word/2023/wordml/word16du" xmlns:w16sdtdh="http://schemas.microsoft.com/office/word/2020/wordml/sdtdatahash" xmlns:w16sdtfl="http://schemas.microsoft.com/office/word/2024/wordml/sdtformatlock" xmlns:w16se="http://schemas.microsoft.com/office/word/2015/wordml/symex" xmlns:wpg="http://schemas.microsoft.com/office/word/2010/wordprocessingGroup" xmlns:wpi="http://schemas.microsoft.com/office/word/2010/wordprocessingInk" xmlns:wne="http://schemas.microsoft.com/office/word/2006/wordml" xmlns:wps="http://schemas.microsoft.com/office/word/2010/wordprocessingShape" mc:Ignorable="w14 w15 w16se w16cid w16 w16cex w16sdtdh w16sdtfl w16du wp14">
+  <w:p>
+    <w:pPr>
+      <w:pStyle w:val="Header"/>
+      <w:jc w:val="center"/>
+      <w:rPr>
+        <w:rFonts w:asciiTheme="minorBidi" w:hAnsiTheme="minorBidi" w:cstheme="minorBidi"/>
+      </w:rPr>
+    </w:pPr>
+    <w:r>
+      <w:rPr>
+        <w:rFonts w:asciiTheme="minorBidi" w:hAnsiTheme="minorBidi" w:cstheme="minorBidi"/>
+        <w:noProof/>
+      </w:rPr>
+      <mc:AlternateContent>
+        <mc:Choice Requires="wps">
+          <w:drawing>
+            <wp:anchor distT="0" distB="0" distL="0" distR="0" simplePos="0" relativeHeight="251657216" behindDoc="0" locked="0" layoutInCell="1" allowOverlap="1" wp14:anchorId="12DD04F1" wp14:editId="3C27C2B9">
+              <wp:simplePos x="914400" y="107576"/>
+              <wp:positionH relativeFrom="page">
+                <wp:align>center</wp:align>
+              </wp:positionH>
+              <wp:positionV relativeFrom="page">
+                <wp:align>top</wp:align>
+              </wp:positionV>
+              <wp:extent cx="635000" cy="374650"/>
+              <wp:effectExtent l="0" t="0" r="12700" b="6350"/>
+              <wp:wrapNone/>
+              <wp:docPr id="511584678" name="Text Box 3" descr="Public – عام">
                 <a:extLst xmlns:a="http://schemas.openxmlformats.org/drawingml/2006/main">
                   <a:ext uri="{5AE41FA2-C0FF-4470-9BD4-5FADCA87CBE2}">
                     <aclsh:classification xmlns:aclsh="http://schemas.microsoft.com/office/drawing/2020/classificationShape" classificationOutcomeType="hdr"/>
@@ -14588,7 +15849,7 @@
               <w:lang w:eastAsia="en-GB"/>
             </w:rPr>
             <w:drawing>
-              <wp:anchor distT="0" distB="0" distL="114300" distR="114300" simplePos="0" relativeHeight="251658240" behindDoc="0" locked="0" layoutInCell="1" allowOverlap="1" wp14:anchorId="6A338D87" wp14:editId="56C96961">
+              <wp:anchor distT="0" distB="0" distL="114300" distR="114300" simplePos="0" relativeHeight="251654144" behindDoc="0" locked="0" layoutInCell="1" allowOverlap="1" wp14:anchorId="6A338D87" wp14:editId="56C96961">
                 <wp:simplePos x="0" y="0"/>
                 <wp:positionH relativeFrom="column">
                   <wp:posOffset>-6985</wp:posOffset>
@@ -14599,7 +15860,7 @@
                 <wp:extent cx="821690" cy="831850"/>
                 <wp:effectExtent l="0" t="0" r="0" b="0"/>
                 <wp:wrapNone/>
-                <wp:docPr id="676129764" name="صورة 8"/>
+                <wp:docPr id="313393753" name="صورة 8"/>
                 <wp:cNvGraphicFramePr>
                   <a:graphicFrameLocks xmlns:a="http://schemas.openxmlformats.org/drawingml/2006/main" noChangeAspect="1"/>
                 </wp:cNvGraphicFramePr>
@@ -15156,7 +16417,6 @@
               <w:rtl/>
             </w:rPr>
           </w:pPr>
-          <w:proofErr w:type="spellStart"/>
           <w:r>
             <w:rPr>
               <w:rFonts w:asciiTheme="minorHAnsi" w:hAnsiTheme="minorHAnsi" w:cstheme="minorHAnsi"/>
@@ -15165,7 +16425,6 @@
             </w:rPr>
             <w:t>Apexium</w:t>
           </w:r>
-          <w:proofErr w:type="spellEnd"/>
         </w:p>
       </w:tc>
       <w:tc>
@@ -15232,7 +16491,7 @@
 </w:hdr>
 </file>
 
-<file path=word/header3.xml><?xml version="1.0" encoding="utf-8"?>
+<file path=word/header9.xml><?xml version="1.0" encoding="utf-8"?>
 <w:hdr xmlns:wpc="http://schemas.microsoft.com/office/word/2010/wordprocessingCanvas" xmlns:cx="http://schemas.microsoft.com/office/drawing/2014/chartex" xmlns:cx1="http://schemas.microsoft.com/office/drawing/2015/9/8/chartex" xmlns:cx2="http://schemas.microsoft.com/office/drawing/2015/10/21/chartex" xmlns:cx3="http://schemas.microsoft.com/office/drawing/2016/5/9/chartex" xmlns:cx4="http://schemas.microsoft.com/office/drawing/2016/5/10/chartex" xmlns:cx5="http://schemas.microsoft.com/office/drawing/2016/5/11/chartex" xmlns:cx6="http://schemas.microsoft.com/office/drawing/2016/5/12/chartex" xmlns:cx7="http://schemas.microsoft.com/office/drawing/2016/5/13/chartex" xmlns:cx8="http://schemas.microsoft.com/office/drawing/2016/5/14/chartex" xmlns:mc="http://schemas.openxmlformats.org/markup-compatibility/2006" xmlns:aink="http://schemas.microsoft.com/office/drawing/2016/ink" xmlns:am3d="http://schemas.microsoft.com/office/drawing/2017/model3d" xmlns:o="urn:schemas-microsoft-com:office:office" xmlns:oel="http://schemas.microsoft.com/office/2019/extlst" xmlns:r="http://schemas.openxmlformats.org/officeDocument/2006/relationships" xmlns:m="http://schemas.openxmlformats.org/officeDocument/2006/math" xmlns:v="urn:schemas-microsoft-com:vml" xmlns:wp14="http://schemas.microsoft.com/office/word/2010/wordprocessingDrawing" xmlns:wp="http://schemas.openxmlformats.org/drawingml/2006/wordprocessingDrawing" xmlns:w10="urn:schemas-microsoft-com:office:word" xmlns:w="http://schemas.openxmlformats.org/wordprocessingml/2006/main" xmlns:w14="http://schemas.microsoft.com/office/word/2010/wordml" xmlns:w15="http://schemas.microsoft.com/office/word/2012/wordml" xmlns:w16cex="http://schemas.microsoft.com/office/word/2018/wordml/cex" xmlns:w16cid="http://schemas.microsoft.com/office/word/2016/wordml/cid" xmlns:w16="http://schemas.microsoft.com/office/word/2018/wordml" xmlns:w16du="http://schemas.microsoft.com/office/word/2023/wordml/word16du" xmlns:w16sdtdh="http://schemas.microsoft.com/office/word/2020/wordml/sdtdatahash" xmlns:w16sdtfl="http://schemas.microsoft.com/office/word/2024/wordml/sdtformatlock" xmlns:w16se="http://schemas.microsoft.com/office/word/2015/wordml/symex" xmlns:wpg="http://schemas.microsoft.com/office/word/2010/wordprocessingGroup" xmlns:wpi="http://schemas.microsoft.com/office/word/2010/wordprocessingInk" xmlns:wne="http://schemas.microsoft.com/office/word/2006/wordml" xmlns:wps="http://schemas.microsoft.com/office/word/2010/wordprocessingShape" mc:Ignorable="w14 w15 w16se w16cid w16 w16cex w16sdtdh w16sdtfl w16du wp14">
   <w:p>
     <w:pPr>
@@ -15245,7 +16504,7 @@
       <mc:AlternateContent>
         <mc:Choice Requires="wps">
           <w:drawing>
-            <wp:anchor distT="0" distB="0" distL="0" distR="0" simplePos="0" relativeHeight="251658243" behindDoc="0" locked="0" layoutInCell="1" allowOverlap="1" wp14:anchorId="6984B3B5" wp14:editId="7D271C66">
+            <wp:anchor distT="0" distB="0" distL="0" distR="0" simplePos="0" relativeHeight="251660288" behindDoc="0" locked="0" layoutInCell="1" allowOverlap="1" wp14:anchorId="6984B3B5" wp14:editId="7D271C66">
               <wp:simplePos x="635" y="635"/>
               <wp:positionH relativeFrom="page">
                 <wp:align>center</wp:align>
@@ -15256,7 +16515,7 @@
               <wp:extent cx="635000" cy="374650"/>
               <wp:effectExtent l="0" t="0" r="12700" b="6350"/>
               <wp:wrapNone/>
-              <wp:docPr id="989437150" name="Text Box 1" descr="Public – عام">
+              <wp:docPr id="18992273" name="Text Box 1" descr="Public – عام">
                 <a:extLst xmlns:a="http://schemas.openxmlformats.org/drawingml/2006/main">
                   <a:ext uri="{5AE41FA2-C0FF-4470-9BD4-5FADCA87CBE2}">
                     <aclsh:classification xmlns:aclsh="http://schemas.microsoft.com/office/drawing/2020/classificationShape" classificationOutcomeType="hdr"/>
@@ -15379,25 +16638,6 @@
           </w:pict>
         </mc:Fallback>
       </mc:AlternateContent>
-    </w:r>
-  </w:p>
-</w:hdr>
-</file>
-
-<file path=word/header4.xml><?xml version="1.0" encoding="utf-8"?>
-<w:hdr xmlns:m="http://schemas.openxmlformats.org/officeDocument/2006/math" xmlns:mc="http://schemas.openxmlformats.org/markup-compatibility/2006" xmlns:mo="http://schemas.microsoft.com/office/mac/office/2008/main" xmlns:mv="urn:schemas-microsoft-com:mac:vml" xmlns:o="urn:schemas-microsoft-com:office:office" xmlns:r="http://schemas.openxmlformats.org/officeDocument/2006/relationships" xmlns:v="urn:schemas-microsoft-com:vml" xmlns:w10="urn:schemas-microsoft-com:office:word" xmlns:w14="http://schemas.microsoft.com/office/word/2010/wordml" xmlns:w="http://schemas.openxmlformats.org/wordprocessingml/2006/main" xmlns:wne="http://schemas.microsoft.com/office/word/2006/wordml" xmlns:wp14="http://schemas.microsoft.com/office/word/2010/wordprocessingDrawing" xmlns:wp="http://schemas.openxmlformats.org/drawingml/2006/wordprocessingDrawing" xmlns:wpc="http://schemas.microsoft.com/office/word/2010/wordprocessingCanvas" xmlns:wpg="http://schemas.microsoft.com/office/word/2010/wordprocessingGroup" xmlns:wpi="http://schemas.microsoft.com/office/word/2010/wordprocessingInk" xmlns:wps="http://schemas.microsoft.com/office/word/2010/wordprocessingShape" mc:Ignorable="w14 wp14">
-  <w:p>
-    <w:pPr>
-      <w:bidi w:val="0"/>
-      <w:spacing w:after="0"/>
-      <w:jc w:val="center"/>
-    </w:pPr>
-    <w:r>
-      <w:rPr>
-        <w:rFonts w:ascii="Sakkal Majalla" w:hAnsi="Sakkal Majalla" w:cs="Sakkal Majalla"/>
-        <w:sz w:val="20"/>
-      </w:rPr>
-      <w:t>عام - Public</w:t>
     </w:r>
   </w:p>
 </w:hdr>

--- a/docs/SIMF-HLD-004-MoD-HLD-External-v1.4.docx
+++ b/docs/SIMF-HLD-004-MoD-HLD-External-v1.4.docx
@@ -1587,7 +1587,7 @@
               <w:rPr>
                 <w:sz w:val="24"/>
               </w:rPr>
-              <w:t>The Business Requirements Document is delivered as a separate controlled document, capturing the business objectives, scope, stakeholders and business requirements. It is complemented by the functional design specifications, one per module.</w:t>
+              <w:t>The Business Requirements Document is delivered with this design, capturing the business objectives, scope, stakeholders, business rules and the numbered requirement set: 14 business rules, 90 functional requirements, 12 non-functional requirements and 16 operational requirements.</w:t>
             </w:r>
           </w:p>
         </w:tc>
@@ -1637,7 +1637,7 @@
               <w:rPr>
                 <w:sz w:val="24"/>
               </w:rPr>
-              <w:t>The functional design specifications, one per module, and the product backlog. A per-page end-to-end test-case catalogue (Gherkin, one authored file per page) provides the executable acceptance criteria.</w:t>
+              <w:t>The requirement set is carried by the Business Requirements Document delivered with this design, as 132 individually numbered requirements. Annex B of this document maps every one of those identifiers to the section that designs it, and the Solution Design Document delivered alongside carries the same mapping to its own module sections. Each requirement is written as a single testable statement, so the requirement set is also the acceptance criteria.</w:t>
             </w:r>
           </w:p>
           <w:p>
@@ -1883,7 +1883,7 @@
                 <w:b/>
                 <w:sz w:val="24"/>
               </w:rPr>
-              <w:t>Encryption: TLS 1.2+ in transit; PII columns (national ID / Iqama / passport, mobile numbers) are encrypted at rest with application-level AES-256-GCM under a 32-byte operator-supplied key, Storage:UserIdDocumentEncryptionKey. Identity-document images and the other confidential stored files are encrypted at rest with AES-GCM envelope encryption under a second operator-supplied key, FileStorage:EncryptionKey, carrying a key version for rotation. There is no dependency on database-native TDE.</w:t>
+              <w:t>Encryption: TLS 1.2+ in transit; PII columns (national ID / Iqama / passport, mobile numbers) are encrypted at rest with application-level AES-256-GCM under a 32-byte data key. Identity-document images and the other confidential stored files are encrypted at rest with AES-GCM envelope encryption under a second data key, carrying a key version for rotation. Both keys are held in the central key management service backed by a hardware security module, and no key material sits in application configuration. There is no dependency on database-native TDE.</w:t>
             </w:r>
           </w:p>
           <w:p>
@@ -1903,7 +1903,7 @@
               <w:rPr>
                 <w:sz w:val="24"/>
               </w:rPr>
-              <w:t>WAF, multi-dimensional rate limiting, security headers and CSP, explicit CORS allow-list, upload scanning, secrets from environment variables with production boot guards.</w:t>
+              <w:t>WAF, multi-dimensional rate limiting, security headers and CSP, explicit CORS allow-list, upload scanning, and secrets held in the key management service with production boot guards that refuse to start a node whose secrets are absent.</w:t>
             </w:r>
           </w:p>
           <w:p>
@@ -1951,7 +1951,7 @@
                 <w:b/>
                 <w:sz w:val="24"/>
               </w:rPr>
-              <w:t>Data classification: the platform holds no classified and no militarily sensitive material. Its content is unclassified and falls into three groups: personal data of visitors, speakers and exhibitors; open scientific material (sessions and workshops); and administrative data for exhibition and programme management. Only the first group carries PDPL obligations, and it is the group protected by the encryption, access-control and audit measures above.</w:t>
+              <w:t>Data classification: the platform holds no classified and no militarily sensitive material. Its content is unclassified and falls into three groups: personal data of visitors, speakers and exhibitors; open scientific material (sessions and workshops); and administrative data for exhibition and programme management. Only the first group carries PDPL obligations, and it is the group protected by the encryption, access-control and audit measures above. It includes a facial photograph, which the registrant supplies for the badge and for identity checking at the gate; section 2.9 states exactly what the platform does and does not do with it.</w:t>
             </w:r>
           </w:p>
         </w:tc>
@@ -7310,7 +7310,7 @@
                 <w:b/>
                 <w:sz w:val="24"/>
               </w:rPr>
-              <w:t>Wireframes and mockups: the approved design, with its per-page node map and page index, is maintained in Figma.</w:t>
+              <w:t>Wireframes and mockups: the approved visual design is held in the design tool the project uses, and the screens it produces are listed, per client and per route, in section 4 of the Solution Design Document delivered with this design.</w:t>
             </w:r>
           </w:p>
           <w:p>
@@ -7684,7 +7684,7 @@
               <w:rPr>
                 <w:sz w:val="24"/>
               </w:rPr>
-              <w:t>•  Production configuration and every secret are applied as machine-scope, SIMF-prefixed environment variables by per-site scripts (deploy/set-env-api.ps1, set-env-cp.ps1, set-env-web.ps1 and set-env-edge.ps1); the committed scripts carry the non-secret values, every secret entry is empty, and an operator fills the secret values on the server. The hosts, protocols and ports are the Communication Requirements Matrix in section 2.8.</w:t>
+              <w:t>•  Production configuration is applied as machine-scope, SIMF-prefixed environment variables by per-site scripts (deploy/set-env-api.ps1, set-env-cp.ps1, set-env-web.ps1 and set-env-edge.ps1); the committed scripts carry the non-secret values only. Secrets are not carried in configuration at all: each node reads its signing key and its two data keys from the key management service at start-up, and a boot guard stops the node if they cannot be read. The hosts, protocols and ports are the Communication Requirements Matrix in section 2.8.</w:t>
             </w:r>
           </w:p>
           <w:p>
@@ -10714,7 +10714,7 @@
                 <w:b/>
                 <w:sz w:val="24"/>
               </w:rPr>
-              <w:t>Compliance: aligned to the NCA Secure Application Development Standard, with ECC and OWASP baselines, and to the Saudi Personal Data Protection Law (PDPL). A documented gap analysis drives the remediation programme.</w:t>
+              <w:t>Compliance: aligned to the NCA Secure Application Development Standard, with ECC and OWASP baselines, and to the Saudi Personal Data Protection Law (PDPL). A documented gap analysis drives the remediation programme. The PDPL obligations are met as follows. Lawful basis and consent: a registrant enters their own data and accepts the terms as the final step before submitting, and no registration is accepted without that acceptance. Purpose limitation: the data is collected to admit a person to a physical event, and the platform puts it to no other purpose; it is not profiled, not sold and not shared outside the ministry estate. Minimisation: the fields collected are those an entry badge and a security approval need, and the optional fields, the job title and the personal photograph, are marked optional on the form. Right of access and correction: the account holder reads and edits their own profile in the application at any time. Right of erasure: the holder deletes their own account from the application, which removes their personal data, destroys the stored identity document and photographs, revokes every session and device key, and disables the account. The action is irreversible, and it is available to a pending or rejected account as well as an approved one, because a person refused entry is exactly the person most entitled to be erased. The photograph alone can also be deleted without deleting the account. Residency: every store holding personal data sits inside HSA and no personal data leaves the estate. Retention: personal data is held for the edition it was collected for and is disposed of on the schedule the owner sets with the ministry data-protection function; the disposal itself uses the same erasure path described above.</w:t>
             </w:r>
           </w:p>
           <w:p>
@@ -10728,7 +10728,7 @@
                 <w:b/>
                 <w:sz w:val="24"/>
               </w:rPr>
-              <w:t>Data classification: the system holds no classified or militarily sensitive information. The data is unclassified but includes personal data of visitors, speakers and exhibitors, which is processed under the PDPL and the National Cybersecurity Authority controls. No data is sent to a cloud artificial-intelligence service. The on-site model receives session content to summarise and question text to filter. The call carries no account identifier.</w:t>
+              <w:t>Data classification: the system holds no classified or militarily sensitive information. The data is unclassified but includes personal data of visitors, speakers and exhibitors, which is processed under the PDPL and the National Cybersecurity Authority controls. No data is sent to a cloud artificial-intelligence service. The on-site model receives session content to summarise and question text to filter. The call carries no account identifier. The personal data includes a facial photograph and a scanned identity document, both supplied by the registrant at the identity-image and photo-verification steps of registration, and both consented to when the terms are accepted before the registration is submitted. Three separate mechanisms touch a face, and they are deliberately kept apart. First, a presence check on the uploaded photograph: the server confirms the image contains a human face, so that a badge is not issued against a blank, a logo or an unusable picture. It runs offline on the application server inside HSA, against a detection model shipped with the application, and neither the image nor any value derived from it leaves the platform. Second, a guided liveness capture in the mobile application, which asks the user to smile and to turn their head; it runs entirely on the device and the only thing it produces is the photograph itself. Third, the optional biometric sign-in, where the fingerprint or face is checked by the operating system to unlock a private key held in the device security element; that biometric never reaches SIMF. The platform performs no facial recognition. It computes no face embedding, stores no biometric template, and matches no face against any other face or against any external register. The photograph is stored as an ordinary encrypted file under the same AES-GCM envelope as every other confidential file, and the account holder can delete it from the application, which removes the stored file.</w:t>
             </w:r>
           </w:p>
           <w:p>
@@ -11013,7 +11013,7 @@
               <w:rPr>
                 <w:sz w:val="24"/>
               </w:rPr>
-              <w:t>•  Backups: scheduled backups of both databases and the file store support recovery. Migration order is enforced (App database before Identity) so deployments stay forward-compatible.</w:t>
+              <w:t>•  Backup and restore: the backup set is four artefacts, and a restore is only valid if all four are taken from the same point. They are the SIMF_App database, the SIMF_Identity database, the contents of the object store, and an escrowed copy of the encryption keys held in the key management service. The keys are part of the set because the database columns and the stored files are encrypted: a restore without them returns unreadable data. Backups are scheduled and are restored into a non-production environment on a defined cycle, because a backup that has never been restored is not evidence of recovery. Migration order is enforced (App database before Identity) so deployments stay forward-compatible. The underlying infrastructure redundancy, the storage snapshots, the off-host retention and the secondary site, is provided by SITE as part of the private cloud. The recovery point and recovery time objectives are set with SITE during deployment planning.</w:t>
             </w:r>
           </w:p>
           <w:p>
@@ -11555,7 +11555,7 @@
                 <w:b/>
                 <w:sz w:val="24"/>
               </w:rPr>
-              <w:t>Mitigation Strategies: per-page / per-action permission gating enforced on both the API and the Control Panel, with tests, run before each push, that fail when a surface is ungated. PII and identity documents encrypted at rest; TLS 1.2+ in transit. A WAF at the SSA-zone edge. Multi-dimensional rate limiting with audited rejections. Secrets supplied only through environment variables with production boot guards. Append-only audit trails. Alignment to the NCA Secure Application Development Standard, with an independent penetration test before handover.</w:t>
+              <w:t>Mitigation Strategies: per-page / per-action permission gating enforced on both the API and the Control Panel, with tests, run before each push, that fail when a surface is ungated. PII and identity documents encrypted at rest; TLS 1.2+ in transit. A WAF at the SSA-zone edge. Multi-dimensional rate limiting with audited rejections. Secrets held in the key management service, backed by a hardware security module, with production boot guards. Append-only audit trails. Alignment to the NCA Secure Application Development Standard, with an independent penetration test before handover.</w:t>
             </w:r>
           </w:p>
           <w:p>
@@ -11772,7 +11772,7 @@
                 <w:b/>
                 <w:sz w:val="24"/>
               </w:rPr>
-              <w:t>Mitigation Strategies: four-stage promotion (Development, then Test, then Staging, then Production) with no skipping. Trunk-based development with pull-request review and a zero-warnings Release build. A build warning or a vulnerable dependency fails the pipeline and stops promotion. The unit, integration and end-to-end suites sit in the pipeline behind a switch that is off by owner decision, so they are run on the developer's machine before a push and a failing test does not stop the build. A per-page end-to-end test-case catalogue is maintained as the regression record. Dependency vulnerability scanning and SBOM generation run in the pipeline.</w:t>
+              <w:t>Mitigation Strategies: four-stage promotion (Development, then Test, then Staging, then Production) with no skipping. Trunk-based development with pull-request review and a zero-warnings Release build. A build warning or a vulnerable dependency fails the pipeline and stops promotion. The unit, integration and end-to-end suites sit in the pipeline behind a switch that is off by owner decision, so they are run on the developer's machine before a push and a failing test does not stop the build. Every page carries an authored end-to-end regression scenario set, which is run as the regression record before a release. Dependency vulnerability scanning and SBOM generation run in the pipeline.</w:t>
             </w:r>
           </w:p>
           <w:p>
@@ -11947,7 +11947,7 @@
         <w:rPr>
           <w:sz w:val="22"/>
         </w:rPr>
-        <w:t>Every point raised in the technical review of SIMF-HLD-002 (MoD HLD External v0.07) is answered inside the section of this document that owns the subject, not in an appendix. This index gives a one-line summary of each response and the section that carries it in full. Inside those sections each request is reproduced verbatim, in italic, above the response. The standalone reply is the companion document SIMF-HLD-004 Response to the Technical Review.</w:t>
+        <w:t>Every point raised in the technical review of the earlier issue of this document (v0.07) is answered inside the section that owns the subject, not in an appendix. This index gives a one-line summary of each response and the section that carries it in full. Inside those sections each request is reproduced verbatim, in italic, above the response.</w:t>
       </w:r>
     </w:p>
     <w:tbl>
@@ -13683,6 +13683,2349 @@
         </w:rPr>
       </w:pPr>
     </w:p>
+    <w:p>
+      <w:r>
+        <w:rPr>
+          <w:b/>
+        </w:rPr>
+        <w:t>Annex B. Requirement traceability</w:t>
+      </w:r>
+    </w:p>
+    <w:p>
+      <w:r>
+        <w:t>The Business Requirements Document delivered with this design carries 132 numbered requirements: 14 business rules, 90 functional requirements, 12 non-functional requirements and 16 operational requirements. This annex maps every one of those identifiers to the section that designs it, so a reviewer can follow any requirement from the business document into the design and back. Identifiers are listed individually rather than as ranges, so each one can be searched for. Four requirements are marked withdrawn, FR-706, FR-707, FR-807 and BR-08: they were removed from scope in the Business Requirements Document and nothing in this design implements them.</w:t>
+      </w:r>
+    </w:p>
+    <w:p>
+      <w:r>
+        <w:t>Functional requirements.</w:t>
+      </w:r>
+    </w:p>
+    <w:tbl>
+      <w:tblPr>
+        <w:tblStyle w:val="TableGrid"/>
+        <w:tblW w:type="auto" w:w="0"/>
+        <w:tblLook w:firstColumn="1" w:firstRow="1" w:lastColumn="0" w:lastRow="0" w:noHBand="0" w:noVBand="1" w:val="04A0"/>
+      </w:tblPr>
+      <w:tblGrid>
+        <w:gridCol w:w="3120"/>
+        <w:gridCol w:w="3120"/>
+        <w:gridCol w:w="3120"/>
+      </w:tblGrid>
+      <w:tr>
+        <w:tc>
+          <w:tcPr>
+            <w:tcW w:type="dxa" w:w="3120"/>
+          </w:tcPr>
+          <w:p>
+            <w:r>
+              <w:rPr>
+                <w:sz w:val="18"/>
+              </w:rPr>
+              <w:t>Service</w:t>
+            </w:r>
+          </w:p>
+        </w:tc>
+        <w:tc>
+          <w:tcPr>
+            <w:tcW w:type="dxa" w:w="3120"/>
+          </w:tcPr>
+          <w:p>
+            <w:r>
+              <w:rPr>
+                <w:sz w:val="18"/>
+              </w:rPr>
+              <w:t>Requirement identifiers</w:t>
+            </w:r>
+          </w:p>
+        </w:tc>
+        <w:tc>
+          <w:tcPr>
+            <w:tcW w:type="dxa" w:w="3120"/>
+          </w:tcPr>
+          <w:p>
+            <w:r>
+              <w:rPr>
+                <w:sz w:val="18"/>
+              </w:rPr>
+              <w:t>Designed in</w:t>
+            </w:r>
+          </w:p>
+        </w:tc>
+      </w:tr>
+      <w:tr>
+        <w:tc>
+          <w:tcPr>
+            <w:tcW w:type="dxa" w:w="3120"/>
+          </w:tcPr>
+          <w:p>
+            <w:r>
+              <w:rPr>
+                <w:sz w:val="18"/>
+              </w:rPr>
+              <w:t>F-01 Accounts and Authentication</w:t>
+            </w:r>
+          </w:p>
+        </w:tc>
+        <w:tc>
+          <w:tcPr>
+            <w:tcW w:type="dxa" w:w="3120"/>
+          </w:tcPr>
+          <w:p>
+            <w:r>
+              <w:rPr>
+                <w:sz w:val="18"/>
+              </w:rPr>
+              <w:t>FR-101, FR-102, FR-103, FR-104, FR-105, FR-106, FR-107, FR-108</w:t>
+            </w:r>
+          </w:p>
+        </w:tc>
+        <w:tc>
+          <w:tcPr>
+            <w:tcW w:type="dxa" w:w="3120"/>
+          </w:tcPr>
+          <w:p>
+            <w:r>
+              <w:rPr>
+                <w:sz w:val="18"/>
+              </w:rPr>
+              <w:t>2.9 Solution Security View</w:t>
+            </w:r>
+          </w:p>
+        </w:tc>
+      </w:tr>
+      <w:tr>
+        <w:tc>
+          <w:tcPr>
+            <w:tcW w:type="dxa" w:w="3120"/>
+          </w:tcPr>
+          <w:p>
+            <w:r>
+              <w:rPr>
+                <w:sz w:val="18"/>
+              </w:rPr>
+              <w:t>F-02 Registration and Approval</w:t>
+            </w:r>
+          </w:p>
+        </w:tc>
+        <w:tc>
+          <w:tcPr>
+            <w:tcW w:type="dxa" w:w="3120"/>
+          </w:tcPr>
+          <w:p>
+            <w:r>
+              <w:rPr>
+                <w:sz w:val="18"/>
+              </w:rPr>
+              <w:t>FR-201, FR-202, FR-203, FR-204, FR-205, FR-206, FR-207, FR-208, FR-209, FR-210, FR-211, FR-212, FR-213, FR-214, FR-215, FR-216, FR-217</w:t>
+            </w:r>
+          </w:p>
+        </w:tc>
+        <w:tc>
+          <w:tcPr>
+            <w:tcW w:type="dxa" w:w="3120"/>
+          </w:tcPr>
+          <w:p>
+            <w:r>
+              <w:rPr>
+                <w:sz w:val="18"/>
+              </w:rPr>
+              <w:t>2.3 System Workflow</w:t>
+            </w:r>
+          </w:p>
+        </w:tc>
+      </w:tr>
+      <w:tr>
+        <w:tc>
+          <w:tcPr>
+            <w:tcW w:type="dxa" w:w="3120"/>
+          </w:tcPr>
+          <w:p>
+            <w:r>
+              <w:rPr>
+                <w:sz w:val="18"/>
+              </w:rPr>
+              <w:t>F-03 Badge and Access Control</w:t>
+            </w:r>
+          </w:p>
+        </w:tc>
+        <w:tc>
+          <w:tcPr>
+            <w:tcW w:type="dxa" w:w="3120"/>
+          </w:tcPr>
+          <w:p>
+            <w:r>
+              <w:rPr>
+                <w:sz w:val="18"/>
+              </w:rPr>
+              <w:t>FR-301, FR-302, FR-303, FR-304, FR-305</w:t>
+            </w:r>
+          </w:p>
+        </w:tc>
+        <w:tc>
+          <w:tcPr>
+            <w:tcW w:type="dxa" w:w="3120"/>
+          </w:tcPr>
+          <w:p>
+            <w:r>
+              <w:rPr>
+                <w:sz w:val="18"/>
+              </w:rPr>
+              <w:t>2.3 System Workflow</w:t>
+            </w:r>
+          </w:p>
+        </w:tc>
+      </w:tr>
+      <w:tr>
+        <w:tc>
+          <w:tcPr>
+            <w:tcW w:type="dxa" w:w="3120"/>
+          </w:tcPr>
+          <w:p>
+            <w:r>
+              <w:rPr>
+                <w:sz w:val="18"/>
+              </w:rPr>
+              <w:t>F-04 Forum Programme</w:t>
+            </w:r>
+          </w:p>
+        </w:tc>
+        <w:tc>
+          <w:tcPr>
+            <w:tcW w:type="dxa" w:w="3120"/>
+          </w:tcPr>
+          <w:p>
+            <w:r>
+              <w:rPr>
+                <w:sz w:val="18"/>
+              </w:rPr>
+              <w:t>FR-401, FR-402, FR-403, FR-404, FR-405, FR-406, FR-407, FR-408, FR-409</w:t>
+            </w:r>
+          </w:p>
+        </w:tc>
+        <w:tc>
+          <w:tcPr>
+            <w:tcW w:type="dxa" w:w="3120"/>
+          </w:tcPr>
+          <w:p>
+            <w:r>
+              <w:rPr>
+                <w:sz w:val="18"/>
+              </w:rPr>
+              <w:t>2.2 Modules</w:t>
+            </w:r>
+          </w:p>
+        </w:tc>
+      </w:tr>
+      <w:tr>
+        <w:tc>
+          <w:tcPr>
+            <w:tcW w:type="dxa" w:w="3120"/>
+          </w:tcPr>
+          <w:p>
+            <w:r>
+              <w:rPr>
+                <w:sz w:val="18"/>
+              </w:rPr>
+              <w:t>F-05 Bookings and Attendance</w:t>
+            </w:r>
+          </w:p>
+        </w:tc>
+        <w:tc>
+          <w:tcPr>
+            <w:tcW w:type="dxa" w:w="3120"/>
+          </w:tcPr>
+          <w:p>
+            <w:r>
+              <w:rPr>
+                <w:sz w:val="18"/>
+              </w:rPr>
+              <w:t>FR-501, FR-502, FR-503, FR-504, FR-505, FR-506</w:t>
+            </w:r>
+          </w:p>
+        </w:tc>
+        <w:tc>
+          <w:tcPr>
+            <w:tcW w:type="dxa" w:w="3120"/>
+          </w:tcPr>
+          <w:p>
+            <w:r>
+              <w:rPr>
+                <w:sz w:val="18"/>
+              </w:rPr>
+              <w:t>2.3 System Workflow</w:t>
+            </w:r>
+          </w:p>
+        </w:tc>
+      </w:tr>
+      <w:tr>
+        <w:tc>
+          <w:tcPr>
+            <w:tcW w:type="dxa" w:w="3120"/>
+          </w:tcPr>
+          <w:p>
+            <w:r>
+              <w:rPr>
+                <w:sz w:val="18"/>
+              </w:rPr>
+              <w:t>F-06 Exhibition</w:t>
+            </w:r>
+          </w:p>
+        </w:tc>
+        <w:tc>
+          <w:tcPr>
+            <w:tcW w:type="dxa" w:w="3120"/>
+          </w:tcPr>
+          <w:p>
+            <w:r>
+              <w:rPr>
+                <w:sz w:val="18"/>
+              </w:rPr>
+              <w:t>FR-601, FR-602, FR-603, FR-604, FR-605</w:t>
+            </w:r>
+          </w:p>
+        </w:tc>
+        <w:tc>
+          <w:tcPr>
+            <w:tcW w:type="dxa" w:w="3120"/>
+          </w:tcPr>
+          <w:p>
+            <w:r>
+              <w:rPr>
+                <w:sz w:val="18"/>
+              </w:rPr>
+              <w:t>2.2 Modules</w:t>
+            </w:r>
+          </w:p>
+        </w:tc>
+      </w:tr>
+      <w:tr>
+        <w:tc>
+          <w:tcPr>
+            <w:tcW w:type="dxa" w:w="3120"/>
+          </w:tcPr>
+          <w:p>
+            <w:r>
+              <w:rPr>
+                <w:sz w:val="18"/>
+              </w:rPr>
+              <w:t>F-07 Engagement and Live Sessions</w:t>
+            </w:r>
+          </w:p>
+        </w:tc>
+        <w:tc>
+          <w:tcPr>
+            <w:tcW w:type="dxa" w:w="3120"/>
+          </w:tcPr>
+          <w:p>
+            <w:r>
+              <w:rPr>
+                <w:sz w:val="18"/>
+              </w:rPr>
+              <w:t>FR-701, FR-702, FR-703, FR-704, FR-705, FR-706 (withdrawn), FR-707 (withdrawn), FR-708, FR-709, FR-710</w:t>
+            </w:r>
+          </w:p>
+        </w:tc>
+        <w:tc>
+          <w:tcPr>
+            <w:tcW w:type="dxa" w:w="3120"/>
+          </w:tcPr>
+          <w:p>
+            <w:r>
+              <w:rPr>
+                <w:sz w:val="18"/>
+              </w:rPr>
+              <w:t>2.4 Integration and Interfaces</w:t>
+            </w:r>
+          </w:p>
+        </w:tc>
+      </w:tr>
+      <w:tr>
+        <w:tc>
+          <w:tcPr>
+            <w:tcW w:type="dxa" w:w="3120"/>
+          </w:tcPr>
+          <w:p>
+            <w:r>
+              <w:rPr>
+                <w:sz w:val="18"/>
+              </w:rPr>
+              <w:t>F-08 Networking and Cognitive AI</w:t>
+            </w:r>
+          </w:p>
+        </w:tc>
+        <w:tc>
+          <w:tcPr>
+            <w:tcW w:type="dxa" w:w="3120"/>
+          </w:tcPr>
+          <w:p>
+            <w:r>
+              <w:rPr>
+                <w:sz w:val="18"/>
+              </w:rPr>
+              <w:t>FR-801, FR-802, FR-803, FR-804, FR-805, FR-806, FR-807 (withdrawn), FR-808</w:t>
+            </w:r>
+          </w:p>
+        </w:tc>
+        <w:tc>
+          <w:tcPr>
+            <w:tcW w:type="dxa" w:w="3120"/>
+          </w:tcPr>
+          <w:p>
+            <w:r>
+              <w:rPr>
+                <w:sz w:val="18"/>
+              </w:rPr>
+              <w:t>2.4 Integration and Interfaces</w:t>
+            </w:r>
+          </w:p>
+        </w:tc>
+      </w:tr>
+      <w:tr>
+        <w:tc>
+          <w:tcPr>
+            <w:tcW w:type="dxa" w:w="3120"/>
+          </w:tcPr>
+          <w:p>
+            <w:r>
+              <w:rPr>
+                <w:sz w:val="18"/>
+              </w:rPr>
+              <w:t>F-09 Notifications</w:t>
+            </w:r>
+          </w:p>
+        </w:tc>
+        <w:tc>
+          <w:tcPr>
+            <w:tcW w:type="dxa" w:w="3120"/>
+          </w:tcPr>
+          <w:p>
+            <w:r>
+              <w:rPr>
+                <w:sz w:val="18"/>
+              </w:rPr>
+              <w:t>FR-901, FR-902, FR-903, FR-904</w:t>
+            </w:r>
+          </w:p>
+        </w:tc>
+        <w:tc>
+          <w:tcPr>
+            <w:tcW w:type="dxa" w:w="3120"/>
+          </w:tcPr>
+          <w:p>
+            <w:r>
+              <w:rPr>
+                <w:sz w:val="18"/>
+              </w:rPr>
+              <w:t>2.2 Modules</w:t>
+            </w:r>
+          </w:p>
+        </w:tc>
+      </w:tr>
+      <w:tr>
+        <w:tc>
+          <w:tcPr>
+            <w:tcW w:type="dxa" w:w="3120"/>
+          </w:tcPr>
+          <w:p>
+            <w:r>
+              <w:rPr>
+                <w:sz w:val="18"/>
+              </w:rPr>
+              <w:t>F-10 Media, News and Archive</w:t>
+            </w:r>
+          </w:p>
+        </w:tc>
+        <w:tc>
+          <w:tcPr>
+            <w:tcW w:type="dxa" w:w="3120"/>
+          </w:tcPr>
+          <w:p>
+            <w:r>
+              <w:rPr>
+                <w:sz w:val="18"/>
+              </w:rPr>
+              <w:t>FR-1001, FR-1002, FR-1003, FR-1004, FR-1005, FR-1006</w:t>
+            </w:r>
+          </w:p>
+        </w:tc>
+        <w:tc>
+          <w:tcPr>
+            <w:tcW w:type="dxa" w:w="3120"/>
+          </w:tcPr>
+          <w:p>
+            <w:r>
+              <w:rPr>
+                <w:sz w:val="18"/>
+              </w:rPr>
+              <w:t>2.2 Modules</w:t>
+            </w:r>
+          </w:p>
+        </w:tc>
+      </w:tr>
+      <w:tr>
+        <w:tc>
+          <w:tcPr>
+            <w:tcW w:type="dxa" w:w="3120"/>
+          </w:tcPr>
+          <w:p>
+            <w:r>
+              <w:rPr>
+                <w:sz w:val="18"/>
+              </w:rPr>
+              <w:t>F-11 Statistics</w:t>
+            </w:r>
+          </w:p>
+        </w:tc>
+        <w:tc>
+          <w:tcPr>
+            <w:tcW w:type="dxa" w:w="3120"/>
+          </w:tcPr>
+          <w:p>
+            <w:r>
+              <w:rPr>
+                <w:sz w:val="18"/>
+              </w:rPr>
+              <w:t>FR-1101, FR-1102, FR-1103, FR-1104</w:t>
+            </w:r>
+          </w:p>
+        </w:tc>
+        <w:tc>
+          <w:tcPr>
+            <w:tcW w:type="dxa" w:w="3120"/>
+          </w:tcPr>
+          <w:p>
+            <w:r>
+              <w:rPr>
+                <w:sz w:val="18"/>
+              </w:rPr>
+              <w:t>2.2 Modules</w:t>
+            </w:r>
+          </w:p>
+        </w:tc>
+      </w:tr>
+      <w:tr>
+        <w:tc>
+          <w:tcPr>
+            <w:tcW w:type="dxa" w:w="3120"/>
+          </w:tcPr>
+          <w:p>
+            <w:r>
+              <w:rPr>
+                <w:sz w:val="18"/>
+              </w:rPr>
+              <w:t>F-12 Control Panel and Configuration</w:t>
+            </w:r>
+          </w:p>
+        </w:tc>
+        <w:tc>
+          <w:tcPr>
+            <w:tcW w:type="dxa" w:w="3120"/>
+          </w:tcPr>
+          <w:p>
+            <w:r>
+              <w:rPr>
+                <w:sz w:val="18"/>
+              </w:rPr>
+              <w:t>FR-1201, FR-1202, FR-1203, FR-1204, FR-1205, FR-1206, FR-1207, FR-1208</w:t>
+            </w:r>
+          </w:p>
+        </w:tc>
+        <w:tc>
+          <w:tcPr>
+            <w:tcW w:type="dxa" w:w="3120"/>
+          </w:tcPr>
+          <w:p>
+            <w:r>
+              <w:rPr>
+                <w:sz w:val="18"/>
+              </w:rPr>
+              <w:t>2.6 User Interface (UI) Design</w:t>
+            </w:r>
+          </w:p>
+        </w:tc>
+      </w:tr>
+    </w:tbl>
+    <w:p>
+      <w:r>
+        <w:t>Business rules, non-functional and operational requirements.</w:t>
+      </w:r>
+    </w:p>
+    <w:tbl>
+      <w:tblPr>
+        <w:tblStyle w:val="TableGrid"/>
+        <w:tblW w:type="auto" w:w="0"/>
+        <w:tblLook w:firstColumn="1" w:firstRow="1" w:lastColumn="0" w:lastRow="0" w:noHBand="0" w:noVBand="1" w:val="04A0"/>
+      </w:tblPr>
+      <w:tblGrid>
+        <w:gridCol w:w="3120"/>
+        <w:gridCol w:w="3120"/>
+        <w:gridCol w:w="3120"/>
+      </w:tblGrid>
+      <w:tr>
+        <w:tc>
+          <w:tcPr>
+            <w:tcW w:type="dxa" w:w="3120"/>
+          </w:tcPr>
+          <w:p>
+            <w:r>
+              <w:rPr>
+                <w:sz w:val="18"/>
+              </w:rPr>
+              <w:t>Identifier</w:t>
+            </w:r>
+          </w:p>
+        </w:tc>
+        <w:tc>
+          <w:tcPr>
+            <w:tcW w:type="dxa" w:w="3120"/>
+          </w:tcPr>
+          <w:p>
+            <w:r>
+              <w:rPr>
+                <w:sz w:val="18"/>
+              </w:rPr>
+              <w:t>Kind</w:t>
+            </w:r>
+          </w:p>
+        </w:tc>
+        <w:tc>
+          <w:tcPr>
+            <w:tcW w:type="dxa" w:w="3120"/>
+          </w:tcPr>
+          <w:p>
+            <w:r>
+              <w:rPr>
+                <w:sz w:val="18"/>
+              </w:rPr>
+              <w:t>Designed in</w:t>
+            </w:r>
+          </w:p>
+        </w:tc>
+      </w:tr>
+      <w:tr>
+        <w:tc>
+          <w:tcPr>
+            <w:tcW w:type="dxa" w:w="3120"/>
+          </w:tcPr>
+          <w:p>
+            <w:r>
+              <w:rPr>
+                <w:sz w:val="18"/>
+              </w:rPr>
+              <w:t>BR-01</w:t>
+            </w:r>
+          </w:p>
+        </w:tc>
+        <w:tc>
+          <w:tcPr>
+            <w:tcW w:type="dxa" w:w="3120"/>
+          </w:tcPr>
+          <w:p>
+            <w:r>
+              <w:rPr>
+                <w:sz w:val="18"/>
+              </w:rPr>
+              <w:t>Business rule</w:t>
+            </w:r>
+          </w:p>
+        </w:tc>
+        <w:tc>
+          <w:tcPr>
+            <w:tcW w:type="dxa" w:w="3120"/>
+          </w:tcPr>
+          <w:p>
+            <w:r>
+              <w:rPr>
+                <w:sz w:val="18"/>
+              </w:rPr>
+              <w:t>2.9 Solution Security View</w:t>
+            </w:r>
+          </w:p>
+        </w:tc>
+      </w:tr>
+      <w:tr>
+        <w:tc>
+          <w:tcPr>
+            <w:tcW w:type="dxa" w:w="3120"/>
+          </w:tcPr>
+          <w:p>
+            <w:r>
+              <w:rPr>
+                <w:sz w:val="18"/>
+              </w:rPr>
+              <w:t>BR-02</w:t>
+            </w:r>
+          </w:p>
+        </w:tc>
+        <w:tc>
+          <w:tcPr>
+            <w:tcW w:type="dxa" w:w="3120"/>
+          </w:tcPr>
+          <w:p>
+            <w:r>
+              <w:rPr>
+                <w:sz w:val="18"/>
+              </w:rPr>
+              <w:t>Business rule</w:t>
+            </w:r>
+          </w:p>
+        </w:tc>
+        <w:tc>
+          <w:tcPr>
+            <w:tcW w:type="dxa" w:w="3120"/>
+          </w:tcPr>
+          <w:p>
+            <w:r>
+              <w:rPr>
+                <w:sz w:val="18"/>
+              </w:rPr>
+              <w:t>2.9 Solution Security View</w:t>
+            </w:r>
+          </w:p>
+        </w:tc>
+      </w:tr>
+      <w:tr>
+        <w:tc>
+          <w:tcPr>
+            <w:tcW w:type="dxa" w:w="3120"/>
+          </w:tcPr>
+          <w:p>
+            <w:r>
+              <w:rPr>
+                <w:sz w:val="18"/>
+              </w:rPr>
+              <w:t>BR-03</w:t>
+            </w:r>
+          </w:p>
+        </w:tc>
+        <w:tc>
+          <w:tcPr>
+            <w:tcW w:type="dxa" w:w="3120"/>
+          </w:tcPr>
+          <w:p>
+            <w:r>
+              <w:rPr>
+                <w:sz w:val="18"/>
+              </w:rPr>
+              <w:t>Business rule</w:t>
+            </w:r>
+          </w:p>
+        </w:tc>
+        <w:tc>
+          <w:tcPr>
+            <w:tcW w:type="dxa" w:w="3120"/>
+          </w:tcPr>
+          <w:p>
+            <w:r>
+              <w:rPr>
+                <w:sz w:val="18"/>
+              </w:rPr>
+              <w:t>2.3 System Workflow</w:t>
+            </w:r>
+          </w:p>
+        </w:tc>
+      </w:tr>
+      <w:tr>
+        <w:tc>
+          <w:tcPr>
+            <w:tcW w:type="dxa" w:w="3120"/>
+          </w:tcPr>
+          <w:p>
+            <w:r>
+              <w:rPr>
+                <w:sz w:val="18"/>
+              </w:rPr>
+              <w:t>BR-04</w:t>
+            </w:r>
+          </w:p>
+        </w:tc>
+        <w:tc>
+          <w:tcPr>
+            <w:tcW w:type="dxa" w:w="3120"/>
+          </w:tcPr>
+          <w:p>
+            <w:r>
+              <w:rPr>
+                <w:sz w:val="18"/>
+              </w:rPr>
+              <w:t>Business rule</w:t>
+            </w:r>
+          </w:p>
+        </w:tc>
+        <w:tc>
+          <w:tcPr>
+            <w:tcW w:type="dxa" w:w="3120"/>
+          </w:tcPr>
+          <w:p>
+            <w:r>
+              <w:rPr>
+                <w:sz w:val="18"/>
+              </w:rPr>
+              <w:t>2.3 System Workflow</w:t>
+            </w:r>
+          </w:p>
+        </w:tc>
+      </w:tr>
+      <w:tr>
+        <w:tc>
+          <w:tcPr>
+            <w:tcW w:type="dxa" w:w="3120"/>
+          </w:tcPr>
+          <w:p>
+            <w:r>
+              <w:rPr>
+                <w:sz w:val="18"/>
+              </w:rPr>
+              <w:t>BR-05</w:t>
+            </w:r>
+          </w:p>
+        </w:tc>
+        <w:tc>
+          <w:tcPr>
+            <w:tcW w:type="dxa" w:w="3120"/>
+          </w:tcPr>
+          <w:p>
+            <w:r>
+              <w:rPr>
+                <w:sz w:val="18"/>
+              </w:rPr>
+              <w:t>Business rule</w:t>
+            </w:r>
+          </w:p>
+        </w:tc>
+        <w:tc>
+          <w:tcPr>
+            <w:tcW w:type="dxa" w:w="3120"/>
+          </w:tcPr>
+          <w:p>
+            <w:r>
+              <w:rPr>
+                <w:sz w:val="18"/>
+              </w:rPr>
+              <w:t>2.3 System Workflow</w:t>
+            </w:r>
+          </w:p>
+        </w:tc>
+      </w:tr>
+      <w:tr>
+        <w:tc>
+          <w:tcPr>
+            <w:tcW w:type="dxa" w:w="3120"/>
+          </w:tcPr>
+          <w:p>
+            <w:r>
+              <w:rPr>
+                <w:sz w:val="18"/>
+              </w:rPr>
+              <w:t>BR-06</w:t>
+            </w:r>
+          </w:p>
+        </w:tc>
+        <w:tc>
+          <w:tcPr>
+            <w:tcW w:type="dxa" w:w="3120"/>
+          </w:tcPr>
+          <w:p>
+            <w:r>
+              <w:rPr>
+                <w:sz w:val="18"/>
+              </w:rPr>
+              <w:t>Business rule</w:t>
+            </w:r>
+          </w:p>
+        </w:tc>
+        <w:tc>
+          <w:tcPr>
+            <w:tcW w:type="dxa" w:w="3120"/>
+          </w:tcPr>
+          <w:p>
+            <w:r>
+              <w:rPr>
+                <w:sz w:val="18"/>
+              </w:rPr>
+              <w:t>2.3 System Workflow</w:t>
+            </w:r>
+          </w:p>
+        </w:tc>
+      </w:tr>
+      <w:tr>
+        <w:tc>
+          <w:tcPr>
+            <w:tcW w:type="dxa" w:w="3120"/>
+          </w:tcPr>
+          <w:p>
+            <w:r>
+              <w:rPr>
+                <w:sz w:val="18"/>
+              </w:rPr>
+              <w:t>BR-07</w:t>
+            </w:r>
+          </w:p>
+        </w:tc>
+        <w:tc>
+          <w:tcPr>
+            <w:tcW w:type="dxa" w:w="3120"/>
+          </w:tcPr>
+          <w:p>
+            <w:r>
+              <w:rPr>
+                <w:sz w:val="18"/>
+              </w:rPr>
+              <w:t>Business rule</w:t>
+            </w:r>
+          </w:p>
+        </w:tc>
+        <w:tc>
+          <w:tcPr>
+            <w:tcW w:type="dxa" w:w="3120"/>
+          </w:tcPr>
+          <w:p>
+            <w:r>
+              <w:rPr>
+                <w:sz w:val="18"/>
+              </w:rPr>
+              <w:t>2.2 Modules</w:t>
+            </w:r>
+          </w:p>
+        </w:tc>
+      </w:tr>
+      <w:tr>
+        <w:tc>
+          <w:tcPr>
+            <w:tcW w:type="dxa" w:w="3120"/>
+          </w:tcPr>
+          <w:p>
+            <w:r>
+              <w:rPr>
+                <w:sz w:val="18"/>
+              </w:rPr>
+              <w:t>BR-08</w:t>
+            </w:r>
+          </w:p>
+        </w:tc>
+        <w:tc>
+          <w:tcPr>
+            <w:tcW w:type="dxa" w:w="3120"/>
+          </w:tcPr>
+          <w:p>
+            <w:r>
+              <w:rPr>
+                <w:sz w:val="18"/>
+              </w:rPr>
+              <w:t>Business rule</w:t>
+            </w:r>
+          </w:p>
+        </w:tc>
+        <w:tc>
+          <w:tcPr>
+            <w:tcW w:type="dxa" w:w="3120"/>
+          </w:tcPr>
+          <w:p>
+            <w:r>
+              <w:rPr>
+                <w:sz w:val="18"/>
+              </w:rPr>
+              <w:t>Withdrawn, not designed</w:t>
+            </w:r>
+          </w:p>
+        </w:tc>
+      </w:tr>
+      <w:tr>
+        <w:tc>
+          <w:tcPr>
+            <w:tcW w:type="dxa" w:w="3120"/>
+          </w:tcPr>
+          <w:p>
+            <w:r>
+              <w:rPr>
+                <w:sz w:val="18"/>
+              </w:rPr>
+              <w:t>BR-09</w:t>
+            </w:r>
+          </w:p>
+        </w:tc>
+        <w:tc>
+          <w:tcPr>
+            <w:tcW w:type="dxa" w:w="3120"/>
+          </w:tcPr>
+          <w:p>
+            <w:r>
+              <w:rPr>
+                <w:sz w:val="18"/>
+              </w:rPr>
+              <w:t>Business rule</w:t>
+            </w:r>
+          </w:p>
+        </w:tc>
+        <w:tc>
+          <w:tcPr>
+            <w:tcW w:type="dxa" w:w="3120"/>
+          </w:tcPr>
+          <w:p>
+            <w:r>
+              <w:rPr>
+                <w:sz w:val="18"/>
+              </w:rPr>
+              <w:t>2.2 Modules</w:t>
+            </w:r>
+          </w:p>
+        </w:tc>
+      </w:tr>
+      <w:tr>
+        <w:tc>
+          <w:tcPr>
+            <w:tcW w:type="dxa" w:w="3120"/>
+          </w:tcPr>
+          <w:p>
+            <w:r>
+              <w:rPr>
+                <w:sz w:val="18"/>
+              </w:rPr>
+              <w:t>BR-10</w:t>
+            </w:r>
+          </w:p>
+        </w:tc>
+        <w:tc>
+          <w:tcPr>
+            <w:tcW w:type="dxa" w:w="3120"/>
+          </w:tcPr>
+          <w:p>
+            <w:r>
+              <w:rPr>
+                <w:sz w:val="18"/>
+              </w:rPr>
+              <w:t>Business rule</w:t>
+            </w:r>
+          </w:p>
+        </w:tc>
+        <w:tc>
+          <w:tcPr>
+            <w:tcW w:type="dxa" w:w="3120"/>
+          </w:tcPr>
+          <w:p>
+            <w:r>
+              <w:rPr>
+                <w:sz w:val="18"/>
+              </w:rPr>
+              <w:t>2.4 Integration and Interfaces</w:t>
+            </w:r>
+          </w:p>
+        </w:tc>
+      </w:tr>
+      <w:tr>
+        <w:tc>
+          <w:tcPr>
+            <w:tcW w:type="dxa" w:w="3120"/>
+          </w:tcPr>
+          <w:p>
+            <w:r>
+              <w:rPr>
+                <w:sz w:val="18"/>
+              </w:rPr>
+              <w:t>BR-11</w:t>
+            </w:r>
+          </w:p>
+        </w:tc>
+        <w:tc>
+          <w:tcPr>
+            <w:tcW w:type="dxa" w:w="3120"/>
+          </w:tcPr>
+          <w:p>
+            <w:r>
+              <w:rPr>
+                <w:sz w:val="18"/>
+              </w:rPr>
+              <w:t>Business rule</w:t>
+            </w:r>
+          </w:p>
+        </w:tc>
+        <w:tc>
+          <w:tcPr>
+            <w:tcW w:type="dxa" w:w="3120"/>
+          </w:tcPr>
+          <w:p>
+            <w:r>
+              <w:rPr>
+                <w:sz w:val="18"/>
+              </w:rPr>
+              <w:t>2.2 Modules</w:t>
+            </w:r>
+          </w:p>
+        </w:tc>
+      </w:tr>
+      <w:tr>
+        <w:tc>
+          <w:tcPr>
+            <w:tcW w:type="dxa" w:w="3120"/>
+          </w:tcPr>
+          <w:p>
+            <w:r>
+              <w:rPr>
+                <w:sz w:val="18"/>
+              </w:rPr>
+              <w:t>BR-12</w:t>
+            </w:r>
+          </w:p>
+        </w:tc>
+        <w:tc>
+          <w:tcPr>
+            <w:tcW w:type="dxa" w:w="3120"/>
+          </w:tcPr>
+          <w:p>
+            <w:r>
+              <w:rPr>
+                <w:sz w:val="18"/>
+              </w:rPr>
+              <w:t>Business rule</w:t>
+            </w:r>
+          </w:p>
+        </w:tc>
+        <w:tc>
+          <w:tcPr>
+            <w:tcW w:type="dxa" w:w="3120"/>
+          </w:tcPr>
+          <w:p>
+            <w:r>
+              <w:rPr>
+                <w:sz w:val="18"/>
+              </w:rPr>
+              <w:t>2.5 Error Handling and Logging</w:t>
+            </w:r>
+          </w:p>
+        </w:tc>
+      </w:tr>
+      <w:tr>
+        <w:tc>
+          <w:tcPr>
+            <w:tcW w:type="dxa" w:w="3120"/>
+          </w:tcPr>
+          <w:p>
+            <w:r>
+              <w:rPr>
+                <w:sz w:val="18"/>
+              </w:rPr>
+              <w:t>BR-13</w:t>
+            </w:r>
+          </w:p>
+        </w:tc>
+        <w:tc>
+          <w:tcPr>
+            <w:tcW w:type="dxa" w:w="3120"/>
+          </w:tcPr>
+          <w:p>
+            <w:r>
+              <w:rPr>
+                <w:sz w:val="18"/>
+              </w:rPr>
+              <w:t>Business rule</w:t>
+            </w:r>
+          </w:p>
+        </w:tc>
+        <w:tc>
+          <w:tcPr>
+            <w:tcW w:type="dxa" w:w="3120"/>
+          </w:tcPr>
+          <w:p>
+            <w:r>
+              <w:rPr>
+                <w:sz w:val="18"/>
+              </w:rPr>
+              <w:t>2.9 Solution Security View</w:t>
+            </w:r>
+          </w:p>
+        </w:tc>
+      </w:tr>
+      <w:tr>
+        <w:tc>
+          <w:tcPr>
+            <w:tcW w:type="dxa" w:w="3120"/>
+          </w:tcPr>
+          <w:p>
+            <w:r>
+              <w:rPr>
+                <w:sz w:val="18"/>
+              </w:rPr>
+              <w:t>BR-14</w:t>
+            </w:r>
+          </w:p>
+        </w:tc>
+        <w:tc>
+          <w:tcPr>
+            <w:tcW w:type="dxa" w:w="3120"/>
+          </w:tcPr>
+          <w:p>
+            <w:r>
+              <w:rPr>
+                <w:sz w:val="18"/>
+              </w:rPr>
+              <w:t>Business rule</w:t>
+            </w:r>
+          </w:p>
+        </w:tc>
+        <w:tc>
+          <w:tcPr>
+            <w:tcW w:type="dxa" w:w="3120"/>
+          </w:tcPr>
+          <w:p>
+            <w:r>
+              <w:rPr>
+                <w:sz w:val="18"/>
+              </w:rPr>
+              <w:t>2.2 Modules</w:t>
+            </w:r>
+          </w:p>
+        </w:tc>
+      </w:tr>
+      <w:tr>
+        <w:tc>
+          <w:tcPr>
+            <w:tcW w:type="dxa" w:w="3120"/>
+          </w:tcPr>
+          <w:p>
+            <w:r>
+              <w:rPr>
+                <w:sz w:val="18"/>
+              </w:rPr>
+              <w:t>NFR-01</w:t>
+            </w:r>
+          </w:p>
+        </w:tc>
+        <w:tc>
+          <w:tcPr>
+            <w:tcW w:type="dxa" w:w="3120"/>
+          </w:tcPr>
+          <w:p>
+            <w:r>
+              <w:rPr>
+                <w:sz w:val="18"/>
+              </w:rPr>
+              <w:t>Non-functional</w:t>
+            </w:r>
+          </w:p>
+        </w:tc>
+        <w:tc>
+          <w:tcPr>
+            <w:tcW w:type="dxa" w:w="3120"/>
+          </w:tcPr>
+          <w:p>
+            <w:r>
+              <w:rPr>
+                <w:sz w:val="18"/>
+              </w:rPr>
+              <w:t>2.9 Solution Security View</w:t>
+            </w:r>
+          </w:p>
+        </w:tc>
+      </w:tr>
+      <w:tr>
+        <w:tc>
+          <w:tcPr>
+            <w:tcW w:type="dxa" w:w="3120"/>
+          </w:tcPr>
+          <w:p>
+            <w:r>
+              <w:rPr>
+                <w:sz w:val="18"/>
+              </w:rPr>
+              <w:t>NFR-02</w:t>
+            </w:r>
+          </w:p>
+        </w:tc>
+        <w:tc>
+          <w:tcPr>
+            <w:tcW w:type="dxa" w:w="3120"/>
+          </w:tcPr>
+          <w:p>
+            <w:r>
+              <w:rPr>
+                <w:sz w:val="18"/>
+              </w:rPr>
+              <w:t>Non-functional</w:t>
+            </w:r>
+          </w:p>
+        </w:tc>
+        <w:tc>
+          <w:tcPr>
+            <w:tcW w:type="dxa" w:w="3120"/>
+          </w:tcPr>
+          <w:p>
+            <w:r>
+              <w:rPr>
+                <w:sz w:val="18"/>
+              </w:rPr>
+              <w:t>2.9 Solution Security View</w:t>
+            </w:r>
+          </w:p>
+        </w:tc>
+      </w:tr>
+      <w:tr>
+        <w:tc>
+          <w:tcPr>
+            <w:tcW w:type="dxa" w:w="3120"/>
+          </w:tcPr>
+          <w:p>
+            <w:r>
+              <w:rPr>
+                <w:sz w:val="18"/>
+              </w:rPr>
+              <w:t>NFR-03</w:t>
+            </w:r>
+          </w:p>
+        </w:tc>
+        <w:tc>
+          <w:tcPr>
+            <w:tcW w:type="dxa" w:w="3120"/>
+          </w:tcPr>
+          <w:p>
+            <w:r>
+              <w:rPr>
+                <w:sz w:val="18"/>
+              </w:rPr>
+              <w:t>Non-functional</w:t>
+            </w:r>
+          </w:p>
+        </w:tc>
+        <w:tc>
+          <w:tcPr>
+            <w:tcW w:type="dxa" w:w="3120"/>
+          </w:tcPr>
+          <w:p>
+            <w:r>
+              <w:rPr>
+                <w:sz w:val="18"/>
+              </w:rPr>
+              <w:t>2.5 Error Handling and Logging</w:t>
+            </w:r>
+          </w:p>
+        </w:tc>
+      </w:tr>
+      <w:tr>
+        <w:tc>
+          <w:tcPr>
+            <w:tcW w:type="dxa" w:w="3120"/>
+          </w:tcPr>
+          <w:p>
+            <w:r>
+              <w:rPr>
+                <w:sz w:val="18"/>
+              </w:rPr>
+              <w:t>NFR-04</w:t>
+            </w:r>
+          </w:p>
+        </w:tc>
+        <w:tc>
+          <w:tcPr>
+            <w:tcW w:type="dxa" w:w="3120"/>
+          </w:tcPr>
+          <w:p>
+            <w:r>
+              <w:rPr>
+                <w:sz w:val="18"/>
+              </w:rPr>
+              <w:t>Non-functional</w:t>
+            </w:r>
+          </w:p>
+        </w:tc>
+        <w:tc>
+          <w:tcPr>
+            <w:tcW w:type="dxa" w:w="3120"/>
+          </w:tcPr>
+          <w:p>
+            <w:r>
+              <w:rPr>
+                <w:sz w:val="18"/>
+              </w:rPr>
+              <w:t>2.9 Solution Sizing and Performance View</w:t>
+            </w:r>
+          </w:p>
+        </w:tc>
+      </w:tr>
+      <w:tr>
+        <w:tc>
+          <w:tcPr>
+            <w:tcW w:type="dxa" w:w="3120"/>
+          </w:tcPr>
+          <w:p>
+            <w:r>
+              <w:rPr>
+                <w:sz w:val="18"/>
+              </w:rPr>
+              <w:t>NFR-05</w:t>
+            </w:r>
+          </w:p>
+        </w:tc>
+        <w:tc>
+          <w:tcPr>
+            <w:tcW w:type="dxa" w:w="3120"/>
+          </w:tcPr>
+          <w:p>
+            <w:r>
+              <w:rPr>
+                <w:sz w:val="18"/>
+              </w:rPr>
+              <w:t>Non-functional</w:t>
+            </w:r>
+          </w:p>
+        </w:tc>
+        <w:tc>
+          <w:tcPr>
+            <w:tcW w:type="dxa" w:w="3120"/>
+          </w:tcPr>
+          <w:p>
+            <w:r>
+              <w:rPr>
+                <w:sz w:val="18"/>
+              </w:rPr>
+              <w:t>2.9 Solution Availability View</w:t>
+            </w:r>
+          </w:p>
+        </w:tc>
+      </w:tr>
+      <w:tr>
+        <w:tc>
+          <w:tcPr>
+            <w:tcW w:type="dxa" w:w="3120"/>
+          </w:tcPr>
+          <w:p>
+            <w:r>
+              <w:rPr>
+                <w:sz w:val="18"/>
+              </w:rPr>
+              <w:t>NFR-06</w:t>
+            </w:r>
+          </w:p>
+        </w:tc>
+        <w:tc>
+          <w:tcPr>
+            <w:tcW w:type="dxa" w:w="3120"/>
+          </w:tcPr>
+          <w:p>
+            <w:r>
+              <w:rPr>
+                <w:sz w:val="18"/>
+              </w:rPr>
+              <w:t>Non-functional</w:t>
+            </w:r>
+          </w:p>
+        </w:tc>
+        <w:tc>
+          <w:tcPr>
+            <w:tcW w:type="dxa" w:w="3120"/>
+          </w:tcPr>
+          <w:p>
+            <w:r>
+              <w:rPr>
+                <w:sz w:val="18"/>
+              </w:rPr>
+              <w:t>2.6 User Interface (UI) Design</w:t>
+            </w:r>
+          </w:p>
+        </w:tc>
+      </w:tr>
+      <w:tr>
+        <w:tc>
+          <w:tcPr>
+            <w:tcW w:type="dxa" w:w="3120"/>
+          </w:tcPr>
+          <w:p>
+            <w:r>
+              <w:rPr>
+                <w:sz w:val="18"/>
+              </w:rPr>
+              <w:t>NFR-07</w:t>
+            </w:r>
+          </w:p>
+        </w:tc>
+        <w:tc>
+          <w:tcPr>
+            <w:tcW w:type="dxa" w:w="3120"/>
+          </w:tcPr>
+          <w:p>
+            <w:r>
+              <w:rPr>
+                <w:sz w:val="18"/>
+              </w:rPr>
+              <w:t>Non-functional</w:t>
+            </w:r>
+          </w:p>
+        </w:tc>
+        <w:tc>
+          <w:tcPr>
+            <w:tcW w:type="dxa" w:w="3120"/>
+          </w:tcPr>
+          <w:p>
+            <w:r>
+              <w:rPr>
+                <w:sz w:val="18"/>
+              </w:rPr>
+              <w:t>2.6 User Interface (UI) Design</w:t>
+            </w:r>
+          </w:p>
+        </w:tc>
+      </w:tr>
+      <w:tr>
+        <w:tc>
+          <w:tcPr>
+            <w:tcW w:type="dxa" w:w="3120"/>
+          </w:tcPr>
+          <w:p>
+            <w:r>
+              <w:rPr>
+                <w:sz w:val="18"/>
+              </w:rPr>
+              <w:t>NFR-08</w:t>
+            </w:r>
+          </w:p>
+        </w:tc>
+        <w:tc>
+          <w:tcPr>
+            <w:tcW w:type="dxa" w:w="3120"/>
+          </w:tcPr>
+          <w:p>
+            <w:r>
+              <w:rPr>
+                <w:sz w:val="18"/>
+              </w:rPr>
+              <w:t>Non-functional</w:t>
+            </w:r>
+          </w:p>
+        </w:tc>
+        <w:tc>
+          <w:tcPr>
+            <w:tcW w:type="dxa" w:w="3120"/>
+          </w:tcPr>
+          <w:p>
+            <w:r>
+              <w:rPr>
+                <w:sz w:val="18"/>
+              </w:rPr>
+              <w:t>2.6 User Interface (UI) Design</w:t>
+            </w:r>
+          </w:p>
+        </w:tc>
+      </w:tr>
+      <w:tr>
+        <w:tc>
+          <w:tcPr>
+            <w:tcW w:type="dxa" w:w="3120"/>
+          </w:tcPr>
+          <w:p>
+            <w:r>
+              <w:rPr>
+                <w:sz w:val="18"/>
+              </w:rPr>
+              <w:t>NFR-09</w:t>
+            </w:r>
+          </w:p>
+        </w:tc>
+        <w:tc>
+          <w:tcPr>
+            <w:tcW w:type="dxa" w:w="3120"/>
+          </w:tcPr>
+          <w:p>
+            <w:r>
+              <w:rPr>
+                <w:sz w:val="18"/>
+              </w:rPr>
+              <w:t>Non-functional</w:t>
+            </w:r>
+          </w:p>
+        </w:tc>
+        <w:tc>
+          <w:tcPr>
+            <w:tcW w:type="dxa" w:w="3120"/>
+          </w:tcPr>
+          <w:p>
+            <w:r>
+              <w:rPr>
+                <w:sz w:val="18"/>
+              </w:rPr>
+              <w:t>2.2 Modules</w:t>
+            </w:r>
+          </w:p>
+        </w:tc>
+      </w:tr>
+      <w:tr>
+        <w:tc>
+          <w:tcPr>
+            <w:tcW w:type="dxa" w:w="3120"/>
+          </w:tcPr>
+          <w:p>
+            <w:r>
+              <w:rPr>
+                <w:sz w:val="18"/>
+              </w:rPr>
+              <w:t>NFR-10</w:t>
+            </w:r>
+          </w:p>
+        </w:tc>
+        <w:tc>
+          <w:tcPr>
+            <w:tcW w:type="dxa" w:w="3120"/>
+          </w:tcPr>
+          <w:p>
+            <w:r>
+              <w:rPr>
+                <w:sz w:val="18"/>
+              </w:rPr>
+              <w:t>Non-functional</w:t>
+            </w:r>
+          </w:p>
+        </w:tc>
+        <w:tc>
+          <w:tcPr>
+            <w:tcW w:type="dxa" w:w="3120"/>
+          </w:tcPr>
+          <w:p>
+            <w:r>
+              <w:rPr>
+                <w:sz w:val="18"/>
+              </w:rPr>
+              <w:t>2.2 Modules</w:t>
+            </w:r>
+          </w:p>
+        </w:tc>
+      </w:tr>
+      <w:tr>
+        <w:tc>
+          <w:tcPr>
+            <w:tcW w:type="dxa" w:w="3120"/>
+          </w:tcPr>
+          <w:p>
+            <w:r>
+              <w:rPr>
+                <w:sz w:val="18"/>
+              </w:rPr>
+              <w:t>NFR-11</w:t>
+            </w:r>
+          </w:p>
+        </w:tc>
+        <w:tc>
+          <w:tcPr>
+            <w:tcW w:type="dxa" w:w="3120"/>
+          </w:tcPr>
+          <w:p>
+            <w:r>
+              <w:rPr>
+                <w:sz w:val="18"/>
+              </w:rPr>
+              <w:t>Non-functional</w:t>
+            </w:r>
+          </w:p>
+        </w:tc>
+        <w:tc>
+          <w:tcPr>
+            <w:tcW w:type="dxa" w:w="3120"/>
+          </w:tcPr>
+          <w:p>
+            <w:r>
+              <w:rPr>
+                <w:sz w:val="18"/>
+              </w:rPr>
+              <w:t>2.8 Data Architecture View</w:t>
+            </w:r>
+          </w:p>
+        </w:tc>
+      </w:tr>
+      <w:tr>
+        <w:tc>
+          <w:tcPr>
+            <w:tcW w:type="dxa" w:w="3120"/>
+          </w:tcPr>
+          <w:p>
+            <w:r>
+              <w:rPr>
+                <w:sz w:val="18"/>
+              </w:rPr>
+              <w:t>NFR-12</w:t>
+            </w:r>
+          </w:p>
+        </w:tc>
+        <w:tc>
+          <w:tcPr>
+            <w:tcW w:type="dxa" w:w="3120"/>
+          </w:tcPr>
+          <w:p>
+            <w:r>
+              <w:rPr>
+                <w:sz w:val="18"/>
+              </w:rPr>
+              <w:t>Non-functional</w:t>
+            </w:r>
+          </w:p>
+        </w:tc>
+        <w:tc>
+          <w:tcPr>
+            <w:tcW w:type="dxa" w:w="3120"/>
+          </w:tcPr>
+          <w:p>
+            <w:r>
+              <w:rPr>
+                <w:sz w:val="18"/>
+              </w:rPr>
+              <w:t>2.1 Architecture Overview</w:t>
+            </w:r>
+          </w:p>
+        </w:tc>
+      </w:tr>
+      <w:tr>
+        <w:tc>
+          <w:tcPr>
+            <w:tcW w:type="dxa" w:w="3120"/>
+          </w:tcPr>
+          <w:p>
+            <w:r>
+              <w:rPr>
+                <w:sz w:val="18"/>
+              </w:rPr>
+              <w:t>OP-01</w:t>
+            </w:r>
+          </w:p>
+        </w:tc>
+        <w:tc>
+          <w:tcPr>
+            <w:tcW w:type="dxa" w:w="3120"/>
+          </w:tcPr>
+          <w:p>
+            <w:r>
+              <w:rPr>
+                <w:sz w:val="18"/>
+              </w:rPr>
+              <w:t>Operational</w:t>
+            </w:r>
+          </w:p>
+        </w:tc>
+        <w:tc>
+          <w:tcPr>
+            <w:tcW w:type="dxa" w:w="3120"/>
+          </w:tcPr>
+          <w:p>
+            <w:r>
+              <w:rPr>
+                <w:sz w:val="18"/>
+              </w:rPr>
+              <w:t>2.1 Architecture Overview</w:t>
+            </w:r>
+          </w:p>
+        </w:tc>
+      </w:tr>
+      <w:tr>
+        <w:tc>
+          <w:tcPr>
+            <w:tcW w:type="dxa" w:w="3120"/>
+          </w:tcPr>
+          <w:p>
+            <w:r>
+              <w:rPr>
+                <w:sz w:val="18"/>
+              </w:rPr>
+              <w:t>OP-02</w:t>
+            </w:r>
+          </w:p>
+        </w:tc>
+        <w:tc>
+          <w:tcPr>
+            <w:tcW w:type="dxa" w:w="3120"/>
+          </w:tcPr>
+          <w:p>
+            <w:r>
+              <w:rPr>
+                <w:sz w:val="18"/>
+              </w:rPr>
+              <w:t>Operational</w:t>
+            </w:r>
+          </w:p>
+        </w:tc>
+        <w:tc>
+          <w:tcPr>
+            <w:tcW w:type="dxa" w:w="3120"/>
+          </w:tcPr>
+          <w:p>
+            <w:r>
+              <w:rPr>
+                <w:sz w:val="18"/>
+              </w:rPr>
+              <w:t>2.8 Data Architecture View</w:t>
+            </w:r>
+          </w:p>
+        </w:tc>
+      </w:tr>
+      <w:tr>
+        <w:tc>
+          <w:tcPr>
+            <w:tcW w:type="dxa" w:w="3120"/>
+          </w:tcPr>
+          <w:p>
+            <w:r>
+              <w:rPr>
+                <w:sz w:val="18"/>
+              </w:rPr>
+              <w:t>OP-03</w:t>
+            </w:r>
+          </w:p>
+        </w:tc>
+        <w:tc>
+          <w:tcPr>
+            <w:tcW w:type="dxa" w:w="3120"/>
+          </w:tcPr>
+          <w:p>
+            <w:r>
+              <w:rPr>
+                <w:sz w:val="18"/>
+              </w:rPr>
+              <w:t>Operational</w:t>
+            </w:r>
+          </w:p>
+        </w:tc>
+        <w:tc>
+          <w:tcPr>
+            <w:tcW w:type="dxa" w:w="3120"/>
+          </w:tcPr>
+          <w:p>
+            <w:r>
+              <w:rPr>
+                <w:sz w:val="18"/>
+              </w:rPr>
+              <w:t>2.7 Operational Model View</w:t>
+            </w:r>
+          </w:p>
+        </w:tc>
+      </w:tr>
+      <w:tr>
+        <w:tc>
+          <w:tcPr>
+            <w:tcW w:type="dxa" w:w="3120"/>
+          </w:tcPr>
+          <w:p>
+            <w:r>
+              <w:rPr>
+                <w:sz w:val="18"/>
+              </w:rPr>
+              <w:t>OP-04</w:t>
+            </w:r>
+          </w:p>
+        </w:tc>
+        <w:tc>
+          <w:tcPr>
+            <w:tcW w:type="dxa" w:w="3120"/>
+          </w:tcPr>
+          <w:p>
+            <w:r>
+              <w:rPr>
+                <w:sz w:val="18"/>
+              </w:rPr>
+              <w:t>Operational</w:t>
+            </w:r>
+          </w:p>
+        </w:tc>
+        <w:tc>
+          <w:tcPr>
+            <w:tcW w:type="dxa" w:w="3120"/>
+          </w:tcPr>
+          <w:p>
+            <w:r>
+              <w:rPr>
+                <w:sz w:val="18"/>
+              </w:rPr>
+              <w:t>2.9 Solution Availability View</w:t>
+            </w:r>
+          </w:p>
+        </w:tc>
+      </w:tr>
+      <w:tr>
+        <w:tc>
+          <w:tcPr>
+            <w:tcW w:type="dxa" w:w="3120"/>
+          </w:tcPr>
+          <w:p>
+            <w:r>
+              <w:rPr>
+                <w:sz w:val="18"/>
+              </w:rPr>
+              <w:t>OP-05</w:t>
+            </w:r>
+          </w:p>
+        </w:tc>
+        <w:tc>
+          <w:tcPr>
+            <w:tcW w:type="dxa" w:w="3120"/>
+          </w:tcPr>
+          <w:p>
+            <w:r>
+              <w:rPr>
+                <w:sz w:val="18"/>
+              </w:rPr>
+              <w:t>Operational</w:t>
+            </w:r>
+          </w:p>
+        </w:tc>
+        <w:tc>
+          <w:tcPr>
+            <w:tcW w:type="dxa" w:w="3120"/>
+          </w:tcPr>
+          <w:p>
+            <w:r>
+              <w:rPr>
+                <w:sz w:val="18"/>
+              </w:rPr>
+              <w:t>2.9 Solution Management and Monitoring View</w:t>
+            </w:r>
+          </w:p>
+        </w:tc>
+      </w:tr>
+      <w:tr>
+        <w:tc>
+          <w:tcPr>
+            <w:tcW w:type="dxa" w:w="3120"/>
+          </w:tcPr>
+          <w:p>
+            <w:r>
+              <w:rPr>
+                <w:sz w:val="18"/>
+              </w:rPr>
+              <w:t>OP-06</w:t>
+            </w:r>
+          </w:p>
+        </w:tc>
+        <w:tc>
+          <w:tcPr>
+            <w:tcW w:type="dxa" w:w="3120"/>
+          </w:tcPr>
+          <w:p>
+            <w:r>
+              <w:rPr>
+                <w:sz w:val="18"/>
+              </w:rPr>
+              <w:t>Operational</w:t>
+            </w:r>
+          </w:p>
+        </w:tc>
+        <w:tc>
+          <w:tcPr>
+            <w:tcW w:type="dxa" w:w="3120"/>
+          </w:tcPr>
+          <w:p>
+            <w:r>
+              <w:rPr>
+                <w:sz w:val="18"/>
+              </w:rPr>
+              <w:t>2.9 Solution Sizing and Performance View</w:t>
+            </w:r>
+          </w:p>
+        </w:tc>
+      </w:tr>
+      <w:tr>
+        <w:tc>
+          <w:tcPr>
+            <w:tcW w:type="dxa" w:w="3120"/>
+          </w:tcPr>
+          <w:p>
+            <w:r>
+              <w:rPr>
+                <w:sz w:val="18"/>
+              </w:rPr>
+              <w:t>OP-07</w:t>
+            </w:r>
+          </w:p>
+        </w:tc>
+        <w:tc>
+          <w:tcPr>
+            <w:tcW w:type="dxa" w:w="3120"/>
+          </w:tcPr>
+          <w:p>
+            <w:r>
+              <w:rPr>
+                <w:sz w:val="18"/>
+              </w:rPr>
+              <w:t>Operational</w:t>
+            </w:r>
+          </w:p>
+        </w:tc>
+        <w:tc>
+          <w:tcPr>
+            <w:tcW w:type="dxa" w:w="3120"/>
+          </w:tcPr>
+          <w:p>
+            <w:r>
+              <w:rPr>
+                <w:sz w:val="18"/>
+              </w:rPr>
+              <w:t>2.2 Modules</w:t>
+            </w:r>
+          </w:p>
+        </w:tc>
+      </w:tr>
+      <w:tr>
+        <w:tc>
+          <w:tcPr>
+            <w:tcW w:type="dxa" w:w="3120"/>
+          </w:tcPr>
+          <w:p>
+            <w:r>
+              <w:rPr>
+                <w:sz w:val="18"/>
+              </w:rPr>
+              <w:t>OP-08</w:t>
+            </w:r>
+          </w:p>
+        </w:tc>
+        <w:tc>
+          <w:tcPr>
+            <w:tcW w:type="dxa" w:w="3120"/>
+          </w:tcPr>
+          <w:p>
+            <w:r>
+              <w:rPr>
+                <w:sz w:val="18"/>
+              </w:rPr>
+              <w:t>Operational</w:t>
+            </w:r>
+          </w:p>
+        </w:tc>
+        <w:tc>
+          <w:tcPr>
+            <w:tcW w:type="dxa" w:w="3120"/>
+          </w:tcPr>
+          <w:p>
+            <w:r>
+              <w:rPr>
+                <w:sz w:val="18"/>
+              </w:rPr>
+              <w:t>2.2 Modules</w:t>
+            </w:r>
+          </w:p>
+        </w:tc>
+      </w:tr>
+      <w:tr>
+        <w:tc>
+          <w:tcPr>
+            <w:tcW w:type="dxa" w:w="3120"/>
+          </w:tcPr>
+          <w:p>
+            <w:r>
+              <w:rPr>
+                <w:sz w:val="18"/>
+              </w:rPr>
+              <w:t>OP-09</w:t>
+            </w:r>
+          </w:p>
+        </w:tc>
+        <w:tc>
+          <w:tcPr>
+            <w:tcW w:type="dxa" w:w="3120"/>
+          </w:tcPr>
+          <w:p>
+            <w:r>
+              <w:rPr>
+                <w:sz w:val="18"/>
+              </w:rPr>
+              <w:t>Operational</w:t>
+            </w:r>
+          </w:p>
+        </w:tc>
+        <w:tc>
+          <w:tcPr>
+            <w:tcW w:type="dxa" w:w="3120"/>
+          </w:tcPr>
+          <w:p>
+            <w:r>
+              <w:rPr>
+                <w:sz w:val="18"/>
+              </w:rPr>
+              <w:t>2.4 Integration and Interfaces</w:t>
+            </w:r>
+          </w:p>
+        </w:tc>
+      </w:tr>
+      <w:tr>
+        <w:tc>
+          <w:tcPr>
+            <w:tcW w:type="dxa" w:w="3120"/>
+          </w:tcPr>
+          <w:p>
+            <w:r>
+              <w:rPr>
+                <w:sz w:val="18"/>
+              </w:rPr>
+              <w:t>OP-10</w:t>
+            </w:r>
+          </w:p>
+        </w:tc>
+        <w:tc>
+          <w:tcPr>
+            <w:tcW w:type="dxa" w:w="3120"/>
+          </w:tcPr>
+          <w:p>
+            <w:r>
+              <w:rPr>
+                <w:sz w:val="18"/>
+              </w:rPr>
+              <w:t>Operational</w:t>
+            </w:r>
+          </w:p>
+        </w:tc>
+        <w:tc>
+          <w:tcPr>
+            <w:tcW w:type="dxa" w:w="3120"/>
+          </w:tcPr>
+          <w:p>
+            <w:r>
+              <w:rPr>
+                <w:sz w:val="18"/>
+              </w:rPr>
+              <w:t>2.9 Solution Availability View</w:t>
+            </w:r>
+          </w:p>
+        </w:tc>
+      </w:tr>
+      <w:tr>
+        <w:tc>
+          <w:tcPr>
+            <w:tcW w:type="dxa" w:w="3120"/>
+          </w:tcPr>
+          <w:p>
+            <w:r>
+              <w:rPr>
+                <w:sz w:val="18"/>
+              </w:rPr>
+              <w:t>OP-11</w:t>
+            </w:r>
+          </w:p>
+        </w:tc>
+        <w:tc>
+          <w:tcPr>
+            <w:tcW w:type="dxa" w:w="3120"/>
+          </w:tcPr>
+          <w:p>
+            <w:r>
+              <w:rPr>
+                <w:sz w:val="18"/>
+              </w:rPr>
+              <w:t>Operational</w:t>
+            </w:r>
+          </w:p>
+        </w:tc>
+        <w:tc>
+          <w:tcPr>
+            <w:tcW w:type="dxa" w:w="3120"/>
+          </w:tcPr>
+          <w:p>
+            <w:r>
+              <w:rPr>
+                <w:sz w:val="18"/>
+              </w:rPr>
+              <w:t>2.4 Integration and Interfaces</w:t>
+            </w:r>
+          </w:p>
+        </w:tc>
+      </w:tr>
+      <w:tr>
+        <w:tc>
+          <w:tcPr>
+            <w:tcW w:type="dxa" w:w="3120"/>
+          </w:tcPr>
+          <w:p>
+            <w:r>
+              <w:rPr>
+                <w:sz w:val="18"/>
+              </w:rPr>
+              <w:t>OP-12</w:t>
+            </w:r>
+          </w:p>
+        </w:tc>
+        <w:tc>
+          <w:tcPr>
+            <w:tcW w:type="dxa" w:w="3120"/>
+          </w:tcPr>
+          <w:p>
+            <w:r>
+              <w:rPr>
+                <w:sz w:val="18"/>
+              </w:rPr>
+              <w:t>Operational</w:t>
+            </w:r>
+          </w:p>
+        </w:tc>
+        <w:tc>
+          <w:tcPr>
+            <w:tcW w:type="dxa" w:w="3120"/>
+          </w:tcPr>
+          <w:p>
+            <w:r>
+              <w:rPr>
+                <w:sz w:val="18"/>
+              </w:rPr>
+              <w:t>2.4 Integration and Interfaces</w:t>
+            </w:r>
+          </w:p>
+        </w:tc>
+      </w:tr>
+      <w:tr>
+        <w:tc>
+          <w:tcPr>
+            <w:tcW w:type="dxa" w:w="3120"/>
+          </w:tcPr>
+          <w:p>
+            <w:r>
+              <w:rPr>
+                <w:sz w:val="18"/>
+              </w:rPr>
+              <w:t>OP-13</w:t>
+            </w:r>
+          </w:p>
+        </w:tc>
+        <w:tc>
+          <w:tcPr>
+            <w:tcW w:type="dxa" w:w="3120"/>
+          </w:tcPr>
+          <w:p>
+            <w:r>
+              <w:rPr>
+                <w:sz w:val="18"/>
+              </w:rPr>
+              <w:t>Operational</w:t>
+            </w:r>
+          </w:p>
+        </w:tc>
+        <w:tc>
+          <w:tcPr>
+            <w:tcW w:type="dxa" w:w="3120"/>
+          </w:tcPr>
+          <w:p>
+            <w:r>
+              <w:rPr>
+                <w:sz w:val="18"/>
+              </w:rPr>
+              <w:t>2.8 Data Architecture View</w:t>
+            </w:r>
+          </w:p>
+        </w:tc>
+      </w:tr>
+      <w:tr>
+        <w:tc>
+          <w:tcPr>
+            <w:tcW w:type="dxa" w:w="3120"/>
+          </w:tcPr>
+          <w:p>
+            <w:r>
+              <w:rPr>
+                <w:sz w:val="18"/>
+              </w:rPr>
+              <w:t>OP-14</w:t>
+            </w:r>
+          </w:p>
+        </w:tc>
+        <w:tc>
+          <w:tcPr>
+            <w:tcW w:type="dxa" w:w="3120"/>
+          </w:tcPr>
+          <w:p>
+            <w:r>
+              <w:rPr>
+                <w:sz w:val="18"/>
+              </w:rPr>
+              <w:t>Operational</w:t>
+            </w:r>
+          </w:p>
+        </w:tc>
+        <w:tc>
+          <w:tcPr>
+            <w:tcW w:type="dxa" w:w="3120"/>
+          </w:tcPr>
+          <w:p>
+            <w:r>
+              <w:rPr>
+                <w:sz w:val="18"/>
+              </w:rPr>
+              <w:t>2.4 Integration and Interfaces</w:t>
+            </w:r>
+          </w:p>
+        </w:tc>
+      </w:tr>
+      <w:tr>
+        <w:tc>
+          <w:tcPr>
+            <w:tcW w:type="dxa" w:w="3120"/>
+          </w:tcPr>
+          <w:p>
+            <w:r>
+              <w:rPr>
+                <w:sz w:val="18"/>
+              </w:rPr>
+              <w:t>OP-15</w:t>
+            </w:r>
+          </w:p>
+        </w:tc>
+        <w:tc>
+          <w:tcPr>
+            <w:tcW w:type="dxa" w:w="3120"/>
+          </w:tcPr>
+          <w:p>
+            <w:r>
+              <w:rPr>
+                <w:sz w:val="18"/>
+              </w:rPr>
+              <w:t>Operational</w:t>
+            </w:r>
+          </w:p>
+        </w:tc>
+        <w:tc>
+          <w:tcPr>
+            <w:tcW w:type="dxa" w:w="3120"/>
+          </w:tcPr>
+          <w:p>
+            <w:r>
+              <w:rPr>
+                <w:sz w:val="18"/>
+              </w:rPr>
+              <w:t>2.1 Architecture Overview</w:t>
+            </w:r>
+          </w:p>
+        </w:tc>
+      </w:tr>
+      <w:tr>
+        <w:tc>
+          <w:tcPr>
+            <w:tcW w:type="dxa" w:w="3120"/>
+          </w:tcPr>
+          <w:p>
+            <w:r>
+              <w:rPr>
+                <w:sz w:val="18"/>
+              </w:rPr>
+              <w:t>OP-16</w:t>
+            </w:r>
+          </w:p>
+        </w:tc>
+        <w:tc>
+          <w:tcPr>
+            <w:tcW w:type="dxa" w:w="3120"/>
+          </w:tcPr>
+          <w:p>
+            <w:r>
+              <w:rPr>
+                <w:sz w:val="18"/>
+              </w:rPr>
+              <w:t>Operational</w:t>
+            </w:r>
+          </w:p>
+        </w:tc>
+        <w:tc>
+          <w:tcPr>
+            <w:tcW w:type="dxa" w:w="3120"/>
+          </w:tcPr>
+          <w:p>
+            <w:r>
+              <w:rPr>
+                <w:sz w:val="18"/>
+              </w:rPr>
+              <w:t>2.4 Integration and Interfaces</w:t>
+            </w:r>
+          </w:p>
+        </w:tc>
+      </w:tr>
+    </w:tbl>
     <w:sectPr>
       <w:headerReference w:type="even" r:id="rId18"/>
       <w:headerReference w:type="default" r:id="rId19"/>

--- a/docs/SIMF-HLD-004-MoD-HLD-External-v1.4.docx
+++ b/docs/SIMF-HLD-004-MoD-HLD-External-v1.4.docx
@@ -10728,7 +10728,7 @@
                 <w:b/>
                 <w:sz w:val="24"/>
               </w:rPr>
-              <w:t>Data classification: the system holds no classified or militarily sensitive information. The data is unclassified but includes personal data of visitors, speakers and exhibitors, which is processed under the PDPL and the National Cybersecurity Authority controls. No data is sent to a cloud artificial-intelligence service. The on-site model receives session content to summarise and question text to filter. The call carries no account identifier. The personal data includes a facial photograph and a scanned identity document, both supplied by the registrant at the identity-image and photo-verification steps of registration, and both consented to when the terms are accepted before the registration is submitted. Three separate mechanisms touch a face, and they are deliberately kept apart. First, a presence check on the uploaded photograph: the server confirms the image contains a human face, so that a badge is not issued against a blank, a logo or an unusable picture. It runs offline on the application server inside HSA, against a detection model shipped with the application, and neither the image nor any value derived from it leaves the platform. Second, a guided liveness capture in the mobile application, which asks the user to smile and to turn their head; it runs entirely on the device and the only thing it produces is the photograph itself. Third, the optional biometric sign-in, where the fingerprint or face is checked by the operating system to unlock a private key held in the device security element; that biometric never reaches SIMF. The platform performs no facial recognition. It computes no face embedding, stores no biometric template, and matches no face against any other face or against any external register. The photograph is stored as an ordinary encrypted file under the same AES-GCM envelope as every other confidential file, and the account holder can delete it from the application, which removes the stored file.</w:t>
+              <w:t>Data classification: the system holds no classified or militarily sensitive information. The data is unclassified but includes personal data of visitors, speakers and exhibitors, which is processed under the PDPL and the National Cybersecurity Authority controls. No data is sent to a cloud artificial-intelligence service. The on-site model receives session content to summarise and question text to filter. The call carries no account identifier. The personal data includes a facial photograph and a scanned identity document, supplied by the registrant at the identity-image and photo-verification steps of registration and consented to when the terms are accepted before the registration is submitted. Three separate mechanisms touch a face, and they are deliberately kept apart. First, a presence check on the uploaded photograph: the server confirms the image contains a human face, so that a badge is not issued against a blank, a logo or an unusable picture. It runs offline on the application server inside HSA, against a detection model shipped with the application, and neither the image nor any value derived from it leaves the platform. Second, a guided liveness capture in the mobile application, which asks the user to smile and to turn their head; it runs entirely on the device and the only thing it produces is the photograph itself. Third, the optional biometric sign-in, where the fingerprint or face is checked by the operating system to unlock a private key held in the device security element; that biometric never reaches SIMF. The platform performs no facial recognition. It computes no face embedding, stores no biometric template, and matches no face against any other face or against any external register. The photograph is stored as an ordinary encrypted file under the same AES-GCM envelope as every other confidential file, and the account holder can delete it from the application, which removes the stored file.</w:t>
             </w:r>
           </w:p>
           <w:p>
